--- a/docs/ProjectDocumentation.docx
+++ b/docs/ProjectDocumentation.docx
@@ -1810,6 +1810,14 @@
     </w:p>
     <w:p>
       <w:pPr>
+        <w:spacing w:before="240" w:after="240"/>
+        <w:rPr>
+          <w:rFonts w:eastAsiaTheme="minorEastAsia"/>
+        </w:rPr>
+      </w:pPr>
+    </w:p>
+    <w:p>
+      <w:pPr>
         <w:pStyle w:val="Nagwek2"/>
         <w:spacing w:before="0" w:after="299"/>
         <w:rPr>
@@ -2206,20 +2214,6 @@
         <w:spacing w:before="0" w:after="299"/>
         <w:rPr>
           <w:rFonts w:asciiTheme="minorHAnsi" w:eastAsiaTheme="minorEastAsia" w:hAnsiTheme="minorHAnsi" w:cstheme="minorBidi"/>
-          <w:b/>
-          <w:bCs/>
-          <w:color w:val="auto"/>
-          <w:sz w:val="24"/>
-          <w:szCs w:val="24"/>
-        </w:rPr>
-      </w:pPr>
-    </w:p>
-    <w:p>
-      <w:pPr>
-        <w:pStyle w:val="Nagwek2"/>
-        <w:spacing w:before="0" w:after="299"/>
-        <w:rPr>
-          <w:rFonts w:asciiTheme="minorHAnsi" w:eastAsiaTheme="minorEastAsia" w:hAnsiTheme="minorHAnsi" w:cstheme="minorBidi"/>
           <w:color w:val="auto"/>
           <w:sz w:val="28"/>
           <w:szCs w:val="28"/>
@@ -2234,6 +2228,7 @@
           <w:sz w:val="28"/>
           <w:szCs w:val="28"/>
         </w:rPr>
+        <w:lastRenderedPageBreak/>
         <w:t>Kontekstowy Diagram Przypadków Użycia</w:t>
       </w:r>
     </w:p>
@@ -2449,6 +2444,60 @@
           <w:rFonts w:eastAsiaTheme="minorEastAsia"/>
         </w:rPr>
       </w:pPr>
+      <w:r>
+        <w:rPr>
+          <w:rFonts w:eastAsiaTheme="minorEastAsia"/>
+          <w:noProof/>
+        </w:rPr>
+        <w:drawing>
+          <wp:inline distT="0" distB="0" distL="0" distR="0" wp14:anchorId="3717A770" wp14:editId="3982543C">
+            <wp:extent cx="5727700" cy="4025900"/>
+            <wp:effectExtent l="0" t="0" r="6350" b="0"/>
+            <wp:docPr id="2013236356" name="Obraz 1"/>
+            <wp:cNvGraphicFramePr>
+              <a:graphicFrameLocks xmlns:a="http://schemas.openxmlformats.org/drawingml/2006/main" noChangeAspect="1"/>
+            </wp:cNvGraphicFramePr>
+            <a:graphic xmlns:a="http://schemas.openxmlformats.org/drawingml/2006/main">
+              <a:graphicData uri="http://schemas.openxmlformats.org/drawingml/2006/picture">
+                <pic:pic xmlns:pic="http://schemas.openxmlformats.org/drawingml/2006/picture">
+                  <pic:nvPicPr>
+                    <pic:cNvPr id="0" name="Picture 1"/>
+                    <pic:cNvPicPr>
+                      <a:picLocks noChangeAspect="1" noChangeArrowheads="1"/>
+                    </pic:cNvPicPr>
+                  </pic:nvPicPr>
+                  <pic:blipFill>
+                    <a:blip r:embed="rId6" cstate="print">
+                      <a:extLst>
+                        <a:ext uri="{28A0092B-C50C-407E-A947-70E740481C1C}">
+                          <a14:useLocalDpi xmlns:a14="http://schemas.microsoft.com/office/drawing/2010/main" val="0"/>
+                        </a:ext>
+                      </a:extLst>
+                    </a:blip>
+                    <a:srcRect/>
+                    <a:stretch>
+                      <a:fillRect/>
+                    </a:stretch>
+                  </pic:blipFill>
+                  <pic:spPr bwMode="auto">
+                    <a:xfrm>
+                      <a:off x="0" y="0"/>
+                      <a:ext cx="5727700" cy="4025900"/>
+                    </a:xfrm>
+                    <a:prstGeom prst="rect">
+                      <a:avLst/>
+                    </a:prstGeom>
+                    <a:noFill/>
+                    <a:ln>
+                      <a:noFill/>
+                    </a:ln>
+                  </pic:spPr>
+                </pic:pic>
+              </a:graphicData>
+            </a:graphic>
+          </wp:inline>
+        </w:drawing>
+      </w:r>
     </w:p>
     <w:p>
       <w:pPr>
@@ -2457,12 +2506,22 @@
           <w:rFonts w:eastAsiaTheme="minorEastAsia"/>
         </w:rPr>
       </w:pPr>
-      <w:r>
-        <w:rPr>
-          <w:rFonts w:eastAsiaTheme="minorEastAsia"/>
-        </w:rPr>
-        <w:t>&lt;TU MI BRAKUJE DIAGRAMU&gt;</w:t>
-      </w:r>
+    </w:p>
+    <w:p>
+      <w:pPr>
+        <w:spacing w:before="240" w:after="240"/>
+        <w:rPr>
+          <w:rFonts w:eastAsiaTheme="minorEastAsia"/>
+        </w:rPr>
+      </w:pPr>
+    </w:p>
+    <w:p>
+      <w:pPr>
+        <w:spacing w:before="240" w:after="240"/>
+        <w:rPr>
+          <w:rFonts w:eastAsiaTheme="minorEastAsia"/>
+        </w:rPr>
+      </w:pPr>
     </w:p>
     <w:p>
       <w:pPr>
@@ -2494,6 +2553,7 @@
           <w:sz w:val="28"/>
           <w:szCs w:val="28"/>
         </w:rPr>
+        <w:lastRenderedPageBreak/>
         <w:t>Systemowy Diagram Przypadków Użycia</w:t>
       </w:r>
     </w:p>
@@ -2847,14 +2907,6 @@
     </w:p>
     <w:p>
       <w:pPr>
-        <w:spacing w:before="240" w:after="240"/>
-        <w:rPr>
-          <w:rFonts w:eastAsiaTheme="minorEastAsia"/>
-        </w:rPr>
-      </w:pPr>
-    </w:p>
-    <w:p>
-      <w:pPr>
         <w:pStyle w:val="Akapitzlist"/>
         <w:numPr>
           <w:ilvl w:val="0"/>
@@ -2873,7 +2925,6 @@
           <w:b/>
           <w:bCs/>
         </w:rPr>
-        <w:lastRenderedPageBreak/>
         <w:t>Ekipa Terenowa:</w:t>
       </w:r>
     </w:p>
@@ -2942,6 +2993,68 @@
       <w:r>
         <w:rPr>
           <w:rFonts w:eastAsiaTheme="minorEastAsia"/>
+          <w:noProof/>
+        </w:rPr>
+        <w:drawing>
+          <wp:anchor distT="0" distB="0" distL="114300" distR="114300" simplePos="0" relativeHeight="251663360" behindDoc="0" locked="0" layoutInCell="1" allowOverlap="1" wp14:anchorId="65EAE0CC" wp14:editId="030A343A">
+            <wp:simplePos x="0" y="0"/>
+            <wp:positionH relativeFrom="margin">
+              <wp:align>center</wp:align>
+            </wp:positionH>
+            <wp:positionV relativeFrom="paragraph">
+              <wp:posOffset>388620</wp:posOffset>
+            </wp:positionV>
+            <wp:extent cx="5351947" cy="3346450"/>
+            <wp:effectExtent l="0" t="0" r="1270" b="6350"/>
+            <wp:wrapSquare wrapText="bothSides"/>
+            <wp:docPr id="899048530" name="Obraz 2"/>
+            <wp:cNvGraphicFramePr>
+              <a:graphicFrameLocks xmlns:a="http://schemas.openxmlformats.org/drawingml/2006/main" noChangeAspect="1"/>
+            </wp:cNvGraphicFramePr>
+            <a:graphic xmlns:a="http://schemas.openxmlformats.org/drawingml/2006/main">
+              <a:graphicData uri="http://schemas.openxmlformats.org/drawingml/2006/picture">
+                <pic:pic xmlns:pic="http://schemas.openxmlformats.org/drawingml/2006/picture">
+                  <pic:nvPicPr>
+                    <pic:cNvPr id="0" name="Picture 2"/>
+                    <pic:cNvPicPr>
+                      <a:picLocks noChangeAspect="1" noChangeArrowheads="1"/>
+                    </pic:cNvPicPr>
+                  </pic:nvPicPr>
+                  <pic:blipFill>
+                    <a:blip r:embed="rId7" cstate="print">
+                      <a:extLst>
+                        <a:ext uri="{28A0092B-C50C-407E-A947-70E740481C1C}">
+                          <a14:useLocalDpi xmlns:a14="http://schemas.microsoft.com/office/drawing/2010/main" val="0"/>
+                        </a:ext>
+                      </a:extLst>
+                    </a:blip>
+                    <a:srcRect/>
+                    <a:stretch>
+                      <a:fillRect/>
+                    </a:stretch>
+                  </pic:blipFill>
+                  <pic:spPr bwMode="auto">
+                    <a:xfrm>
+                      <a:off x="0" y="0"/>
+                      <a:ext cx="5351947" cy="3346450"/>
+                    </a:xfrm>
+                    <a:prstGeom prst="rect">
+                      <a:avLst/>
+                    </a:prstGeom>
+                    <a:noFill/>
+                    <a:ln>
+                      <a:noFill/>
+                    </a:ln>
+                  </pic:spPr>
+                </pic:pic>
+              </a:graphicData>
+            </a:graphic>
+          </wp:anchor>
+        </w:drawing>
+      </w:r>
+      <w:r>
+        <w:rPr>
+          <w:rFonts w:eastAsiaTheme="minorEastAsia"/>
           <w:b/>
           <w:bCs/>
         </w:rPr>
@@ -2953,44 +3066,6 @@
         </w:rPr>
         <w:t xml:space="preserve"> Pobranie środków zgodnie z wybraną taryfą.</w:t>
       </w:r>
-    </w:p>
-    <w:p>
-      <w:pPr>
-        <w:spacing w:before="240" w:after="240"/>
-        <w:rPr>
-          <w:rFonts w:eastAsiaTheme="minorEastAsia"/>
-        </w:rPr>
-      </w:pPr>
-    </w:p>
-    <w:p>
-      <w:pPr>
-        <w:spacing w:before="240" w:after="240"/>
-        <w:rPr>
-          <w:rFonts w:eastAsiaTheme="minorEastAsia"/>
-        </w:rPr>
-      </w:pPr>
-      <w:r>
-        <w:rPr>
-          <w:rFonts w:eastAsiaTheme="minorEastAsia"/>
-        </w:rPr>
-        <w:t>&lt;TU MI TEZ BRAKUJE DIAGRAMU&gt;</w:t>
-      </w:r>
-    </w:p>
-    <w:p>
-      <w:pPr>
-        <w:spacing w:before="240" w:after="240"/>
-        <w:rPr>
-          <w:rFonts w:eastAsiaTheme="minorEastAsia"/>
-        </w:rPr>
-      </w:pPr>
-    </w:p>
-    <w:p>
-      <w:pPr>
-        <w:spacing w:before="240" w:after="240"/>
-        <w:rPr>
-          <w:rFonts w:eastAsiaTheme="minorEastAsia"/>
-        </w:rPr>
-      </w:pPr>
     </w:p>
     <w:p>
       <w:pPr>
@@ -3014,6 +3089,7 @@
           <w:sz w:val="28"/>
           <w:szCs w:val="28"/>
         </w:rPr>
+        <w:lastRenderedPageBreak/>
         <w:t>Scenariusz: Realizacja przejazdu i rezerwacji</w:t>
       </w:r>
     </w:p>
@@ -3181,21 +3257,7 @@
         <w:rPr>
           <w:rFonts w:eastAsiaTheme="minorEastAsia"/>
         </w:rPr>
-        <w:t xml:space="preserve">Podczas jazdy system w czasie rzeczywistym monitoruje pozycję GPS i sprawdza, czy pojazd nie wjechał w </w:t>
-      </w:r>
-      <w:r>
-        <w:rPr>
-          <w:rFonts w:eastAsiaTheme="minorEastAsia"/>
-          <w:b/>
-          <w:bCs/>
-        </w:rPr>
-        <w:t>Wirtualną Strefę</w:t>
-      </w:r>
-      <w:r>
-        <w:rPr>
-          <w:rFonts w:eastAsiaTheme="minorEastAsia"/>
-        </w:rPr>
-        <w:t>.</w:t>
+        <w:t>Podczas jazdy system w czasie rzeczywistym monitoruje pozycję GPS i sprawdza, czy pojazd nie wjechał w Wirtualną Strefę.</w:t>
       </w:r>
     </w:p>
     <w:p>
@@ -3269,47 +3331,16 @@
       </w:pPr>
       <w:r>
         <w:rPr>
-          <w:rFonts w:eastAsiaTheme="minorEastAsia"/>
-        </w:rPr>
-        <w:t xml:space="preserve">System łączy się z </w:t>
-      </w:r>
-      <w:r>
-        <w:rPr>
-          <w:rFonts w:eastAsiaTheme="minorEastAsia"/>
-          <w:b/>
-          <w:bCs/>
-        </w:rPr>
-        <w:t>Operatorem Płatności</w:t>
-      </w:r>
-      <w:r>
-        <w:rPr>
-          <w:rFonts w:eastAsiaTheme="minorEastAsia"/>
-        </w:rPr>
-        <w:t>, który pobiera środki z konta/karty użytkownika.</w:t>
-      </w:r>
-    </w:p>
-    <w:p>
-      <w:pPr>
-        <w:pStyle w:val="Akapitzlist"/>
-        <w:spacing w:before="240" w:after="240"/>
-        <w:ind w:left="1440"/>
-        <w:rPr>
-          <w:rFonts w:eastAsiaTheme="minorEastAsia"/>
-        </w:rPr>
-      </w:pPr>
-      <w:r>
-        <w:rPr>
           <w:noProof/>
         </w:rPr>
-        <w:lastRenderedPageBreak/>
         <w:drawing>
-          <wp:anchor distT="0" distB="0" distL="114300" distR="114300" simplePos="0" relativeHeight="251659264" behindDoc="0" locked="0" layoutInCell="1" allowOverlap="1" wp14:anchorId="59ED0097" wp14:editId="5C3B2DEF">
+          <wp:anchor distT="0" distB="0" distL="114300" distR="114300" simplePos="0" relativeHeight="251659264" behindDoc="0" locked="0" layoutInCell="1" allowOverlap="1" wp14:anchorId="59ED0097" wp14:editId="187C54CA">
             <wp:simplePos x="0" y="0"/>
             <wp:positionH relativeFrom="margin">
-              <wp:align>left</wp:align>
+              <wp:align>right</wp:align>
             </wp:positionH>
             <wp:positionV relativeFrom="paragraph">
-              <wp:posOffset>0</wp:posOffset>
+              <wp:posOffset>416560</wp:posOffset>
             </wp:positionV>
             <wp:extent cx="5724525" cy="3638550"/>
             <wp:effectExtent l="0" t="0" r="0" b="0"/>
@@ -3326,7 +3357,7 @@
                     <pic:cNvPicPr/>
                   </pic:nvPicPr>
                   <pic:blipFill>
-                    <a:blip r:embed="rId6" cstate="print">
+                    <a:blip r:embed="rId8" cstate="print">
                       <a:extLst>
                         <a:ext uri="{28A0092B-C50C-407E-A947-70E740481C1C}">
                           <a14:useLocalDpi xmlns:a14="http://schemas.microsoft.com/office/drawing/2010/main" val="0"/>
@@ -3352,13 +3383,12 @@
           </wp:anchor>
         </w:drawing>
       </w:r>
-    </w:p>
-    <w:p>
-      <w:pPr>
-        <w:rPr>
-          <w:rFonts w:eastAsiaTheme="minorEastAsia"/>
-        </w:rPr>
-      </w:pPr>
+      <w:r>
+        <w:rPr>
+          <w:rFonts w:eastAsiaTheme="minorEastAsia"/>
+        </w:rPr>
+        <w:t>System łączy się z Operatorem Płatności, który pobiera środki z konta/karty użytkownika.</w:t>
+      </w:r>
     </w:p>
     <w:p>
       <w:pPr>
@@ -3382,6 +3412,7 @@
           <w:sz w:val="28"/>
           <w:szCs w:val="28"/>
         </w:rPr>
+        <w:lastRenderedPageBreak/>
         <w:t>Scenariusz: Obsługa serwisowa i ładowanie</w:t>
       </w:r>
     </w:p>
@@ -3492,21 +3523,7 @@
         <w:rPr>
           <w:rFonts w:eastAsiaTheme="minorEastAsia"/>
         </w:rPr>
-        <w:t xml:space="preserve">Pojazd automatycznie raportuje do systemu spadek poziomu baterii poniżej </w:t>
-      </w:r>
-      <w:r>
-        <w:rPr>
-          <w:rFonts w:eastAsiaTheme="minorEastAsia"/>
-          <w:b/>
-          <w:bCs/>
-        </w:rPr>
-        <w:t>progu krytycznego</w:t>
-      </w:r>
-      <w:r>
-        <w:rPr>
-          <w:rFonts w:eastAsiaTheme="minorEastAsia"/>
-        </w:rPr>
-        <w:t xml:space="preserve"> lub błąd modułu technicznego.</w:t>
+        <w:t>Pojazd automatycznie raportuje do systemu spadek poziomu baterii poniżej progu krytycznego lub błąd modułu technicznego.</w:t>
       </w:r>
     </w:p>
     <w:p>
@@ -3525,21 +3542,7 @@
         <w:rPr>
           <w:rFonts w:eastAsiaTheme="minorEastAsia"/>
         </w:rPr>
-        <w:t xml:space="preserve">System generuje </w:t>
-      </w:r>
-      <w:r>
-        <w:rPr>
-          <w:rFonts w:eastAsiaTheme="minorEastAsia"/>
-          <w:b/>
-          <w:bCs/>
-        </w:rPr>
-        <w:t>Zlecenie serwisowe</w:t>
-      </w:r>
-      <w:r>
-        <w:rPr>
-          <w:rFonts w:eastAsiaTheme="minorEastAsia"/>
-        </w:rPr>
-        <w:t xml:space="preserve"> zawierające numer seryjny pojazdu, jego dokładną lokalizację GPS oraz typ usterki.</w:t>
+        <w:t>System generuje Zlecenie serwisowe zawierające numer seryjny pojazdu, jego dokładną lokalizację GPS oraz typ usterki.</w:t>
       </w:r>
     </w:p>
     <w:p>
@@ -3558,21 +3561,7 @@
         <w:rPr>
           <w:rFonts w:eastAsiaTheme="minorEastAsia"/>
         </w:rPr>
-        <w:t xml:space="preserve">Pracownik </w:t>
-      </w:r>
-      <w:r>
-        <w:rPr>
-          <w:rFonts w:eastAsiaTheme="minorEastAsia"/>
-          <w:b/>
-          <w:bCs/>
-        </w:rPr>
-        <w:t>Ekipy Terenowej</w:t>
-      </w:r>
-      <w:r>
-        <w:rPr>
-          <w:rFonts w:eastAsiaTheme="minorEastAsia"/>
-        </w:rPr>
-        <w:t xml:space="preserve"> otrzymuje powiadomienie o nowym zadaniu w swoim panelu mobilnym.</w:t>
+        <w:t>Pracownik Ekipy Terenowej otrzymuje powiadomienie o nowym zadaniu w swoim panelu mobilnym.</w:t>
       </w:r>
     </w:p>
     <w:p>
@@ -3644,7 +3633,6 @@
         <w:rPr>
           <w:noProof/>
         </w:rPr>
-        <w:lastRenderedPageBreak/>
         <w:drawing>
           <wp:anchor distT="0" distB="0" distL="114300" distR="114300" simplePos="0" relativeHeight="251660288" behindDoc="0" locked="0" layoutInCell="1" allowOverlap="1" wp14:anchorId="71FF914A" wp14:editId="75E7E4A3">
             <wp:simplePos x="0" y="0"/>
@@ -3669,7 +3657,7 @@
                     <pic:cNvPicPr/>
                   </pic:nvPicPr>
                   <pic:blipFill>
-                    <a:blip r:embed="rId7" cstate="print">
+                    <a:blip r:embed="rId9" cstate="print">
                       <a:extLst>
                         <a:ext uri="{28A0092B-C50C-407E-A947-70E740481C1C}">
                           <a14:useLocalDpi xmlns:a14="http://schemas.microsoft.com/office/drawing/2010/main" val="0"/>
@@ -3953,51 +3941,16 @@
       </w:pPr>
       <w:r>
         <w:rPr>
-          <w:rFonts w:eastAsiaTheme="minorEastAsia"/>
-        </w:rPr>
-        <w:t>Użytkownik musi przemieścić pojazd poza granice Wirtualnej Strefy, aby system pozwolił na finalizację transakcji i naliczenie opłaty końcowej</w:t>
-      </w:r>
-    </w:p>
-    <w:p>
-      <w:pPr>
-        <w:pStyle w:val="Akapitzlist"/>
-        <w:spacing w:before="240" w:after="240"/>
-        <w:ind w:left="1440"/>
-        <w:jc w:val="center"/>
-        <w:rPr>
-          <w:rFonts w:eastAsiaTheme="minorEastAsia"/>
-        </w:rPr>
-      </w:pPr>
-    </w:p>
-    <w:p>
-      <w:pPr>
-        <w:spacing w:before="240" w:after="240"/>
-        <w:ind w:left="708"/>
-        <w:rPr>
-          <w:rFonts w:eastAsiaTheme="minorEastAsia"/>
-        </w:rPr>
-      </w:pPr>
-    </w:p>
-    <w:p>
-      <w:pPr>
-        <w:spacing w:before="240" w:after="240"/>
-        <w:rPr>
-          <w:rFonts w:eastAsiaTheme="minorEastAsia"/>
-        </w:rPr>
-      </w:pPr>
-      <w:r>
-        <w:rPr>
           <w:noProof/>
         </w:rPr>
-        <w:lastRenderedPageBreak/>
         <w:drawing>
-          <wp:anchor distT="0" distB="0" distL="114300" distR="114300" simplePos="0" relativeHeight="251661312" behindDoc="0" locked="0" layoutInCell="1" allowOverlap="1" wp14:anchorId="4BC7E747" wp14:editId="7D10505C">
+          <wp:anchor distT="0" distB="0" distL="114300" distR="114300" simplePos="0" relativeHeight="251661312" behindDoc="0" locked="0" layoutInCell="1" allowOverlap="1" wp14:anchorId="4BC7E747" wp14:editId="53C68764">
             <wp:simplePos x="0" y="0"/>
             <wp:positionH relativeFrom="margin">
               <wp:align>right</wp:align>
             </wp:positionH>
             <wp:positionV relativeFrom="paragraph">
-              <wp:posOffset>0</wp:posOffset>
+              <wp:posOffset>598805</wp:posOffset>
             </wp:positionV>
             <wp:extent cx="5724525" cy="3467100"/>
             <wp:effectExtent l="0" t="0" r="0" b="0"/>
@@ -4014,7 +3967,7 @@
                     <pic:cNvPicPr/>
                   </pic:nvPicPr>
                   <pic:blipFill>
-                    <a:blip r:embed="rId8" cstate="print">
+                    <a:blip r:embed="rId10" cstate="print">
                       <a:extLst>
                         <a:ext uri="{28A0092B-C50C-407E-A947-70E740481C1C}">
                           <a14:useLocalDpi xmlns:a14="http://schemas.microsoft.com/office/drawing/2010/main" val="0"/>
@@ -4040,6 +3993,12 @@
           </wp:anchor>
         </w:drawing>
       </w:r>
+      <w:r>
+        <w:rPr>
+          <w:rFonts w:eastAsiaTheme="minorEastAsia"/>
+        </w:rPr>
+        <w:t>Użytkownik musi przemieścić pojazd poza granice Wirtualnej Strefy, aby system pozwolił na finalizację transakcji i naliczenie opłaty końcowej</w:t>
+      </w:r>
     </w:p>
     <w:p>
       <w:pPr>
@@ -4049,28 +4008,11 @@
           <w:rFonts w:eastAsiaTheme="minorEastAsia"/>
         </w:rPr>
       </w:pPr>
-    </w:p>
-    <w:p>
-      <w:pPr>
-        <w:spacing w:before="240" w:after="240"/>
-        <w:jc w:val="center"/>
-        <w:rPr>
-          <w:rFonts w:eastAsiaTheme="minorEastAsia"/>
-        </w:rPr>
-      </w:pPr>
-    </w:p>
-    <w:p>
-      <w:pPr>
-        <w:spacing w:before="240" w:after="240"/>
-        <w:jc w:val="center"/>
-        <w:rPr>
-          <w:rFonts w:eastAsiaTheme="minorEastAsia"/>
-        </w:rPr>
-      </w:pPr>
       <w:r>
         <w:rPr>
           <w:noProof/>
         </w:rPr>
+        <w:lastRenderedPageBreak/>
         <w:drawing>
           <wp:anchor distT="0" distB="0" distL="114300" distR="114300" simplePos="0" relativeHeight="251662336" behindDoc="0" locked="0" layoutInCell="1" allowOverlap="1" wp14:anchorId="433F83FF" wp14:editId="12590B39">
             <wp:simplePos x="0" y="0"/>
@@ -4095,7 +4037,7 @@
                     <pic:cNvPicPr/>
                   </pic:nvPicPr>
                   <pic:blipFill>
-                    <a:blip r:embed="rId9" cstate="print">
+                    <a:blip r:embed="rId11" cstate="print">
                       <a:extLst>
                         <a:ext uri="{28A0092B-C50C-407E-A947-70E740481C1C}">
                           <a14:useLocalDpi xmlns:a14="http://schemas.microsoft.com/office/drawing/2010/main" val="0"/>

--- a/docs/ProjectDocumentation.docx
+++ b/docs/ProjectDocumentation.docx
@@ -2450,7 +2450,7 @@
           <w:noProof/>
         </w:rPr>
         <w:drawing>
-          <wp:inline distT="0" distB="0" distL="0" distR="0" wp14:anchorId="3717A770" wp14:editId="3982543C">
+          <wp:inline distT="0" distB="0" distL="0" distR="0" wp14:anchorId="3717A770" wp14:editId="29CDCA71">
             <wp:extent cx="5727700" cy="4025900"/>
             <wp:effectExtent l="0" t="0" r="6350" b="0"/>
             <wp:docPr id="2013236356" name="Obraz 1"/>
@@ -2690,25 +2690,7 @@
           <w:i/>
           <w:iCs/>
         </w:rPr>
-        <w:t>«</w:t>
-      </w:r>
-      <w:proofErr w:type="spellStart"/>
-      <w:r>
-        <w:rPr>
-          <w:rFonts w:eastAsiaTheme="minorEastAsia"/>
-          <w:i/>
-          <w:iCs/>
-        </w:rPr>
-        <w:t>include</w:t>
-      </w:r>
-      <w:proofErr w:type="spellEnd"/>
-      <w:r>
-        <w:rPr>
-          <w:rFonts w:eastAsiaTheme="minorEastAsia"/>
-          <w:i/>
-          <w:iCs/>
-        </w:rPr>
-        <w:t>»</w:t>
+        <w:t>«include»</w:t>
       </w:r>
       <w:r>
         <w:rPr>
@@ -2996,18 +2978,18 @@
           <w:noProof/>
         </w:rPr>
         <w:drawing>
-          <wp:anchor distT="0" distB="0" distL="114300" distR="114300" simplePos="0" relativeHeight="251663360" behindDoc="0" locked="0" layoutInCell="1" allowOverlap="1" wp14:anchorId="65EAE0CC" wp14:editId="030A343A">
+          <wp:anchor distT="0" distB="0" distL="114300" distR="114300" simplePos="0" relativeHeight="251663360" behindDoc="0" locked="0" layoutInCell="1" allowOverlap="1" wp14:anchorId="6CA00368" wp14:editId="58F428CB">
             <wp:simplePos x="0" y="0"/>
             <wp:positionH relativeFrom="margin">
               <wp:align>center</wp:align>
             </wp:positionH>
             <wp:positionV relativeFrom="paragraph">
-              <wp:posOffset>388620</wp:posOffset>
+              <wp:posOffset>333375</wp:posOffset>
             </wp:positionV>
-            <wp:extent cx="5351947" cy="3346450"/>
-            <wp:effectExtent l="0" t="0" r="1270" b="6350"/>
+            <wp:extent cx="5103495" cy="3511670"/>
+            <wp:effectExtent l="0" t="0" r="1905" b="0"/>
             <wp:wrapSquare wrapText="bothSides"/>
-            <wp:docPr id="899048530" name="Obraz 2"/>
+            <wp:docPr id="518669408" name="Obraz 1"/>
             <wp:cNvGraphicFramePr>
               <a:graphicFrameLocks xmlns:a="http://schemas.openxmlformats.org/drawingml/2006/main" noChangeAspect="1"/>
             </wp:cNvGraphicFramePr>
@@ -3015,7 +2997,7 @@
               <a:graphicData uri="http://schemas.openxmlformats.org/drawingml/2006/picture">
                 <pic:pic xmlns:pic="http://schemas.openxmlformats.org/drawingml/2006/picture">
                   <pic:nvPicPr>
-                    <pic:cNvPr id="0" name="Picture 2"/>
+                    <pic:cNvPr id="0" name="Picture 1"/>
                     <pic:cNvPicPr>
                       <a:picLocks noChangeAspect="1" noChangeArrowheads="1"/>
                     </pic:cNvPicPr>
@@ -3036,7 +3018,7 @@
                   <pic:spPr bwMode="auto">
                     <a:xfrm>
                       <a:off x="0" y="0"/>
-                      <a:ext cx="5351947" cy="3346450"/>
+                      <a:ext cx="5103495" cy="3511670"/>
                     </a:xfrm>
                     <a:prstGeom prst="rect">
                       <a:avLst/>
@@ -3049,6 +3031,12 @@
                 </pic:pic>
               </a:graphicData>
             </a:graphic>
+            <wp14:sizeRelH relativeFrom="margin">
+              <wp14:pctWidth>0</wp14:pctWidth>
+            </wp14:sizeRelH>
+            <wp14:sizeRelV relativeFrom="margin">
+              <wp14:pctHeight>0</wp14:pctHeight>
+            </wp14:sizeRelV>
           </wp:anchor>
         </w:drawing>
       </w:r>

--- a/docs/ProjectDocumentation.docx
+++ b/docs/ProjectDocumentation.docx
@@ -4,6 +4,7 @@
   <w:body>
     <w:p>
       <w:pPr>
+        <w:jc w:val="center"/>
         <w:rPr>
           <w:rFonts w:eastAsiaTheme="minorEastAsia"/>
           <w:b/>
@@ -15,7 +16,543 @@
           <w:rFonts w:eastAsiaTheme="minorEastAsia"/>
           <w:b/>
           <w:bCs/>
-        </w:rPr>
+          <w:noProof/>
+          <w:sz w:val="36"/>
+          <w:szCs w:val="36"/>
+        </w:rPr>
+        <w:drawing>
+          <wp:inline distT="0" distB="0" distL="0" distR="0" wp14:anchorId="1F96C184" wp14:editId="758AA28B">
+            <wp:extent cx="1746250" cy="1746250"/>
+            <wp:effectExtent l="0" t="0" r="6350" b="6350"/>
+            <wp:docPr id="1103682423" name="Obraz 4"/>
+            <wp:cNvGraphicFramePr>
+              <a:graphicFrameLocks xmlns:a="http://schemas.openxmlformats.org/drawingml/2006/main" noChangeAspect="1"/>
+            </wp:cNvGraphicFramePr>
+            <a:graphic xmlns:a="http://schemas.openxmlformats.org/drawingml/2006/main">
+              <a:graphicData uri="http://schemas.openxmlformats.org/drawingml/2006/picture">
+                <pic:pic xmlns:pic="http://schemas.openxmlformats.org/drawingml/2006/picture">
+                  <pic:nvPicPr>
+                    <pic:cNvPr id="0" name="Picture 8"/>
+                    <pic:cNvPicPr>
+                      <a:picLocks noChangeAspect="1" noChangeArrowheads="1"/>
+                    </pic:cNvPicPr>
+                  </pic:nvPicPr>
+                  <pic:blipFill>
+                    <a:blip r:embed="rId5" cstate="print">
+                      <a:extLst>
+                        <a:ext uri="{28A0092B-C50C-407E-A947-70E740481C1C}">
+                          <a14:useLocalDpi xmlns:a14="http://schemas.microsoft.com/office/drawing/2010/main" val="0"/>
+                        </a:ext>
+                      </a:extLst>
+                    </a:blip>
+                    <a:srcRect/>
+                    <a:stretch>
+                      <a:fillRect/>
+                    </a:stretch>
+                  </pic:blipFill>
+                  <pic:spPr bwMode="auto">
+                    <a:xfrm>
+                      <a:off x="0" y="0"/>
+                      <a:ext cx="1746250" cy="1746250"/>
+                    </a:xfrm>
+                    <a:prstGeom prst="rect">
+                      <a:avLst/>
+                    </a:prstGeom>
+                    <a:noFill/>
+                    <a:ln>
+                      <a:noFill/>
+                    </a:ln>
+                  </pic:spPr>
+                </pic:pic>
+              </a:graphicData>
+            </a:graphic>
+          </wp:inline>
+        </w:drawing>
+      </w:r>
+    </w:p>
+    <w:p>
+      <w:pPr>
+        <w:jc w:val="center"/>
+        <w:rPr>
+          <w:rFonts w:eastAsiaTheme="minorEastAsia"/>
+          <w:b/>
+          <w:bCs/>
+          <w:sz w:val="28"/>
+          <w:szCs w:val="28"/>
+        </w:rPr>
+      </w:pPr>
+      <w:r>
+        <w:rPr>
+          <w:rFonts w:eastAsiaTheme="minorEastAsia"/>
+          <w:b/>
+          <w:bCs/>
+          <w:sz w:val="28"/>
+          <w:szCs w:val="28"/>
+        </w:rPr>
+        <w:t>Uniwersytet Warmińsko-Mazurski w Olsztynie</w:t>
+      </w:r>
+    </w:p>
+    <w:p>
+      <w:pPr>
+        <w:jc w:val="center"/>
+        <w:rPr>
+          <w:rFonts w:eastAsiaTheme="minorEastAsia"/>
+          <w:b/>
+          <w:bCs/>
+          <w:sz w:val="28"/>
+          <w:szCs w:val="28"/>
+        </w:rPr>
+      </w:pPr>
+      <w:r>
+        <w:rPr>
+          <w:rFonts w:eastAsiaTheme="minorEastAsia"/>
+          <w:b/>
+          <w:bCs/>
+          <w:sz w:val="28"/>
+          <w:szCs w:val="28"/>
+        </w:rPr>
+        <w:t>Wydział Matematyki i Informatyki</w:t>
+      </w:r>
+    </w:p>
+    <w:p>
+      <w:pPr>
+        <w:jc w:val="center"/>
+        <w:rPr>
+          <w:rFonts w:eastAsiaTheme="minorEastAsia"/>
+          <w:b/>
+          <w:bCs/>
+          <w:sz w:val="28"/>
+          <w:szCs w:val="28"/>
+        </w:rPr>
+      </w:pPr>
+      <w:r>
+        <w:rPr>
+          <w:rFonts w:eastAsiaTheme="minorEastAsia"/>
+          <w:b/>
+          <w:bCs/>
+          <w:sz w:val="28"/>
+          <w:szCs w:val="28"/>
+        </w:rPr>
+        <w:t>Kierunek Informatyka</w:t>
+      </w:r>
+    </w:p>
+    <w:p>
+      <w:pPr>
+        <w:jc w:val="center"/>
+        <w:rPr>
+          <w:rFonts w:eastAsiaTheme="minorEastAsia"/>
+          <w:b/>
+          <w:bCs/>
+        </w:rPr>
+      </w:pPr>
+    </w:p>
+    <w:p>
+      <w:pPr>
+        <w:jc w:val="center"/>
+        <w:rPr>
+          <w:rFonts w:ascii="Roboto" w:eastAsiaTheme="minorEastAsia" w:hAnsi="Roboto"/>
+          <w:b/>
+          <w:bCs/>
+          <w:sz w:val="44"/>
+          <w:szCs w:val="44"/>
+        </w:rPr>
+      </w:pPr>
+      <w:r>
+        <w:rPr>
+          <w:rFonts w:ascii="Roboto" w:eastAsiaTheme="minorEastAsia" w:hAnsi="Roboto"/>
+          <w:b/>
+          <w:bCs/>
+          <w:sz w:val="44"/>
+          <w:szCs w:val="44"/>
+        </w:rPr>
+        <w:t>Projekt Systemu Informatycznego „TurboRower”</w:t>
+      </w:r>
+    </w:p>
+    <w:p>
+      <w:pPr>
+        <w:jc w:val="center"/>
+        <w:rPr>
+          <w:rFonts w:eastAsiaTheme="minorEastAsia"/>
+          <w:i/>
+          <w:iCs/>
+        </w:rPr>
+      </w:pPr>
+      <w:r>
+        <w:rPr>
+          <w:rFonts w:eastAsiaTheme="minorEastAsia"/>
+          <w:i/>
+          <w:iCs/>
+          <w:noProof/>
+        </w:rPr>
+        <mc:AlternateContent>
+          <mc:Choice Requires="wps">
+            <w:drawing>
+              <wp:anchor distT="0" distB="0" distL="114300" distR="114300" simplePos="0" relativeHeight="251665408" behindDoc="0" locked="0" layoutInCell="1" allowOverlap="1" wp14:anchorId="628A942C" wp14:editId="7963488D">
+                <wp:simplePos x="0" y="0"/>
+                <wp:positionH relativeFrom="column">
+                  <wp:posOffset>-552450</wp:posOffset>
+                </wp:positionH>
+                <wp:positionV relativeFrom="paragraph">
+                  <wp:posOffset>265430</wp:posOffset>
+                </wp:positionV>
+                <wp:extent cx="6813550" cy="0"/>
+                <wp:effectExtent l="0" t="0" r="0" b="0"/>
+                <wp:wrapNone/>
+                <wp:docPr id="1266790085" name="Łącznik prosty 5"/>
+                <wp:cNvGraphicFramePr/>
+                <a:graphic xmlns:a="http://schemas.openxmlformats.org/drawingml/2006/main">
+                  <a:graphicData uri="http://schemas.microsoft.com/office/word/2010/wordprocessingShape">
+                    <wps:wsp>
+                      <wps:cNvCnPr/>
+                      <wps:spPr>
+                        <a:xfrm>
+                          <a:off x="0" y="0"/>
+                          <a:ext cx="6813550" cy="0"/>
+                        </a:xfrm>
+                        <a:prstGeom prst="line">
+                          <a:avLst/>
+                        </a:prstGeom>
+                        <a:ln>
+                          <a:solidFill>
+                            <a:schemeClr val="tx1">
+                              <a:lumMod val="65000"/>
+                              <a:lumOff val="35000"/>
+                            </a:schemeClr>
+                          </a:solidFill>
+                        </a:ln>
+                      </wps:spPr>
+                      <wps:style>
+                        <a:lnRef idx="1">
+                          <a:schemeClr val="dk1"/>
+                        </a:lnRef>
+                        <a:fillRef idx="0">
+                          <a:schemeClr val="dk1"/>
+                        </a:fillRef>
+                        <a:effectRef idx="0">
+                          <a:schemeClr val="dk1"/>
+                        </a:effectRef>
+                        <a:fontRef idx="minor">
+                          <a:schemeClr val="tx1"/>
+                        </a:fontRef>
+                      </wps:style>
+                      <wps:bodyPr/>
+                    </wps:wsp>
+                  </a:graphicData>
+                </a:graphic>
+              </wp:anchor>
+            </w:drawing>
+          </mc:Choice>
+          <mc:Fallback>
+            <w:pict>
+              <v:line w14:anchorId="68D2DEBB" id="Łącznik prosty 5" o:spid="_x0000_s1026" style="position:absolute;z-index:251665408;visibility:visible;mso-wrap-style:square;mso-wrap-distance-left:9pt;mso-wrap-distance-top:0;mso-wrap-distance-right:9pt;mso-wrap-distance-bottom:0;mso-position-horizontal:absolute;mso-position-horizontal-relative:text;mso-position-vertical:absolute;mso-position-vertical-relative:text" from="-43.5pt,20.9pt" to="493pt,20.9pt" o:gfxdata="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" strokecolor="#5a5a5a [2109]" strokeweight=".5pt">
+                <v:stroke joinstyle="miter"/>
+              </v:line>
+            </w:pict>
+          </mc:Fallback>
+        </mc:AlternateContent>
+      </w:r>
+      <w:r>
+        <w:rPr>
+          <w:rFonts w:eastAsiaTheme="minorEastAsia"/>
+          <w:i/>
+          <w:iCs/>
+        </w:rPr>
+        <w:t>System zarządzania siecią hulajnóg i rowerów miejskich</w:t>
+      </w:r>
+    </w:p>
+    <w:p>
+      <w:pPr>
+        <w:jc w:val="center"/>
+        <w:rPr>
+          <w:rFonts w:eastAsiaTheme="minorEastAsia"/>
+          <w:i/>
+          <w:iCs/>
+        </w:rPr>
+      </w:pPr>
+    </w:p>
+    <w:p>
+      <w:pPr>
+        <w:jc w:val="center"/>
+        <w:rPr>
+          <w:rFonts w:eastAsiaTheme="minorEastAsia"/>
+          <w:i/>
+          <w:iCs/>
+        </w:rPr>
+      </w:pPr>
+    </w:p>
+    <w:p>
+      <w:pPr>
+        <w:jc w:val="center"/>
+        <w:rPr>
+          <w:rFonts w:eastAsiaTheme="minorEastAsia"/>
+          <w:i/>
+          <w:iCs/>
+        </w:rPr>
+      </w:pPr>
+    </w:p>
+    <w:p>
+      <w:pPr>
+        <w:jc w:val="center"/>
+        <w:rPr>
+          <w:rFonts w:eastAsiaTheme="minorEastAsia"/>
+          <w:i/>
+          <w:iCs/>
+        </w:rPr>
+      </w:pPr>
+    </w:p>
+    <w:p>
+      <w:pPr>
+        <w:jc w:val="center"/>
+        <w:rPr>
+          <w:rFonts w:eastAsiaTheme="minorEastAsia"/>
+          <w:i/>
+          <w:iCs/>
+        </w:rPr>
+      </w:pPr>
+    </w:p>
+    <w:p>
+      <w:pPr>
+        <w:jc w:val="center"/>
+        <w:rPr>
+          <w:rFonts w:eastAsiaTheme="minorEastAsia"/>
+          <w:i/>
+          <w:iCs/>
+        </w:rPr>
+      </w:pPr>
+    </w:p>
+    <w:p>
+      <w:pPr>
+        <w:rPr>
+          <w:rFonts w:eastAsiaTheme="minorEastAsia"/>
+          <w:i/>
+          <w:iCs/>
+        </w:rPr>
+      </w:pPr>
+    </w:p>
+    <w:p>
+      <w:pPr>
+        <w:rPr>
+          <w:rFonts w:eastAsiaTheme="minorEastAsia"/>
+          <w:b/>
+          <w:bCs/>
+        </w:rPr>
+      </w:pPr>
+    </w:p>
+    <w:p>
+      <w:pPr>
+        <w:rPr>
+          <w:rFonts w:eastAsiaTheme="minorEastAsia"/>
+          <w:b/>
+          <w:bCs/>
+        </w:rPr>
+      </w:pPr>
+    </w:p>
+    <w:p>
+      <w:pPr>
+        <w:rPr>
+          <w:rFonts w:eastAsiaTheme="minorEastAsia"/>
+          <w:b/>
+          <w:bCs/>
+        </w:rPr>
+      </w:pPr>
+    </w:p>
+    <w:tbl>
+      <w:tblPr>
+        <w:tblStyle w:val="Tabela-Siatka"/>
+        <w:tblpPr w:leftFromText="142" w:rightFromText="142" w:vertAnchor="page" w:horzAnchor="margin" w:tblpXSpec="right" w:tblpY="13761"/>
+        <w:tblOverlap w:val="never"/>
+        <w:tblW w:w="0" w:type="auto"/>
+        <w:tblBorders>
+          <w:top w:val="none" w:sz="0" w:space="0" w:color="auto"/>
+          <w:left w:val="none" w:sz="0" w:space="0" w:color="auto"/>
+          <w:bottom w:val="none" w:sz="0" w:space="0" w:color="auto"/>
+          <w:right w:val="none" w:sz="0" w:space="0" w:color="auto"/>
+          <w:insideH w:val="none" w:sz="0" w:space="0" w:color="auto"/>
+          <w:insideV w:val="none" w:sz="0" w:space="0" w:color="auto"/>
+        </w:tblBorders>
+        <w:tblLook w:val="04A0" w:firstRow="1" w:lastRow="0" w:firstColumn="1" w:lastColumn="0" w:noHBand="0" w:noVBand="1"/>
+      </w:tblPr>
+      <w:tblGrid>
+        <w:gridCol w:w="1859"/>
+        <w:gridCol w:w="1114"/>
+      </w:tblGrid>
+      <w:tr>
+        <w:tc>
+          <w:tcPr>
+            <w:tcW w:w="1859" w:type="dxa"/>
+          </w:tcPr>
+          <w:p>
+            <w:pPr>
+              <w:rPr>
+                <w:rFonts w:eastAsiaTheme="minorEastAsia"/>
+              </w:rPr>
+            </w:pPr>
+            <w:r>
+              <w:rPr>
+                <w:rFonts w:eastAsiaTheme="minorEastAsia"/>
+              </w:rPr>
+              <w:t>Damian Elsner</w:t>
+            </w:r>
+          </w:p>
+        </w:tc>
+        <w:tc>
+          <w:tcPr>
+            <w:tcW w:w="1114" w:type="dxa"/>
+          </w:tcPr>
+          <w:p>
+            <w:pPr>
+              <w:rPr>
+                <w:rFonts w:eastAsiaTheme="minorEastAsia"/>
+              </w:rPr>
+            </w:pPr>
+            <w:r>
+              <w:rPr>
+                <w:rFonts w:eastAsiaTheme="minorEastAsia"/>
+              </w:rPr>
+              <w:t>180587</w:t>
+            </w:r>
+          </w:p>
+        </w:tc>
+      </w:tr>
+      <w:tr>
+        <w:tc>
+          <w:tcPr>
+            <w:tcW w:w="1859" w:type="dxa"/>
+          </w:tcPr>
+          <w:p>
+            <w:pPr>
+              <w:rPr>
+                <w:rFonts w:eastAsiaTheme="minorEastAsia"/>
+              </w:rPr>
+            </w:pPr>
+            <w:r>
+              <w:rPr>
+                <w:rFonts w:eastAsiaTheme="minorEastAsia"/>
+              </w:rPr>
+              <w:t>Adrian Dunal</w:t>
+            </w:r>
+          </w:p>
+        </w:tc>
+        <w:tc>
+          <w:tcPr>
+            <w:tcW w:w="1114" w:type="dxa"/>
+          </w:tcPr>
+          <w:p>
+            <w:pPr>
+              <w:rPr>
+                <w:rFonts w:eastAsiaTheme="minorEastAsia"/>
+              </w:rPr>
+            </w:pPr>
+            <w:r>
+              <w:rPr>
+                <w:rFonts w:eastAsiaTheme="minorEastAsia"/>
+              </w:rPr>
+              <w:t>180585</w:t>
+            </w:r>
+          </w:p>
+        </w:tc>
+      </w:tr>
+      <w:tr>
+        <w:tc>
+          <w:tcPr>
+            <w:tcW w:w="1859" w:type="dxa"/>
+          </w:tcPr>
+          <w:p>
+            <w:pPr>
+              <w:rPr>
+                <w:rFonts w:eastAsiaTheme="minorEastAsia"/>
+              </w:rPr>
+            </w:pPr>
+            <w:r>
+              <w:rPr>
+                <w:rFonts w:eastAsiaTheme="minorEastAsia"/>
+              </w:rPr>
+              <w:t>Maria Radzka</w:t>
+            </w:r>
+          </w:p>
+        </w:tc>
+        <w:tc>
+          <w:tcPr>
+            <w:tcW w:w="1114" w:type="dxa"/>
+          </w:tcPr>
+          <w:p>
+            <w:pPr>
+              <w:rPr>
+                <w:rFonts w:eastAsiaTheme="minorEastAsia"/>
+              </w:rPr>
+            </w:pPr>
+            <w:r>
+              <w:rPr>
+                <w:rFonts w:eastAsiaTheme="minorEastAsia"/>
+              </w:rPr>
+              <w:t>180???</w:t>
+            </w:r>
+          </w:p>
+        </w:tc>
+      </w:tr>
+    </w:tbl>
+    <w:p>
+      <w:pPr>
+        <w:rPr>
+          <w:rFonts w:eastAsiaTheme="minorEastAsia"/>
+          <w:b/>
+          <w:bCs/>
+        </w:rPr>
+      </w:pPr>
+    </w:p>
+    <w:p>
+      <w:pPr>
+        <w:jc w:val="center"/>
+        <w:rPr>
+          <w:rFonts w:eastAsiaTheme="minorEastAsia"/>
+          <w:b/>
+          <w:bCs/>
+        </w:rPr>
+      </w:pPr>
+    </w:p>
+    <w:p>
+      <w:pPr>
+        <w:jc w:val="center"/>
+        <w:rPr>
+          <w:rFonts w:eastAsiaTheme="minorEastAsia"/>
+          <w:b/>
+          <w:bCs/>
+        </w:rPr>
+      </w:pPr>
+    </w:p>
+    <w:p>
+      <w:pPr>
+        <w:jc w:val="center"/>
+        <w:rPr>
+          <w:rFonts w:eastAsiaTheme="minorEastAsia"/>
+          <w:b/>
+          <w:bCs/>
+        </w:rPr>
+      </w:pPr>
+      <w:r>
+        <w:rPr>
+          <w:rFonts w:eastAsiaTheme="minorEastAsia"/>
+          <w:b/>
+          <w:bCs/>
+        </w:rPr>
+        <w:t>Olsztyn 2026</w:t>
+      </w:r>
+    </w:p>
+    <w:p>
+      <w:pPr>
+        <w:rPr>
+          <w:rFonts w:eastAsiaTheme="minorEastAsia"/>
+          <w:b/>
+          <w:bCs/>
+        </w:rPr>
+      </w:pPr>
+      <w:r>
+        <w:rPr>
+          <w:rFonts w:eastAsiaTheme="minorEastAsia"/>
+          <w:b/>
+          <w:bCs/>
+        </w:rPr>
+        <w:lastRenderedPageBreak/>
         <w:t>Dziedzina:</w:t>
       </w:r>
       <w:r>
@@ -325,7 +862,7 @@
               <w:rPr>
                 <w:rFonts w:eastAsiaTheme="minorEastAsia"/>
               </w:rPr>
-              <w:t>Pojazd</w:t>
+              <w:t>Dostawca usługi loT</w:t>
             </w:r>
           </w:p>
         </w:tc>
@@ -547,19 +1084,7 @@
               <w:rPr>
                 <w:rFonts w:eastAsiaTheme="minorEastAsia"/>
               </w:rPr>
-              <w:t>Numer seryjny, adres</w:t>
-            </w:r>
-            <w:r>
-              <w:rPr>
-                <w:rFonts w:eastAsiaTheme="minorEastAsia"/>
-              </w:rPr>
-              <w:t xml:space="preserve"> </w:t>
-            </w:r>
-            <w:r>
-              <w:rPr>
-                <w:rFonts w:eastAsiaTheme="minorEastAsia"/>
-              </w:rPr>
-              <w:t>(GPS), typ usterki</w:t>
+              <w:t>Numer seryjny, adres (GPS), typ usterki</w:t>
             </w:r>
           </w:p>
         </w:tc>
@@ -601,19 +1126,7 @@
               <w:rPr>
                 <w:rFonts w:eastAsiaTheme="minorEastAsia"/>
               </w:rPr>
-              <w:t>Zarząd Dróg Miejskich</w:t>
-            </w:r>
-            <w:r>
-              <w:rPr>
-                <w:rFonts w:eastAsiaTheme="minorEastAsia"/>
-              </w:rPr>
-              <w:t xml:space="preserve"> </w:t>
-            </w:r>
-            <w:r>
-              <w:rPr>
-                <w:rFonts w:eastAsiaTheme="minorEastAsia"/>
-              </w:rPr>
-              <w:t>(pośrednio)</w:t>
+              <w:t>Zarząd Dróg Miejskich (pośrednio)</w:t>
             </w:r>
           </w:p>
         </w:tc>
@@ -915,19 +1428,7 @@
         <w:rPr>
           <w:rFonts w:eastAsiaTheme="minorEastAsia"/>
         </w:rPr>
-        <w:t xml:space="preserve"> </w:t>
-      </w:r>
-      <w:r>
-        <w:rPr>
-          <w:rFonts w:eastAsiaTheme="minorEastAsia"/>
-        </w:rPr>
-        <w:t>-</w:t>
-      </w:r>
-      <w:r>
-        <w:rPr>
-          <w:rFonts w:eastAsiaTheme="minorEastAsia"/>
-        </w:rPr>
-        <w:t xml:space="preserve"> osoba fizyczna korzystająca z aplikacji mobilnej do wypożyczenia pojazdu</w:t>
+        <w:t xml:space="preserve"> - osoba fizyczna korzystająca z aplikacji mobilnej do wypożyczenia pojazdu</w:t>
       </w:r>
     </w:p>
     <w:p>
@@ -943,25 +1444,25 @@
           <w:b/>
           <w:bCs/>
         </w:rPr>
-        <w:t>Pojazd</w:t>
+        <w:t>Dostawca usługi loT</w:t>
       </w:r>
       <w:r>
         <w:rPr>
           <w:rFonts w:eastAsiaTheme="minorEastAsia"/>
         </w:rPr>
-        <w:t xml:space="preserve"> </w:t>
+        <w:t xml:space="preserve"> - </w:t>
       </w:r>
       <w:r>
         <w:rPr>
           <w:rFonts w:eastAsiaTheme="minorEastAsia"/>
         </w:rPr>
-        <w:t>-</w:t>
+        <w:t>z</w:t>
       </w:r>
       <w:r>
         <w:rPr>
           <w:rFonts w:eastAsiaTheme="minorEastAsia"/>
         </w:rPr>
-        <w:t xml:space="preserve"> hulajnoga elektryczna lub rower wyposażony w moduł GPS i komunikację GSM</w:t>
+        <w:t>ewnętrzny system/partner dostarczający dane telemetryczne (GPS, stan baterii) oraz infrastrukturę komunikacyjną (GSM) między pojazdem a systemem centralnym.</w:t>
       </w:r>
     </w:p>
     <w:p>
@@ -983,19 +1484,7 @@
         <w:rPr>
           <w:rFonts w:eastAsiaTheme="minorEastAsia"/>
         </w:rPr>
-        <w:t xml:space="preserve"> </w:t>
-      </w:r>
-      <w:r>
-        <w:rPr>
-          <w:rFonts w:eastAsiaTheme="minorEastAsia"/>
-        </w:rPr>
-        <w:t>-</w:t>
-      </w:r>
-      <w:r>
-        <w:rPr>
-          <w:rFonts w:eastAsiaTheme="minorEastAsia"/>
-        </w:rPr>
-        <w:t xml:space="preserve"> pracownicy odpowiedzialni za ładowanie i serwis techniczny w terenie</w:t>
+        <w:t xml:space="preserve"> - pracownicy odpowiedzialni za ładowanie i serwis techniczny w terenie</w:t>
       </w:r>
     </w:p>
     <w:p>
@@ -1017,19 +1506,7 @@
         <w:rPr>
           <w:rFonts w:eastAsiaTheme="minorEastAsia"/>
         </w:rPr>
-        <w:t xml:space="preserve"> </w:t>
-      </w:r>
-      <w:r>
-        <w:rPr>
-          <w:rFonts w:eastAsiaTheme="minorEastAsia"/>
-        </w:rPr>
-        <w:t>-</w:t>
-      </w:r>
-      <w:r>
-        <w:rPr>
-          <w:rFonts w:eastAsiaTheme="minorEastAsia"/>
-        </w:rPr>
-        <w:t xml:space="preserve"> obszar na mapie z przypisanymi regułami (np. zakaz zakończenia przejazdu)</w:t>
+        <w:t xml:space="preserve"> - obszar na mapie z przypisanymi regułami (np. zakaz zakończenia przejazdu)</w:t>
       </w:r>
     </w:p>
     <w:p>
@@ -1051,37 +1528,7 @@
         <w:rPr>
           <w:rFonts w:eastAsiaTheme="minorEastAsia"/>
         </w:rPr>
-        <w:t xml:space="preserve"> </w:t>
-      </w:r>
-      <w:r>
-        <w:rPr>
-          <w:rFonts w:eastAsiaTheme="minorEastAsia"/>
-        </w:rPr>
-        <w:t>-</w:t>
-      </w:r>
-      <w:r>
-        <w:rPr>
-          <w:rFonts w:eastAsiaTheme="minorEastAsia"/>
-        </w:rPr>
-        <w:t xml:space="preserve"> system zewnętrzny (np.</w:t>
-      </w:r>
-      <w:r>
-        <w:rPr>
-          <w:rFonts w:eastAsiaTheme="minorEastAsia"/>
-        </w:rPr>
-        <w:t xml:space="preserve"> </w:t>
-      </w:r>
-      <w:r>
-        <w:rPr>
-          <w:rFonts w:eastAsiaTheme="minorEastAsia"/>
-        </w:rPr>
-        <w:t>Przelewy24</w:t>
-      </w:r>
-      <w:r>
-        <w:rPr>
-          <w:rFonts w:eastAsiaTheme="minorEastAsia"/>
-        </w:rPr>
-        <w:t>, PayU) realizujący transakcje</w:t>
+        <w:t xml:space="preserve"> - system zewnętrzny (np. Przelewy24, PayU) realizujący transakcje</w:t>
       </w:r>
     </w:p>
     <w:p>
@@ -1103,19 +1550,7 @@
         <w:rPr>
           <w:rFonts w:eastAsiaTheme="minorEastAsia"/>
         </w:rPr>
-        <w:t xml:space="preserve"> </w:t>
-      </w:r>
-      <w:r>
-        <w:rPr>
-          <w:rFonts w:eastAsiaTheme="minorEastAsia"/>
-        </w:rPr>
-        <w:t>-</w:t>
-      </w:r>
-      <w:r>
-        <w:rPr>
-          <w:rFonts w:eastAsiaTheme="minorEastAsia"/>
-        </w:rPr>
-        <w:t xml:space="preserve"> zbiór reguł cenowych (opłata startowa, koszt minuty, koszt subskrypcji)</w:t>
+        <w:t xml:space="preserve"> - zbiór reguł cenowych (opłata startowa, koszt minuty, koszt subskrypcji)</w:t>
       </w:r>
     </w:p>
     <w:p>
@@ -1137,19 +1572,7 @@
         <w:rPr>
           <w:rFonts w:eastAsiaTheme="minorEastAsia"/>
         </w:rPr>
-        <w:t xml:space="preserve"> </w:t>
-      </w:r>
-      <w:r>
-        <w:rPr>
-          <w:rFonts w:eastAsiaTheme="minorEastAsia"/>
-        </w:rPr>
-        <w:t>-</w:t>
-      </w:r>
-      <w:r>
-        <w:rPr>
-          <w:rFonts w:eastAsiaTheme="minorEastAsia"/>
-        </w:rPr>
-        <w:t xml:space="preserve"> automatyczny komunikat o konieczności interwencji przy danym pojeździe</w:t>
+        <w:t xml:space="preserve"> - automatyczny komunikat o konieczności interwencji przy danym pojeździe</w:t>
       </w:r>
     </w:p>
     <w:p>
@@ -1161,21 +1584,22 @@
       </w:pPr>
       <w:r>
         <w:rPr>
+          <w:rFonts w:eastAsiaTheme="minorEastAsia"/>
           <w:noProof/>
         </w:rPr>
         <w:drawing>
-          <wp:anchor distT="0" distB="0" distL="114300" distR="114300" simplePos="0" relativeHeight="251658240" behindDoc="1" locked="0" layoutInCell="1" allowOverlap="1" wp14:anchorId="192224C3" wp14:editId="4F9E17DD">
+          <wp:anchor distT="0" distB="0" distL="114300" distR="114300" simplePos="0" relativeHeight="251663360" behindDoc="0" locked="0" layoutInCell="1" allowOverlap="1" wp14:anchorId="70E350FD" wp14:editId="5BA6FF35">
             <wp:simplePos x="0" y="0"/>
             <wp:positionH relativeFrom="margin">
               <wp:align>center</wp:align>
             </wp:positionH>
             <wp:positionV relativeFrom="paragraph">
-              <wp:posOffset>410845</wp:posOffset>
+              <wp:posOffset>402590</wp:posOffset>
             </wp:positionV>
-            <wp:extent cx="4800600" cy="2317224"/>
-            <wp:effectExtent l="0" t="0" r="0" b="6985"/>
+            <wp:extent cx="4635500" cy="2366716"/>
+            <wp:effectExtent l="0" t="0" r="0" b="0"/>
             <wp:wrapNone/>
-            <wp:docPr id="391198871" name="drawing"/>
+            <wp:docPr id="1958793583" name="Obraz 2"/>
             <wp:cNvGraphicFramePr>
               <a:graphicFrameLocks xmlns:a="http://schemas.openxmlformats.org/drawingml/2006/main" noChangeAspect="1"/>
             </wp:cNvGraphicFramePr>
@@ -1183,30 +1607,36 @@
               <a:graphicData uri="http://schemas.openxmlformats.org/drawingml/2006/picture">
                 <pic:pic xmlns:pic="http://schemas.openxmlformats.org/drawingml/2006/picture">
                   <pic:nvPicPr>
-                    <pic:cNvPr id="173673041" name="Picture 173673041"/>
-                    <pic:cNvPicPr/>
+                    <pic:cNvPr id="0" name="Picture 6"/>
+                    <pic:cNvPicPr>
+                      <a:picLocks noChangeAspect="1" noChangeArrowheads="1"/>
+                    </pic:cNvPicPr>
                   </pic:nvPicPr>
                   <pic:blipFill>
-                    <a:blip r:embed="rId5">
+                    <a:blip r:embed="rId6">
                       <a:extLst>
                         <a:ext uri="{28A0092B-C50C-407E-A947-70E740481C1C}">
                           <a14:useLocalDpi xmlns:a14="http://schemas.microsoft.com/office/drawing/2010/main" val="0"/>
                         </a:ext>
                       </a:extLst>
                     </a:blip>
-                    <a:srcRect l="12254"/>
+                    <a:srcRect/>
                     <a:stretch>
                       <a:fillRect/>
                     </a:stretch>
                   </pic:blipFill>
-                  <pic:spPr>
+                  <pic:spPr bwMode="auto">
                     <a:xfrm>
                       <a:off x="0" y="0"/>
-                      <a:ext cx="4800600" cy="2317224"/>
+                      <a:ext cx="4635500" cy="2366716"/>
                     </a:xfrm>
                     <a:prstGeom prst="rect">
                       <a:avLst/>
                     </a:prstGeom>
+                    <a:noFill/>
+                    <a:ln>
+                      <a:noFill/>
+                    </a:ln>
                   </pic:spPr>
                 </pic:pic>
               </a:graphicData>
@@ -1232,19 +1662,7 @@
         <w:rPr>
           <w:rFonts w:eastAsiaTheme="minorEastAsia"/>
         </w:rPr>
-        <w:t xml:space="preserve"> </w:t>
-      </w:r>
-      <w:r>
-        <w:rPr>
-          <w:rFonts w:eastAsiaTheme="minorEastAsia"/>
-        </w:rPr>
-        <w:t>-</w:t>
-      </w:r>
-      <w:r>
-        <w:rPr>
-          <w:rFonts w:eastAsiaTheme="minorEastAsia"/>
-        </w:rPr>
-        <w:t xml:space="preserve"> informacja o sprawności hamulców, oświetlenia i modułów elektronicznych</w:t>
+        <w:t xml:space="preserve"> - informacja o sprawności hamulców, oświetlenia i modułów elektronicznych</w:t>
       </w:r>
     </w:p>
     <w:p>
@@ -1282,14 +1700,6 @@
     <w:p>
       <w:pPr>
         <w:spacing w:after="0" w:line="276" w:lineRule="auto"/>
-        <w:rPr>
-          <w:rFonts w:eastAsiaTheme="minorEastAsia"/>
-        </w:rPr>
-      </w:pPr>
-    </w:p>
-    <w:p>
-      <w:pPr>
-        <w:spacing w:after="299"/>
         <w:rPr>
           <w:rFonts w:eastAsiaTheme="minorEastAsia"/>
         </w:rPr>
@@ -1317,7 +1727,6 @@
           <w:sz w:val="28"/>
           <w:szCs w:val="28"/>
         </w:rPr>
-        <w:lastRenderedPageBreak/>
         <w:t>Opis wymagań na poziomie wizji systemu – TurboRower</w:t>
       </w:r>
     </w:p>
@@ -1343,18 +1752,7 @@
           <w:sz w:val="24"/>
           <w:szCs w:val="24"/>
         </w:rPr>
-        <w:t>Dziedzina problemu</w:t>
-      </w:r>
-      <w:r>
-        <w:rPr>
-          <w:rFonts w:asciiTheme="minorHAnsi" w:eastAsiaTheme="minorEastAsia" w:hAnsiTheme="minorHAnsi" w:cstheme="minorBidi"/>
-          <w:b/>
-          <w:bCs/>
-          <w:color w:val="auto"/>
-          <w:sz w:val="24"/>
-          <w:szCs w:val="24"/>
-        </w:rPr>
-        <w:t xml:space="preserve">:  </w:t>
+        <w:t xml:space="preserve">Dziedzina problemu:  </w:t>
       </w:r>
       <w:r>
         <w:rPr>
@@ -1810,14 +2208,6 @@
     </w:p>
     <w:p>
       <w:pPr>
-        <w:spacing w:before="240" w:after="240"/>
-        <w:rPr>
-          <w:rFonts w:eastAsiaTheme="minorEastAsia"/>
-        </w:rPr>
-      </w:pPr>
-    </w:p>
-    <w:p>
-      <w:pPr>
         <w:pStyle w:val="Nagwek2"/>
         <w:spacing w:before="0" w:after="299"/>
         <w:rPr>
@@ -1944,13 +2334,7 @@
         <w:rPr>
           <w:rFonts w:eastAsiaTheme="minorEastAsia"/>
         </w:rPr>
-        <w:t xml:space="preserve"> Definiowanie obszarów z ograniczeniami</w:t>
-      </w:r>
-      <w:r>
-        <w:rPr>
-          <w:rFonts w:eastAsiaTheme="minorEastAsia"/>
-        </w:rPr>
-        <w:t>.</w:t>
+        <w:t xml:space="preserve"> Definiowanie obszarów z ograniczeniami.</w:t>
       </w:r>
     </w:p>
     <w:p>
@@ -2064,13 +2448,27 @@
           <w:b/>
           <w:bCs/>
         </w:rPr>
-        <w:t>Pojazd:</w:t>
+        <w:t>Dostawca usługi loT</w:t>
       </w:r>
       <w:r>
         <w:rPr>
           <w:rFonts w:eastAsiaTheme="minorEastAsia"/>
-        </w:rPr>
-        <w:t xml:space="preserve"> Hulajnoga lub rower z modułem GPS i GSM.</w:t>
+          <w:b/>
+          <w:bCs/>
+        </w:rPr>
+        <w:t>:</w:t>
+      </w:r>
+      <w:r>
+        <w:rPr>
+          <w:rFonts w:eastAsiaTheme="minorEastAsia"/>
+        </w:rPr>
+        <w:t xml:space="preserve"> </w:t>
+      </w:r>
+      <w:r>
+        <w:rPr>
+          <w:rFonts w:eastAsiaTheme="minorEastAsia"/>
+        </w:rPr>
+        <w:t>podmiot zewnętrzny lub platforma technologiczna odpowiedzialna za transmisję danych z urządzeń pomiarowych. Dostarcza do systemu informacje w czasie rzeczywistym (telemetrię) oraz umożliwia zdalne sterowanie funkcjami pojazdu (np. blokada silnika).</w:t>
       </w:r>
     </w:p>
     <w:p>
@@ -2374,7 +2772,15 @@
           <w:b/>
           <w:bCs/>
         </w:rPr>
-        <w:t>Pojazd:</w:t>
+        <w:t>Dostawca usługi loT</w:t>
+      </w:r>
+      <w:r>
+        <w:rPr>
+          <w:rFonts w:eastAsiaTheme="minorEastAsia"/>
+          <w:b/>
+          <w:bCs/>
+        </w:rPr>
+        <w:t>:</w:t>
       </w:r>
       <w:r>
         <w:rPr>
@@ -2425,35 +2831,21 @@
       <w:r>
         <w:rPr>
           <w:rFonts w:eastAsiaTheme="minorEastAsia"/>
-          <w:b/>
-          <w:bCs/>
-        </w:rPr>
-        <w:t>Operator Płatności:</w:t>
-      </w:r>
-      <w:r>
-        <w:rPr>
-          <w:rFonts w:eastAsiaTheme="minorEastAsia"/>
-        </w:rPr>
-        <w:t xml:space="preserve"> Realizuje transakcje finansowe.</w:t>
-      </w:r>
-    </w:p>
-    <w:p>
-      <w:pPr>
-        <w:spacing w:before="240" w:after="240"/>
-        <w:rPr>
-          <w:rFonts w:eastAsiaTheme="minorEastAsia"/>
-        </w:rPr>
-      </w:pPr>
-      <w:r>
-        <w:rPr>
-          <w:rFonts w:eastAsiaTheme="minorEastAsia"/>
           <w:noProof/>
         </w:rPr>
         <w:drawing>
-          <wp:inline distT="0" distB="0" distL="0" distR="0" wp14:anchorId="3717A770" wp14:editId="793FC380">
-            <wp:extent cx="5727700" cy="4025900"/>
-            <wp:effectExtent l="0" t="0" r="6350" b="0"/>
-            <wp:docPr id="2013236356" name="Obraz 1"/>
+          <wp:anchor distT="0" distB="0" distL="114300" distR="114300" simplePos="0" relativeHeight="251664384" behindDoc="0" locked="0" layoutInCell="1" allowOverlap="1" wp14:anchorId="3099737D" wp14:editId="09F05715">
+            <wp:simplePos x="0" y="0"/>
+            <wp:positionH relativeFrom="margin">
+              <wp:align>center</wp:align>
+            </wp:positionH>
+            <wp:positionV relativeFrom="paragraph">
+              <wp:posOffset>566420</wp:posOffset>
+            </wp:positionV>
+            <wp:extent cx="5238750" cy="2846705"/>
+            <wp:effectExtent l="0" t="0" r="0" b="0"/>
+            <wp:wrapSquare wrapText="bothSides"/>
+            <wp:docPr id="1889993712" name="Obraz 3"/>
             <wp:cNvGraphicFramePr>
               <a:graphicFrameLocks xmlns:a="http://schemas.openxmlformats.org/drawingml/2006/main" noChangeAspect="1"/>
             </wp:cNvGraphicFramePr>
@@ -2461,13 +2853,13 @@
               <a:graphicData uri="http://schemas.openxmlformats.org/drawingml/2006/picture">
                 <pic:pic xmlns:pic="http://schemas.openxmlformats.org/drawingml/2006/picture">
                   <pic:nvPicPr>
-                    <pic:cNvPr id="0" name="Picture 1"/>
+                    <pic:cNvPr id="0" name="Picture 7"/>
                     <pic:cNvPicPr>
                       <a:picLocks noChangeAspect="1" noChangeArrowheads="1"/>
                     </pic:cNvPicPr>
                   </pic:nvPicPr>
                   <pic:blipFill>
-                    <a:blip r:embed="rId6" cstate="print">
+                    <a:blip r:embed="rId7">
                       <a:extLst>
                         <a:ext uri="{28A0092B-C50C-407E-A947-70E740481C1C}">
                           <a14:useLocalDpi xmlns:a14="http://schemas.microsoft.com/office/drawing/2010/main" val="0"/>
@@ -2482,7 +2874,7 @@
                   <pic:spPr bwMode="auto">
                     <a:xfrm>
                       <a:off x="0" y="0"/>
-                      <a:ext cx="5727700" cy="4025900"/>
+                      <a:ext cx="5238750" cy="2846705"/>
                     </a:xfrm>
                     <a:prstGeom prst="rect">
                       <a:avLst/>
@@ -2495,9 +2887,61 @@
                 </pic:pic>
               </a:graphicData>
             </a:graphic>
-          </wp:inline>
+            <wp14:sizeRelH relativeFrom="margin">
+              <wp14:pctWidth>0</wp14:pctWidth>
+            </wp14:sizeRelH>
+            <wp14:sizeRelV relativeFrom="margin">
+              <wp14:pctHeight>0</wp14:pctHeight>
+            </wp14:sizeRelV>
+          </wp:anchor>
         </w:drawing>
       </w:r>
+      <w:r>
+        <w:rPr>
+          <w:rFonts w:eastAsiaTheme="minorEastAsia"/>
+          <w:b/>
+          <w:bCs/>
+        </w:rPr>
+        <w:t>Operator Płatności:</w:t>
+      </w:r>
+      <w:r>
+        <w:rPr>
+          <w:rFonts w:eastAsiaTheme="minorEastAsia"/>
+        </w:rPr>
+        <w:t xml:space="preserve"> Realizuje transakcje finansowe.</w:t>
+      </w:r>
+    </w:p>
+    <w:p>
+      <w:pPr>
+        <w:spacing w:before="240" w:after="240"/>
+        <w:rPr>
+          <w:rFonts w:eastAsiaTheme="minorEastAsia"/>
+        </w:rPr>
+      </w:pPr>
+    </w:p>
+    <w:p>
+      <w:pPr>
+        <w:spacing w:before="240" w:after="240"/>
+        <w:rPr>
+          <w:rFonts w:eastAsiaTheme="minorEastAsia"/>
+        </w:rPr>
+      </w:pPr>
+    </w:p>
+    <w:p>
+      <w:pPr>
+        <w:spacing w:before="240" w:after="240"/>
+        <w:rPr>
+          <w:rFonts w:eastAsiaTheme="minorEastAsia"/>
+        </w:rPr>
+      </w:pPr>
+    </w:p>
+    <w:p>
+      <w:pPr>
+        <w:spacing w:before="240" w:after="240"/>
+        <w:rPr>
+          <w:rFonts w:eastAsiaTheme="minorEastAsia"/>
+        </w:rPr>
+      </w:pPr>
     </w:p>
     <w:p>
       <w:pPr>
@@ -2568,19 +3012,7 @@
         <w:rPr>
           <w:rFonts w:eastAsiaTheme="minorEastAsia"/>
         </w:rPr>
-        <w:t xml:space="preserve">Diagram systemowy </w:t>
-      </w:r>
-      <w:r>
-        <w:rPr>
-          <w:rFonts w:eastAsiaTheme="minorEastAsia"/>
-        </w:rPr>
-        <w:t xml:space="preserve">opisuje </w:t>
-      </w:r>
-      <w:r>
-        <w:rPr>
-          <w:rFonts w:eastAsiaTheme="minorEastAsia"/>
-        </w:rPr>
-        <w:t>funkcje wewnątrz systemu oraz relacje między nimi.</w:t>
+        <w:t>Diagram systemowy opisuje funkcje wewnątrz systemu oraz relacje między nimi.</w:t>
       </w:r>
     </w:p>
     <w:p>
@@ -2798,7 +3230,15 @@
           <w:b/>
           <w:bCs/>
         </w:rPr>
-        <w:t>Pojazd:</w:t>
+        <w:t>Dostawca usługi loT</w:t>
+      </w:r>
+      <w:r>
+        <w:rPr>
+          <w:rFonts w:eastAsiaTheme="minorEastAsia"/>
+          <w:b/>
+          <w:bCs/>
+        </w:rPr>
+        <w:t>:</w:t>
       </w:r>
     </w:p>
     <w:p>
@@ -2996,13 +3436,13 @@
           <w:noProof/>
         </w:rPr>
         <w:drawing>
-          <wp:anchor distT="0" distB="0" distL="114300" distR="114300" simplePos="0" relativeHeight="251663360" behindDoc="0" locked="0" layoutInCell="1" allowOverlap="1" wp14:anchorId="6CA00368" wp14:editId="58F428CB">
+          <wp:anchor distT="0" distB="0" distL="114300" distR="114300" simplePos="0" relativeHeight="251659264" behindDoc="0" locked="0" layoutInCell="1" allowOverlap="1" wp14:anchorId="64497DD8" wp14:editId="726DB0AA">
             <wp:simplePos x="0" y="0"/>
             <wp:positionH relativeFrom="margin">
               <wp:align>center</wp:align>
             </wp:positionH>
             <wp:positionV relativeFrom="paragraph">
-              <wp:posOffset>333375</wp:posOffset>
+              <wp:posOffset>333817</wp:posOffset>
             </wp:positionV>
             <wp:extent cx="5103495" cy="3511670"/>
             <wp:effectExtent l="0" t="0" r="1905" b="0"/>
@@ -3021,7 +3461,7 @@
                     </pic:cNvPicPr>
                   </pic:nvPicPr>
                   <pic:blipFill>
-                    <a:blip r:embed="rId7" cstate="print">
+                    <a:blip r:embed="rId8" cstate="print">
                       <a:extLst>
                         <a:ext uri="{28A0092B-C50C-407E-A947-70E740481C1C}">
                           <a14:useLocalDpi xmlns:a14="http://schemas.microsoft.com/office/drawing/2010/main" val="0"/>
@@ -3075,6 +3515,128 @@
     </w:p>
     <w:p>
       <w:pPr>
+        <w:spacing w:before="240" w:after="240" w:line="240" w:lineRule="auto"/>
+        <w:rPr>
+          <w:rFonts w:eastAsiaTheme="minorEastAsia"/>
+        </w:rPr>
+      </w:pPr>
+      <w:r>
+        <w:rPr>
+          <w:rStyle w:val="Nagwek1Znak"/>
+          <w:color w:val="auto"/>
+        </w:rPr>
+        <w:lastRenderedPageBreak/>
+        <w:t>Skład pojedynczego scenariusza:</w:t>
+      </w:r>
+      <w:r>
+        <w:rPr>
+          <w:rFonts w:eastAsiaTheme="minorEastAsia"/>
+        </w:rPr>
+        <w:br/>
+        <w:t>S(n).1. Nazwa</w:t>
+      </w:r>
+      <w:r>
+        <w:rPr>
+          <w:rFonts w:eastAsiaTheme="minorEastAsia"/>
+        </w:rPr>
+        <w:br/>
+        <w:t>S(n).2. Numer</w:t>
+      </w:r>
+      <w:r>
+        <w:rPr>
+          <w:rFonts w:eastAsiaTheme="minorEastAsia"/>
+        </w:rPr>
+        <w:br/>
+        <w:t>S(n).3. Twórca</w:t>
+      </w:r>
+      <w:r>
+        <w:rPr>
+          <w:rFonts w:eastAsiaTheme="minorEastAsia"/>
+        </w:rPr>
+        <w:br/>
+        <w:t>S(n).4. Poziom ważności</w:t>
+      </w:r>
+      <w:r>
+        <w:rPr>
+          <w:rFonts w:eastAsiaTheme="minorEastAsia"/>
+        </w:rPr>
+        <w:br/>
+        <w:t>S(n).5. Typ przypadku użycia</w:t>
+      </w:r>
+      <w:r>
+        <w:rPr>
+          <w:rFonts w:eastAsiaTheme="minorEastAsia"/>
+        </w:rPr>
+        <w:br/>
+        <w:t>S(n).6. Aktorzy</w:t>
+      </w:r>
+      <w:r>
+        <w:rPr>
+          <w:rFonts w:eastAsiaTheme="minorEastAsia"/>
+        </w:rPr>
+        <w:br/>
+        <w:t>S(n).7. Krótki opis</w:t>
+      </w:r>
+      <w:r>
+        <w:rPr>
+          <w:rFonts w:eastAsiaTheme="minorEastAsia"/>
+        </w:rPr>
+        <w:br/>
+        <w:t>S(n).8. Warunki wstępne</w:t>
+      </w:r>
+      <w:r>
+        <w:rPr>
+          <w:rFonts w:eastAsiaTheme="minorEastAsia"/>
+        </w:rPr>
+        <w:br/>
+        <w:t>S(n).9. Warunki końcowe</w:t>
+      </w:r>
+      <w:r>
+        <w:rPr>
+          <w:rFonts w:eastAsiaTheme="minorEastAsia"/>
+        </w:rPr>
+        <w:br/>
+        <w:t>S(n).10. Główny przepływ zdarzeń</w:t>
+      </w:r>
+      <w:r>
+        <w:rPr>
+          <w:rFonts w:eastAsiaTheme="minorEastAsia"/>
+        </w:rPr>
+        <w:br/>
+        <w:t>S(n).11. Alternatywne przepływy</w:t>
+      </w:r>
+      <w:r>
+        <w:rPr>
+          <w:rFonts w:eastAsiaTheme="minorEastAsia"/>
+        </w:rPr>
+        <w:br/>
+        <w:t>S(n).12. Wyjątki w przepływach</w:t>
+      </w:r>
+      <w:r>
+        <w:rPr>
+          <w:rFonts w:eastAsiaTheme="minorEastAsia"/>
+        </w:rPr>
+        <w:br/>
+        <w:t>S(n).13. Specjalne wymagania</w:t>
+      </w:r>
+      <w:r>
+        <w:rPr>
+          <w:rFonts w:eastAsiaTheme="minorEastAsia"/>
+        </w:rPr>
+        <w:br/>
+        <w:t>S(n).14. Notatki i kwestie</w:t>
+      </w:r>
+    </w:p>
+    <w:p>
+      <w:pPr>
+        <w:spacing w:before="240" w:after="240" w:line="240" w:lineRule="auto"/>
+        <w:rPr>
+          <w:rFonts w:eastAsiaTheme="minorEastAsia"/>
+        </w:rPr>
+      </w:pPr>
+    </w:p>
+    <w:p>
+      <w:pPr>
         <w:pStyle w:val="Nagwek2"/>
         <w:rPr>
           <w:b/>
@@ -3088,7 +3650,6 @@
           <w:bCs/>
           <w:color w:val="auto"/>
         </w:rPr>
-        <w:lastRenderedPageBreak/>
         <w:t>UC-01: Logowanie / Autoryzacja</w:t>
       </w:r>
     </w:p>
@@ -3926,6 +4487,7 @@
                 <w:sz w:val="20"/>
                 <w:szCs w:val="20"/>
               </w:rPr>
+              <w:lastRenderedPageBreak/>
               <w:t>Główny przepływ zdarzeń</w:t>
             </w:r>
           </w:p>
@@ -4330,7 +4892,6 @@
                 <w:sz w:val="20"/>
                 <w:szCs w:val="20"/>
               </w:rPr>
-              <w:lastRenderedPageBreak/>
               <w:t>4b. Konto zablokowane: System informuje o blokadzie konta przez administratora.</w:t>
             </w:r>
           </w:p>
@@ -4390,7 +4951,6 @@
                 <w:sz w:val="20"/>
                 <w:szCs w:val="20"/>
               </w:rPr>
-              <w:lastRenderedPageBreak/>
               <w:t>Specjalne wymagania</w:t>
             </w:r>
           </w:p>
@@ -4521,7 +5081,7 @@
           <w:noProof/>
         </w:rPr>
         <w:drawing>
-          <wp:inline distT="0" distB="0" distL="0" distR="0" wp14:anchorId="1D686165" wp14:editId="486D30C3">
+          <wp:inline distT="0" distB="0" distL="0" distR="0" wp14:anchorId="751F6ADB" wp14:editId="51535290">
             <wp:extent cx="5721350" cy="2984500"/>
             <wp:effectExtent l="0" t="0" r="0" b="6350"/>
             <wp:docPr id="1442175989" name="Obraz 1"/>
@@ -4538,7 +5098,7 @@
                     </pic:cNvPicPr>
                   </pic:nvPicPr>
                   <pic:blipFill>
-                    <a:blip r:embed="rId8" cstate="print">
+                    <a:blip r:embed="rId9" cstate="print">
                       <a:extLst>
                         <a:ext uri="{28A0092B-C50C-407E-A947-70E740481C1C}">
                           <a14:useLocalDpi xmlns:a14="http://schemas.microsoft.com/office/drawing/2010/main" val="0"/>
@@ -4586,6 +5146,7 @@
           <w:bCs/>
           <w:color w:val="auto"/>
         </w:rPr>
+        <w:lastRenderedPageBreak/>
         <w:t>UC-02: Rezerwacja pojazdu</w:t>
       </w:r>
     </w:p>
@@ -5027,7 +5588,6 @@
                 <w:sz w:val="20"/>
                 <w:szCs w:val="20"/>
               </w:rPr>
-              <w:lastRenderedPageBreak/>
               <w:t>Typ przypadku użycia</w:t>
             </w:r>
           </w:p>
@@ -5760,6 +6320,7 @@
                 <w:sz w:val="20"/>
                 <w:szCs w:val="20"/>
               </w:rPr>
+              <w:lastRenderedPageBreak/>
               <w:t>Specjalne wymagania</w:t>
             </w:r>
           </w:p>
@@ -5884,9 +6445,8 @@
         <w:rPr>
           <w:noProof/>
         </w:rPr>
-        <w:lastRenderedPageBreak/>
         <w:drawing>
-          <wp:inline distT="0" distB="0" distL="0" distR="0" wp14:anchorId="1FF49736" wp14:editId="0559BB74">
+          <wp:inline distT="0" distB="0" distL="0" distR="0" wp14:anchorId="049333A9" wp14:editId="1E31899A">
             <wp:extent cx="5461000" cy="3943350"/>
             <wp:effectExtent l="0" t="0" r="6350" b="0"/>
             <wp:docPr id="1760607127" name="Obraz 2"/>
@@ -5903,7 +6463,7 @@
                     </pic:cNvPicPr>
                   </pic:nvPicPr>
                   <pic:blipFill>
-                    <a:blip r:embed="rId9">
+                    <a:blip r:embed="rId10">
                       <a:extLst>
                         <a:ext uri="{28A0092B-C50C-407E-A947-70E740481C1C}">
                           <a14:useLocalDpi xmlns:a14="http://schemas.microsoft.com/office/drawing/2010/main" val="0"/>
@@ -6402,6 +6962,7 @@
                 <w:sz w:val="20"/>
                 <w:szCs w:val="20"/>
               </w:rPr>
+              <w:lastRenderedPageBreak/>
               <w:t>Typ przypadku użycia</w:t>
             </w:r>
           </w:p>
@@ -6514,7 +7075,14 @@
                 <w:sz w:val="20"/>
                 <w:szCs w:val="20"/>
               </w:rPr>
-              <w:t>Użytkownik, Pojazd</w:t>
+              <w:t xml:space="preserve">Użytkownik, </w:t>
+            </w:r>
+            <w:r>
+              <w:rPr>
+                <w:sz w:val="20"/>
+                <w:szCs w:val="20"/>
+              </w:rPr>
+              <w:t>Dostawca usługi loT</w:t>
             </w:r>
           </w:p>
         </w:tc>
@@ -6633,7 +7201,6 @@
                 <w:sz w:val="20"/>
                 <w:szCs w:val="20"/>
               </w:rPr>
-              <w:lastRenderedPageBreak/>
               <w:t>Warunki wstępne</w:t>
             </w:r>
           </w:p>
@@ -7278,8 +7845,9 @@
         <w:rPr>
           <w:noProof/>
         </w:rPr>
+        <w:lastRenderedPageBreak/>
         <w:drawing>
-          <wp:anchor distT="0" distB="0" distL="114300" distR="114300" simplePos="0" relativeHeight="251665408" behindDoc="0" locked="0" layoutInCell="1" allowOverlap="1" wp14:anchorId="5E78F388" wp14:editId="6123908E">
+          <wp:anchor distT="0" distB="0" distL="114300" distR="114300" simplePos="0" relativeHeight="251660288" behindDoc="0" locked="0" layoutInCell="1" allowOverlap="1" wp14:anchorId="6D789D0D" wp14:editId="472E0032">
             <wp:simplePos x="0" y="0"/>
             <wp:positionH relativeFrom="margin">
               <wp:align>center</wp:align>
@@ -7304,7 +7872,7 @@
                     </pic:cNvPicPr>
                   </pic:nvPicPr>
                   <pic:blipFill>
-                    <a:blip r:embed="rId10" cstate="print">
+                    <a:blip r:embed="rId11" cstate="print">
                       <a:extLst>
                         <a:ext uri="{28A0092B-C50C-407E-A947-70E740481C1C}">
                           <a14:useLocalDpi xmlns:a14="http://schemas.microsoft.com/office/drawing/2010/main" val="0"/>
@@ -7352,7 +7920,6 @@
           <w:bCs/>
           <w:color w:val="auto"/>
         </w:rPr>
-        <w:lastRenderedPageBreak/>
         <w:t>UC-04: Zgłoś usterkę</w:t>
       </w:r>
     </w:p>
@@ -8178,6 +8745,7 @@
                 <w:sz w:val="20"/>
                 <w:szCs w:val="20"/>
               </w:rPr>
+              <w:lastRenderedPageBreak/>
               <w:t>Główny przepływ zdarzeń</w:t>
             </w:r>
           </w:p>
@@ -8557,7 +9125,6 @@
                 <w:sz w:val="20"/>
                 <w:szCs w:val="20"/>
               </w:rPr>
-              <w:lastRenderedPageBreak/>
               <w:t>Notatki i kwestie</w:t>
             </w:r>
           </w:p>
@@ -8605,7 +9172,7 @@
           <w:noProof/>
         </w:rPr>
         <w:drawing>
-          <wp:anchor distT="0" distB="0" distL="114300" distR="114300" simplePos="0" relativeHeight="251666432" behindDoc="0" locked="0" layoutInCell="1" allowOverlap="1" wp14:anchorId="2C6D83DC" wp14:editId="00685476">
+          <wp:anchor distT="0" distB="0" distL="114300" distR="114300" simplePos="0" relativeHeight="251661312" behindDoc="0" locked="0" layoutInCell="1" allowOverlap="1" wp14:anchorId="4ACA5D66" wp14:editId="506DE6B9">
             <wp:simplePos x="0" y="0"/>
             <wp:positionH relativeFrom="margin">
               <wp:align>center</wp:align>
@@ -8630,7 +9197,7 @@
                     </pic:cNvPicPr>
                   </pic:nvPicPr>
                   <pic:blipFill>
-                    <a:blip r:embed="rId11" cstate="print">
+                    <a:blip r:embed="rId12" cstate="print">
                       <a:extLst>
                         <a:ext uri="{28A0092B-C50C-407E-A947-70E740481C1C}">
                           <a14:useLocalDpi xmlns:a14="http://schemas.microsoft.com/office/drawing/2010/main" val="0"/>
@@ -8856,6 +9423,7 @@
                 <w:sz w:val="20"/>
                 <w:szCs w:val="20"/>
               </w:rPr>
+              <w:lastRenderedPageBreak/>
               <w:t>Nazwa</w:t>
             </w:r>
           </w:p>
@@ -9276,7 +9844,14 @@
                 <w:sz w:val="20"/>
                 <w:szCs w:val="20"/>
               </w:rPr>
-              <w:t>Operator floty, Pojazd</w:t>
+              <w:t xml:space="preserve">Operator floty, </w:t>
+            </w:r>
+            <w:r>
+              <w:rPr>
+                <w:sz w:val="20"/>
+                <w:szCs w:val="20"/>
+              </w:rPr>
+              <w:t>Dostawca usługi loT</w:t>
             </w:r>
           </w:p>
         </w:tc>
@@ -9395,7 +9970,6 @@
                 <w:sz w:val="20"/>
                 <w:szCs w:val="20"/>
               </w:rPr>
-              <w:lastRenderedPageBreak/>
               <w:t>Warunki wstępne</w:t>
             </w:r>
           </w:p>
@@ -10017,8 +10591,9 @@
         <w:rPr>
           <w:noProof/>
         </w:rPr>
+        <w:lastRenderedPageBreak/>
         <w:drawing>
-          <wp:inline distT="0" distB="0" distL="0" distR="0" wp14:anchorId="3D7CD58F" wp14:editId="7919AC9C">
+          <wp:inline distT="0" distB="0" distL="0" distR="0" wp14:anchorId="23392ACA" wp14:editId="632B4A38">
             <wp:extent cx="5727700" cy="3041650"/>
             <wp:effectExtent l="0" t="0" r="6350" b="6350"/>
             <wp:docPr id="78083042" name="Obraz 5"/>
@@ -10035,7 +10610,7 @@
                     </pic:cNvPicPr>
                   </pic:nvPicPr>
                   <pic:blipFill>
-                    <a:blip r:embed="rId12">
+                    <a:blip r:embed="rId13">
                       <a:extLst>
                         <a:ext uri="{28A0092B-C50C-407E-A947-70E740481C1C}">
                           <a14:useLocalDpi xmlns:a14="http://schemas.microsoft.com/office/drawing/2010/main" val="0"/>
@@ -10083,7 +10658,6 @@
           <w:bCs/>
           <w:color w:val="auto"/>
         </w:rPr>
-        <w:lastRenderedPageBreak/>
         <w:t>UC-06: Rozliczenie transakcji</w:t>
       </w:r>
     </w:p>
@@ -10910,6 +11484,7 @@
                 <w:sz w:val="20"/>
                 <w:szCs w:val="20"/>
               </w:rPr>
+              <w:lastRenderedPageBreak/>
               <w:t>Główny przepływ zdarzeń</w:t>
             </w:r>
           </w:p>
@@ -11318,7 +11893,6 @@
                 <w:sz w:val="20"/>
                 <w:szCs w:val="20"/>
               </w:rPr>
-              <w:lastRenderedPageBreak/>
               <w:t>Notatki i kwestie</w:t>
             </w:r>
           </w:p>
@@ -11366,8 +11940,9 @@
         <w:rPr>
           <w:noProof/>
         </w:rPr>
+        <w:lastRenderedPageBreak/>
         <w:drawing>
-          <wp:inline distT="0" distB="0" distL="0" distR="0" wp14:anchorId="68FFC6D8" wp14:editId="377C3525">
+          <wp:inline distT="0" distB="0" distL="0" distR="0" wp14:anchorId="0ECB2116" wp14:editId="21C0FB32">
             <wp:extent cx="5721350" cy="4845050"/>
             <wp:effectExtent l="0" t="0" r="0" b="0"/>
             <wp:docPr id="1666936192" name="Obraz 6"/>
@@ -11384,7 +11959,7 @@
                     </pic:cNvPicPr>
                   </pic:nvPicPr>
                   <pic:blipFill>
-                    <a:blip r:embed="rId13" cstate="print">
+                    <a:blip r:embed="rId14" cstate="print">
                       <a:extLst>
                         <a:ext uri="{28A0092B-C50C-407E-A947-70E740481C1C}">
                           <a14:useLocalDpi xmlns:a14="http://schemas.microsoft.com/office/drawing/2010/main" val="0"/>
@@ -11872,7 +12447,6 @@
                 <w:sz w:val="20"/>
                 <w:szCs w:val="20"/>
               </w:rPr>
-              <w:lastRenderedPageBreak/>
               <w:t>Typ przypadku użycia</w:t>
             </w:r>
           </w:p>
@@ -11950,6 +12524,7 @@
                 <w:sz w:val="20"/>
                 <w:szCs w:val="20"/>
               </w:rPr>
+              <w:lastRenderedPageBreak/>
               <w:t>Aktorzy</w:t>
             </w:r>
           </w:p>
@@ -12699,9 +13274,8 @@
         <w:rPr>
           <w:noProof/>
         </w:rPr>
-        <w:lastRenderedPageBreak/>
         <w:drawing>
-          <wp:anchor distT="0" distB="0" distL="114300" distR="114300" simplePos="0" relativeHeight="251667456" behindDoc="0" locked="0" layoutInCell="1" allowOverlap="1" wp14:anchorId="330F9CC4" wp14:editId="48344C61">
+          <wp:anchor distT="0" distB="0" distL="114300" distR="114300" simplePos="0" relativeHeight="251662336" behindDoc="0" locked="0" layoutInCell="1" allowOverlap="1" wp14:anchorId="03717B78" wp14:editId="339A56F4">
             <wp:simplePos x="0" y="0"/>
             <wp:positionH relativeFrom="margin">
               <wp:align>center</wp:align>
@@ -12726,7 +13300,7 @@
                     </pic:cNvPicPr>
                   </pic:nvPicPr>
                   <pic:blipFill>
-                    <a:blip r:embed="rId14" cstate="print">
+                    <a:blip r:embed="rId15" cstate="print">
                       <a:extLst>
                         <a:ext uri="{28A0092B-C50C-407E-A947-70E740481C1C}">
                           <a14:useLocalDpi xmlns:a14="http://schemas.microsoft.com/office/drawing/2010/main" val="0"/>
@@ -13679,7 +14253,6 @@
                 <w:sz w:val="20"/>
                 <w:szCs w:val="20"/>
               </w:rPr>
-              <w:lastRenderedPageBreak/>
               <w:t>Główny przepływ zdarzeń</w:t>
             </w:r>
           </w:p>
@@ -14059,6 +14632,7 @@
                 <w:sz w:val="20"/>
                 <w:szCs w:val="20"/>
               </w:rPr>
+              <w:lastRenderedPageBreak/>
               <w:t>Notatki i kwestie</w:t>
             </w:r>
           </w:p>
@@ -14107,7 +14681,7 @@
           <w:noProof/>
         </w:rPr>
         <w:drawing>
-          <wp:inline distT="0" distB="0" distL="0" distR="0" wp14:anchorId="3DAABB4B" wp14:editId="59DFF167">
+          <wp:inline distT="0" distB="0" distL="0" distR="0" wp14:anchorId="4306967F" wp14:editId="6EC86764">
             <wp:extent cx="5727700" cy="4616450"/>
             <wp:effectExtent l="0" t="0" r="6350" b="0"/>
             <wp:docPr id="338549726" name="Obraz 8"/>
@@ -14124,7 +14698,7 @@
                     </pic:cNvPicPr>
                   </pic:nvPicPr>
                   <pic:blipFill>
-                    <a:blip r:embed="rId15">
+                    <a:blip r:embed="rId16">
                       <a:extLst>
                         <a:ext uri="{28A0092B-C50C-407E-A947-70E740481C1C}">
                           <a14:useLocalDpi xmlns:a14="http://schemas.microsoft.com/office/drawing/2010/main" val="0"/>
@@ -14158,13 +14732,145 @@
     </w:p>
     <w:p>
       <w:pPr>
+        <w:pStyle w:val="Nagwek1"/>
+        <w:rPr>
+          <w:color w:val="auto"/>
+        </w:rPr>
+      </w:pPr>
+      <w:r>
+        <w:rPr>
+          <w:color w:val="auto"/>
+        </w:rPr>
+        <w:lastRenderedPageBreak/>
+        <w:t>Konceptualny diagram klas</w:t>
+      </w:r>
+    </w:p>
+    <w:p>
+      <w:pPr>
         <w:spacing w:before="240" w:after="240"/>
         <w:rPr>
           <w:rFonts w:eastAsiaTheme="minorEastAsia"/>
         </w:rPr>
       </w:pPr>
+      <w:r>
+        <w:rPr>
+          <w:rFonts w:eastAsiaTheme="minorEastAsia"/>
+          <w:noProof/>
+        </w:rPr>
+        <w:drawing>
+          <wp:inline distT="0" distB="0" distL="0" distR="0" wp14:anchorId="19335EB1" wp14:editId="62C46D69">
+            <wp:extent cx="5731510" cy="4032885"/>
+            <wp:effectExtent l="0" t="0" r="2540" b="5715"/>
+            <wp:docPr id="727992353" name="Obraz 2"/>
+            <wp:cNvGraphicFramePr>
+              <a:graphicFrameLocks xmlns:a="http://schemas.openxmlformats.org/drawingml/2006/main" noChangeAspect="1"/>
+            </wp:cNvGraphicFramePr>
+            <a:graphic xmlns:a="http://schemas.openxmlformats.org/drawingml/2006/main">
+              <a:graphicData uri="http://schemas.openxmlformats.org/drawingml/2006/picture">
+                <pic:pic xmlns:pic="http://schemas.openxmlformats.org/drawingml/2006/picture">
+                  <pic:nvPicPr>
+                    <pic:cNvPr id="727992353" name="Obraz 727992353"/>
+                    <pic:cNvPicPr/>
+                  </pic:nvPicPr>
+                  <pic:blipFill>
+                    <a:blip r:embed="rId17" cstate="print">
+                      <a:extLst>
+                        <a:ext uri="{28A0092B-C50C-407E-A947-70E740481C1C}">
+                          <a14:useLocalDpi xmlns:a14="http://schemas.microsoft.com/office/drawing/2010/main" val="0"/>
+                        </a:ext>
+                      </a:extLst>
+                    </a:blip>
+                    <a:stretch>
+                      <a:fillRect/>
+                    </a:stretch>
+                  </pic:blipFill>
+                  <pic:spPr>
+                    <a:xfrm>
+                      <a:off x="0" y="0"/>
+                      <a:ext cx="5731510" cy="4032885"/>
+                    </a:xfrm>
+                    <a:prstGeom prst="rect">
+                      <a:avLst/>
+                    </a:prstGeom>
+                  </pic:spPr>
+                </pic:pic>
+              </a:graphicData>
+            </a:graphic>
+          </wp:inline>
+        </w:drawing>
+      </w:r>
+    </w:p>
+    <w:p>
+      <w:pPr>
+        <w:pStyle w:val="Nagwek1"/>
+        <w:rPr>
+          <w:color w:val="auto"/>
+        </w:rPr>
+      </w:pPr>
+      <w:r>
+        <w:rPr>
+          <w:color w:val="auto"/>
+        </w:rPr>
+        <w:t>Implementacyjny diagram klas</w:t>
+      </w:r>
+    </w:p>
+    <w:p>
+      <w:pPr>
+        <w:spacing w:before="240" w:after="240"/>
+        <w:rPr>
+          <w:rFonts w:eastAsiaTheme="minorEastAsia"/>
+        </w:rPr>
+      </w:pPr>
+      <w:r>
+        <w:rPr>
+          <w:rFonts w:eastAsiaTheme="minorEastAsia"/>
+          <w:noProof/>
+        </w:rPr>
+        <w:drawing>
+          <wp:inline distT="0" distB="0" distL="0" distR="0" wp14:anchorId="24A64F6E" wp14:editId="1B41F339">
+            <wp:extent cx="5731510" cy="3425190"/>
+            <wp:effectExtent l="0" t="0" r="2540" b="3810"/>
+            <wp:docPr id="1121119403" name="Obraz 6"/>
+            <wp:cNvGraphicFramePr>
+              <a:graphicFrameLocks xmlns:a="http://schemas.openxmlformats.org/drawingml/2006/main" noChangeAspect="1"/>
+            </wp:cNvGraphicFramePr>
+            <a:graphic xmlns:a="http://schemas.openxmlformats.org/drawingml/2006/main">
+              <a:graphicData uri="http://schemas.openxmlformats.org/drawingml/2006/picture">
+                <pic:pic xmlns:pic="http://schemas.openxmlformats.org/drawingml/2006/picture">
+                  <pic:nvPicPr>
+                    <pic:cNvPr id="1121119403" name="Obraz 1121119403"/>
+                    <pic:cNvPicPr/>
+                  </pic:nvPicPr>
+                  <pic:blipFill>
+                    <a:blip r:embed="rId18">
+                      <a:extLst>
+                        <a:ext uri="{28A0092B-C50C-407E-A947-70E740481C1C}">
+                          <a14:useLocalDpi xmlns:a14="http://schemas.microsoft.com/office/drawing/2010/main" val="0"/>
+                        </a:ext>
+                      </a:extLst>
+                    </a:blip>
+                    <a:stretch>
+                      <a:fillRect/>
+                    </a:stretch>
+                  </pic:blipFill>
+                  <pic:spPr>
+                    <a:xfrm>
+                      <a:off x="0" y="0"/>
+                      <a:ext cx="5731510" cy="3425190"/>
+                    </a:xfrm>
+                    <a:prstGeom prst="rect">
+                      <a:avLst/>
+                    </a:prstGeom>
+                  </pic:spPr>
+                </pic:pic>
+              </a:graphicData>
+            </a:graphic>
+          </wp:inline>
+        </w:drawing>
+      </w:r>
     </w:p>
     <w:sectPr>
+      <w:footerReference w:type="default" r:id="rId19"/>
       <w:pgSz w:w="11906" w:h="16838"/>
       <w:pgMar w:top="1440" w:right="1440" w:bottom="1440" w:left="1440" w:header="708" w:footer="708" w:gutter="0"/>
       <w:cols w:space="708"/>
@@ -14172,6 +14878,21 @@
     </w:sectPr>
   </w:body>
 </w:document>
+</file>
+
+<file path=word/footer1.xml><?xml version="1.0" encoding="utf-8"?>
+<w:ftr xmlns:wpc="http://schemas.microsoft.com/office/word/2010/wordprocessingCanvas" xmlns:cx="http://schemas.microsoft.com/office/drawing/2014/chartex" xmlns:cx1="http://schemas.microsoft.com/office/drawing/2015/9/8/chartex" xmlns:cx2="http://schemas.microsoft.com/office/drawing/2015/10/21/chartex" xmlns:cx3="http://schemas.microsoft.com/office/drawing/2016/5/9/chartex" xmlns:cx4="http://schemas.microsoft.com/office/drawing/2016/5/10/chartex" xmlns:cx5="http://schemas.microsoft.com/office/drawing/2016/5/11/chartex" xmlns:cx6="http://schemas.microsoft.com/office/drawing/2016/5/12/chartex" xmlns:cx7="http://schemas.microsoft.com/office/drawing/2016/5/13/chartex" xmlns:cx8="http://schemas.microsoft.com/office/drawing/2016/5/14/chartex" xmlns:mc="http://schemas.openxmlformats.org/markup-compatibility/2006" xmlns:aink="http://schemas.microsoft.com/office/drawing/2016/ink" xmlns:am3d="http://schemas.microsoft.com/office/drawing/2017/model3d" xmlns:o="urn:schemas-microsoft-com:office:office" xmlns:oel="http://schemas.microsoft.com/office/2019/extlst" xmlns:r="http://schemas.openxmlformats.org/officeDocument/2006/relationships" xmlns:m="http://schemas.openxmlformats.org/officeDocument/2006/math" xmlns:v="urn:schemas-microsoft-com:vml" xmlns:wp14="http://schemas.microsoft.com/office/word/2010/wordprocessingDrawing" xmlns:wp="http://schemas.openxmlformats.org/drawingml/2006/wordprocessingDrawing" xmlns:w10="urn:schemas-microsoft-com:office:word" xmlns:w="http://schemas.openxmlformats.org/wordprocessingml/2006/main" xmlns:w14="http://schemas.microsoft.com/office/word/2010/wordml" xmlns:w15="http://schemas.microsoft.com/office/word/2012/wordml" xmlns:w16cex="http://schemas.microsoft.com/office/word/2018/wordml/cex" xmlns:w16cid="http://schemas.microsoft.com/office/word/2016/wordml/cid" xmlns:w16="http://schemas.microsoft.com/office/word/2018/wordml" xmlns:w16du="http://schemas.microsoft.com/office/word/2023/wordml/word16du" xmlns:w16sdtdh="http://schemas.microsoft.com/office/word/2020/wordml/sdtdatahash" xmlns:w16sdtfl="http://schemas.microsoft.com/office/word/2024/wordml/sdtformatlock" xmlns:w16se="http://schemas.microsoft.com/office/word/2015/wordml/symex" xmlns:wpg="http://schemas.microsoft.com/office/word/2010/wordprocessingGroup" xmlns:wpi="http://schemas.microsoft.com/office/word/2010/wordprocessingInk" xmlns:wne="http://schemas.microsoft.com/office/word/2006/wordml" xmlns:wps="http://schemas.microsoft.com/office/word/2010/wordprocessingShape" mc:Ignorable="w14 w15 w16se w16cid w16 w16cex w16sdtdh w16sdtfl w16du wp14">
+  <w:p>
+    <w:pPr>
+      <w:pStyle w:val="Stopka"/>
+    </w:pPr>
+  </w:p>
+  <w:p>
+    <w:pPr>
+      <w:pStyle w:val="Stopka"/>
+    </w:pPr>
+  </w:p>
+</w:ftr>
 </file>
 
 <file path=word/numbering.xml><?xml version="1.0" encoding="utf-8"?>
@@ -18654,6 +19375,27 @@
     <w:name w:val="Normal"/>
     <w:qFormat/>
   </w:style>
+  <w:style w:type="paragraph" w:styleId="Nagwek1">
+    <w:name w:val="heading 1"/>
+    <w:basedOn w:val="Normalny"/>
+    <w:next w:val="Normalny"/>
+    <w:link w:val="Nagwek1Znak"/>
+    <w:uiPriority w:val="9"/>
+    <w:qFormat/>
+    <w:rsid w:val="00D64724"/>
+    <w:pPr>
+      <w:keepNext/>
+      <w:keepLines/>
+      <w:spacing w:before="240" w:after="0"/>
+      <w:outlineLvl w:val="0"/>
+    </w:pPr>
+    <w:rPr>
+      <w:rFonts w:asciiTheme="majorHAnsi" w:eastAsiaTheme="majorEastAsia" w:hAnsiTheme="majorHAnsi" w:cstheme="majorBidi"/>
+      <w:color w:val="0F4761" w:themeColor="accent1" w:themeShade="BF"/>
+      <w:sz w:val="32"/>
+      <w:szCs w:val="32"/>
+    </w:rPr>
+  </w:style>
   <w:style w:type="paragraph" w:styleId="Nagwek2">
     <w:name w:val="heading 2"/>
     <w:uiPriority w:val="9"/>
@@ -18728,6 +19470,41 @@
         <w:insideV w:val="single" w:sz="4" w:space="0" w:color="000000" w:themeColor="text1"/>
       </w:tblBorders>
     </w:tblPr>
+  </w:style>
+  <w:style w:type="character" w:customStyle="1" w:styleId="Nagwek1Znak">
+    <w:name w:val="Nagłówek 1 Znak"/>
+    <w:basedOn w:val="Domylnaczcionkaakapitu"/>
+    <w:link w:val="Nagwek1"/>
+    <w:uiPriority w:val="9"/>
+    <w:rsid w:val="00D64724"/>
+    <w:rPr>
+      <w:rFonts w:asciiTheme="majorHAnsi" w:eastAsiaTheme="majorEastAsia" w:hAnsiTheme="majorHAnsi" w:cstheme="majorBidi"/>
+      <w:color w:val="0F4761" w:themeColor="accent1" w:themeShade="BF"/>
+      <w:sz w:val="32"/>
+      <w:szCs w:val="32"/>
+    </w:rPr>
+  </w:style>
+  <w:style w:type="paragraph" w:styleId="Stopka">
+    <w:name w:val="footer"/>
+    <w:basedOn w:val="Normalny"/>
+    <w:link w:val="StopkaZnak"/>
+    <w:uiPriority w:val="99"/>
+    <w:unhideWhenUsed/>
+    <w:rsid w:val="00D64724"/>
+    <w:pPr>
+      <w:tabs>
+        <w:tab w:val="center" w:pos="4536"/>
+        <w:tab w:val="right" w:pos="9072"/>
+      </w:tabs>
+      <w:spacing w:after="0" w:line="240" w:lineRule="auto"/>
+    </w:pPr>
+  </w:style>
+  <w:style w:type="character" w:customStyle="1" w:styleId="StopkaZnak">
+    <w:name w:val="Stopka Znak"/>
+    <w:basedOn w:val="Domylnaczcionkaakapitu"/>
+    <w:link w:val="Stopka"/>
+    <w:uiPriority w:val="99"/>
+    <w:rsid w:val="00D64724"/>
   </w:style>
 </w:styles>
 </file>

--- a/docs/ProjectDocumentation.docx
+++ b/docs/ProjectDocumentation.docx
@@ -38,7 +38,7 @@
                     </pic:cNvPicPr>
                   </pic:nvPicPr>
                   <pic:blipFill>
-                    <a:blip r:embed="rId5" cstate="print">
+                    <a:blip r:embed="rId7" cstate="print">
                       <a:extLst>
                         <a:ext uri="{28A0092B-C50C-407E-A947-70E740481C1C}">
                           <a14:useLocalDpi xmlns:a14="http://schemas.microsoft.com/office/drawing/2010/main" val="0"/>
@@ -485,7 +485,13 @@
               <w:rPr>
                 <w:rFonts w:eastAsiaTheme="minorEastAsia"/>
               </w:rPr>
-              <w:t>180???</w:t>
+              <w:t>180</w:t>
+            </w:r>
+            <w:r>
+              <w:rPr>
+                <w:rFonts w:eastAsiaTheme="minorEastAsia"/>
+              </w:rPr>
+              <w:t>634</w:t>
             </w:r>
           </w:p>
         </w:tc>
@@ -1613,7 +1619,7 @@
                     </pic:cNvPicPr>
                   </pic:nvPicPr>
                   <pic:blipFill>
-                    <a:blip r:embed="rId6">
+                    <a:blip r:embed="rId8">
                       <a:extLst>
                         <a:ext uri="{28A0092B-C50C-407E-A947-70E740481C1C}">
                           <a14:useLocalDpi xmlns:a14="http://schemas.microsoft.com/office/drawing/2010/main" val="0"/>
@@ -2859,7 +2865,7 @@
                     </pic:cNvPicPr>
                   </pic:nvPicPr>
                   <pic:blipFill>
-                    <a:blip r:embed="rId7">
+                    <a:blip r:embed="rId9">
                       <a:extLst>
                         <a:ext uri="{28A0092B-C50C-407E-A947-70E740481C1C}">
                           <a14:useLocalDpi xmlns:a14="http://schemas.microsoft.com/office/drawing/2010/main" val="0"/>
@@ -3436,18 +3442,18 @@
           <w:noProof/>
         </w:rPr>
         <w:drawing>
-          <wp:anchor distT="0" distB="0" distL="114300" distR="114300" simplePos="0" relativeHeight="251659264" behindDoc="0" locked="0" layoutInCell="1" allowOverlap="1" wp14:anchorId="64497DD8" wp14:editId="726DB0AA">
+          <wp:anchor distT="0" distB="0" distL="114300" distR="114300" simplePos="0" relativeHeight="251666432" behindDoc="0" locked="0" layoutInCell="1" allowOverlap="1" wp14:anchorId="0CEC79B0" wp14:editId="066BD7E3">
             <wp:simplePos x="0" y="0"/>
             <wp:positionH relativeFrom="margin">
-              <wp:align>center</wp:align>
+              <wp:align>left</wp:align>
             </wp:positionH>
             <wp:positionV relativeFrom="paragraph">
-              <wp:posOffset>333817</wp:posOffset>
+              <wp:posOffset>339725</wp:posOffset>
             </wp:positionV>
-            <wp:extent cx="5103495" cy="3511670"/>
-            <wp:effectExtent l="0" t="0" r="1905" b="0"/>
+            <wp:extent cx="5721350" cy="3498850"/>
+            <wp:effectExtent l="0" t="0" r="0" b="6350"/>
             <wp:wrapSquare wrapText="bothSides"/>
-            <wp:docPr id="518669408" name="Obraz 1"/>
+            <wp:docPr id="753606361" name="Obraz 2"/>
             <wp:cNvGraphicFramePr>
               <a:graphicFrameLocks xmlns:a="http://schemas.openxmlformats.org/drawingml/2006/main" noChangeAspect="1"/>
             </wp:cNvGraphicFramePr>
@@ -3461,7 +3467,7 @@
                     </pic:cNvPicPr>
                   </pic:nvPicPr>
                   <pic:blipFill>
-                    <a:blip r:embed="rId8" cstate="print">
+                    <a:blip r:embed="rId10">
                       <a:extLst>
                         <a:ext uri="{28A0092B-C50C-407E-A947-70E740481C1C}">
                           <a14:useLocalDpi xmlns:a14="http://schemas.microsoft.com/office/drawing/2010/main" val="0"/>
@@ -3476,7 +3482,7 @@
                   <pic:spPr bwMode="auto">
                     <a:xfrm>
                       <a:off x="0" y="0"/>
-                      <a:ext cx="5103495" cy="3511670"/>
+                      <a:ext cx="5721350" cy="3498850"/>
                     </a:xfrm>
                     <a:prstGeom prst="rect">
                       <a:avLst/>
@@ -3489,12 +3495,6 @@
                 </pic:pic>
               </a:graphicData>
             </a:graphic>
-            <wp14:sizeRelH relativeFrom="margin">
-              <wp14:pctWidth>0</wp14:pctWidth>
-            </wp14:sizeRelH>
-            <wp14:sizeRelV relativeFrom="margin">
-              <wp14:pctHeight>0</wp14:pctHeight>
-            </wp14:sizeRelV>
           </wp:anchor>
         </w:drawing>
       </w:r>
@@ -3511,6 +3511,13 @@
           <w:rFonts w:eastAsiaTheme="minorEastAsia"/>
         </w:rPr>
         <w:t xml:space="preserve"> Pobranie środków zgodnie z wybraną taryfą.</w:t>
+      </w:r>
+      <w:r>
+        <w:rPr>
+          <w:rFonts w:eastAsiaTheme="minorEastAsia"/>
+          <w:noProof/>
+        </w:rPr>
+        <w:t xml:space="preserve"> </w:t>
       </w:r>
     </w:p>
     <w:p>
@@ -5081,7 +5088,7 @@
           <w:noProof/>
         </w:rPr>
         <w:drawing>
-          <wp:inline distT="0" distB="0" distL="0" distR="0" wp14:anchorId="751F6ADB" wp14:editId="51535290">
+          <wp:inline distT="0" distB="0" distL="0" distR="0" wp14:anchorId="751F6ADB" wp14:editId="3B563394">
             <wp:extent cx="5721350" cy="2984500"/>
             <wp:effectExtent l="0" t="0" r="0" b="6350"/>
             <wp:docPr id="1442175989" name="Obraz 1"/>
@@ -5098,7 +5105,7 @@
                     </pic:cNvPicPr>
                   </pic:nvPicPr>
                   <pic:blipFill>
-                    <a:blip r:embed="rId9" cstate="print">
+                    <a:blip r:embed="rId11" cstate="print">
                       <a:extLst>
                         <a:ext uri="{28A0092B-C50C-407E-A947-70E740481C1C}">
                           <a14:useLocalDpi xmlns:a14="http://schemas.microsoft.com/office/drawing/2010/main" val="0"/>
@@ -6463,7 +6470,7 @@
                     </pic:cNvPicPr>
                   </pic:nvPicPr>
                   <pic:blipFill>
-                    <a:blip r:embed="rId10">
+                    <a:blip r:embed="rId12">
                       <a:extLst>
                         <a:ext uri="{28A0092B-C50C-407E-A947-70E740481C1C}">
                           <a14:useLocalDpi xmlns:a14="http://schemas.microsoft.com/office/drawing/2010/main" val="0"/>
@@ -7847,13 +7854,13 @@
         </w:rPr>
         <w:lastRenderedPageBreak/>
         <w:drawing>
-          <wp:anchor distT="0" distB="0" distL="114300" distR="114300" simplePos="0" relativeHeight="251660288" behindDoc="0" locked="0" layoutInCell="1" allowOverlap="1" wp14:anchorId="6D789D0D" wp14:editId="472E0032">
+          <wp:anchor distT="0" distB="0" distL="114300" distR="114300" simplePos="0" relativeHeight="251660288" behindDoc="0" locked="0" layoutInCell="1" allowOverlap="1" wp14:anchorId="6D789D0D" wp14:editId="7273A362">
             <wp:simplePos x="0" y="0"/>
             <wp:positionH relativeFrom="margin">
               <wp:align>center</wp:align>
             </wp:positionH>
             <wp:positionV relativeFrom="paragraph">
-              <wp:posOffset>-28575</wp:posOffset>
+              <wp:posOffset>0</wp:posOffset>
             </wp:positionV>
             <wp:extent cx="4465044" cy="3098800"/>
             <wp:effectExtent l="0" t="0" r="0" b="6350"/>
@@ -7872,7 +7879,7 @@
                     </pic:cNvPicPr>
                   </pic:nvPicPr>
                   <pic:blipFill>
-                    <a:blip r:embed="rId11" cstate="print">
+                    <a:blip r:embed="rId13" cstate="print">
                       <a:extLst>
                         <a:ext uri="{28A0092B-C50C-407E-A947-70E740481C1C}">
                           <a14:useLocalDpi xmlns:a14="http://schemas.microsoft.com/office/drawing/2010/main" val="0"/>
@@ -7900,9 +7907,72 @@
                 </pic:pic>
               </a:graphicData>
             </a:graphic>
+            <wp14:sizeRelH relativeFrom="margin">
+              <wp14:pctWidth>0</wp14:pctWidth>
+            </wp14:sizeRelH>
+            <wp14:sizeRelV relativeFrom="margin">
+              <wp14:pctHeight>0</wp14:pctHeight>
+            </wp14:sizeRelV>
           </wp:anchor>
         </w:drawing>
       </w:r>
+    </w:p>
+    <w:p/>
+    <w:p>
+      <w:pPr>
+        <w:rPr>
+          <w:b/>
+          <w:bCs/>
+        </w:rPr>
+      </w:pPr>
+    </w:p>
+    <w:p>
+      <w:pPr>
+        <w:rPr>
+          <w:b/>
+          <w:bCs/>
+        </w:rPr>
+      </w:pPr>
+    </w:p>
+    <w:p>
+      <w:pPr>
+        <w:rPr>
+          <w:b/>
+          <w:bCs/>
+        </w:rPr>
+      </w:pPr>
+    </w:p>
+    <w:p>
+      <w:pPr>
+        <w:rPr>
+          <w:b/>
+          <w:bCs/>
+        </w:rPr>
+      </w:pPr>
+    </w:p>
+    <w:p>
+      <w:pPr>
+        <w:rPr>
+          <w:b/>
+          <w:bCs/>
+        </w:rPr>
+      </w:pPr>
+    </w:p>
+    <w:p>
+      <w:pPr>
+        <w:rPr>
+          <w:b/>
+          <w:bCs/>
+        </w:rPr>
+      </w:pPr>
+    </w:p>
+    <w:p>
+      <w:pPr>
+        <w:rPr>
+          <w:b/>
+          <w:bCs/>
+        </w:rPr>
+      </w:pPr>
     </w:p>
     <w:p/>
     <w:p>
@@ -9172,18 +9242,18 @@
           <w:noProof/>
         </w:rPr>
         <w:drawing>
-          <wp:anchor distT="0" distB="0" distL="114300" distR="114300" simplePos="0" relativeHeight="251661312" behindDoc="0" locked="0" layoutInCell="1" allowOverlap="1" wp14:anchorId="4ACA5D66" wp14:editId="506DE6B9">
+          <wp:anchor distT="0" distB="0" distL="114300" distR="114300" simplePos="0" relativeHeight="251667456" behindDoc="0" locked="0" layoutInCell="1" allowOverlap="1" wp14:anchorId="2A163A48" wp14:editId="2F52C1D4">
             <wp:simplePos x="0" y="0"/>
             <wp:positionH relativeFrom="margin">
               <wp:align>center</wp:align>
             </wp:positionH>
             <wp:positionV relativeFrom="paragraph">
-              <wp:posOffset>198120</wp:posOffset>
+              <wp:posOffset>349885</wp:posOffset>
             </wp:positionV>
-            <wp:extent cx="4483100" cy="3473626"/>
-            <wp:effectExtent l="0" t="0" r="0" b="0"/>
+            <wp:extent cx="5727700" cy="4038600"/>
+            <wp:effectExtent l="0" t="0" r="6350" b="0"/>
             <wp:wrapSquare wrapText="bothSides"/>
-            <wp:docPr id="2008355247" name="Obraz 4"/>
+            <wp:docPr id="1935142353" name="Obraz 3"/>
             <wp:cNvGraphicFramePr>
               <a:graphicFrameLocks xmlns:a="http://schemas.openxmlformats.org/drawingml/2006/main" noChangeAspect="1"/>
             </wp:cNvGraphicFramePr>
@@ -9191,13 +9261,13 @@
               <a:graphicData uri="http://schemas.openxmlformats.org/drawingml/2006/picture">
                 <pic:pic xmlns:pic="http://schemas.openxmlformats.org/drawingml/2006/picture">
                   <pic:nvPicPr>
-                    <pic:cNvPr id="0" name="Picture 4"/>
+                    <pic:cNvPr id="0" name="Picture 2"/>
                     <pic:cNvPicPr>
                       <a:picLocks noChangeAspect="1" noChangeArrowheads="1"/>
                     </pic:cNvPicPr>
                   </pic:nvPicPr>
                   <pic:blipFill>
-                    <a:blip r:embed="rId12" cstate="print">
+                    <a:blip r:embed="rId14">
                       <a:extLst>
                         <a:ext uri="{28A0092B-C50C-407E-A947-70E740481C1C}">
                           <a14:useLocalDpi xmlns:a14="http://schemas.microsoft.com/office/drawing/2010/main" val="0"/>
@@ -9212,7 +9282,7 @@
                   <pic:spPr bwMode="auto">
                     <a:xfrm>
                       <a:off x="0" y="0"/>
-                      <a:ext cx="4483100" cy="3473626"/>
+                      <a:ext cx="5727700" cy="4038600"/>
                     </a:xfrm>
                     <a:prstGeom prst="rect">
                       <a:avLst/>
@@ -9230,44 +9300,6 @@
       </w:r>
     </w:p>
     <w:p/>
-    <w:p/>
-    <w:p>
-      <w:pPr>
-        <w:rPr>
-          <w:b/>
-          <w:bCs/>
-        </w:rPr>
-      </w:pPr>
-    </w:p>
-    <w:p>
-      <w:pPr>
-        <w:rPr>
-          <w:b/>
-          <w:bCs/>
-        </w:rPr>
-      </w:pPr>
-    </w:p>
-    <w:p>
-      <w:pPr>
-        <w:rPr>
-          <w:b/>
-          <w:bCs/>
-        </w:rPr>
-      </w:pPr>
-    </w:p>
-    <w:p>
-      <w:pPr>
-        <w:rPr>
-          <w:b/>
-          <w:bCs/>
-        </w:rPr>
-      </w:pPr>
-    </w:p>
-    <w:p/>
-    <w:p/>
-    <w:p/>
-    <w:p/>
-    <w:p/>
     <w:p>
       <w:pPr>
         <w:pStyle w:val="Nagwek2"/>
@@ -9283,6 +9315,7 @@
           <w:bCs/>
           <w:color w:val="auto"/>
         </w:rPr>
+        <w:lastRenderedPageBreak/>
         <w:t xml:space="preserve">UC-05: </w:t>
       </w:r>
       <w:r>
@@ -9423,7 +9456,6 @@
                 <w:sz w:val="20"/>
                 <w:szCs w:val="20"/>
               </w:rPr>
-              <w:lastRenderedPageBreak/>
               <w:t>Nazwa</w:t>
             </w:r>
           </w:p>
@@ -10593,10 +10625,10 @@
         </w:rPr>
         <w:lastRenderedPageBreak/>
         <w:drawing>
-          <wp:inline distT="0" distB="0" distL="0" distR="0" wp14:anchorId="23392ACA" wp14:editId="632B4A38">
-            <wp:extent cx="5727700" cy="3041650"/>
-            <wp:effectExtent l="0" t="0" r="6350" b="6350"/>
-            <wp:docPr id="78083042" name="Obraz 5"/>
+          <wp:inline distT="0" distB="0" distL="0" distR="0" wp14:anchorId="0259B5C0" wp14:editId="0A194890">
+            <wp:extent cx="5727700" cy="2628900"/>
+            <wp:effectExtent l="0" t="0" r="6350" b="0"/>
+            <wp:docPr id="508781574" name="Obraz 4"/>
             <wp:cNvGraphicFramePr>
               <a:graphicFrameLocks xmlns:a="http://schemas.openxmlformats.org/drawingml/2006/main" noChangeAspect="1"/>
             </wp:cNvGraphicFramePr>
@@ -10604,13 +10636,13 @@
               <a:graphicData uri="http://schemas.openxmlformats.org/drawingml/2006/picture">
                 <pic:pic xmlns:pic="http://schemas.openxmlformats.org/drawingml/2006/picture">
                   <pic:nvPicPr>
-                    <pic:cNvPr id="0" name="Picture 5"/>
+                    <pic:cNvPr id="0" name="Picture 3"/>
                     <pic:cNvPicPr>
                       <a:picLocks noChangeAspect="1" noChangeArrowheads="1"/>
                     </pic:cNvPicPr>
                   </pic:nvPicPr>
                   <pic:blipFill>
-                    <a:blip r:embed="rId13">
+                    <a:blip r:embed="rId15">
                       <a:extLst>
                         <a:ext uri="{28A0092B-C50C-407E-A947-70E740481C1C}">
                           <a14:useLocalDpi xmlns:a14="http://schemas.microsoft.com/office/drawing/2010/main" val="0"/>
@@ -10625,7 +10657,7 @@
                   <pic:spPr bwMode="auto">
                     <a:xfrm>
                       <a:off x="0" y="0"/>
-                      <a:ext cx="5727700" cy="3041650"/>
+                      <a:ext cx="5727700" cy="2628900"/>
                     </a:xfrm>
                     <a:prstGeom prst="rect">
                       <a:avLst/>
@@ -11934,17 +11966,23 @@
         </w:tc>
       </w:tr>
     </w:tbl>
-    <w:p/>
     <w:p>
       <w:r>
         <w:rPr>
           <w:noProof/>
         </w:rPr>
-        <w:lastRenderedPageBreak/>
         <w:drawing>
-          <wp:inline distT="0" distB="0" distL="0" distR="0" wp14:anchorId="0ECB2116" wp14:editId="21C0FB32">
-            <wp:extent cx="5721350" cy="4845050"/>
-            <wp:effectExtent l="0" t="0" r="0" b="0"/>
+          <wp:anchor distT="0" distB="0" distL="114300" distR="114300" simplePos="0" relativeHeight="251668480" behindDoc="0" locked="0" layoutInCell="1" allowOverlap="1" wp14:anchorId="13C85C93" wp14:editId="35D4AF4F">
+            <wp:simplePos x="0" y="0"/>
+            <wp:positionH relativeFrom="margin">
+              <wp:align>center</wp:align>
+            </wp:positionH>
+            <wp:positionV relativeFrom="paragraph">
+              <wp:posOffset>432435</wp:posOffset>
+            </wp:positionV>
+            <wp:extent cx="5321300" cy="4505456"/>
+            <wp:effectExtent l="0" t="0" r="0" b="9525"/>
+            <wp:wrapSquare wrapText="bothSides"/>
             <wp:docPr id="1666936192" name="Obraz 6"/>
             <wp:cNvGraphicFramePr>
               <a:graphicFrameLocks xmlns:a="http://schemas.openxmlformats.org/drawingml/2006/main" noChangeAspect="1"/>
@@ -11959,7 +11997,7 @@
                     </pic:cNvPicPr>
                   </pic:nvPicPr>
                   <pic:blipFill>
-                    <a:blip r:embed="rId14" cstate="print">
+                    <a:blip r:embed="rId16" cstate="print">
                       <a:extLst>
                         <a:ext uri="{28A0092B-C50C-407E-A947-70E740481C1C}">
                           <a14:useLocalDpi xmlns:a14="http://schemas.microsoft.com/office/drawing/2010/main" val="0"/>
@@ -11974,1348 +12012,7 @@
                   <pic:spPr bwMode="auto">
                     <a:xfrm>
                       <a:off x="0" y="0"/>
-                      <a:ext cx="5721350" cy="4845050"/>
-                    </a:xfrm>
-                    <a:prstGeom prst="rect">
-                      <a:avLst/>
-                    </a:prstGeom>
-                    <a:noFill/>
-                    <a:ln>
-                      <a:noFill/>
-                    </a:ln>
-                  </pic:spPr>
-                </pic:pic>
-              </a:graphicData>
-            </a:graphic>
-          </wp:inline>
-        </w:drawing>
-      </w:r>
-    </w:p>
-    <w:p/>
-    <w:p>
-      <w:pPr>
-        <w:pStyle w:val="Nagwek2"/>
-        <w:rPr>
-          <w:b/>
-          <w:bCs/>
-          <w:color w:val="auto"/>
-        </w:rPr>
-      </w:pPr>
-      <w:r>
-        <w:rPr>
-          <w:b/>
-          <w:bCs/>
-          <w:color w:val="auto"/>
-        </w:rPr>
-        <w:t>UC-07: Definiowanie stref</w:t>
-      </w:r>
-    </w:p>
-    <w:tbl>
-      <w:tblPr>
-        <w:tblW w:w="0" w:type="auto"/>
-        <w:tblCellMar>
-          <w:left w:w="0" w:type="dxa"/>
-          <w:right w:w="0" w:type="dxa"/>
-        </w:tblCellMar>
-        <w:tblLook w:val="04A0" w:firstRow="1" w:lastRow="0" w:firstColumn="1" w:lastColumn="0" w:noHBand="0" w:noVBand="1"/>
-      </w:tblPr>
-      <w:tblGrid>
-        <w:gridCol w:w="2271"/>
-        <w:gridCol w:w="6739"/>
-      </w:tblGrid>
-      <w:tr>
-        <w:trPr>
-          <w:cantSplit/>
-        </w:trPr>
-        <w:tc>
-          <w:tcPr>
-            <w:tcW w:w="0" w:type="auto"/>
-            <w:tcBorders>
-              <w:top w:val="single" w:sz="6" w:space="0" w:color="auto"/>
-              <w:left w:val="single" w:sz="6" w:space="0" w:color="auto"/>
-              <w:bottom w:val="single" w:sz="6" w:space="0" w:color="auto"/>
-              <w:right w:val="single" w:sz="6" w:space="0" w:color="auto"/>
-            </w:tcBorders>
-            <w:tcMar>
-              <w:top w:w="240" w:type="dxa"/>
-              <w:left w:w="0" w:type="dxa"/>
-              <w:bottom w:w="240" w:type="dxa"/>
-              <w:right w:w="180" w:type="dxa"/>
-            </w:tcMar>
-            <w:vAlign w:val="center"/>
-            <w:hideMark/>
-          </w:tcPr>
-          <w:p>
-            <w:pPr>
-              <w:spacing w:after="0" w:line="240" w:lineRule="auto"/>
-              <w:rPr>
-                <w:sz w:val="20"/>
-                <w:szCs w:val="20"/>
-              </w:rPr>
-            </w:pPr>
-            <w:r>
-              <w:rPr>
-                <w:b/>
-                <w:bCs/>
-                <w:sz w:val="20"/>
-                <w:szCs w:val="20"/>
-              </w:rPr>
-              <w:t>Pole</w:t>
-            </w:r>
-          </w:p>
-        </w:tc>
-        <w:tc>
-          <w:tcPr>
-            <w:tcW w:w="0" w:type="auto"/>
-            <w:tcBorders>
-              <w:top w:val="single" w:sz="6" w:space="0" w:color="auto"/>
-              <w:left w:val="single" w:sz="6" w:space="0" w:color="auto"/>
-              <w:bottom w:val="single" w:sz="6" w:space="0" w:color="auto"/>
-              <w:right w:val="single" w:sz="6" w:space="0" w:color="auto"/>
-            </w:tcBorders>
-            <w:tcMar>
-              <w:top w:w="240" w:type="dxa"/>
-              <w:left w:w="0" w:type="dxa"/>
-              <w:bottom w:w="240" w:type="dxa"/>
-              <w:right w:w="0" w:type="dxa"/>
-            </w:tcMar>
-            <w:vAlign w:val="center"/>
-            <w:hideMark/>
-          </w:tcPr>
-          <w:p>
-            <w:pPr>
-              <w:spacing w:after="0" w:line="240" w:lineRule="auto"/>
-              <w:rPr>
-                <w:sz w:val="20"/>
-                <w:szCs w:val="20"/>
-              </w:rPr>
-            </w:pPr>
-            <w:r>
-              <w:rPr>
-                <w:b/>
-                <w:bCs/>
-                <w:sz w:val="20"/>
-                <w:szCs w:val="20"/>
-              </w:rPr>
-              <w:t>Opis</w:t>
-            </w:r>
-          </w:p>
-        </w:tc>
-      </w:tr>
-      <w:tr>
-        <w:trPr>
-          <w:cantSplit/>
-        </w:trPr>
-        <w:tc>
-          <w:tcPr>
-            <w:tcW w:w="0" w:type="auto"/>
-            <w:tcBorders>
-              <w:top w:val="single" w:sz="6" w:space="0" w:color="auto"/>
-              <w:left w:val="single" w:sz="6" w:space="0" w:color="auto"/>
-              <w:bottom w:val="single" w:sz="6" w:space="0" w:color="auto"/>
-              <w:right w:val="single" w:sz="6" w:space="0" w:color="auto"/>
-            </w:tcBorders>
-            <w:tcMar>
-              <w:top w:w="240" w:type="dxa"/>
-              <w:left w:w="0" w:type="dxa"/>
-              <w:bottom w:w="240" w:type="dxa"/>
-              <w:right w:w="180" w:type="dxa"/>
-            </w:tcMar>
-            <w:vAlign w:val="center"/>
-            <w:hideMark/>
-          </w:tcPr>
-          <w:p>
-            <w:pPr>
-              <w:spacing w:after="0" w:line="240" w:lineRule="auto"/>
-              <w:rPr>
-                <w:sz w:val="20"/>
-                <w:szCs w:val="20"/>
-              </w:rPr>
-            </w:pPr>
-            <w:r>
-              <w:rPr>
-                <w:b/>
-                <w:bCs/>
-                <w:sz w:val="20"/>
-                <w:szCs w:val="20"/>
-              </w:rPr>
-              <w:t>Nazwa</w:t>
-            </w:r>
-          </w:p>
-        </w:tc>
-        <w:tc>
-          <w:tcPr>
-            <w:tcW w:w="0" w:type="auto"/>
-            <w:tcBorders>
-              <w:top w:val="single" w:sz="6" w:space="0" w:color="auto"/>
-              <w:left w:val="single" w:sz="6" w:space="0" w:color="auto"/>
-              <w:bottom w:val="single" w:sz="6" w:space="0" w:color="auto"/>
-              <w:right w:val="single" w:sz="6" w:space="0" w:color="auto"/>
-            </w:tcBorders>
-            <w:tcMar>
-              <w:top w:w="240" w:type="dxa"/>
-              <w:left w:w="0" w:type="dxa"/>
-              <w:bottom w:w="240" w:type="dxa"/>
-              <w:right w:w="0" w:type="dxa"/>
-            </w:tcMar>
-            <w:vAlign w:val="center"/>
-            <w:hideMark/>
-          </w:tcPr>
-          <w:p>
-            <w:pPr>
-              <w:spacing w:after="0" w:line="240" w:lineRule="auto"/>
-              <w:rPr>
-                <w:sz w:val="20"/>
-                <w:szCs w:val="20"/>
-              </w:rPr>
-            </w:pPr>
-            <w:r>
-              <w:rPr>
-                <w:sz w:val="20"/>
-                <w:szCs w:val="20"/>
-              </w:rPr>
-              <w:t>Definiowanie stref</w:t>
-            </w:r>
-          </w:p>
-        </w:tc>
-      </w:tr>
-      <w:tr>
-        <w:trPr>
-          <w:cantSplit/>
-        </w:trPr>
-        <w:tc>
-          <w:tcPr>
-            <w:tcW w:w="0" w:type="auto"/>
-            <w:tcBorders>
-              <w:top w:val="single" w:sz="6" w:space="0" w:color="auto"/>
-              <w:left w:val="single" w:sz="6" w:space="0" w:color="auto"/>
-              <w:bottom w:val="single" w:sz="6" w:space="0" w:color="auto"/>
-              <w:right w:val="single" w:sz="6" w:space="0" w:color="auto"/>
-            </w:tcBorders>
-            <w:tcMar>
-              <w:top w:w="240" w:type="dxa"/>
-              <w:left w:w="0" w:type="dxa"/>
-              <w:bottom w:w="240" w:type="dxa"/>
-              <w:right w:w="180" w:type="dxa"/>
-            </w:tcMar>
-            <w:vAlign w:val="center"/>
-            <w:hideMark/>
-          </w:tcPr>
-          <w:p>
-            <w:pPr>
-              <w:spacing w:after="0" w:line="240" w:lineRule="auto"/>
-              <w:rPr>
-                <w:sz w:val="20"/>
-                <w:szCs w:val="20"/>
-              </w:rPr>
-            </w:pPr>
-            <w:r>
-              <w:rPr>
-                <w:b/>
-                <w:bCs/>
-                <w:sz w:val="20"/>
-                <w:szCs w:val="20"/>
-              </w:rPr>
-              <w:t>Numer</w:t>
-            </w:r>
-          </w:p>
-        </w:tc>
-        <w:tc>
-          <w:tcPr>
-            <w:tcW w:w="0" w:type="auto"/>
-            <w:tcBorders>
-              <w:top w:val="single" w:sz="6" w:space="0" w:color="auto"/>
-              <w:left w:val="single" w:sz="6" w:space="0" w:color="auto"/>
-              <w:bottom w:val="single" w:sz="6" w:space="0" w:color="auto"/>
-              <w:right w:val="single" w:sz="6" w:space="0" w:color="auto"/>
-            </w:tcBorders>
-            <w:tcMar>
-              <w:top w:w="240" w:type="dxa"/>
-              <w:left w:w="0" w:type="dxa"/>
-              <w:bottom w:w="240" w:type="dxa"/>
-              <w:right w:w="0" w:type="dxa"/>
-            </w:tcMar>
-            <w:vAlign w:val="center"/>
-            <w:hideMark/>
-          </w:tcPr>
-          <w:p>
-            <w:pPr>
-              <w:spacing w:after="0" w:line="240" w:lineRule="auto"/>
-              <w:rPr>
-                <w:sz w:val="20"/>
-                <w:szCs w:val="20"/>
-              </w:rPr>
-            </w:pPr>
-            <w:r>
-              <w:rPr>
-                <w:sz w:val="20"/>
-                <w:szCs w:val="20"/>
-              </w:rPr>
-              <w:t>UC-07</w:t>
-            </w:r>
-          </w:p>
-        </w:tc>
-      </w:tr>
-      <w:tr>
-        <w:trPr>
-          <w:cantSplit/>
-        </w:trPr>
-        <w:tc>
-          <w:tcPr>
-            <w:tcW w:w="0" w:type="auto"/>
-            <w:tcBorders>
-              <w:top w:val="single" w:sz="6" w:space="0" w:color="auto"/>
-              <w:left w:val="single" w:sz="6" w:space="0" w:color="auto"/>
-              <w:bottom w:val="single" w:sz="6" w:space="0" w:color="auto"/>
-              <w:right w:val="single" w:sz="6" w:space="0" w:color="auto"/>
-            </w:tcBorders>
-            <w:tcMar>
-              <w:top w:w="240" w:type="dxa"/>
-              <w:left w:w="0" w:type="dxa"/>
-              <w:bottom w:w="240" w:type="dxa"/>
-              <w:right w:w="180" w:type="dxa"/>
-            </w:tcMar>
-            <w:vAlign w:val="center"/>
-            <w:hideMark/>
-          </w:tcPr>
-          <w:p>
-            <w:pPr>
-              <w:spacing w:after="0" w:line="240" w:lineRule="auto"/>
-              <w:rPr>
-                <w:sz w:val="20"/>
-                <w:szCs w:val="20"/>
-              </w:rPr>
-            </w:pPr>
-            <w:r>
-              <w:rPr>
-                <w:b/>
-                <w:bCs/>
-                <w:sz w:val="20"/>
-                <w:szCs w:val="20"/>
-              </w:rPr>
-              <w:t>Twórca</w:t>
-            </w:r>
-          </w:p>
-        </w:tc>
-        <w:tc>
-          <w:tcPr>
-            <w:tcW w:w="0" w:type="auto"/>
-            <w:tcBorders>
-              <w:top w:val="single" w:sz="6" w:space="0" w:color="auto"/>
-              <w:left w:val="single" w:sz="6" w:space="0" w:color="auto"/>
-              <w:bottom w:val="single" w:sz="6" w:space="0" w:color="auto"/>
-              <w:right w:val="single" w:sz="6" w:space="0" w:color="auto"/>
-            </w:tcBorders>
-            <w:tcMar>
-              <w:top w:w="240" w:type="dxa"/>
-              <w:left w:w="0" w:type="dxa"/>
-              <w:bottom w:w="240" w:type="dxa"/>
-              <w:right w:w="0" w:type="dxa"/>
-            </w:tcMar>
-            <w:vAlign w:val="center"/>
-            <w:hideMark/>
-          </w:tcPr>
-          <w:p>
-            <w:pPr>
-              <w:spacing w:after="0" w:line="240" w:lineRule="auto"/>
-              <w:rPr>
-                <w:sz w:val="20"/>
-                <w:szCs w:val="20"/>
-              </w:rPr>
-            </w:pPr>
-            <w:r>
-              <w:rPr>
-                <w:sz w:val="20"/>
-                <w:szCs w:val="20"/>
-              </w:rPr>
-              <w:t>Analityk Systemowy</w:t>
-            </w:r>
-          </w:p>
-        </w:tc>
-      </w:tr>
-      <w:tr>
-        <w:trPr>
-          <w:cantSplit/>
-        </w:trPr>
-        <w:tc>
-          <w:tcPr>
-            <w:tcW w:w="0" w:type="auto"/>
-            <w:tcBorders>
-              <w:top w:val="single" w:sz="6" w:space="0" w:color="auto"/>
-              <w:left w:val="single" w:sz="6" w:space="0" w:color="auto"/>
-              <w:bottom w:val="single" w:sz="6" w:space="0" w:color="auto"/>
-              <w:right w:val="single" w:sz="6" w:space="0" w:color="auto"/>
-            </w:tcBorders>
-            <w:tcMar>
-              <w:top w:w="240" w:type="dxa"/>
-              <w:left w:w="0" w:type="dxa"/>
-              <w:bottom w:w="240" w:type="dxa"/>
-              <w:right w:w="180" w:type="dxa"/>
-            </w:tcMar>
-            <w:vAlign w:val="center"/>
-            <w:hideMark/>
-          </w:tcPr>
-          <w:p>
-            <w:pPr>
-              <w:spacing w:after="0" w:line="240" w:lineRule="auto"/>
-              <w:rPr>
-                <w:sz w:val="20"/>
-                <w:szCs w:val="20"/>
-              </w:rPr>
-            </w:pPr>
-            <w:r>
-              <w:rPr>
-                <w:b/>
-                <w:bCs/>
-                <w:sz w:val="20"/>
-                <w:szCs w:val="20"/>
-              </w:rPr>
-              <w:t>Poziom ważności</w:t>
-            </w:r>
-          </w:p>
-        </w:tc>
-        <w:tc>
-          <w:tcPr>
-            <w:tcW w:w="0" w:type="auto"/>
-            <w:tcBorders>
-              <w:top w:val="single" w:sz="6" w:space="0" w:color="auto"/>
-              <w:left w:val="single" w:sz="6" w:space="0" w:color="auto"/>
-              <w:bottom w:val="single" w:sz="6" w:space="0" w:color="auto"/>
-              <w:right w:val="single" w:sz="6" w:space="0" w:color="auto"/>
-            </w:tcBorders>
-            <w:tcMar>
-              <w:top w:w="240" w:type="dxa"/>
-              <w:left w:w="0" w:type="dxa"/>
-              <w:bottom w:w="240" w:type="dxa"/>
-              <w:right w:w="0" w:type="dxa"/>
-            </w:tcMar>
-            <w:vAlign w:val="center"/>
-            <w:hideMark/>
-          </w:tcPr>
-          <w:p>
-            <w:pPr>
-              <w:spacing w:after="0" w:line="240" w:lineRule="auto"/>
-              <w:rPr>
-                <w:sz w:val="20"/>
-                <w:szCs w:val="20"/>
-              </w:rPr>
-            </w:pPr>
-            <w:r>
-              <w:rPr>
-                <w:sz w:val="20"/>
-                <w:szCs w:val="20"/>
-              </w:rPr>
-              <w:t>Istotny</w:t>
-            </w:r>
-          </w:p>
-        </w:tc>
-      </w:tr>
-      <w:tr>
-        <w:trPr>
-          <w:cantSplit/>
-        </w:trPr>
-        <w:tc>
-          <w:tcPr>
-            <w:tcW w:w="0" w:type="auto"/>
-            <w:tcBorders>
-              <w:top w:val="single" w:sz="6" w:space="0" w:color="auto"/>
-              <w:left w:val="single" w:sz="6" w:space="0" w:color="auto"/>
-              <w:bottom w:val="single" w:sz="6" w:space="0" w:color="auto"/>
-              <w:right w:val="single" w:sz="6" w:space="0" w:color="auto"/>
-            </w:tcBorders>
-            <w:tcMar>
-              <w:top w:w="240" w:type="dxa"/>
-              <w:left w:w="0" w:type="dxa"/>
-              <w:bottom w:w="240" w:type="dxa"/>
-              <w:right w:w="180" w:type="dxa"/>
-            </w:tcMar>
-            <w:vAlign w:val="center"/>
-            <w:hideMark/>
-          </w:tcPr>
-          <w:p>
-            <w:pPr>
-              <w:spacing w:after="0" w:line="240" w:lineRule="auto"/>
-              <w:rPr>
-                <w:sz w:val="20"/>
-                <w:szCs w:val="20"/>
-              </w:rPr>
-            </w:pPr>
-            <w:r>
-              <w:rPr>
-                <w:b/>
-                <w:bCs/>
-                <w:sz w:val="20"/>
-                <w:szCs w:val="20"/>
-              </w:rPr>
-              <w:t>Typ przypadku użycia</w:t>
-            </w:r>
-          </w:p>
-        </w:tc>
-        <w:tc>
-          <w:tcPr>
-            <w:tcW w:w="0" w:type="auto"/>
-            <w:tcBorders>
-              <w:top w:val="single" w:sz="6" w:space="0" w:color="auto"/>
-              <w:left w:val="single" w:sz="6" w:space="0" w:color="auto"/>
-              <w:bottom w:val="single" w:sz="6" w:space="0" w:color="auto"/>
-              <w:right w:val="single" w:sz="6" w:space="0" w:color="auto"/>
-            </w:tcBorders>
-            <w:tcMar>
-              <w:top w:w="240" w:type="dxa"/>
-              <w:left w:w="0" w:type="dxa"/>
-              <w:bottom w:w="240" w:type="dxa"/>
-              <w:right w:w="0" w:type="dxa"/>
-            </w:tcMar>
-            <w:vAlign w:val="center"/>
-            <w:hideMark/>
-          </w:tcPr>
-          <w:p>
-            <w:pPr>
-              <w:spacing w:after="0" w:line="240" w:lineRule="auto"/>
-              <w:rPr>
-                <w:sz w:val="20"/>
-                <w:szCs w:val="20"/>
-              </w:rPr>
-            </w:pPr>
-            <w:r>
-              <w:rPr>
-                <w:sz w:val="20"/>
-                <w:szCs w:val="20"/>
-              </w:rPr>
-              <w:t>Szczegółowy, administracyjny</w:t>
-            </w:r>
-          </w:p>
-        </w:tc>
-      </w:tr>
-      <w:tr>
-        <w:trPr>
-          <w:cantSplit/>
-        </w:trPr>
-        <w:tc>
-          <w:tcPr>
-            <w:tcW w:w="0" w:type="auto"/>
-            <w:tcBorders>
-              <w:top w:val="single" w:sz="6" w:space="0" w:color="auto"/>
-              <w:left w:val="single" w:sz="6" w:space="0" w:color="auto"/>
-              <w:bottom w:val="single" w:sz="6" w:space="0" w:color="auto"/>
-              <w:right w:val="single" w:sz="6" w:space="0" w:color="auto"/>
-            </w:tcBorders>
-            <w:tcMar>
-              <w:top w:w="240" w:type="dxa"/>
-              <w:left w:w="0" w:type="dxa"/>
-              <w:bottom w:w="240" w:type="dxa"/>
-              <w:right w:w="180" w:type="dxa"/>
-            </w:tcMar>
-            <w:vAlign w:val="center"/>
-            <w:hideMark/>
-          </w:tcPr>
-          <w:p>
-            <w:pPr>
-              <w:spacing w:after="0" w:line="240" w:lineRule="auto"/>
-              <w:rPr>
-                <w:sz w:val="20"/>
-                <w:szCs w:val="20"/>
-              </w:rPr>
-            </w:pPr>
-            <w:r>
-              <w:rPr>
-                <w:b/>
-                <w:bCs/>
-                <w:sz w:val="20"/>
-                <w:szCs w:val="20"/>
-              </w:rPr>
-              <w:lastRenderedPageBreak/>
-              <w:t>Aktorzy</w:t>
-            </w:r>
-          </w:p>
-        </w:tc>
-        <w:tc>
-          <w:tcPr>
-            <w:tcW w:w="0" w:type="auto"/>
-            <w:tcBorders>
-              <w:top w:val="single" w:sz="6" w:space="0" w:color="auto"/>
-              <w:left w:val="single" w:sz="6" w:space="0" w:color="auto"/>
-              <w:bottom w:val="single" w:sz="6" w:space="0" w:color="auto"/>
-              <w:right w:val="single" w:sz="6" w:space="0" w:color="auto"/>
-            </w:tcBorders>
-            <w:tcMar>
-              <w:top w:w="240" w:type="dxa"/>
-              <w:left w:w="0" w:type="dxa"/>
-              <w:bottom w:w="240" w:type="dxa"/>
-              <w:right w:w="0" w:type="dxa"/>
-            </w:tcMar>
-            <w:vAlign w:val="center"/>
-            <w:hideMark/>
-          </w:tcPr>
-          <w:p>
-            <w:pPr>
-              <w:spacing w:after="0" w:line="240" w:lineRule="auto"/>
-              <w:rPr>
-                <w:sz w:val="20"/>
-                <w:szCs w:val="20"/>
-              </w:rPr>
-            </w:pPr>
-            <w:r>
-              <w:rPr>
-                <w:sz w:val="20"/>
-                <w:szCs w:val="20"/>
-              </w:rPr>
-              <w:t>Operator floty</w:t>
-            </w:r>
-          </w:p>
-        </w:tc>
-      </w:tr>
-      <w:tr>
-        <w:trPr>
-          <w:cantSplit/>
-        </w:trPr>
-        <w:tc>
-          <w:tcPr>
-            <w:tcW w:w="0" w:type="auto"/>
-            <w:tcBorders>
-              <w:top w:val="single" w:sz="6" w:space="0" w:color="auto"/>
-              <w:left w:val="single" w:sz="6" w:space="0" w:color="auto"/>
-              <w:bottom w:val="single" w:sz="6" w:space="0" w:color="auto"/>
-              <w:right w:val="single" w:sz="6" w:space="0" w:color="auto"/>
-            </w:tcBorders>
-            <w:tcMar>
-              <w:top w:w="240" w:type="dxa"/>
-              <w:left w:w="0" w:type="dxa"/>
-              <w:bottom w:w="240" w:type="dxa"/>
-              <w:right w:w="180" w:type="dxa"/>
-            </w:tcMar>
-            <w:vAlign w:val="center"/>
-            <w:hideMark/>
-          </w:tcPr>
-          <w:p>
-            <w:pPr>
-              <w:spacing w:after="0" w:line="240" w:lineRule="auto"/>
-              <w:rPr>
-                <w:sz w:val="20"/>
-                <w:szCs w:val="20"/>
-              </w:rPr>
-            </w:pPr>
-            <w:r>
-              <w:rPr>
-                <w:b/>
-                <w:bCs/>
-                <w:sz w:val="20"/>
-                <w:szCs w:val="20"/>
-              </w:rPr>
-              <w:t>Krótki opis</w:t>
-            </w:r>
-          </w:p>
-        </w:tc>
-        <w:tc>
-          <w:tcPr>
-            <w:tcW w:w="0" w:type="auto"/>
-            <w:tcBorders>
-              <w:top w:val="single" w:sz="6" w:space="0" w:color="auto"/>
-              <w:left w:val="single" w:sz="6" w:space="0" w:color="auto"/>
-              <w:bottom w:val="single" w:sz="6" w:space="0" w:color="auto"/>
-              <w:right w:val="single" w:sz="6" w:space="0" w:color="auto"/>
-            </w:tcBorders>
-            <w:tcMar>
-              <w:top w:w="240" w:type="dxa"/>
-              <w:left w:w="0" w:type="dxa"/>
-              <w:bottom w:w="240" w:type="dxa"/>
-              <w:right w:w="0" w:type="dxa"/>
-            </w:tcMar>
-            <w:vAlign w:val="center"/>
-            <w:hideMark/>
-          </w:tcPr>
-          <w:p>
-            <w:pPr>
-              <w:spacing w:after="0" w:line="240" w:lineRule="auto"/>
-              <w:rPr>
-                <w:sz w:val="20"/>
-                <w:szCs w:val="20"/>
-              </w:rPr>
-            </w:pPr>
-            <w:r>
-              <w:rPr>
-                <w:sz w:val="20"/>
-                <w:szCs w:val="20"/>
-              </w:rPr>
-              <w:t>Tworzenie obszarów geograficznych z różnymi regułami (np. strefy parkowania, strefy zakazu).</w:t>
-            </w:r>
-          </w:p>
-        </w:tc>
-      </w:tr>
-      <w:tr>
-        <w:trPr>
-          <w:cantSplit/>
-        </w:trPr>
-        <w:tc>
-          <w:tcPr>
-            <w:tcW w:w="0" w:type="auto"/>
-            <w:tcBorders>
-              <w:top w:val="single" w:sz="6" w:space="0" w:color="auto"/>
-              <w:left w:val="single" w:sz="6" w:space="0" w:color="auto"/>
-              <w:bottom w:val="single" w:sz="6" w:space="0" w:color="auto"/>
-              <w:right w:val="single" w:sz="6" w:space="0" w:color="auto"/>
-            </w:tcBorders>
-            <w:tcMar>
-              <w:top w:w="240" w:type="dxa"/>
-              <w:left w:w="0" w:type="dxa"/>
-              <w:bottom w:w="240" w:type="dxa"/>
-              <w:right w:w="180" w:type="dxa"/>
-            </w:tcMar>
-            <w:vAlign w:val="center"/>
-            <w:hideMark/>
-          </w:tcPr>
-          <w:p>
-            <w:pPr>
-              <w:spacing w:after="0" w:line="240" w:lineRule="auto"/>
-              <w:rPr>
-                <w:sz w:val="20"/>
-                <w:szCs w:val="20"/>
-              </w:rPr>
-            </w:pPr>
-            <w:r>
-              <w:rPr>
-                <w:b/>
-                <w:bCs/>
-                <w:sz w:val="20"/>
-                <w:szCs w:val="20"/>
-              </w:rPr>
-              <w:t>Warunki wstępne</w:t>
-            </w:r>
-          </w:p>
-        </w:tc>
-        <w:tc>
-          <w:tcPr>
-            <w:tcW w:w="0" w:type="auto"/>
-            <w:tcBorders>
-              <w:top w:val="single" w:sz="6" w:space="0" w:color="auto"/>
-              <w:left w:val="single" w:sz="6" w:space="0" w:color="auto"/>
-              <w:bottom w:val="single" w:sz="6" w:space="0" w:color="auto"/>
-              <w:right w:val="single" w:sz="6" w:space="0" w:color="auto"/>
-            </w:tcBorders>
-            <w:tcMar>
-              <w:top w:w="240" w:type="dxa"/>
-              <w:left w:w="0" w:type="dxa"/>
-              <w:bottom w:w="240" w:type="dxa"/>
-              <w:right w:w="0" w:type="dxa"/>
-            </w:tcMar>
-            <w:vAlign w:val="center"/>
-            <w:hideMark/>
-          </w:tcPr>
-          <w:p>
-            <w:pPr>
-              <w:spacing w:after="0" w:line="240" w:lineRule="auto"/>
-              <w:rPr>
-                <w:sz w:val="20"/>
-                <w:szCs w:val="20"/>
-              </w:rPr>
-            </w:pPr>
-            <w:r>
-              <w:rPr>
-                <w:sz w:val="20"/>
-                <w:szCs w:val="20"/>
-              </w:rPr>
-              <w:t>Operator posiada uprawnienia "Manager Floty".</w:t>
-            </w:r>
-          </w:p>
-        </w:tc>
-      </w:tr>
-      <w:tr>
-        <w:trPr>
-          <w:cantSplit/>
-        </w:trPr>
-        <w:tc>
-          <w:tcPr>
-            <w:tcW w:w="0" w:type="auto"/>
-            <w:tcBorders>
-              <w:top w:val="single" w:sz="6" w:space="0" w:color="auto"/>
-              <w:left w:val="single" w:sz="6" w:space="0" w:color="auto"/>
-              <w:bottom w:val="single" w:sz="6" w:space="0" w:color="auto"/>
-              <w:right w:val="single" w:sz="6" w:space="0" w:color="auto"/>
-            </w:tcBorders>
-            <w:tcMar>
-              <w:top w:w="240" w:type="dxa"/>
-              <w:left w:w="0" w:type="dxa"/>
-              <w:bottom w:w="240" w:type="dxa"/>
-              <w:right w:w="180" w:type="dxa"/>
-            </w:tcMar>
-            <w:vAlign w:val="center"/>
-            <w:hideMark/>
-          </w:tcPr>
-          <w:p>
-            <w:pPr>
-              <w:spacing w:after="0" w:line="240" w:lineRule="auto"/>
-              <w:rPr>
-                <w:sz w:val="20"/>
-                <w:szCs w:val="20"/>
-              </w:rPr>
-            </w:pPr>
-            <w:r>
-              <w:rPr>
-                <w:b/>
-                <w:bCs/>
-                <w:sz w:val="20"/>
-                <w:szCs w:val="20"/>
-              </w:rPr>
-              <w:t>Warunki końcowe</w:t>
-            </w:r>
-          </w:p>
-        </w:tc>
-        <w:tc>
-          <w:tcPr>
-            <w:tcW w:w="0" w:type="auto"/>
-            <w:tcBorders>
-              <w:top w:val="single" w:sz="6" w:space="0" w:color="auto"/>
-              <w:left w:val="single" w:sz="6" w:space="0" w:color="auto"/>
-              <w:bottom w:val="single" w:sz="6" w:space="0" w:color="auto"/>
-              <w:right w:val="single" w:sz="6" w:space="0" w:color="auto"/>
-            </w:tcBorders>
-            <w:tcMar>
-              <w:top w:w="240" w:type="dxa"/>
-              <w:left w:w="0" w:type="dxa"/>
-              <w:bottom w:w="240" w:type="dxa"/>
-              <w:right w:w="0" w:type="dxa"/>
-            </w:tcMar>
-            <w:vAlign w:val="center"/>
-            <w:hideMark/>
-          </w:tcPr>
-          <w:p>
-            <w:pPr>
-              <w:spacing w:after="0" w:line="240" w:lineRule="auto"/>
-              <w:rPr>
-                <w:sz w:val="20"/>
-                <w:szCs w:val="20"/>
-              </w:rPr>
-            </w:pPr>
-            <w:r>
-              <w:rPr>
-                <w:sz w:val="20"/>
-                <w:szCs w:val="20"/>
-              </w:rPr>
-              <w:t>Zmiany są naniesione na globalną mapę i widoczne dla użytkowników.</w:t>
-            </w:r>
-          </w:p>
-        </w:tc>
-      </w:tr>
-      <w:tr>
-        <w:trPr>
-          <w:cantSplit/>
-        </w:trPr>
-        <w:tc>
-          <w:tcPr>
-            <w:tcW w:w="0" w:type="auto"/>
-            <w:tcBorders>
-              <w:top w:val="single" w:sz="6" w:space="0" w:color="auto"/>
-              <w:left w:val="single" w:sz="6" w:space="0" w:color="auto"/>
-              <w:bottom w:val="single" w:sz="6" w:space="0" w:color="auto"/>
-              <w:right w:val="single" w:sz="6" w:space="0" w:color="auto"/>
-            </w:tcBorders>
-            <w:tcMar>
-              <w:top w:w="240" w:type="dxa"/>
-              <w:left w:w="0" w:type="dxa"/>
-              <w:bottom w:w="240" w:type="dxa"/>
-              <w:right w:w="180" w:type="dxa"/>
-            </w:tcMar>
-            <w:vAlign w:val="center"/>
-            <w:hideMark/>
-          </w:tcPr>
-          <w:p>
-            <w:pPr>
-              <w:spacing w:after="0" w:line="240" w:lineRule="auto"/>
-              <w:rPr>
-                <w:sz w:val="20"/>
-                <w:szCs w:val="20"/>
-              </w:rPr>
-            </w:pPr>
-            <w:r>
-              <w:rPr>
-                <w:b/>
-                <w:bCs/>
-                <w:sz w:val="20"/>
-                <w:szCs w:val="20"/>
-              </w:rPr>
-              <w:t>Główny przepływ zdarzeń</w:t>
-            </w:r>
-          </w:p>
-        </w:tc>
-        <w:tc>
-          <w:tcPr>
-            <w:tcW w:w="0" w:type="auto"/>
-            <w:tcBorders>
-              <w:top w:val="single" w:sz="6" w:space="0" w:color="auto"/>
-              <w:left w:val="single" w:sz="6" w:space="0" w:color="auto"/>
-              <w:bottom w:val="single" w:sz="6" w:space="0" w:color="auto"/>
-              <w:right w:val="single" w:sz="6" w:space="0" w:color="auto"/>
-            </w:tcBorders>
-            <w:tcMar>
-              <w:top w:w="240" w:type="dxa"/>
-              <w:left w:w="0" w:type="dxa"/>
-              <w:bottom w:w="240" w:type="dxa"/>
-              <w:right w:w="0" w:type="dxa"/>
-            </w:tcMar>
-            <w:vAlign w:val="center"/>
-            <w:hideMark/>
-          </w:tcPr>
-          <w:p>
-            <w:pPr>
-              <w:spacing w:after="0" w:line="240" w:lineRule="auto"/>
-              <w:rPr>
-                <w:sz w:val="20"/>
-                <w:szCs w:val="20"/>
-              </w:rPr>
-            </w:pPr>
-            <w:r>
-              <w:rPr>
-                <w:sz w:val="20"/>
-                <w:szCs w:val="20"/>
-              </w:rPr>
-              <w:t>1. Operator otwiera edytor mapy.</w:t>
-            </w:r>
-            <w:r>
-              <w:rPr>
-                <w:sz w:val="20"/>
-                <w:szCs w:val="20"/>
-              </w:rPr>
-              <w:br/>
-            </w:r>
-          </w:p>
-          <w:p>
-            <w:pPr>
-              <w:spacing w:after="0" w:line="240" w:lineRule="auto"/>
-              <w:rPr>
-                <w:sz w:val="20"/>
-                <w:szCs w:val="20"/>
-              </w:rPr>
-            </w:pPr>
-            <w:r>
-              <w:rPr>
-                <w:sz w:val="20"/>
-                <w:szCs w:val="20"/>
-              </w:rPr>
-              <w:t>2. Operator rysuje wielokąt na mapie.</w:t>
-            </w:r>
-          </w:p>
-          <w:p>
-            <w:pPr>
-              <w:spacing w:after="0" w:line="240" w:lineRule="auto"/>
-              <w:rPr>
-                <w:sz w:val="20"/>
-                <w:szCs w:val="20"/>
-              </w:rPr>
-            </w:pPr>
-          </w:p>
-          <w:p>
-            <w:pPr>
-              <w:spacing w:after="0" w:line="240" w:lineRule="auto"/>
-              <w:rPr>
-                <w:sz w:val="20"/>
-                <w:szCs w:val="20"/>
-              </w:rPr>
-            </w:pPr>
-            <w:r>
-              <w:rPr>
-                <w:sz w:val="20"/>
-                <w:szCs w:val="20"/>
-              </w:rPr>
-              <w:t>3. Operator przypisuje parametry (np. prędkość max 20km/h, zakaz parkowania).</w:t>
-            </w:r>
-            <w:r>
-              <w:rPr>
-                <w:sz w:val="20"/>
-                <w:szCs w:val="20"/>
-              </w:rPr>
-              <w:br/>
-            </w:r>
-          </w:p>
-          <w:p>
-            <w:pPr>
-              <w:spacing w:after="0" w:line="240" w:lineRule="auto"/>
-              <w:rPr>
-                <w:sz w:val="20"/>
-                <w:szCs w:val="20"/>
-              </w:rPr>
-            </w:pPr>
-            <w:r>
-              <w:rPr>
-                <w:sz w:val="20"/>
-                <w:szCs w:val="20"/>
-              </w:rPr>
-              <w:t>4. System publikuje nową strefę.</w:t>
-            </w:r>
-          </w:p>
-        </w:tc>
-      </w:tr>
-      <w:tr>
-        <w:trPr>
-          <w:cantSplit/>
-        </w:trPr>
-        <w:tc>
-          <w:tcPr>
-            <w:tcW w:w="0" w:type="auto"/>
-            <w:tcBorders>
-              <w:top w:val="single" w:sz="6" w:space="0" w:color="auto"/>
-              <w:left w:val="single" w:sz="6" w:space="0" w:color="auto"/>
-              <w:bottom w:val="single" w:sz="6" w:space="0" w:color="auto"/>
-              <w:right w:val="single" w:sz="6" w:space="0" w:color="auto"/>
-            </w:tcBorders>
-            <w:tcMar>
-              <w:top w:w="240" w:type="dxa"/>
-              <w:left w:w="0" w:type="dxa"/>
-              <w:bottom w:w="240" w:type="dxa"/>
-              <w:right w:w="180" w:type="dxa"/>
-            </w:tcMar>
-            <w:vAlign w:val="center"/>
-            <w:hideMark/>
-          </w:tcPr>
-          <w:p>
-            <w:pPr>
-              <w:spacing w:after="0" w:line="240" w:lineRule="auto"/>
-              <w:rPr>
-                <w:sz w:val="20"/>
-                <w:szCs w:val="20"/>
-              </w:rPr>
-            </w:pPr>
-            <w:r>
-              <w:rPr>
-                <w:b/>
-                <w:bCs/>
-                <w:sz w:val="20"/>
-                <w:szCs w:val="20"/>
-              </w:rPr>
-              <w:t>Alternatywne przepływy</w:t>
-            </w:r>
-          </w:p>
-        </w:tc>
-        <w:tc>
-          <w:tcPr>
-            <w:tcW w:w="0" w:type="auto"/>
-            <w:tcBorders>
-              <w:top w:val="single" w:sz="6" w:space="0" w:color="auto"/>
-              <w:left w:val="single" w:sz="6" w:space="0" w:color="auto"/>
-              <w:bottom w:val="single" w:sz="6" w:space="0" w:color="auto"/>
-              <w:right w:val="single" w:sz="6" w:space="0" w:color="auto"/>
-            </w:tcBorders>
-            <w:tcMar>
-              <w:top w:w="240" w:type="dxa"/>
-              <w:left w:w="0" w:type="dxa"/>
-              <w:bottom w:w="240" w:type="dxa"/>
-              <w:right w:w="0" w:type="dxa"/>
-            </w:tcMar>
-            <w:vAlign w:val="center"/>
-            <w:hideMark/>
-          </w:tcPr>
-          <w:p>
-            <w:pPr>
-              <w:spacing w:after="0" w:line="240" w:lineRule="auto"/>
-              <w:rPr>
-                <w:sz w:val="20"/>
-                <w:szCs w:val="20"/>
-              </w:rPr>
-            </w:pPr>
-            <w:r>
-              <w:rPr>
-                <w:sz w:val="20"/>
-                <w:szCs w:val="20"/>
-              </w:rPr>
-              <w:t>3a. Kopiowanie strefy: Operator duplikuje strefę z innego miasta.</w:t>
-            </w:r>
-          </w:p>
-        </w:tc>
-      </w:tr>
-      <w:tr>
-        <w:trPr>
-          <w:cantSplit/>
-        </w:trPr>
-        <w:tc>
-          <w:tcPr>
-            <w:tcW w:w="0" w:type="auto"/>
-            <w:tcBorders>
-              <w:top w:val="single" w:sz="6" w:space="0" w:color="auto"/>
-              <w:left w:val="single" w:sz="6" w:space="0" w:color="auto"/>
-              <w:bottom w:val="single" w:sz="6" w:space="0" w:color="auto"/>
-              <w:right w:val="single" w:sz="6" w:space="0" w:color="auto"/>
-            </w:tcBorders>
-            <w:tcMar>
-              <w:top w:w="240" w:type="dxa"/>
-              <w:left w:w="0" w:type="dxa"/>
-              <w:bottom w:w="240" w:type="dxa"/>
-              <w:right w:w="180" w:type="dxa"/>
-            </w:tcMar>
-            <w:vAlign w:val="center"/>
-            <w:hideMark/>
-          </w:tcPr>
-          <w:p>
-            <w:pPr>
-              <w:spacing w:after="0" w:line="240" w:lineRule="auto"/>
-              <w:rPr>
-                <w:sz w:val="20"/>
-                <w:szCs w:val="20"/>
-              </w:rPr>
-            </w:pPr>
-            <w:r>
-              <w:rPr>
-                <w:b/>
-                <w:bCs/>
-                <w:sz w:val="20"/>
-                <w:szCs w:val="20"/>
-              </w:rPr>
-              <w:t>Wyjątki w przepływach</w:t>
-            </w:r>
-          </w:p>
-        </w:tc>
-        <w:tc>
-          <w:tcPr>
-            <w:tcW w:w="0" w:type="auto"/>
-            <w:tcBorders>
-              <w:top w:val="single" w:sz="6" w:space="0" w:color="auto"/>
-              <w:left w:val="single" w:sz="6" w:space="0" w:color="auto"/>
-              <w:bottom w:val="single" w:sz="6" w:space="0" w:color="auto"/>
-              <w:right w:val="single" w:sz="6" w:space="0" w:color="auto"/>
-            </w:tcBorders>
-            <w:tcMar>
-              <w:top w:w="240" w:type="dxa"/>
-              <w:left w:w="0" w:type="dxa"/>
-              <w:bottom w:w="240" w:type="dxa"/>
-              <w:right w:w="0" w:type="dxa"/>
-            </w:tcMar>
-            <w:vAlign w:val="center"/>
-            <w:hideMark/>
-          </w:tcPr>
-          <w:p>
-            <w:pPr>
-              <w:spacing w:after="0" w:line="240" w:lineRule="auto"/>
-              <w:rPr>
-                <w:sz w:val="20"/>
-                <w:szCs w:val="20"/>
-              </w:rPr>
-            </w:pPr>
-            <w:r>
-              <w:rPr>
-                <w:sz w:val="20"/>
-                <w:szCs w:val="20"/>
-              </w:rPr>
-              <w:t>4a. Błąd nakładania (</w:t>
-            </w:r>
-            <w:proofErr w:type="spellStart"/>
-            <w:r>
-              <w:rPr>
-                <w:sz w:val="20"/>
-                <w:szCs w:val="20"/>
-              </w:rPr>
-              <w:t>Overlap</w:t>
-            </w:r>
-            <w:proofErr w:type="spellEnd"/>
-            <w:r>
-              <w:rPr>
-                <w:sz w:val="20"/>
-                <w:szCs w:val="20"/>
-              </w:rPr>
-              <w:t>): System wykrywa konflikt reguł w tym samym miejscu.</w:t>
-            </w:r>
-          </w:p>
-        </w:tc>
-      </w:tr>
-      <w:tr>
-        <w:trPr>
-          <w:cantSplit/>
-        </w:trPr>
-        <w:tc>
-          <w:tcPr>
-            <w:tcW w:w="0" w:type="auto"/>
-            <w:tcBorders>
-              <w:top w:val="single" w:sz="6" w:space="0" w:color="auto"/>
-              <w:left w:val="single" w:sz="6" w:space="0" w:color="auto"/>
-              <w:bottom w:val="single" w:sz="6" w:space="0" w:color="auto"/>
-              <w:right w:val="single" w:sz="6" w:space="0" w:color="auto"/>
-            </w:tcBorders>
-            <w:tcMar>
-              <w:top w:w="240" w:type="dxa"/>
-              <w:left w:w="0" w:type="dxa"/>
-              <w:bottom w:w="240" w:type="dxa"/>
-              <w:right w:w="180" w:type="dxa"/>
-            </w:tcMar>
-            <w:vAlign w:val="center"/>
-            <w:hideMark/>
-          </w:tcPr>
-          <w:p>
-            <w:pPr>
-              <w:spacing w:after="0" w:line="240" w:lineRule="auto"/>
-              <w:rPr>
-                <w:sz w:val="20"/>
-                <w:szCs w:val="20"/>
-              </w:rPr>
-            </w:pPr>
-            <w:r>
-              <w:rPr>
-                <w:b/>
-                <w:bCs/>
-                <w:sz w:val="20"/>
-                <w:szCs w:val="20"/>
-              </w:rPr>
-              <w:t>Specjalne wymagania</w:t>
-            </w:r>
-          </w:p>
-        </w:tc>
-        <w:tc>
-          <w:tcPr>
-            <w:tcW w:w="0" w:type="auto"/>
-            <w:tcBorders>
-              <w:top w:val="single" w:sz="6" w:space="0" w:color="auto"/>
-              <w:left w:val="single" w:sz="6" w:space="0" w:color="auto"/>
-              <w:bottom w:val="single" w:sz="6" w:space="0" w:color="auto"/>
-              <w:right w:val="single" w:sz="6" w:space="0" w:color="auto"/>
-            </w:tcBorders>
-            <w:tcMar>
-              <w:top w:w="240" w:type="dxa"/>
-              <w:left w:w="0" w:type="dxa"/>
-              <w:bottom w:w="240" w:type="dxa"/>
-              <w:right w:w="0" w:type="dxa"/>
-            </w:tcMar>
-            <w:vAlign w:val="center"/>
-            <w:hideMark/>
-          </w:tcPr>
-          <w:p>
-            <w:pPr>
-              <w:spacing w:after="0" w:line="240" w:lineRule="auto"/>
-              <w:rPr>
-                <w:sz w:val="20"/>
-                <w:szCs w:val="20"/>
-              </w:rPr>
-            </w:pPr>
-            <w:r>
-              <w:rPr>
-                <w:sz w:val="20"/>
-                <w:szCs w:val="20"/>
-              </w:rPr>
-              <w:t>Narzędzie do rysowania musi być precyzyjne (skala budynków).</w:t>
-            </w:r>
-          </w:p>
-        </w:tc>
-      </w:tr>
-      <w:tr>
-        <w:trPr>
-          <w:cantSplit/>
-        </w:trPr>
-        <w:tc>
-          <w:tcPr>
-            <w:tcW w:w="0" w:type="auto"/>
-            <w:tcBorders>
-              <w:top w:val="single" w:sz="6" w:space="0" w:color="auto"/>
-              <w:left w:val="single" w:sz="6" w:space="0" w:color="auto"/>
-              <w:bottom w:val="single" w:sz="6" w:space="0" w:color="auto"/>
-              <w:right w:val="single" w:sz="6" w:space="0" w:color="auto"/>
-            </w:tcBorders>
-            <w:tcMar>
-              <w:top w:w="240" w:type="dxa"/>
-              <w:left w:w="0" w:type="dxa"/>
-              <w:bottom w:w="240" w:type="dxa"/>
-              <w:right w:w="180" w:type="dxa"/>
-            </w:tcMar>
-            <w:vAlign w:val="center"/>
-            <w:hideMark/>
-          </w:tcPr>
-          <w:p>
-            <w:pPr>
-              <w:spacing w:after="0" w:line="240" w:lineRule="auto"/>
-              <w:rPr>
-                <w:sz w:val="20"/>
-                <w:szCs w:val="20"/>
-              </w:rPr>
-            </w:pPr>
-            <w:r>
-              <w:rPr>
-                <w:b/>
-                <w:bCs/>
-                <w:sz w:val="20"/>
-                <w:szCs w:val="20"/>
-              </w:rPr>
-              <w:t>Notatki i kwestie</w:t>
-            </w:r>
-          </w:p>
-        </w:tc>
-        <w:tc>
-          <w:tcPr>
-            <w:tcW w:w="0" w:type="auto"/>
-            <w:tcBorders>
-              <w:top w:val="single" w:sz="6" w:space="0" w:color="auto"/>
-              <w:left w:val="single" w:sz="6" w:space="0" w:color="auto"/>
-              <w:bottom w:val="single" w:sz="6" w:space="0" w:color="auto"/>
-              <w:right w:val="single" w:sz="6" w:space="0" w:color="auto"/>
-            </w:tcBorders>
-            <w:tcMar>
-              <w:top w:w="240" w:type="dxa"/>
-              <w:left w:w="0" w:type="dxa"/>
-              <w:bottom w:w="240" w:type="dxa"/>
-              <w:right w:w="0" w:type="dxa"/>
-            </w:tcMar>
-            <w:vAlign w:val="center"/>
-            <w:hideMark/>
-          </w:tcPr>
-          <w:p>
-            <w:pPr>
-              <w:spacing w:after="0" w:line="240" w:lineRule="auto"/>
-              <w:rPr>
-                <w:sz w:val="20"/>
-                <w:szCs w:val="20"/>
-              </w:rPr>
-            </w:pPr>
-            <w:r>
-              <w:rPr>
-                <w:sz w:val="20"/>
-                <w:szCs w:val="20"/>
-              </w:rPr>
-              <w:t>Integracja z miejskimi systemami płatnego parkowania (automatyczna aktualizacja).</w:t>
-            </w:r>
-          </w:p>
-        </w:tc>
-      </w:tr>
-    </w:tbl>
-    <w:p>
-      <w:r>
-        <w:rPr>
-          <w:noProof/>
-        </w:rPr>
-        <w:drawing>
-          <wp:anchor distT="0" distB="0" distL="114300" distR="114300" simplePos="0" relativeHeight="251662336" behindDoc="0" locked="0" layoutInCell="1" allowOverlap="1" wp14:anchorId="03717B78" wp14:editId="339A56F4">
-            <wp:simplePos x="0" y="0"/>
-            <wp:positionH relativeFrom="margin">
-              <wp:align>center</wp:align>
-            </wp:positionH>
-            <wp:positionV relativeFrom="paragraph">
-              <wp:posOffset>0</wp:posOffset>
-            </wp:positionV>
-            <wp:extent cx="4006850" cy="2731820"/>
-            <wp:effectExtent l="0" t="0" r="0" b="0"/>
-            <wp:wrapSquare wrapText="bothSides"/>
-            <wp:docPr id="291083886" name="Obraz 7"/>
-            <wp:cNvGraphicFramePr>
-              <a:graphicFrameLocks xmlns:a="http://schemas.openxmlformats.org/drawingml/2006/main" noChangeAspect="1"/>
-            </wp:cNvGraphicFramePr>
-            <a:graphic xmlns:a="http://schemas.openxmlformats.org/drawingml/2006/main">
-              <a:graphicData uri="http://schemas.openxmlformats.org/drawingml/2006/picture">
-                <pic:pic xmlns:pic="http://schemas.openxmlformats.org/drawingml/2006/picture">
-                  <pic:nvPicPr>
-                    <pic:cNvPr id="0" name="Picture 7"/>
-                    <pic:cNvPicPr>
-                      <a:picLocks noChangeAspect="1" noChangeArrowheads="1"/>
-                    </pic:cNvPicPr>
-                  </pic:nvPicPr>
-                  <pic:blipFill>
-                    <a:blip r:embed="rId15" cstate="print">
-                      <a:extLst>
-                        <a:ext uri="{28A0092B-C50C-407E-A947-70E740481C1C}">
-                          <a14:useLocalDpi xmlns:a14="http://schemas.microsoft.com/office/drawing/2010/main" val="0"/>
-                        </a:ext>
-                      </a:extLst>
-                    </a:blip>
-                    <a:srcRect/>
-                    <a:stretch>
-                      <a:fillRect/>
-                    </a:stretch>
-                  </pic:blipFill>
-                  <pic:spPr bwMode="auto">
-                    <a:xfrm>
-                      <a:off x="0" y="0"/>
-                      <a:ext cx="4006850" cy="2731820"/>
+                      <a:ext cx="5321300" cy="4505456"/>
                     </a:xfrm>
                     <a:prstGeom prst="rect">
                       <a:avLst/>
@@ -13338,63 +12035,6 @@
         </w:drawing>
       </w:r>
     </w:p>
-    <w:p/>
-    <w:p>
-      <w:pPr>
-        <w:rPr>
-          <w:b/>
-          <w:bCs/>
-        </w:rPr>
-      </w:pPr>
-    </w:p>
-    <w:p>
-      <w:pPr>
-        <w:rPr>
-          <w:b/>
-          <w:bCs/>
-        </w:rPr>
-      </w:pPr>
-    </w:p>
-    <w:p>
-      <w:pPr>
-        <w:rPr>
-          <w:b/>
-          <w:bCs/>
-        </w:rPr>
-      </w:pPr>
-    </w:p>
-    <w:p>
-      <w:pPr>
-        <w:rPr>
-          <w:b/>
-          <w:bCs/>
-        </w:rPr>
-      </w:pPr>
-    </w:p>
-    <w:p>
-      <w:pPr>
-        <w:rPr>
-          <w:b/>
-          <w:bCs/>
-        </w:rPr>
-      </w:pPr>
-    </w:p>
-    <w:p>
-      <w:pPr>
-        <w:rPr>
-          <w:b/>
-          <w:bCs/>
-        </w:rPr>
-      </w:pPr>
-    </w:p>
-    <w:p>
-      <w:pPr>
-        <w:rPr>
-          <w:b/>
-          <w:bCs/>
-        </w:rPr>
-      </w:pPr>
-    </w:p>
     <w:p>
       <w:pPr>
         <w:pStyle w:val="Nagwek2"/>
@@ -13404,6 +12044,1314 @@
           <w:color w:val="auto"/>
         </w:rPr>
       </w:pPr>
+      <w:r>
+        <w:rPr>
+          <w:b/>
+          <w:bCs/>
+          <w:color w:val="auto"/>
+        </w:rPr>
+        <w:lastRenderedPageBreak/>
+        <w:t>UC-07: Definiowanie stref</w:t>
+      </w:r>
+    </w:p>
+    <w:tbl>
+      <w:tblPr>
+        <w:tblW w:w="0" w:type="auto"/>
+        <w:tblCellMar>
+          <w:left w:w="0" w:type="dxa"/>
+          <w:right w:w="0" w:type="dxa"/>
+        </w:tblCellMar>
+        <w:tblLook w:val="04A0" w:firstRow="1" w:lastRow="0" w:firstColumn="1" w:lastColumn="0" w:noHBand="0" w:noVBand="1"/>
+      </w:tblPr>
+      <w:tblGrid>
+        <w:gridCol w:w="2271"/>
+        <w:gridCol w:w="6739"/>
+      </w:tblGrid>
+      <w:tr>
+        <w:trPr>
+          <w:cantSplit/>
+        </w:trPr>
+        <w:tc>
+          <w:tcPr>
+            <w:tcW w:w="0" w:type="auto"/>
+            <w:tcBorders>
+              <w:top w:val="single" w:sz="6" w:space="0" w:color="auto"/>
+              <w:left w:val="single" w:sz="6" w:space="0" w:color="auto"/>
+              <w:bottom w:val="single" w:sz="6" w:space="0" w:color="auto"/>
+              <w:right w:val="single" w:sz="6" w:space="0" w:color="auto"/>
+            </w:tcBorders>
+            <w:tcMar>
+              <w:top w:w="240" w:type="dxa"/>
+              <w:left w:w="0" w:type="dxa"/>
+              <w:bottom w:w="240" w:type="dxa"/>
+              <w:right w:w="180" w:type="dxa"/>
+            </w:tcMar>
+            <w:vAlign w:val="center"/>
+            <w:hideMark/>
+          </w:tcPr>
+          <w:p>
+            <w:pPr>
+              <w:spacing w:after="0" w:line="240" w:lineRule="auto"/>
+              <w:rPr>
+                <w:sz w:val="20"/>
+                <w:szCs w:val="20"/>
+              </w:rPr>
+            </w:pPr>
+            <w:r>
+              <w:rPr>
+                <w:b/>
+                <w:bCs/>
+                <w:sz w:val="20"/>
+                <w:szCs w:val="20"/>
+              </w:rPr>
+              <w:t>Pole</w:t>
+            </w:r>
+          </w:p>
+        </w:tc>
+        <w:tc>
+          <w:tcPr>
+            <w:tcW w:w="0" w:type="auto"/>
+            <w:tcBorders>
+              <w:top w:val="single" w:sz="6" w:space="0" w:color="auto"/>
+              <w:left w:val="single" w:sz="6" w:space="0" w:color="auto"/>
+              <w:bottom w:val="single" w:sz="6" w:space="0" w:color="auto"/>
+              <w:right w:val="single" w:sz="6" w:space="0" w:color="auto"/>
+            </w:tcBorders>
+            <w:tcMar>
+              <w:top w:w="240" w:type="dxa"/>
+              <w:left w:w="0" w:type="dxa"/>
+              <w:bottom w:w="240" w:type="dxa"/>
+              <w:right w:w="0" w:type="dxa"/>
+            </w:tcMar>
+            <w:vAlign w:val="center"/>
+            <w:hideMark/>
+          </w:tcPr>
+          <w:p>
+            <w:pPr>
+              <w:spacing w:after="0" w:line="240" w:lineRule="auto"/>
+              <w:rPr>
+                <w:sz w:val="20"/>
+                <w:szCs w:val="20"/>
+              </w:rPr>
+            </w:pPr>
+            <w:r>
+              <w:rPr>
+                <w:b/>
+                <w:bCs/>
+                <w:sz w:val="20"/>
+                <w:szCs w:val="20"/>
+              </w:rPr>
+              <w:t>Opis</w:t>
+            </w:r>
+          </w:p>
+        </w:tc>
+      </w:tr>
+      <w:tr>
+        <w:trPr>
+          <w:cantSplit/>
+        </w:trPr>
+        <w:tc>
+          <w:tcPr>
+            <w:tcW w:w="0" w:type="auto"/>
+            <w:tcBorders>
+              <w:top w:val="single" w:sz="6" w:space="0" w:color="auto"/>
+              <w:left w:val="single" w:sz="6" w:space="0" w:color="auto"/>
+              <w:bottom w:val="single" w:sz="6" w:space="0" w:color="auto"/>
+              <w:right w:val="single" w:sz="6" w:space="0" w:color="auto"/>
+            </w:tcBorders>
+            <w:tcMar>
+              <w:top w:w="240" w:type="dxa"/>
+              <w:left w:w="0" w:type="dxa"/>
+              <w:bottom w:w="240" w:type="dxa"/>
+              <w:right w:w="180" w:type="dxa"/>
+            </w:tcMar>
+            <w:vAlign w:val="center"/>
+            <w:hideMark/>
+          </w:tcPr>
+          <w:p>
+            <w:pPr>
+              <w:spacing w:after="0" w:line="240" w:lineRule="auto"/>
+              <w:rPr>
+                <w:sz w:val="20"/>
+                <w:szCs w:val="20"/>
+              </w:rPr>
+            </w:pPr>
+            <w:r>
+              <w:rPr>
+                <w:b/>
+                <w:bCs/>
+                <w:sz w:val="20"/>
+                <w:szCs w:val="20"/>
+              </w:rPr>
+              <w:t>Nazwa</w:t>
+            </w:r>
+          </w:p>
+        </w:tc>
+        <w:tc>
+          <w:tcPr>
+            <w:tcW w:w="0" w:type="auto"/>
+            <w:tcBorders>
+              <w:top w:val="single" w:sz="6" w:space="0" w:color="auto"/>
+              <w:left w:val="single" w:sz="6" w:space="0" w:color="auto"/>
+              <w:bottom w:val="single" w:sz="6" w:space="0" w:color="auto"/>
+              <w:right w:val="single" w:sz="6" w:space="0" w:color="auto"/>
+            </w:tcBorders>
+            <w:tcMar>
+              <w:top w:w="240" w:type="dxa"/>
+              <w:left w:w="0" w:type="dxa"/>
+              <w:bottom w:w="240" w:type="dxa"/>
+              <w:right w:w="0" w:type="dxa"/>
+            </w:tcMar>
+            <w:vAlign w:val="center"/>
+            <w:hideMark/>
+          </w:tcPr>
+          <w:p>
+            <w:pPr>
+              <w:spacing w:after="0" w:line="240" w:lineRule="auto"/>
+              <w:rPr>
+                <w:sz w:val="20"/>
+                <w:szCs w:val="20"/>
+              </w:rPr>
+            </w:pPr>
+            <w:r>
+              <w:rPr>
+                <w:sz w:val="20"/>
+                <w:szCs w:val="20"/>
+              </w:rPr>
+              <w:t>Definiowanie stref</w:t>
+            </w:r>
+          </w:p>
+        </w:tc>
+      </w:tr>
+      <w:tr>
+        <w:trPr>
+          <w:cantSplit/>
+        </w:trPr>
+        <w:tc>
+          <w:tcPr>
+            <w:tcW w:w="0" w:type="auto"/>
+            <w:tcBorders>
+              <w:top w:val="single" w:sz="6" w:space="0" w:color="auto"/>
+              <w:left w:val="single" w:sz="6" w:space="0" w:color="auto"/>
+              <w:bottom w:val="single" w:sz="6" w:space="0" w:color="auto"/>
+              <w:right w:val="single" w:sz="6" w:space="0" w:color="auto"/>
+            </w:tcBorders>
+            <w:tcMar>
+              <w:top w:w="240" w:type="dxa"/>
+              <w:left w:w="0" w:type="dxa"/>
+              <w:bottom w:w="240" w:type="dxa"/>
+              <w:right w:w="180" w:type="dxa"/>
+            </w:tcMar>
+            <w:vAlign w:val="center"/>
+            <w:hideMark/>
+          </w:tcPr>
+          <w:p>
+            <w:pPr>
+              <w:spacing w:after="0" w:line="240" w:lineRule="auto"/>
+              <w:rPr>
+                <w:sz w:val="20"/>
+                <w:szCs w:val="20"/>
+              </w:rPr>
+            </w:pPr>
+            <w:r>
+              <w:rPr>
+                <w:b/>
+                <w:bCs/>
+                <w:sz w:val="20"/>
+                <w:szCs w:val="20"/>
+              </w:rPr>
+              <w:t>Numer</w:t>
+            </w:r>
+          </w:p>
+        </w:tc>
+        <w:tc>
+          <w:tcPr>
+            <w:tcW w:w="0" w:type="auto"/>
+            <w:tcBorders>
+              <w:top w:val="single" w:sz="6" w:space="0" w:color="auto"/>
+              <w:left w:val="single" w:sz="6" w:space="0" w:color="auto"/>
+              <w:bottom w:val="single" w:sz="6" w:space="0" w:color="auto"/>
+              <w:right w:val="single" w:sz="6" w:space="0" w:color="auto"/>
+            </w:tcBorders>
+            <w:tcMar>
+              <w:top w:w="240" w:type="dxa"/>
+              <w:left w:w="0" w:type="dxa"/>
+              <w:bottom w:w="240" w:type="dxa"/>
+              <w:right w:w="0" w:type="dxa"/>
+            </w:tcMar>
+            <w:vAlign w:val="center"/>
+            <w:hideMark/>
+          </w:tcPr>
+          <w:p>
+            <w:pPr>
+              <w:spacing w:after="0" w:line="240" w:lineRule="auto"/>
+              <w:rPr>
+                <w:sz w:val="20"/>
+                <w:szCs w:val="20"/>
+              </w:rPr>
+            </w:pPr>
+            <w:r>
+              <w:rPr>
+                <w:sz w:val="20"/>
+                <w:szCs w:val="20"/>
+              </w:rPr>
+              <w:t>UC-07</w:t>
+            </w:r>
+          </w:p>
+        </w:tc>
+      </w:tr>
+      <w:tr>
+        <w:trPr>
+          <w:cantSplit/>
+        </w:trPr>
+        <w:tc>
+          <w:tcPr>
+            <w:tcW w:w="0" w:type="auto"/>
+            <w:tcBorders>
+              <w:top w:val="single" w:sz="6" w:space="0" w:color="auto"/>
+              <w:left w:val="single" w:sz="6" w:space="0" w:color="auto"/>
+              <w:bottom w:val="single" w:sz="6" w:space="0" w:color="auto"/>
+              <w:right w:val="single" w:sz="6" w:space="0" w:color="auto"/>
+            </w:tcBorders>
+            <w:tcMar>
+              <w:top w:w="240" w:type="dxa"/>
+              <w:left w:w="0" w:type="dxa"/>
+              <w:bottom w:w="240" w:type="dxa"/>
+              <w:right w:w="180" w:type="dxa"/>
+            </w:tcMar>
+            <w:vAlign w:val="center"/>
+            <w:hideMark/>
+          </w:tcPr>
+          <w:p>
+            <w:pPr>
+              <w:spacing w:after="0" w:line="240" w:lineRule="auto"/>
+              <w:rPr>
+                <w:sz w:val="20"/>
+                <w:szCs w:val="20"/>
+              </w:rPr>
+            </w:pPr>
+            <w:r>
+              <w:rPr>
+                <w:b/>
+                <w:bCs/>
+                <w:sz w:val="20"/>
+                <w:szCs w:val="20"/>
+              </w:rPr>
+              <w:t>Twórca</w:t>
+            </w:r>
+          </w:p>
+        </w:tc>
+        <w:tc>
+          <w:tcPr>
+            <w:tcW w:w="0" w:type="auto"/>
+            <w:tcBorders>
+              <w:top w:val="single" w:sz="6" w:space="0" w:color="auto"/>
+              <w:left w:val="single" w:sz="6" w:space="0" w:color="auto"/>
+              <w:bottom w:val="single" w:sz="6" w:space="0" w:color="auto"/>
+              <w:right w:val="single" w:sz="6" w:space="0" w:color="auto"/>
+            </w:tcBorders>
+            <w:tcMar>
+              <w:top w:w="240" w:type="dxa"/>
+              <w:left w:w="0" w:type="dxa"/>
+              <w:bottom w:w="240" w:type="dxa"/>
+              <w:right w:w="0" w:type="dxa"/>
+            </w:tcMar>
+            <w:vAlign w:val="center"/>
+            <w:hideMark/>
+          </w:tcPr>
+          <w:p>
+            <w:pPr>
+              <w:spacing w:after="0" w:line="240" w:lineRule="auto"/>
+              <w:rPr>
+                <w:sz w:val="20"/>
+                <w:szCs w:val="20"/>
+              </w:rPr>
+            </w:pPr>
+            <w:r>
+              <w:rPr>
+                <w:sz w:val="20"/>
+                <w:szCs w:val="20"/>
+              </w:rPr>
+              <w:t>Analityk Systemowy</w:t>
+            </w:r>
+          </w:p>
+        </w:tc>
+      </w:tr>
+      <w:tr>
+        <w:trPr>
+          <w:cantSplit/>
+        </w:trPr>
+        <w:tc>
+          <w:tcPr>
+            <w:tcW w:w="0" w:type="auto"/>
+            <w:tcBorders>
+              <w:top w:val="single" w:sz="6" w:space="0" w:color="auto"/>
+              <w:left w:val="single" w:sz="6" w:space="0" w:color="auto"/>
+              <w:bottom w:val="single" w:sz="6" w:space="0" w:color="auto"/>
+              <w:right w:val="single" w:sz="6" w:space="0" w:color="auto"/>
+            </w:tcBorders>
+            <w:tcMar>
+              <w:top w:w="240" w:type="dxa"/>
+              <w:left w:w="0" w:type="dxa"/>
+              <w:bottom w:w="240" w:type="dxa"/>
+              <w:right w:w="180" w:type="dxa"/>
+            </w:tcMar>
+            <w:vAlign w:val="center"/>
+            <w:hideMark/>
+          </w:tcPr>
+          <w:p>
+            <w:pPr>
+              <w:spacing w:after="0" w:line="240" w:lineRule="auto"/>
+              <w:rPr>
+                <w:sz w:val="20"/>
+                <w:szCs w:val="20"/>
+              </w:rPr>
+            </w:pPr>
+            <w:r>
+              <w:rPr>
+                <w:b/>
+                <w:bCs/>
+                <w:sz w:val="20"/>
+                <w:szCs w:val="20"/>
+              </w:rPr>
+              <w:t>Poziom ważności</w:t>
+            </w:r>
+          </w:p>
+        </w:tc>
+        <w:tc>
+          <w:tcPr>
+            <w:tcW w:w="0" w:type="auto"/>
+            <w:tcBorders>
+              <w:top w:val="single" w:sz="6" w:space="0" w:color="auto"/>
+              <w:left w:val="single" w:sz="6" w:space="0" w:color="auto"/>
+              <w:bottom w:val="single" w:sz="6" w:space="0" w:color="auto"/>
+              <w:right w:val="single" w:sz="6" w:space="0" w:color="auto"/>
+            </w:tcBorders>
+            <w:tcMar>
+              <w:top w:w="240" w:type="dxa"/>
+              <w:left w:w="0" w:type="dxa"/>
+              <w:bottom w:w="240" w:type="dxa"/>
+              <w:right w:w="0" w:type="dxa"/>
+            </w:tcMar>
+            <w:vAlign w:val="center"/>
+            <w:hideMark/>
+          </w:tcPr>
+          <w:p>
+            <w:pPr>
+              <w:spacing w:after="0" w:line="240" w:lineRule="auto"/>
+              <w:rPr>
+                <w:sz w:val="20"/>
+                <w:szCs w:val="20"/>
+              </w:rPr>
+            </w:pPr>
+            <w:r>
+              <w:rPr>
+                <w:sz w:val="20"/>
+                <w:szCs w:val="20"/>
+              </w:rPr>
+              <w:t>Istotny</w:t>
+            </w:r>
+          </w:p>
+        </w:tc>
+      </w:tr>
+      <w:tr>
+        <w:trPr>
+          <w:cantSplit/>
+        </w:trPr>
+        <w:tc>
+          <w:tcPr>
+            <w:tcW w:w="0" w:type="auto"/>
+            <w:tcBorders>
+              <w:top w:val="single" w:sz="6" w:space="0" w:color="auto"/>
+              <w:left w:val="single" w:sz="6" w:space="0" w:color="auto"/>
+              <w:bottom w:val="single" w:sz="6" w:space="0" w:color="auto"/>
+              <w:right w:val="single" w:sz="6" w:space="0" w:color="auto"/>
+            </w:tcBorders>
+            <w:tcMar>
+              <w:top w:w="240" w:type="dxa"/>
+              <w:left w:w="0" w:type="dxa"/>
+              <w:bottom w:w="240" w:type="dxa"/>
+              <w:right w:w="180" w:type="dxa"/>
+            </w:tcMar>
+            <w:vAlign w:val="center"/>
+            <w:hideMark/>
+          </w:tcPr>
+          <w:p>
+            <w:pPr>
+              <w:spacing w:after="0" w:line="240" w:lineRule="auto"/>
+              <w:rPr>
+                <w:sz w:val="20"/>
+                <w:szCs w:val="20"/>
+              </w:rPr>
+            </w:pPr>
+            <w:r>
+              <w:rPr>
+                <w:b/>
+                <w:bCs/>
+                <w:sz w:val="20"/>
+                <w:szCs w:val="20"/>
+              </w:rPr>
+              <w:t>Typ przypadku użycia</w:t>
+            </w:r>
+          </w:p>
+        </w:tc>
+        <w:tc>
+          <w:tcPr>
+            <w:tcW w:w="0" w:type="auto"/>
+            <w:tcBorders>
+              <w:top w:val="single" w:sz="6" w:space="0" w:color="auto"/>
+              <w:left w:val="single" w:sz="6" w:space="0" w:color="auto"/>
+              <w:bottom w:val="single" w:sz="6" w:space="0" w:color="auto"/>
+              <w:right w:val="single" w:sz="6" w:space="0" w:color="auto"/>
+            </w:tcBorders>
+            <w:tcMar>
+              <w:top w:w="240" w:type="dxa"/>
+              <w:left w:w="0" w:type="dxa"/>
+              <w:bottom w:w="240" w:type="dxa"/>
+              <w:right w:w="0" w:type="dxa"/>
+            </w:tcMar>
+            <w:vAlign w:val="center"/>
+            <w:hideMark/>
+          </w:tcPr>
+          <w:p>
+            <w:pPr>
+              <w:spacing w:after="0" w:line="240" w:lineRule="auto"/>
+              <w:rPr>
+                <w:sz w:val="20"/>
+                <w:szCs w:val="20"/>
+              </w:rPr>
+            </w:pPr>
+            <w:r>
+              <w:rPr>
+                <w:sz w:val="20"/>
+                <w:szCs w:val="20"/>
+              </w:rPr>
+              <w:t>Szczegółowy, administracyjny</w:t>
+            </w:r>
+          </w:p>
+        </w:tc>
+      </w:tr>
+      <w:tr>
+        <w:trPr>
+          <w:cantSplit/>
+        </w:trPr>
+        <w:tc>
+          <w:tcPr>
+            <w:tcW w:w="0" w:type="auto"/>
+            <w:tcBorders>
+              <w:top w:val="single" w:sz="6" w:space="0" w:color="auto"/>
+              <w:left w:val="single" w:sz="6" w:space="0" w:color="auto"/>
+              <w:bottom w:val="single" w:sz="6" w:space="0" w:color="auto"/>
+              <w:right w:val="single" w:sz="6" w:space="0" w:color="auto"/>
+            </w:tcBorders>
+            <w:tcMar>
+              <w:top w:w="240" w:type="dxa"/>
+              <w:left w:w="0" w:type="dxa"/>
+              <w:bottom w:w="240" w:type="dxa"/>
+              <w:right w:w="180" w:type="dxa"/>
+            </w:tcMar>
+            <w:vAlign w:val="center"/>
+            <w:hideMark/>
+          </w:tcPr>
+          <w:p>
+            <w:pPr>
+              <w:spacing w:after="0" w:line="240" w:lineRule="auto"/>
+              <w:rPr>
+                <w:sz w:val="20"/>
+                <w:szCs w:val="20"/>
+              </w:rPr>
+            </w:pPr>
+            <w:r>
+              <w:rPr>
+                <w:b/>
+                <w:bCs/>
+                <w:sz w:val="20"/>
+                <w:szCs w:val="20"/>
+              </w:rPr>
+              <w:t>Aktorzy</w:t>
+            </w:r>
+          </w:p>
+        </w:tc>
+        <w:tc>
+          <w:tcPr>
+            <w:tcW w:w="0" w:type="auto"/>
+            <w:tcBorders>
+              <w:top w:val="single" w:sz="6" w:space="0" w:color="auto"/>
+              <w:left w:val="single" w:sz="6" w:space="0" w:color="auto"/>
+              <w:bottom w:val="single" w:sz="6" w:space="0" w:color="auto"/>
+              <w:right w:val="single" w:sz="6" w:space="0" w:color="auto"/>
+            </w:tcBorders>
+            <w:tcMar>
+              <w:top w:w="240" w:type="dxa"/>
+              <w:left w:w="0" w:type="dxa"/>
+              <w:bottom w:w="240" w:type="dxa"/>
+              <w:right w:w="0" w:type="dxa"/>
+            </w:tcMar>
+            <w:vAlign w:val="center"/>
+            <w:hideMark/>
+          </w:tcPr>
+          <w:p>
+            <w:pPr>
+              <w:spacing w:after="0" w:line="240" w:lineRule="auto"/>
+              <w:rPr>
+                <w:sz w:val="20"/>
+                <w:szCs w:val="20"/>
+              </w:rPr>
+            </w:pPr>
+            <w:r>
+              <w:rPr>
+                <w:sz w:val="20"/>
+                <w:szCs w:val="20"/>
+              </w:rPr>
+              <w:t>Operator floty</w:t>
+            </w:r>
+          </w:p>
+        </w:tc>
+      </w:tr>
+      <w:tr>
+        <w:trPr>
+          <w:cantSplit/>
+        </w:trPr>
+        <w:tc>
+          <w:tcPr>
+            <w:tcW w:w="0" w:type="auto"/>
+            <w:tcBorders>
+              <w:top w:val="single" w:sz="6" w:space="0" w:color="auto"/>
+              <w:left w:val="single" w:sz="6" w:space="0" w:color="auto"/>
+              <w:bottom w:val="single" w:sz="6" w:space="0" w:color="auto"/>
+              <w:right w:val="single" w:sz="6" w:space="0" w:color="auto"/>
+            </w:tcBorders>
+            <w:tcMar>
+              <w:top w:w="240" w:type="dxa"/>
+              <w:left w:w="0" w:type="dxa"/>
+              <w:bottom w:w="240" w:type="dxa"/>
+              <w:right w:w="180" w:type="dxa"/>
+            </w:tcMar>
+            <w:vAlign w:val="center"/>
+            <w:hideMark/>
+          </w:tcPr>
+          <w:p>
+            <w:pPr>
+              <w:spacing w:after="0" w:line="240" w:lineRule="auto"/>
+              <w:rPr>
+                <w:sz w:val="20"/>
+                <w:szCs w:val="20"/>
+              </w:rPr>
+            </w:pPr>
+            <w:r>
+              <w:rPr>
+                <w:b/>
+                <w:bCs/>
+                <w:sz w:val="20"/>
+                <w:szCs w:val="20"/>
+              </w:rPr>
+              <w:t>Krótki opis</w:t>
+            </w:r>
+          </w:p>
+        </w:tc>
+        <w:tc>
+          <w:tcPr>
+            <w:tcW w:w="0" w:type="auto"/>
+            <w:tcBorders>
+              <w:top w:val="single" w:sz="6" w:space="0" w:color="auto"/>
+              <w:left w:val="single" w:sz="6" w:space="0" w:color="auto"/>
+              <w:bottom w:val="single" w:sz="6" w:space="0" w:color="auto"/>
+              <w:right w:val="single" w:sz="6" w:space="0" w:color="auto"/>
+            </w:tcBorders>
+            <w:tcMar>
+              <w:top w:w="240" w:type="dxa"/>
+              <w:left w:w="0" w:type="dxa"/>
+              <w:bottom w:w="240" w:type="dxa"/>
+              <w:right w:w="0" w:type="dxa"/>
+            </w:tcMar>
+            <w:vAlign w:val="center"/>
+            <w:hideMark/>
+          </w:tcPr>
+          <w:p>
+            <w:pPr>
+              <w:spacing w:after="0" w:line="240" w:lineRule="auto"/>
+              <w:rPr>
+                <w:sz w:val="20"/>
+                <w:szCs w:val="20"/>
+              </w:rPr>
+            </w:pPr>
+            <w:r>
+              <w:rPr>
+                <w:sz w:val="20"/>
+                <w:szCs w:val="20"/>
+              </w:rPr>
+              <w:t>Tworzenie obszarów geograficznych z różnymi regułami (np. strefy parkowania, strefy zakazu).</w:t>
+            </w:r>
+          </w:p>
+        </w:tc>
+      </w:tr>
+      <w:tr>
+        <w:trPr>
+          <w:cantSplit/>
+        </w:trPr>
+        <w:tc>
+          <w:tcPr>
+            <w:tcW w:w="0" w:type="auto"/>
+            <w:tcBorders>
+              <w:top w:val="single" w:sz="6" w:space="0" w:color="auto"/>
+              <w:left w:val="single" w:sz="6" w:space="0" w:color="auto"/>
+              <w:bottom w:val="single" w:sz="6" w:space="0" w:color="auto"/>
+              <w:right w:val="single" w:sz="6" w:space="0" w:color="auto"/>
+            </w:tcBorders>
+            <w:tcMar>
+              <w:top w:w="240" w:type="dxa"/>
+              <w:left w:w="0" w:type="dxa"/>
+              <w:bottom w:w="240" w:type="dxa"/>
+              <w:right w:w="180" w:type="dxa"/>
+            </w:tcMar>
+            <w:vAlign w:val="center"/>
+            <w:hideMark/>
+          </w:tcPr>
+          <w:p>
+            <w:pPr>
+              <w:spacing w:after="0" w:line="240" w:lineRule="auto"/>
+              <w:rPr>
+                <w:sz w:val="20"/>
+                <w:szCs w:val="20"/>
+              </w:rPr>
+            </w:pPr>
+            <w:r>
+              <w:rPr>
+                <w:b/>
+                <w:bCs/>
+                <w:sz w:val="20"/>
+                <w:szCs w:val="20"/>
+              </w:rPr>
+              <w:t>Warunki wstępne</w:t>
+            </w:r>
+          </w:p>
+        </w:tc>
+        <w:tc>
+          <w:tcPr>
+            <w:tcW w:w="0" w:type="auto"/>
+            <w:tcBorders>
+              <w:top w:val="single" w:sz="6" w:space="0" w:color="auto"/>
+              <w:left w:val="single" w:sz="6" w:space="0" w:color="auto"/>
+              <w:bottom w:val="single" w:sz="6" w:space="0" w:color="auto"/>
+              <w:right w:val="single" w:sz="6" w:space="0" w:color="auto"/>
+            </w:tcBorders>
+            <w:tcMar>
+              <w:top w:w="240" w:type="dxa"/>
+              <w:left w:w="0" w:type="dxa"/>
+              <w:bottom w:w="240" w:type="dxa"/>
+              <w:right w:w="0" w:type="dxa"/>
+            </w:tcMar>
+            <w:vAlign w:val="center"/>
+            <w:hideMark/>
+          </w:tcPr>
+          <w:p>
+            <w:pPr>
+              <w:spacing w:after="0" w:line="240" w:lineRule="auto"/>
+              <w:rPr>
+                <w:sz w:val="20"/>
+                <w:szCs w:val="20"/>
+              </w:rPr>
+            </w:pPr>
+            <w:r>
+              <w:rPr>
+                <w:sz w:val="20"/>
+                <w:szCs w:val="20"/>
+              </w:rPr>
+              <w:t>Operator posiada uprawnienia "Manager Floty".</w:t>
+            </w:r>
+          </w:p>
+        </w:tc>
+      </w:tr>
+      <w:tr>
+        <w:trPr>
+          <w:cantSplit/>
+        </w:trPr>
+        <w:tc>
+          <w:tcPr>
+            <w:tcW w:w="0" w:type="auto"/>
+            <w:tcBorders>
+              <w:top w:val="single" w:sz="6" w:space="0" w:color="auto"/>
+              <w:left w:val="single" w:sz="6" w:space="0" w:color="auto"/>
+              <w:bottom w:val="single" w:sz="6" w:space="0" w:color="auto"/>
+              <w:right w:val="single" w:sz="6" w:space="0" w:color="auto"/>
+            </w:tcBorders>
+            <w:tcMar>
+              <w:top w:w="240" w:type="dxa"/>
+              <w:left w:w="0" w:type="dxa"/>
+              <w:bottom w:w="240" w:type="dxa"/>
+              <w:right w:w="180" w:type="dxa"/>
+            </w:tcMar>
+            <w:vAlign w:val="center"/>
+            <w:hideMark/>
+          </w:tcPr>
+          <w:p>
+            <w:pPr>
+              <w:spacing w:after="0" w:line="240" w:lineRule="auto"/>
+              <w:rPr>
+                <w:sz w:val="20"/>
+                <w:szCs w:val="20"/>
+              </w:rPr>
+            </w:pPr>
+            <w:r>
+              <w:rPr>
+                <w:b/>
+                <w:bCs/>
+                <w:sz w:val="20"/>
+                <w:szCs w:val="20"/>
+              </w:rPr>
+              <w:t>Warunki końcowe</w:t>
+            </w:r>
+          </w:p>
+        </w:tc>
+        <w:tc>
+          <w:tcPr>
+            <w:tcW w:w="0" w:type="auto"/>
+            <w:tcBorders>
+              <w:top w:val="single" w:sz="6" w:space="0" w:color="auto"/>
+              <w:left w:val="single" w:sz="6" w:space="0" w:color="auto"/>
+              <w:bottom w:val="single" w:sz="6" w:space="0" w:color="auto"/>
+              <w:right w:val="single" w:sz="6" w:space="0" w:color="auto"/>
+            </w:tcBorders>
+            <w:tcMar>
+              <w:top w:w="240" w:type="dxa"/>
+              <w:left w:w="0" w:type="dxa"/>
+              <w:bottom w:w="240" w:type="dxa"/>
+              <w:right w:w="0" w:type="dxa"/>
+            </w:tcMar>
+            <w:vAlign w:val="center"/>
+            <w:hideMark/>
+          </w:tcPr>
+          <w:p>
+            <w:pPr>
+              <w:spacing w:after="0" w:line="240" w:lineRule="auto"/>
+              <w:rPr>
+                <w:sz w:val="20"/>
+                <w:szCs w:val="20"/>
+              </w:rPr>
+            </w:pPr>
+            <w:r>
+              <w:rPr>
+                <w:sz w:val="20"/>
+                <w:szCs w:val="20"/>
+              </w:rPr>
+              <w:t>Zmiany są naniesione na globalną mapę i widoczne dla użytkowników.</w:t>
+            </w:r>
+          </w:p>
+        </w:tc>
+      </w:tr>
+      <w:tr>
+        <w:trPr>
+          <w:cantSplit/>
+        </w:trPr>
+        <w:tc>
+          <w:tcPr>
+            <w:tcW w:w="0" w:type="auto"/>
+            <w:tcBorders>
+              <w:top w:val="single" w:sz="6" w:space="0" w:color="auto"/>
+              <w:left w:val="single" w:sz="6" w:space="0" w:color="auto"/>
+              <w:bottom w:val="single" w:sz="6" w:space="0" w:color="auto"/>
+              <w:right w:val="single" w:sz="6" w:space="0" w:color="auto"/>
+            </w:tcBorders>
+            <w:tcMar>
+              <w:top w:w="240" w:type="dxa"/>
+              <w:left w:w="0" w:type="dxa"/>
+              <w:bottom w:w="240" w:type="dxa"/>
+              <w:right w:w="180" w:type="dxa"/>
+            </w:tcMar>
+            <w:vAlign w:val="center"/>
+            <w:hideMark/>
+          </w:tcPr>
+          <w:p>
+            <w:pPr>
+              <w:spacing w:after="0" w:line="240" w:lineRule="auto"/>
+              <w:rPr>
+                <w:sz w:val="20"/>
+                <w:szCs w:val="20"/>
+              </w:rPr>
+            </w:pPr>
+            <w:r>
+              <w:rPr>
+                <w:b/>
+                <w:bCs/>
+                <w:sz w:val="20"/>
+                <w:szCs w:val="20"/>
+              </w:rPr>
+              <w:t>Główny przepływ zdarzeń</w:t>
+            </w:r>
+          </w:p>
+        </w:tc>
+        <w:tc>
+          <w:tcPr>
+            <w:tcW w:w="0" w:type="auto"/>
+            <w:tcBorders>
+              <w:top w:val="single" w:sz="6" w:space="0" w:color="auto"/>
+              <w:left w:val="single" w:sz="6" w:space="0" w:color="auto"/>
+              <w:bottom w:val="single" w:sz="6" w:space="0" w:color="auto"/>
+              <w:right w:val="single" w:sz="6" w:space="0" w:color="auto"/>
+            </w:tcBorders>
+            <w:tcMar>
+              <w:top w:w="240" w:type="dxa"/>
+              <w:left w:w="0" w:type="dxa"/>
+              <w:bottom w:w="240" w:type="dxa"/>
+              <w:right w:w="0" w:type="dxa"/>
+            </w:tcMar>
+            <w:vAlign w:val="center"/>
+            <w:hideMark/>
+          </w:tcPr>
+          <w:p>
+            <w:pPr>
+              <w:spacing w:after="0" w:line="240" w:lineRule="auto"/>
+              <w:rPr>
+                <w:sz w:val="20"/>
+                <w:szCs w:val="20"/>
+              </w:rPr>
+            </w:pPr>
+            <w:r>
+              <w:rPr>
+                <w:sz w:val="20"/>
+                <w:szCs w:val="20"/>
+              </w:rPr>
+              <w:t>1. Operator otwiera edytor mapy.</w:t>
+            </w:r>
+          </w:p>
+          <w:p>
+            <w:pPr>
+              <w:spacing w:after="0" w:line="240" w:lineRule="auto"/>
+              <w:rPr>
+                <w:sz w:val="20"/>
+                <w:szCs w:val="20"/>
+              </w:rPr>
+            </w:pPr>
+            <w:r>
+              <w:rPr>
+                <w:sz w:val="20"/>
+                <w:szCs w:val="20"/>
+              </w:rPr>
+              <w:t>2. Operator rysuje wielokąt na mapie.</w:t>
+            </w:r>
+          </w:p>
+          <w:p>
+            <w:pPr>
+              <w:spacing w:after="0" w:line="240" w:lineRule="auto"/>
+              <w:rPr>
+                <w:sz w:val="20"/>
+                <w:szCs w:val="20"/>
+              </w:rPr>
+            </w:pPr>
+            <w:r>
+              <w:rPr>
+                <w:sz w:val="20"/>
+                <w:szCs w:val="20"/>
+              </w:rPr>
+              <w:t>3. Operator przypisuje parametry (np. prędkość max 20km/h, zakaz parkowania).</w:t>
+            </w:r>
+          </w:p>
+          <w:p>
+            <w:pPr>
+              <w:spacing w:after="0" w:line="240" w:lineRule="auto"/>
+              <w:rPr>
+                <w:sz w:val="20"/>
+                <w:szCs w:val="20"/>
+              </w:rPr>
+            </w:pPr>
+            <w:r>
+              <w:rPr>
+                <w:sz w:val="20"/>
+                <w:szCs w:val="20"/>
+              </w:rPr>
+              <w:t>4. System publikuje nową strefę.</w:t>
+            </w:r>
+          </w:p>
+        </w:tc>
+      </w:tr>
+      <w:tr>
+        <w:trPr>
+          <w:cantSplit/>
+        </w:trPr>
+        <w:tc>
+          <w:tcPr>
+            <w:tcW w:w="0" w:type="auto"/>
+            <w:tcBorders>
+              <w:top w:val="single" w:sz="6" w:space="0" w:color="auto"/>
+              <w:left w:val="single" w:sz="6" w:space="0" w:color="auto"/>
+              <w:bottom w:val="single" w:sz="6" w:space="0" w:color="auto"/>
+              <w:right w:val="single" w:sz="6" w:space="0" w:color="auto"/>
+            </w:tcBorders>
+            <w:tcMar>
+              <w:top w:w="240" w:type="dxa"/>
+              <w:left w:w="0" w:type="dxa"/>
+              <w:bottom w:w="240" w:type="dxa"/>
+              <w:right w:w="180" w:type="dxa"/>
+            </w:tcMar>
+            <w:vAlign w:val="center"/>
+            <w:hideMark/>
+          </w:tcPr>
+          <w:p>
+            <w:pPr>
+              <w:spacing w:after="0" w:line="240" w:lineRule="auto"/>
+              <w:rPr>
+                <w:sz w:val="20"/>
+                <w:szCs w:val="20"/>
+              </w:rPr>
+            </w:pPr>
+            <w:r>
+              <w:rPr>
+                <w:b/>
+                <w:bCs/>
+                <w:sz w:val="20"/>
+                <w:szCs w:val="20"/>
+              </w:rPr>
+              <w:t>Alternatywne przepływy</w:t>
+            </w:r>
+          </w:p>
+        </w:tc>
+        <w:tc>
+          <w:tcPr>
+            <w:tcW w:w="0" w:type="auto"/>
+            <w:tcBorders>
+              <w:top w:val="single" w:sz="6" w:space="0" w:color="auto"/>
+              <w:left w:val="single" w:sz="6" w:space="0" w:color="auto"/>
+              <w:bottom w:val="single" w:sz="6" w:space="0" w:color="auto"/>
+              <w:right w:val="single" w:sz="6" w:space="0" w:color="auto"/>
+            </w:tcBorders>
+            <w:tcMar>
+              <w:top w:w="240" w:type="dxa"/>
+              <w:left w:w="0" w:type="dxa"/>
+              <w:bottom w:w="240" w:type="dxa"/>
+              <w:right w:w="0" w:type="dxa"/>
+            </w:tcMar>
+            <w:vAlign w:val="center"/>
+            <w:hideMark/>
+          </w:tcPr>
+          <w:p>
+            <w:pPr>
+              <w:spacing w:after="0" w:line="240" w:lineRule="auto"/>
+              <w:rPr>
+                <w:sz w:val="20"/>
+                <w:szCs w:val="20"/>
+              </w:rPr>
+            </w:pPr>
+            <w:r>
+              <w:rPr>
+                <w:sz w:val="20"/>
+                <w:szCs w:val="20"/>
+              </w:rPr>
+              <w:t>3a. Kopiowanie strefy: Operator duplikuje strefę z innego miasta.</w:t>
+            </w:r>
+          </w:p>
+        </w:tc>
+      </w:tr>
+      <w:tr>
+        <w:trPr>
+          <w:cantSplit/>
+        </w:trPr>
+        <w:tc>
+          <w:tcPr>
+            <w:tcW w:w="0" w:type="auto"/>
+            <w:tcBorders>
+              <w:top w:val="single" w:sz="6" w:space="0" w:color="auto"/>
+              <w:left w:val="single" w:sz="6" w:space="0" w:color="auto"/>
+              <w:bottom w:val="single" w:sz="6" w:space="0" w:color="auto"/>
+              <w:right w:val="single" w:sz="6" w:space="0" w:color="auto"/>
+            </w:tcBorders>
+            <w:tcMar>
+              <w:top w:w="240" w:type="dxa"/>
+              <w:left w:w="0" w:type="dxa"/>
+              <w:bottom w:w="240" w:type="dxa"/>
+              <w:right w:w="180" w:type="dxa"/>
+            </w:tcMar>
+            <w:vAlign w:val="center"/>
+            <w:hideMark/>
+          </w:tcPr>
+          <w:p>
+            <w:pPr>
+              <w:spacing w:after="0" w:line="240" w:lineRule="auto"/>
+              <w:rPr>
+                <w:sz w:val="20"/>
+                <w:szCs w:val="20"/>
+              </w:rPr>
+            </w:pPr>
+            <w:r>
+              <w:rPr>
+                <w:b/>
+                <w:bCs/>
+                <w:sz w:val="20"/>
+                <w:szCs w:val="20"/>
+              </w:rPr>
+              <w:t>Wyjątki w przepływach</w:t>
+            </w:r>
+          </w:p>
+        </w:tc>
+        <w:tc>
+          <w:tcPr>
+            <w:tcW w:w="0" w:type="auto"/>
+            <w:tcBorders>
+              <w:top w:val="single" w:sz="6" w:space="0" w:color="auto"/>
+              <w:left w:val="single" w:sz="6" w:space="0" w:color="auto"/>
+              <w:bottom w:val="single" w:sz="6" w:space="0" w:color="auto"/>
+              <w:right w:val="single" w:sz="6" w:space="0" w:color="auto"/>
+            </w:tcBorders>
+            <w:tcMar>
+              <w:top w:w="240" w:type="dxa"/>
+              <w:left w:w="0" w:type="dxa"/>
+              <w:bottom w:w="240" w:type="dxa"/>
+              <w:right w:w="0" w:type="dxa"/>
+            </w:tcMar>
+            <w:vAlign w:val="center"/>
+            <w:hideMark/>
+          </w:tcPr>
+          <w:p>
+            <w:pPr>
+              <w:spacing w:after="0" w:line="240" w:lineRule="auto"/>
+              <w:rPr>
+                <w:sz w:val="20"/>
+                <w:szCs w:val="20"/>
+              </w:rPr>
+            </w:pPr>
+            <w:r>
+              <w:rPr>
+                <w:sz w:val="20"/>
+                <w:szCs w:val="20"/>
+              </w:rPr>
+              <w:t>4a. Błąd nakładania (</w:t>
+            </w:r>
+            <w:proofErr w:type="spellStart"/>
+            <w:r>
+              <w:rPr>
+                <w:sz w:val="20"/>
+                <w:szCs w:val="20"/>
+              </w:rPr>
+              <w:t>Overlap</w:t>
+            </w:r>
+            <w:proofErr w:type="spellEnd"/>
+            <w:r>
+              <w:rPr>
+                <w:sz w:val="20"/>
+                <w:szCs w:val="20"/>
+              </w:rPr>
+              <w:t>): System wykrywa konflikt reguł w tym samym miejscu.</w:t>
+            </w:r>
+          </w:p>
+        </w:tc>
+      </w:tr>
+      <w:tr>
+        <w:trPr>
+          <w:cantSplit/>
+        </w:trPr>
+        <w:tc>
+          <w:tcPr>
+            <w:tcW w:w="0" w:type="auto"/>
+            <w:tcBorders>
+              <w:top w:val="single" w:sz="6" w:space="0" w:color="auto"/>
+              <w:left w:val="single" w:sz="6" w:space="0" w:color="auto"/>
+              <w:bottom w:val="single" w:sz="6" w:space="0" w:color="auto"/>
+              <w:right w:val="single" w:sz="6" w:space="0" w:color="auto"/>
+            </w:tcBorders>
+            <w:tcMar>
+              <w:top w:w="240" w:type="dxa"/>
+              <w:left w:w="0" w:type="dxa"/>
+              <w:bottom w:w="240" w:type="dxa"/>
+              <w:right w:w="180" w:type="dxa"/>
+            </w:tcMar>
+            <w:vAlign w:val="center"/>
+            <w:hideMark/>
+          </w:tcPr>
+          <w:p>
+            <w:pPr>
+              <w:spacing w:after="0" w:line="240" w:lineRule="auto"/>
+              <w:rPr>
+                <w:sz w:val="20"/>
+                <w:szCs w:val="20"/>
+              </w:rPr>
+            </w:pPr>
+            <w:r>
+              <w:rPr>
+                <w:b/>
+                <w:bCs/>
+                <w:sz w:val="20"/>
+                <w:szCs w:val="20"/>
+              </w:rPr>
+              <w:t>Specjalne wymagania</w:t>
+            </w:r>
+          </w:p>
+        </w:tc>
+        <w:tc>
+          <w:tcPr>
+            <w:tcW w:w="0" w:type="auto"/>
+            <w:tcBorders>
+              <w:top w:val="single" w:sz="6" w:space="0" w:color="auto"/>
+              <w:left w:val="single" w:sz="6" w:space="0" w:color="auto"/>
+              <w:bottom w:val="single" w:sz="6" w:space="0" w:color="auto"/>
+              <w:right w:val="single" w:sz="6" w:space="0" w:color="auto"/>
+            </w:tcBorders>
+            <w:tcMar>
+              <w:top w:w="240" w:type="dxa"/>
+              <w:left w:w="0" w:type="dxa"/>
+              <w:bottom w:w="240" w:type="dxa"/>
+              <w:right w:w="0" w:type="dxa"/>
+            </w:tcMar>
+            <w:vAlign w:val="center"/>
+            <w:hideMark/>
+          </w:tcPr>
+          <w:p>
+            <w:pPr>
+              <w:spacing w:after="0" w:line="240" w:lineRule="auto"/>
+              <w:rPr>
+                <w:sz w:val="20"/>
+                <w:szCs w:val="20"/>
+              </w:rPr>
+            </w:pPr>
+            <w:r>
+              <w:rPr>
+                <w:sz w:val="20"/>
+                <w:szCs w:val="20"/>
+              </w:rPr>
+              <w:t>Narzędzie do rysowania musi być precyzyjne (skala budynków).</w:t>
+            </w:r>
+          </w:p>
+        </w:tc>
+      </w:tr>
+      <w:tr>
+        <w:trPr>
+          <w:cantSplit/>
+        </w:trPr>
+        <w:tc>
+          <w:tcPr>
+            <w:tcW w:w="0" w:type="auto"/>
+            <w:tcBorders>
+              <w:top w:val="single" w:sz="6" w:space="0" w:color="auto"/>
+              <w:left w:val="single" w:sz="6" w:space="0" w:color="auto"/>
+              <w:bottom w:val="single" w:sz="6" w:space="0" w:color="auto"/>
+              <w:right w:val="single" w:sz="6" w:space="0" w:color="auto"/>
+            </w:tcBorders>
+            <w:tcMar>
+              <w:top w:w="240" w:type="dxa"/>
+              <w:left w:w="0" w:type="dxa"/>
+              <w:bottom w:w="240" w:type="dxa"/>
+              <w:right w:w="180" w:type="dxa"/>
+            </w:tcMar>
+            <w:vAlign w:val="center"/>
+            <w:hideMark/>
+          </w:tcPr>
+          <w:p>
+            <w:pPr>
+              <w:spacing w:after="0" w:line="240" w:lineRule="auto"/>
+              <w:rPr>
+                <w:sz w:val="20"/>
+                <w:szCs w:val="20"/>
+              </w:rPr>
+            </w:pPr>
+            <w:r>
+              <w:rPr>
+                <w:b/>
+                <w:bCs/>
+                <w:sz w:val="20"/>
+                <w:szCs w:val="20"/>
+              </w:rPr>
+              <w:t>Notatki i kwestie</w:t>
+            </w:r>
+          </w:p>
+        </w:tc>
+        <w:tc>
+          <w:tcPr>
+            <w:tcW w:w="0" w:type="auto"/>
+            <w:tcBorders>
+              <w:top w:val="single" w:sz="6" w:space="0" w:color="auto"/>
+              <w:left w:val="single" w:sz="6" w:space="0" w:color="auto"/>
+              <w:bottom w:val="single" w:sz="6" w:space="0" w:color="auto"/>
+              <w:right w:val="single" w:sz="6" w:space="0" w:color="auto"/>
+            </w:tcBorders>
+            <w:tcMar>
+              <w:top w:w="240" w:type="dxa"/>
+              <w:left w:w="0" w:type="dxa"/>
+              <w:bottom w:w="240" w:type="dxa"/>
+              <w:right w:w="0" w:type="dxa"/>
+            </w:tcMar>
+            <w:vAlign w:val="center"/>
+            <w:hideMark/>
+          </w:tcPr>
+          <w:p>
+            <w:pPr>
+              <w:spacing w:after="0" w:line="240" w:lineRule="auto"/>
+              <w:rPr>
+                <w:sz w:val="20"/>
+                <w:szCs w:val="20"/>
+              </w:rPr>
+            </w:pPr>
+            <w:r>
+              <w:rPr>
+                <w:sz w:val="20"/>
+                <w:szCs w:val="20"/>
+              </w:rPr>
+              <w:t>Integracja z miejskimi systemami płatnego parkowania (automatyczna aktualizacja).</w:t>
+            </w:r>
+          </w:p>
+        </w:tc>
+      </w:tr>
+    </w:tbl>
+    <w:p>
+      <w:r>
+        <w:rPr>
+          <w:noProof/>
+        </w:rPr>
+        <w:lastRenderedPageBreak/>
+        <w:drawing>
+          <wp:anchor distT="0" distB="0" distL="114300" distR="114300" simplePos="0" relativeHeight="251669504" behindDoc="0" locked="0" layoutInCell="1" allowOverlap="1" wp14:anchorId="3C855F22" wp14:editId="3BC63E05">
+            <wp:simplePos x="0" y="0"/>
+            <wp:positionH relativeFrom="margin">
+              <wp:align>right</wp:align>
+            </wp:positionH>
+            <wp:positionV relativeFrom="paragraph">
+              <wp:posOffset>0</wp:posOffset>
+            </wp:positionV>
+            <wp:extent cx="5734050" cy="4083050"/>
+            <wp:effectExtent l="0" t="0" r="0" b="0"/>
+            <wp:wrapSquare wrapText="bothSides"/>
+            <wp:docPr id="500201338" name="Obraz 5"/>
+            <wp:cNvGraphicFramePr>
+              <a:graphicFrameLocks xmlns:a="http://schemas.openxmlformats.org/drawingml/2006/main" noChangeAspect="1"/>
+            </wp:cNvGraphicFramePr>
+            <a:graphic xmlns:a="http://schemas.openxmlformats.org/drawingml/2006/main">
+              <a:graphicData uri="http://schemas.openxmlformats.org/drawingml/2006/picture">
+                <pic:pic xmlns:pic="http://schemas.openxmlformats.org/drawingml/2006/picture">
+                  <pic:nvPicPr>
+                    <pic:cNvPr id="0" name="Picture 4"/>
+                    <pic:cNvPicPr>
+                      <a:picLocks noChangeAspect="1" noChangeArrowheads="1"/>
+                    </pic:cNvPicPr>
+                  </pic:nvPicPr>
+                  <pic:blipFill>
+                    <a:blip r:embed="rId17">
+                      <a:extLst>
+                        <a:ext uri="{28A0092B-C50C-407E-A947-70E740481C1C}">
+                          <a14:useLocalDpi xmlns:a14="http://schemas.microsoft.com/office/drawing/2010/main" val="0"/>
+                        </a:ext>
+                      </a:extLst>
+                    </a:blip>
+                    <a:srcRect/>
+                    <a:stretch>
+                      <a:fillRect/>
+                    </a:stretch>
+                  </pic:blipFill>
+                  <pic:spPr bwMode="auto">
+                    <a:xfrm>
+                      <a:off x="0" y="0"/>
+                      <a:ext cx="5734050" cy="4083050"/>
+                    </a:xfrm>
+                    <a:prstGeom prst="rect">
+                      <a:avLst/>
+                    </a:prstGeom>
+                    <a:noFill/>
+                    <a:ln>
+                      <a:noFill/>
+                    </a:ln>
+                  </pic:spPr>
+                </pic:pic>
+              </a:graphicData>
+            </a:graphic>
+          </wp:anchor>
+        </w:drawing>
+      </w:r>
     </w:p>
     <w:p>
       <w:pPr>
@@ -14099,6 +14047,7 @@
                 <w:sz w:val="20"/>
                 <w:szCs w:val="20"/>
               </w:rPr>
+              <w:lastRenderedPageBreak/>
               <w:t>Warunki wstępne</w:t>
             </w:r>
           </w:p>
@@ -14632,7 +14581,6 @@
                 <w:sz w:val="20"/>
                 <w:szCs w:val="20"/>
               </w:rPr>
-              <w:lastRenderedPageBreak/>
               <w:t>Notatki i kwestie</w:t>
             </w:r>
           </w:p>
@@ -14674,16 +14622,23 @@
         </w:tc>
       </w:tr>
     </w:tbl>
-    <w:p/>
     <w:p>
       <w:r>
         <w:rPr>
           <w:noProof/>
         </w:rPr>
         <w:drawing>
-          <wp:inline distT="0" distB="0" distL="0" distR="0" wp14:anchorId="4306967F" wp14:editId="6EC86764">
-            <wp:extent cx="5727700" cy="4616450"/>
-            <wp:effectExtent l="0" t="0" r="6350" b="0"/>
+          <wp:anchor distT="0" distB="0" distL="114300" distR="114300" simplePos="0" relativeHeight="251670528" behindDoc="0" locked="0" layoutInCell="1" allowOverlap="1" wp14:anchorId="4306967F" wp14:editId="61F602C2">
+            <wp:simplePos x="0" y="0"/>
+            <wp:positionH relativeFrom="margin">
+              <wp:align>center</wp:align>
+            </wp:positionH>
+            <wp:positionV relativeFrom="paragraph">
+              <wp:posOffset>255905</wp:posOffset>
+            </wp:positionV>
+            <wp:extent cx="4616826" cy="3721100"/>
+            <wp:effectExtent l="0" t="0" r="0" b="0"/>
+            <wp:wrapSquare wrapText="bothSides"/>
             <wp:docPr id="338549726" name="Obraz 8"/>
             <wp:cNvGraphicFramePr>
               <a:graphicFrameLocks xmlns:a="http://schemas.openxmlformats.org/drawingml/2006/main" noChangeAspect="1"/>
@@ -14698,7 +14653,7 @@
                     </pic:cNvPicPr>
                   </pic:nvPicPr>
                   <pic:blipFill>
-                    <a:blip r:embed="rId16">
+                    <a:blip r:embed="rId18" cstate="print">
                       <a:extLst>
                         <a:ext uri="{28A0092B-C50C-407E-A947-70E740481C1C}">
                           <a14:useLocalDpi xmlns:a14="http://schemas.microsoft.com/office/drawing/2010/main" val="0"/>
@@ -14713,7 +14668,7 @@
                   <pic:spPr bwMode="auto">
                     <a:xfrm>
                       <a:off x="0" y="0"/>
-                      <a:ext cx="5727700" cy="4616450"/>
+                      <a:ext cx="4616826" cy="3721100"/>
                     </a:xfrm>
                     <a:prstGeom prst="rect">
                       <a:avLst/>
@@ -14726,10 +14681,11 @@
                 </pic:pic>
               </a:graphicData>
             </a:graphic>
-          </wp:inline>
+          </wp:anchor>
         </w:drawing>
       </w:r>
     </w:p>
+    <w:p/>
     <w:p>
       <w:pPr>
         <w:pStyle w:val="Nagwek1"/>
@@ -14773,7 +14729,7 @@
                     <pic:cNvPicPr/>
                   </pic:nvPicPr>
                   <pic:blipFill>
-                    <a:blip r:embed="rId17" cstate="print">
+                    <a:blip r:embed="rId19" cstate="print">
                       <a:extLst>
                         <a:ext uri="{28A0092B-C50C-407E-A947-70E740481C1C}">
                           <a14:useLocalDpi xmlns:a14="http://schemas.microsoft.com/office/drawing/2010/main" val="0"/>
@@ -14842,7 +14798,7 @@
                     <pic:cNvPicPr/>
                   </pic:nvPicPr>
                   <pic:blipFill>
-                    <a:blip r:embed="rId18">
+                    <a:blip r:embed="rId20">
                       <a:extLst>
                         <a:ext uri="{28A0092B-C50C-407E-A947-70E740481C1C}">
                           <a14:useLocalDpi xmlns:a14="http://schemas.microsoft.com/office/drawing/2010/main" val="0"/>
@@ -14870,7 +14826,7 @@
       </w:r>
     </w:p>
     <w:sectPr>
-      <w:footerReference w:type="default" r:id="rId19"/>
+      <w:footerReference w:type="default" r:id="rId21"/>
       <w:pgSz w:w="11906" w:h="16838"/>
       <w:pgMar w:top="1440" w:right="1440" w:bottom="1440" w:left="1440" w:header="708" w:footer="708" w:gutter="0"/>
       <w:cols w:space="708"/>
@@ -14878,6 +14834,31 @@
     </w:sectPr>
   </w:body>
 </w:document>
+</file>
+
+<file path=word/endnotes.xml><?xml version="1.0" encoding="utf-8"?>
+<w:endnotes xmlns:wpc="http://schemas.microsoft.com/office/word/2010/wordprocessingCanvas" xmlns:cx="http://schemas.microsoft.com/office/drawing/2014/chartex" xmlns:cx1="http://schemas.microsoft.com/office/drawing/2015/9/8/chartex" xmlns:cx2="http://schemas.microsoft.com/office/drawing/2015/10/21/chartex" xmlns:cx3="http://schemas.microsoft.com/office/drawing/2016/5/9/chartex" xmlns:cx4="http://schemas.microsoft.com/office/drawing/2016/5/10/chartex" xmlns:cx5="http://schemas.microsoft.com/office/drawing/2016/5/11/chartex" xmlns:cx6="http://schemas.microsoft.com/office/drawing/2016/5/12/chartex" xmlns:cx7="http://schemas.microsoft.com/office/drawing/2016/5/13/chartex" xmlns:cx8="http://schemas.microsoft.com/office/drawing/2016/5/14/chartex" xmlns:mc="http://schemas.openxmlformats.org/markup-compatibility/2006" xmlns:aink="http://schemas.microsoft.com/office/drawing/2016/ink" xmlns:am3d="http://schemas.microsoft.com/office/drawing/2017/model3d" xmlns:o="urn:schemas-microsoft-com:office:office" xmlns:oel="http://schemas.microsoft.com/office/2019/extlst" xmlns:r="http://schemas.openxmlformats.org/officeDocument/2006/relationships" xmlns:m="http://schemas.openxmlformats.org/officeDocument/2006/math" xmlns:v="urn:schemas-microsoft-com:vml" xmlns:wp14="http://schemas.microsoft.com/office/word/2010/wordprocessingDrawing" xmlns:wp="http://schemas.openxmlformats.org/drawingml/2006/wordprocessingDrawing" xmlns:w10="urn:schemas-microsoft-com:office:word" xmlns:w="http://schemas.openxmlformats.org/wordprocessingml/2006/main" xmlns:w14="http://schemas.microsoft.com/office/word/2010/wordml" xmlns:w15="http://schemas.microsoft.com/office/word/2012/wordml" xmlns:w16cex="http://schemas.microsoft.com/office/word/2018/wordml/cex" xmlns:w16cid="http://schemas.microsoft.com/office/word/2016/wordml/cid" xmlns:w16="http://schemas.microsoft.com/office/word/2018/wordml" xmlns:w16du="http://schemas.microsoft.com/office/word/2023/wordml/word16du" xmlns:w16sdtdh="http://schemas.microsoft.com/office/word/2020/wordml/sdtdatahash" xmlns:w16sdtfl="http://schemas.microsoft.com/office/word/2024/wordml/sdtformatlock" xmlns:w16se="http://schemas.microsoft.com/office/word/2015/wordml/symex" xmlns:wpg="http://schemas.microsoft.com/office/word/2010/wordprocessingGroup" xmlns:wpi="http://schemas.microsoft.com/office/word/2010/wordprocessingInk" xmlns:wne="http://schemas.microsoft.com/office/word/2006/wordml" xmlns:wps="http://schemas.microsoft.com/office/word/2010/wordprocessingShape" mc:Ignorable="w14 w15 w16se w16cid w16 w16cex w16sdtdh w16sdtfl w16du wp14">
+  <w:endnote w:type="separator" w:id="-1">
+    <w:p>
+      <w:pPr>
+        <w:spacing w:after="0" w:line="240" w:lineRule="auto"/>
+      </w:pPr>
+      <w:r>
+        <w:separator/>
+      </w:r>
+    </w:p>
+  </w:endnote>
+  <w:endnote w:type="continuationSeparator" w:id="0">
+    <w:p>
+      <w:pPr>
+        <w:spacing w:after="0" w:line="240" w:lineRule="auto"/>
+      </w:pPr>
+      <w:r>
+        <w:continuationSeparator/>
+      </w:r>
+    </w:p>
+  </w:endnote>
+</w:endnotes>
 </file>
 
 <file path=word/footer1.xml><?xml version="1.0" encoding="utf-8"?>
@@ -14893,6 +14874,31 @@
     </w:pPr>
   </w:p>
 </w:ftr>
+</file>
+
+<file path=word/footnotes.xml><?xml version="1.0" encoding="utf-8"?>
+<w:footnotes xmlns:wpc="http://schemas.microsoft.com/office/word/2010/wordprocessingCanvas" xmlns:cx="http://schemas.microsoft.com/office/drawing/2014/chartex" xmlns:cx1="http://schemas.microsoft.com/office/drawing/2015/9/8/chartex" xmlns:cx2="http://schemas.microsoft.com/office/drawing/2015/10/21/chartex" xmlns:cx3="http://schemas.microsoft.com/office/drawing/2016/5/9/chartex" xmlns:cx4="http://schemas.microsoft.com/office/drawing/2016/5/10/chartex" xmlns:cx5="http://schemas.microsoft.com/office/drawing/2016/5/11/chartex" xmlns:cx6="http://schemas.microsoft.com/office/drawing/2016/5/12/chartex" xmlns:cx7="http://schemas.microsoft.com/office/drawing/2016/5/13/chartex" xmlns:cx8="http://schemas.microsoft.com/office/drawing/2016/5/14/chartex" xmlns:mc="http://schemas.openxmlformats.org/markup-compatibility/2006" xmlns:aink="http://schemas.microsoft.com/office/drawing/2016/ink" xmlns:am3d="http://schemas.microsoft.com/office/drawing/2017/model3d" xmlns:o="urn:schemas-microsoft-com:office:office" xmlns:oel="http://schemas.microsoft.com/office/2019/extlst" xmlns:r="http://schemas.openxmlformats.org/officeDocument/2006/relationships" xmlns:m="http://schemas.openxmlformats.org/officeDocument/2006/math" xmlns:v="urn:schemas-microsoft-com:vml" xmlns:wp14="http://schemas.microsoft.com/office/word/2010/wordprocessingDrawing" xmlns:wp="http://schemas.openxmlformats.org/drawingml/2006/wordprocessingDrawing" xmlns:w10="urn:schemas-microsoft-com:office:word" xmlns:w="http://schemas.openxmlformats.org/wordprocessingml/2006/main" xmlns:w14="http://schemas.microsoft.com/office/word/2010/wordml" xmlns:w15="http://schemas.microsoft.com/office/word/2012/wordml" xmlns:w16cex="http://schemas.microsoft.com/office/word/2018/wordml/cex" xmlns:w16cid="http://schemas.microsoft.com/office/word/2016/wordml/cid" xmlns:w16="http://schemas.microsoft.com/office/word/2018/wordml" xmlns:w16du="http://schemas.microsoft.com/office/word/2023/wordml/word16du" xmlns:w16sdtdh="http://schemas.microsoft.com/office/word/2020/wordml/sdtdatahash" xmlns:w16sdtfl="http://schemas.microsoft.com/office/word/2024/wordml/sdtformatlock" xmlns:w16se="http://schemas.microsoft.com/office/word/2015/wordml/symex" xmlns:wpg="http://schemas.microsoft.com/office/word/2010/wordprocessingGroup" xmlns:wpi="http://schemas.microsoft.com/office/word/2010/wordprocessingInk" xmlns:wne="http://schemas.microsoft.com/office/word/2006/wordml" xmlns:wps="http://schemas.microsoft.com/office/word/2010/wordprocessingShape" mc:Ignorable="w14 w15 w16se w16cid w16 w16cex w16sdtdh w16sdtfl w16du wp14">
+  <w:footnote w:type="separator" w:id="-1">
+    <w:p>
+      <w:pPr>
+        <w:spacing w:after="0" w:line="240" w:lineRule="auto"/>
+      </w:pPr>
+      <w:r>
+        <w:separator/>
+      </w:r>
+    </w:p>
+  </w:footnote>
+  <w:footnote w:type="continuationSeparator" w:id="0">
+    <w:p>
+      <w:pPr>
+        <w:spacing w:after="0" w:line="240" w:lineRule="auto"/>
+      </w:pPr>
+      <w:r>
+        <w:continuationSeparator/>
+      </w:r>
+    </w:p>
+  </w:footnote>
+</w:footnotes>
 </file>
 
 <file path=word/numbering.xml><?xml version="1.0" encoding="utf-8"?>

--- a/docs/ProjectDocumentation.docx
+++ b/docs/ProjectDocumentation.docx
@@ -5088,7 +5088,7 @@
           <w:noProof/>
         </w:rPr>
         <w:drawing>
-          <wp:inline distT="0" distB="0" distL="0" distR="0" wp14:anchorId="751F6ADB" wp14:editId="3B563394">
+          <wp:inline distT="0" distB="0" distL="0" distR="0" wp14:anchorId="751F6ADB" wp14:editId="40ADC1F1">
             <wp:extent cx="5721350" cy="2984500"/>
             <wp:effectExtent l="0" t="0" r="0" b="6350"/>
             <wp:docPr id="1442175989" name="Obraz 1"/>
@@ -11972,7 +11972,7 @@
           <w:noProof/>
         </w:rPr>
         <w:drawing>
-          <wp:anchor distT="0" distB="0" distL="114300" distR="114300" simplePos="0" relativeHeight="251668480" behindDoc="0" locked="0" layoutInCell="1" allowOverlap="1" wp14:anchorId="13C85C93" wp14:editId="35D4AF4F">
+          <wp:anchor distT="0" distB="0" distL="114300" distR="114300" simplePos="0" relativeHeight="251668480" behindDoc="0" locked="0" layoutInCell="1" allowOverlap="1" wp14:anchorId="13C85C93" wp14:editId="7B77DEDD">
             <wp:simplePos x="0" y="0"/>
             <wp:positionH relativeFrom="margin">
               <wp:align>center</wp:align>
@@ -14628,7 +14628,7 @@
           <w:noProof/>
         </w:rPr>
         <w:drawing>
-          <wp:anchor distT="0" distB="0" distL="114300" distR="114300" simplePos="0" relativeHeight="251670528" behindDoc="0" locked="0" layoutInCell="1" allowOverlap="1" wp14:anchorId="4306967F" wp14:editId="61F602C2">
+          <wp:anchor distT="0" distB="0" distL="114300" distR="114300" simplePos="0" relativeHeight="251670528" behindDoc="0" locked="0" layoutInCell="1" allowOverlap="1" wp14:anchorId="4306967F" wp14:editId="273370B7">
             <wp:simplePos x="0" y="0"/>
             <wp:positionH relativeFrom="margin">
               <wp:align>center</wp:align>
@@ -14698,7 +14698,13 @@
           <w:color w:val="auto"/>
         </w:rPr>
         <w:lastRenderedPageBreak/>
-        <w:t>Konceptualny diagram klas</w:t>
+        <w:t>Implementacyjny</w:t>
+      </w:r>
+      <w:r>
+        <w:rPr>
+          <w:color w:val="auto"/>
+        </w:rPr>
+        <w:t xml:space="preserve"> diagram klas</w:t>
       </w:r>
     </w:p>
     <w:p>
@@ -14767,7 +14773,13 @@
         <w:rPr>
           <w:color w:val="auto"/>
         </w:rPr>
-        <w:t>Implementacyjny diagram klas</w:t>
+        <w:t>Konceptualny</w:t>
+      </w:r>
+      <w:r>
+        <w:rPr>
+          <w:color w:val="auto"/>
+        </w:rPr>
+        <w:t xml:space="preserve"> diagram klas</w:t>
       </w:r>
     </w:p>
     <w:p>

--- a/docs/ProjectDocumentation.docx
+++ b/docs/ProjectDocumentation.docx
@@ -3128,25 +3128,7 @@
           <w:i/>
           <w:iCs/>
         </w:rPr>
-        <w:t>«</w:t>
-      </w:r>
-      <w:proofErr w:type="spellStart"/>
-      <w:r>
-        <w:rPr>
-          <w:rFonts w:eastAsiaTheme="minorEastAsia"/>
-          <w:i/>
-          <w:iCs/>
-        </w:rPr>
-        <w:t>include</w:t>
-      </w:r>
-      <w:proofErr w:type="spellEnd"/>
-      <w:r>
-        <w:rPr>
-          <w:rFonts w:eastAsiaTheme="minorEastAsia"/>
-          <w:i/>
-          <w:iCs/>
-        </w:rPr>
-        <w:t>»</w:t>
+        <w:t>«include»</w:t>
       </w:r>
       <w:r>
         <w:rPr>
@@ -4726,23 +4708,7 @@
                 <w:sz w:val="20"/>
                 <w:szCs w:val="20"/>
               </w:rPr>
-              <w:t>1a. Logowanie przez Biometrię: Użytkownik używa odcisku palca/</w:t>
-            </w:r>
-            <w:proofErr w:type="spellStart"/>
-            <w:r>
-              <w:rPr>
-                <w:sz w:val="20"/>
-                <w:szCs w:val="20"/>
-              </w:rPr>
-              <w:t>FaceID</w:t>
-            </w:r>
-            <w:proofErr w:type="spellEnd"/>
-            <w:r>
-              <w:rPr>
-                <w:sz w:val="20"/>
-                <w:szCs w:val="20"/>
-              </w:rPr>
-              <w:t xml:space="preserve"> zamiast hasła.</w:t>
+              <w:t>1a. Logowanie przez Biometrię: Użytkownik używa odcisku palca/FaceID zamiast hasła.</w:t>
             </w:r>
           </w:p>
           <w:p>
@@ -4771,39 +4737,7 @@
                 <w:sz w:val="20"/>
                 <w:szCs w:val="20"/>
               </w:rPr>
-              <w:t xml:space="preserve">1b. Logowanie przez </w:t>
-            </w:r>
-            <w:proofErr w:type="spellStart"/>
-            <w:r>
-              <w:rPr>
-                <w:sz w:val="20"/>
-                <w:szCs w:val="20"/>
-              </w:rPr>
-              <w:t>Social</w:t>
-            </w:r>
-            <w:proofErr w:type="spellEnd"/>
-            <w:r>
-              <w:rPr>
-                <w:sz w:val="20"/>
-                <w:szCs w:val="20"/>
-              </w:rPr>
-              <w:t xml:space="preserve"> Media: System weryfikuje </w:t>
-            </w:r>
-            <w:proofErr w:type="spellStart"/>
-            <w:r>
-              <w:rPr>
-                <w:sz w:val="20"/>
-                <w:szCs w:val="20"/>
-              </w:rPr>
-              <w:t>token</w:t>
-            </w:r>
-            <w:proofErr w:type="spellEnd"/>
-            <w:r>
-              <w:rPr>
-                <w:sz w:val="20"/>
-                <w:szCs w:val="20"/>
-              </w:rPr>
-              <w:t xml:space="preserve"> z zewnętrznego serwisu (np. Google).</w:t>
+              <w:t>1b. Logowanie przez Social Media: System weryfikuje token z zewnętrznego serwisu (np. Google).</w:t>
             </w:r>
           </w:p>
         </w:tc>
@@ -5088,7 +5022,7 @@
           <w:noProof/>
         </w:rPr>
         <w:drawing>
-          <wp:inline distT="0" distB="0" distL="0" distR="0" wp14:anchorId="751F6ADB" wp14:editId="40ADC1F1">
+          <wp:inline distT="0" distB="0" distL="0" distR="0" wp14:anchorId="751F6ADB" wp14:editId="03BF38E8">
             <wp:extent cx="5721350" cy="2984500"/>
             <wp:effectExtent l="0" t="0" r="0" b="6350"/>
             <wp:docPr id="1442175989" name="Obraz 1"/>
@@ -6244,23 +6178,7 @@
                 <w:sz w:val="20"/>
                 <w:szCs w:val="20"/>
               </w:rPr>
-              <w:t xml:space="preserve">4a. Pojazd zajęty: Inny użytkownik zarezerwował pojazd milisekundy wcześniej (Race </w:t>
-            </w:r>
-            <w:proofErr w:type="spellStart"/>
-            <w:r>
-              <w:rPr>
-                <w:sz w:val="20"/>
-                <w:szCs w:val="20"/>
-              </w:rPr>
-              <w:t>Condition</w:t>
-            </w:r>
-            <w:proofErr w:type="spellEnd"/>
-            <w:r>
-              <w:rPr>
-                <w:sz w:val="20"/>
-                <w:szCs w:val="20"/>
-              </w:rPr>
-              <w:t>).</w:t>
+              <w:t>4a. Pojazd zajęty: Inny użytkownik zarezerwował pojazd milisekundy wcześniej (Race Condition).</w:t>
             </w:r>
           </w:p>
           <w:p>
@@ -7645,23 +7563,7 @@
                 <w:sz w:val="20"/>
                 <w:szCs w:val="20"/>
               </w:rPr>
-              <w:t xml:space="preserve">3a. Błąd modułu </w:t>
-            </w:r>
-            <w:proofErr w:type="spellStart"/>
-            <w:r>
-              <w:rPr>
-                <w:sz w:val="20"/>
-                <w:szCs w:val="20"/>
-              </w:rPr>
-              <w:t>IoT</w:t>
-            </w:r>
-            <w:proofErr w:type="spellEnd"/>
-            <w:r>
-              <w:rPr>
-                <w:sz w:val="20"/>
-                <w:szCs w:val="20"/>
-              </w:rPr>
-              <w:t>: Pojazd nie odpowiada na sygnał otwarcia.</w:t>
+              <w:t>3a. Błąd modułu IoT: Pojazd nie odpowiada na sygnał otwarcia.</w:t>
             </w:r>
           </w:p>
           <w:p>
@@ -10114,23 +10016,7 @@
                 <w:sz w:val="20"/>
                 <w:szCs w:val="20"/>
               </w:rPr>
-              <w:t xml:space="preserve">Wyświetlenie aktualnego stanu floty na </w:t>
-            </w:r>
-            <w:proofErr w:type="spellStart"/>
-            <w:r>
-              <w:rPr>
-                <w:sz w:val="20"/>
-                <w:szCs w:val="20"/>
-              </w:rPr>
-              <w:t>dashboardzie</w:t>
-            </w:r>
-            <w:proofErr w:type="spellEnd"/>
-            <w:r>
-              <w:rPr>
-                <w:sz w:val="20"/>
-                <w:szCs w:val="20"/>
-              </w:rPr>
-              <w:t>.</w:t>
+              <w:t>Wyświetlenie aktualnego stanu floty na dashboardzie.</w:t>
             </w:r>
           </w:p>
         </w:tc>
@@ -10207,23 +10093,7 @@
                 <w:sz w:val="20"/>
                 <w:szCs w:val="20"/>
               </w:rPr>
-              <w:t xml:space="preserve">1. Moduły </w:t>
-            </w:r>
-            <w:proofErr w:type="spellStart"/>
-            <w:r>
-              <w:rPr>
-                <w:sz w:val="20"/>
-                <w:szCs w:val="20"/>
-              </w:rPr>
-              <w:t>IoT</w:t>
-            </w:r>
-            <w:proofErr w:type="spellEnd"/>
-            <w:r>
-              <w:rPr>
-                <w:sz w:val="20"/>
-                <w:szCs w:val="20"/>
-              </w:rPr>
-              <w:t xml:space="preserve"> w pojazdach wysyłają pakiety danych (GPS, paliwo, błędy).</w:t>
+              <w:t>1. Moduły IoT w pojazdach wysyłają pakiety danych (GPS, paliwo, błędy).</w:t>
             </w:r>
             <w:r>
               <w:rPr>
@@ -10425,23 +10295,7 @@
                 <w:sz w:val="20"/>
                 <w:szCs w:val="20"/>
               </w:rPr>
-              <w:t>1a. Utrata sygnału (</w:t>
-            </w:r>
-            <w:proofErr w:type="spellStart"/>
-            <w:r>
-              <w:rPr>
-                <w:sz w:val="20"/>
-                <w:szCs w:val="20"/>
-              </w:rPr>
-              <w:t>Dead</w:t>
-            </w:r>
-            <w:proofErr w:type="spellEnd"/>
-            <w:r>
-              <w:rPr>
-                <w:sz w:val="20"/>
-                <w:szCs w:val="20"/>
-              </w:rPr>
-              <w:t xml:space="preserve"> Zone): System oznacza pojazd jako "Offline" i podświetla na czerwono.</w:t>
+              <w:t>1a. Utrata sygnału (Dead Zone): System oznacza pojazd jako "Offline" i podświetla na czerwono.</w:t>
             </w:r>
           </w:p>
         </w:tc>
@@ -10595,23 +10449,7 @@
                 <w:sz w:val="20"/>
                 <w:szCs w:val="20"/>
               </w:rPr>
-              <w:t xml:space="preserve">Kwestia RODO: Czy dane o lokalizacji przejazdu użytkownika powinny być </w:t>
-            </w:r>
-            <w:proofErr w:type="spellStart"/>
-            <w:r>
-              <w:rPr>
-                <w:sz w:val="20"/>
-                <w:szCs w:val="20"/>
-              </w:rPr>
-              <w:t>anonimizowane</w:t>
-            </w:r>
-            <w:proofErr w:type="spellEnd"/>
-            <w:r>
-              <w:rPr>
-                <w:sz w:val="20"/>
-                <w:szCs w:val="20"/>
-              </w:rPr>
-              <w:t xml:space="preserve"> po 30 dniach?</w:t>
+              <w:t>Kwestia RODO: Czy dane o lokalizacji przejazdu użytkownika powinny być anonimizowane po 30 dniach?</w:t>
             </w:r>
           </w:p>
         </w:tc>
@@ -11972,7 +11810,7 @@
           <w:noProof/>
         </w:rPr>
         <w:drawing>
-          <wp:anchor distT="0" distB="0" distL="114300" distR="114300" simplePos="0" relativeHeight="251668480" behindDoc="0" locked="0" layoutInCell="1" allowOverlap="1" wp14:anchorId="13C85C93" wp14:editId="7B77DEDD">
+          <wp:anchor distT="0" distB="0" distL="114300" distR="114300" simplePos="0" relativeHeight="251668480" behindDoc="0" locked="0" layoutInCell="1" allowOverlap="1" wp14:anchorId="13C85C93" wp14:editId="3936BB61">
             <wp:simplePos x="0" y="0"/>
             <wp:positionH relativeFrom="margin">
               <wp:align>center</wp:align>
@@ -13113,23 +12951,7 @@
                 <w:sz w:val="20"/>
                 <w:szCs w:val="20"/>
               </w:rPr>
-              <w:t>4a. Błąd nakładania (</w:t>
-            </w:r>
-            <w:proofErr w:type="spellStart"/>
-            <w:r>
-              <w:rPr>
-                <w:sz w:val="20"/>
-                <w:szCs w:val="20"/>
-              </w:rPr>
-              <w:t>Overlap</w:t>
-            </w:r>
-            <w:proofErr w:type="spellEnd"/>
-            <w:r>
-              <w:rPr>
-                <w:sz w:val="20"/>
-                <w:szCs w:val="20"/>
-              </w:rPr>
-              <w:t>): System wykrywa konflikt reguł w tym samym miejscu.</w:t>
+              <w:t>4a. Błąd nakładania (Overlap): System wykrywa konflikt reguł w tym samym miejscu.</w:t>
             </w:r>
           </w:p>
         </w:tc>
@@ -14628,7 +14450,7 @@
           <w:noProof/>
         </w:rPr>
         <w:drawing>
-          <wp:anchor distT="0" distB="0" distL="114300" distR="114300" simplePos="0" relativeHeight="251670528" behindDoc="0" locked="0" layoutInCell="1" allowOverlap="1" wp14:anchorId="4306967F" wp14:editId="273370B7">
+          <wp:anchor distT="0" distB="0" distL="114300" distR="114300" simplePos="0" relativeHeight="251670528" behindDoc="0" locked="0" layoutInCell="1" allowOverlap="1" wp14:anchorId="4306967F" wp14:editId="4FE2572A">
             <wp:simplePos x="0" y="0"/>
             <wp:positionH relativeFrom="margin">
               <wp:align>center</wp:align>
@@ -14688,22 +14510,13 @@
     <w:p/>
     <w:p>
       <w:pPr>
-        <w:pStyle w:val="Nagwek1"/>
-        <w:rPr>
-          <w:color w:val="auto"/>
-        </w:rPr>
+        <w:pStyle w:val="Styl1"/>
       </w:pPr>
       <w:r>
-        <w:rPr>
-          <w:color w:val="auto"/>
-        </w:rPr>
         <w:lastRenderedPageBreak/>
         <w:t>Implementacyjny</w:t>
       </w:r>
       <w:r>
-        <w:rPr>
-          <w:color w:val="auto"/>
-        </w:rPr>
         <w:t xml:space="preserve"> diagram klas</w:t>
       </w:r>
     </w:p>
@@ -14720,10 +14533,10 @@
           <w:noProof/>
         </w:rPr>
         <w:drawing>
-          <wp:inline distT="0" distB="0" distL="0" distR="0" wp14:anchorId="19335EB1" wp14:editId="62C46D69">
-            <wp:extent cx="5731510" cy="4032885"/>
-            <wp:effectExtent l="0" t="0" r="2540" b="5715"/>
-            <wp:docPr id="727992353" name="Obraz 2"/>
+          <wp:inline distT="0" distB="0" distL="0" distR="0" wp14:anchorId="3DE5B9D4" wp14:editId="3C4BAB78">
+            <wp:extent cx="5721350" cy="3968750"/>
+            <wp:effectExtent l="0" t="0" r="0" b="0"/>
+            <wp:docPr id="28697421" name="Obraz 2"/>
             <wp:cNvGraphicFramePr>
               <a:graphicFrameLocks xmlns:a="http://schemas.openxmlformats.org/drawingml/2006/main" noChangeAspect="1"/>
             </wp:cNvGraphicFramePr>
@@ -14731,29 +14544,36 @@
               <a:graphicData uri="http://schemas.openxmlformats.org/drawingml/2006/picture">
                 <pic:pic xmlns:pic="http://schemas.openxmlformats.org/drawingml/2006/picture">
                   <pic:nvPicPr>
-                    <pic:cNvPr id="727992353" name="Obraz 727992353"/>
-                    <pic:cNvPicPr/>
+                    <pic:cNvPr id="0" name="Picture 1"/>
+                    <pic:cNvPicPr>
+                      <a:picLocks noChangeAspect="1" noChangeArrowheads="1"/>
+                    </pic:cNvPicPr>
                   </pic:nvPicPr>
                   <pic:blipFill>
-                    <a:blip r:embed="rId19" cstate="print">
+                    <a:blip r:embed="rId19">
                       <a:extLst>
                         <a:ext uri="{28A0092B-C50C-407E-A947-70E740481C1C}">
                           <a14:useLocalDpi xmlns:a14="http://schemas.microsoft.com/office/drawing/2010/main" val="0"/>
                         </a:ext>
                       </a:extLst>
                     </a:blip>
+                    <a:srcRect/>
                     <a:stretch>
                       <a:fillRect/>
                     </a:stretch>
                   </pic:blipFill>
-                  <pic:spPr>
+                  <pic:spPr bwMode="auto">
                     <a:xfrm>
                       <a:off x="0" y="0"/>
-                      <a:ext cx="5731510" cy="4032885"/>
+                      <a:ext cx="5721350" cy="3968750"/>
                     </a:xfrm>
                     <a:prstGeom prst="rect">
                       <a:avLst/>
                     </a:prstGeom>
+                    <a:noFill/>
+                    <a:ln>
+                      <a:noFill/>
+                    </a:ln>
                   </pic:spPr>
                 </pic:pic>
               </a:graphicData>
@@ -14795,10 +14615,10 @@
           <w:noProof/>
         </w:rPr>
         <w:drawing>
-          <wp:inline distT="0" distB="0" distL="0" distR="0" wp14:anchorId="24A64F6E" wp14:editId="1B41F339">
-            <wp:extent cx="5731510" cy="3425190"/>
-            <wp:effectExtent l="0" t="0" r="2540" b="3810"/>
-            <wp:docPr id="1121119403" name="Obraz 6"/>
+          <wp:inline distT="0" distB="0" distL="0" distR="0" wp14:anchorId="4691B216" wp14:editId="62F6BE27">
+            <wp:extent cx="5727700" cy="3441700"/>
+            <wp:effectExtent l="0" t="0" r="6350" b="6350"/>
+            <wp:docPr id="557969778" name="Obraz 2"/>
             <wp:cNvGraphicFramePr>
               <a:graphicFrameLocks xmlns:a="http://schemas.openxmlformats.org/drawingml/2006/main" noChangeAspect="1"/>
             </wp:cNvGraphicFramePr>
@@ -14806,8 +14626,10 @@
               <a:graphicData uri="http://schemas.openxmlformats.org/drawingml/2006/picture">
                 <pic:pic xmlns:pic="http://schemas.openxmlformats.org/drawingml/2006/picture">
                   <pic:nvPicPr>
-                    <pic:cNvPr id="1121119403" name="Obraz 1121119403"/>
-                    <pic:cNvPicPr/>
+                    <pic:cNvPr id="0" name="Picture 1"/>
+                    <pic:cNvPicPr>
+                      <a:picLocks noChangeAspect="1" noChangeArrowheads="1"/>
+                    </pic:cNvPicPr>
                   </pic:nvPicPr>
                   <pic:blipFill>
                     <a:blip r:embed="rId20">
@@ -14817,18 +14639,23 @@
                         </a:ext>
                       </a:extLst>
                     </a:blip>
+                    <a:srcRect/>
                     <a:stretch>
                       <a:fillRect/>
                     </a:stretch>
                   </pic:blipFill>
-                  <pic:spPr>
+                  <pic:spPr bwMode="auto">
                     <a:xfrm>
                       <a:off x="0" y="0"/>
-                      <a:ext cx="5731510" cy="3425190"/>
+                      <a:ext cx="5727700" cy="3441700"/>
                     </a:xfrm>
                     <a:prstGeom prst="rect">
                       <a:avLst/>
                     </a:prstGeom>
+                    <a:noFill/>
+                    <a:ln>
+                      <a:noFill/>
+                    </a:ln>
                   </pic:spPr>
                 </pic:pic>
               </a:graphicData>
@@ -14837,8 +14664,164 @@
         </w:drawing>
       </w:r>
     </w:p>
+    <w:p>
+      <w:pPr>
+        <w:spacing w:before="240" w:after="240"/>
+        <w:rPr>
+          <w:rFonts w:eastAsiaTheme="minorEastAsia"/>
+        </w:rPr>
+      </w:pPr>
+    </w:p>
+    <w:p>
+      <w:pPr>
+        <w:pStyle w:val="Styl1"/>
+      </w:pPr>
+      <w:r>
+        <w:lastRenderedPageBreak/>
+        <w:t>Diagram Obiektów</w:t>
+      </w:r>
+    </w:p>
+    <w:p>
+      <w:r>
+        <w:rPr>
+          <w:noProof/>
+        </w:rPr>
+        <w:drawing>
+          <wp:inline distT="0" distB="0" distL="0" distR="0" wp14:anchorId="5BF16EDB" wp14:editId="7C928F9A">
+            <wp:extent cx="5715000" cy="3854450"/>
+            <wp:effectExtent l="0" t="0" r="0" b="0"/>
+            <wp:docPr id="863517967" name="Obraz 6"/>
+            <wp:cNvGraphicFramePr>
+              <a:graphicFrameLocks xmlns:a="http://schemas.openxmlformats.org/drawingml/2006/main" noChangeAspect="1"/>
+            </wp:cNvGraphicFramePr>
+            <a:graphic xmlns:a="http://schemas.openxmlformats.org/drawingml/2006/main">
+              <a:graphicData uri="http://schemas.openxmlformats.org/drawingml/2006/picture">
+                <pic:pic xmlns:pic="http://schemas.openxmlformats.org/drawingml/2006/picture">
+                  <pic:nvPicPr>
+                    <pic:cNvPr id="0" name="Picture 5"/>
+                    <pic:cNvPicPr>
+                      <a:picLocks noChangeAspect="1" noChangeArrowheads="1"/>
+                    </pic:cNvPicPr>
+                  </pic:nvPicPr>
+                  <pic:blipFill>
+                    <a:blip r:embed="rId21" cstate="print">
+                      <a:extLst>
+                        <a:ext uri="{28A0092B-C50C-407E-A947-70E740481C1C}">
+                          <a14:useLocalDpi xmlns:a14="http://schemas.microsoft.com/office/drawing/2010/main" val="0"/>
+                        </a:ext>
+                      </a:extLst>
+                    </a:blip>
+                    <a:srcRect/>
+                    <a:stretch>
+                      <a:fillRect/>
+                    </a:stretch>
+                  </pic:blipFill>
+                  <pic:spPr bwMode="auto">
+                    <a:xfrm>
+                      <a:off x="0" y="0"/>
+                      <a:ext cx="5715000" cy="3854450"/>
+                    </a:xfrm>
+                    <a:prstGeom prst="rect">
+                      <a:avLst/>
+                    </a:prstGeom>
+                    <a:noFill/>
+                    <a:ln>
+                      <a:noFill/>
+                    </a:ln>
+                  </pic:spPr>
+                </pic:pic>
+              </a:graphicData>
+            </a:graphic>
+          </wp:inline>
+        </w:drawing>
+      </w:r>
+    </w:p>
+    <w:p>
+      <w:pPr>
+        <w:pStyle w:val="Styl1"/>
+      </w:pPr>
+      <w:r>
+        <w:t>Relacyjny Model Bazy Danych</w:t>
+      </w:r>
+    </w:p>
+    <w:p>
+      <w:r>
+        <w:rPr>
+          <w:noProof/>
+        </w:rPr>
+        <w:drawing>
+          <wp:inline distT="0" distB="0" distL="0" distR="0" wp14:anchorId="075DE4CE" wp14:editId="28198F5E">
+            <wp:extent cx="5185546" cy="4229100"/>
+            <wp:effectExtent l="0" t="0" r="0" b="0"/>
+            <wp:docPr id="823773891" name="Obraz 7"/>
+            <wp:cNvGraphicFramePr>
+              <a:graphicFrameLocks xmlns:a="http://schemas.openxmlformats.org/drawingml/2006/main" noChangeAspect="1"/>
+            </wp:cNvGraphicFramePr>
+            <a:graphic xmlns:a="http://schemas.openxmlformats.org/drawingml/2006/main">
+              <a:graphicData uri="http://schemas.openxmlformats.org/drawingml/2006/picture">
+                <pic:pic xmlns:pic="http://schemas.openxmlformats.org/drawingml/2006/picture">
+                  <pic:nvPicPr>
+                    <pic:cNvPr id="0" name="Picture 6"/>
+                    <pic:cNvPicPr>
+                      <a:picLocks noChangeAspect="1" noChangeArrowheads="1"/>
+                    </pic:cNvPicPr>
+                  </pic:nvPicPr>
+                  <pic:blipFill>
+                    <a:blip r:embed="rId22" cstate="print">
+                      <a:extLst>
+                        <a:ext uri="{28A0092B-C50C-407E-A947-70E740481C1C}">
+                          <a14:useLocalDpi xmlns:a14="http://schemas.microsoft.com/office/drawing/2010/main" val="0"/>
+                        </a:ext>
+                      </a:extLst>
+                    </a:blip>
+                    <a:srcRect/>
+                    <a:stretch>
+                      <a:fillRect/>
+                    </a:stretch>
+                  </pic:blipFill>
+                  <pic:spPr bwMode="auto">
+                    <a:xfrm>
+                      <a:off x="0" y="0"/>
+                      <a:ext cx="5196314" cy="4237882"/>
+                    </a:xfrm>
+                    <a:prstGeom prst="rect">
+                      <a:avLst/>
+                    </a:prstGeom>
+                    <a:noFill/>
+                    <a:ln>
+                      <a:noFill/>
+                    </a:ln>
+                  </pic:spPr>
+                </pic:pic>
+              </a:graphicData>
+            </a:graphic>
+          </wp:inline>
+        </w:drawing>
+      </w:r>
+    </w:p>
+    <w:p>
+      <w:pPr>
+        <w:pStyle w:val="Nagwek1"/>
+        <w:rPr>
+          <w:color w:val="auto"/>
+        </w:rPr>
+      </w:pPr>
+      <w:r>
+        <w:rPr>
+          <w:color w:val="auto"/>
+        </w:rPr>
+        <w:lastRenderedPageBreak/>
+        <w:t>Interfejs Użytkownika</w:t>
+      </w:r>
+    </w:p>
+    <w:p/>
+    <w:p>
+      <w:r>
+        <w:t>..</w:t>
+      </w:r>
+    </w:p>
     <w:sectPr>
-      <w:footerReference w:type="default" r:id="rId21"/>
+      <w:footerReference w:type="default" r:id="rId23"/>
       <w:pgSz w:w="11906" w:h="16838"/>
       <w:pgMar w:top="1440" w:right="1440" w:bottom="1440" w:left="1440" w:header="708" w:footer="708" w:gutter="0"/>
       <w:cols w:space="708"/>
@@ -19524,6 +19507,28 @@
     <w:uiPriority w:val="99"/>
     <w:rsid w:val="00D64724"/>
   </w:style>
+  <w:style w:type="paragraph" w:customStyle="1" w:styleId="Styl1">
+    <w:name w:val="Styl1"/>
+    <w:basedOn w:val="Nagwek1"/>
+    <w:link w:val="Styl1Znak"/>
+    <w:qFormat/>
+    <w:rsid w:val="00054FED"/>
+    <w:rPr>
+      <w:color w:val="auto"/>
+    </w:rPr>
+  </w:style>
+  <w:style w:type="character" w:customStyle="1" w:styleId="Styl1Znak">
+    <w:name w:val="Styl1 Znak"/>
+    <w:basedOn w:val="Nagwek1Znak"/>
+    <w:link w:val="Styl1"/>
+    <w:rsid w:val="00054FED"/>
+    <w:rPr>
+      <w:rFonts w:asciiTheme="majorHAnsi" w:eastAsiaTheme="majorEastAsia" w:hAnsiTheme="majorHAnsi" w:cstheme="majorBidi"/>
+      <w:color w:val="0F4761" w:themeColor="accent1" w:themeShade="BF"/>
+      <w:sz w:val="32"/>
+      <w:szCs w:val="32"/>
+    </w:rPr>
+  </w:style>
 </w:styles>
 </file>
 

--- a/docs/ProjectDocumentation.docx
+++ b/docs/ProjectDocumentation.docx
@@ -3128,7 +3128,25 @@
           <w:i/>
           <w:iCs/>
         </w:rPr>
-        <w:t>«include»</w:t>
+        <w:t>«</w:t>
+      </w:r>
+      <w:proofErr w:type="spellStart"/>
+      <w:r>
+        <w:rPr>
+          <w:rFonts w:eastAsiaTheme="minorEastAsia"/>
+          <w:i/>
+          <w:iCs/>
+        </w:rPr>
+        <w:t>include</w:t>
+      </w:r>
+      <w:proofErr w:type="spellEnd"/>
+      <w:r>
+        <w:rPr>
+          <w:rFonts w:eastAsiaTheme="minorEastAsia"/>
+          <w:i/>
+          <w:iCs/>
+        </w:rPr>
+        <w:t>»</w:t>
       </w:r>
       <w:r>
         <w:rPr>
@@ -4708,7 +4726,23 @@
                 <w:sz w:val="20"/>
                 <w:szCs w:val="20"/>
               </w:rPr>
-              <w:t>1a. Logowanie przez Biometrię: Użytkownik używa odcisku palca/FaceID zamiast hasła.</w:t>
+              <w:t>1a. Logowanie przez Biometrię: Użytkownik używa odcisku palca/</w:t>
+            </w:r>
+            <w:proofErr w:type="spellStart"/>
+            <w:r>
+              <w:rPr>
+                <w:sz w:val="20"/>
+                <w:szCs w:val="20"/>
+              </w:rPr>
+              <w:t>FaceID</w:t>
+            </w:r>
+            <w:proofErr w:type="spellEnd"/>
+            <w:r>
+              <w:rPr>
+                <w:sz w:val="20"/>
+                <w:szCs w:val="20"/>
+              </w:rPr>
+              <w:t xml:space="preserve"> zamiast hasła.</w:t>
             </w:r>
           </w:p>
           <w:p>
@@ -4737,7 +4771,39 @@
                 <w:sz w:val="20"/>
                 <w:szCs w:val="20"/>
               </w:rPr>
-              <w:t>1b. Logowanie przez Social Media: System weryfikuje token z zewnętrznego serwisu (np. Google).</w:t>
+              <w:t xml:space="preserve">1b. Logowanie przez </w:t>
+            </w:r>
+            <w:proofErr w:type="spellStart"/>
+            <w:r>
+              <w:rPr>
+                <w:sz w:val="20"/>
+                <w:szCs w:val="20"/>
+              </w:rPr>
+              <w:t>Social</w:t>
+            </w:r>
+            <w:proofErr w:type="spellEnd"/>
+            <w:r>
+              <w:rPr>
+                <w:sz w:val="20"/>
+                <w:szCs w:val="20"/>
+              </w:rPr>
+              <w:t xml:space="preserve"> Media: System weryfikuje </w:t>
+            </w:r>
+            <w:proofErr w:type="spellStart"/>
+            <w:r>
+              <w:rPr>
+                <w:sz w:val="20"/>
+                <w:szCs w:val="20"/>
+              </w:rPr>
+              <w:t>token</w:t>
+            </w:r>
+            <w:proofErr w:type="spellEnd"/>
+            <w:r>
+              <w:rPr>
+                <w:sz w:val="20"/>
+                <w:szCs w:val="20"/>
+              </w:rPr>
+              <w:t xml:space="preserve"> z zewnętrznego serwisu (np. Google).</w:t>
             </w:r>
           </w:p>
         </w:tc>
@@ -5022,7 +5088,7 @@
           <w:noProof/>
         </w:rPr>
         <w:drawing>
-          <wp:inline distT="0" distB="0" distL="0" distR="0" wp14:anchorId="751F6ADB" wp14:editId="03BF38E8">
+          <wp:inline distT="0" distB="0" distL="0" distR="0" wp14:anchorId="751F6ADB" wp14:editId="0901C564">
             <wp:extent cx="5721350" cy="2984500"/>
             <wp:effectExtent l="0" t="0" r="0" b="6350"/>
             <wp:docPr id="1442175989" name="Obraz 1"/>
@@ -6178,7 +6244,23 @@
                 <w:sz w:val="20"/>
                 <w:szCs w:val="20"/>
               </w:rPr>
-              <w:t>4a. Pojazd zajęty: Inny użytkownik zarezerwował pojazd milisekundy wcześniej (Race Condition).</w:t>
+              <w:t xml:space="preserve">4a. Pojazd zajęty: Inny użytkownik zarezerwował pojazd milisekundy wcześniej (Race </w:t>
+            </w:r>
+            <w:proofErr w:type="spellStart"/>
+            <w:r>
+              <w:rPr>
+                <w:sz w:val="20"/>
+                <w:szCs w:val="20"/>
+              </w:rPr>
+              <w:t>Condition</w:t>
+            </w:r>
+            <w:proofErr w:type="spellEnd"/>
+            <w:r>
+              <w:rPr>
+                <w:sz w:val="20"/>
+                <w:szCs w:val="20"/>
+              </w:rPr>
+              <w:t>).</w:t>
             </w:r>
           </w:p>
           <w:p>
@@ -7563,7 +7645,23 @@
                 <w:sz w:val="20"/>
                 <w:szCs w:val="20"/>
               </w:rPr>
-              <w:t>3a. Błąd modułu IoT: Pojazd nie odpowiada na sygnał otwarcia.</w:t>
+              <w:t xml:space="preserve">3a. Błąd modułu </w:t>
+            </w:r>
+            <w:proofErr w:type="spellStart"/>
+            <w:r>
+              <w:rPr>
+                <w:sz w:val="20"/>
+                <w:szCs w:val="20"/>
+              </w:rPr>
+              <w:t>IoT</w:t>
+            </w:r>
+            <w:proofErr w:type="spellEnd"/>
+            <w:r>
+              <w:rPr>
+                <w:sz w:val="20"/>
+                <w:szCs w:val="20"/>
+              </w:rPr>
+              <w:t>: Pojazd nie odpowiada na sygnał otwarcia.</w:t>
             </w:r>
           </w:p>
           <w:p>
@@ -10016,7 +10114,23 @@
                 <w:sz w:val="20"/>
                 <w:szCs w:val="20"/>
               </w:rPr>
-              <w:t>Wyświetlenie aktualnego stanu floty na dashboardzie.</w:t>
+              <w:t xml:space="preserve">Wyświetlenie aktualnego stanu floty na </w:t>
+            </w:r>
+            <w:proofErr w:type="spellStart"/>
+            <w:r>
+              <w:rPr>
+                <w:sz w:val="20"/>
+                <w:szCs w:val="20"/>
+              </w:rPr>
+              <w:t>dashboardzie</w:t>
+            </w:r>
+            <w:proofErr w:type="spellEnd"/>
+            <w:r>
+              <w:rPr>
+                <w:sz w:val="20"/>
+                <w:szCs w:val="20"/>
+              </w:rPr>
+              <w:t>.</w:t>
             </w:r>
           </w:p>
         </w:tc>
@@ -10093,7 +10207,23 @@
                 <w:sz w:val="20"/>
                 <w:szCs w:val="20"/>
               </w:rPr>
-              <w:t>1. Moduły IoT w pojazdach wysyłają pakiety danych (GPS, paliwo, błędy).</w:t>
+              <w:t xml:space="preserve">1. Moduły </w:t>
+            </w:r>
+            <w:proofErr w:type="spellStart"/>
+            <w:r>
+              <w:rPr>
+                <w:sz w:val="20"/>
+                <w:szCs w:val="20"/>
+              </w:rPr>
+              <w:t>IoT</w:t>
+            </w:r>
+            <w:proofErr w:type="spellEnd"/>
+            <w:r>
+              <w:rPr>
+                <w:sz w:val="20"/>
+                <w:szCs w:val="20"/>
+              </w:rPr>
+              <w:t xml:space="preserve"> w pojazdach wysyłają pakiety danych (GPS, paliwo, błędy).</w:t>
             </w:r>
             <w:r>
               <w:rPr>
@@ -10295,7 +10425,23 @@
                 <w:sz w:val="20"/>
                 <w:szCs w:val="20"/>
               </w:rPr>
-              <w:t>1a. Utrata sygnału (Dead Zone): System oznacza pojazd jako "Offline" i podświetla na czerwono.</w:t>
+              <w:t>1a. Utrata sygnału (</w:t>
+            </w:r>
+            <w:proofErr w:type="spellStart"/>
+            <w:r>
+              <w:rPr>
+                <w:sz w:val="20"/>
+                <w:szCs w:val="20"/>
+              </w:rPr>
+              <w:t>Dead</w:t>
+            </w:r>
+            <w:proofErr w:type="spellEnd"/>
+            <w:r>
+              <w:rPr>
+                <w:sz w:val="20"/>
+                <w:szCs w:val="20"/>
+              </w:rPr>
+              <w:t xml:space="preserve"> Zone): System oznacza pojazd jako "Offline" i podświetla na czerwono.</w:t>
             </w:r>
           </w:p>
         </w:tc>
@@ -10449,7 +10595,23 @@
                 <w:sz w:val="20"/>
                 <w:szCs w:val="20"/>
               </w:rPr>
-              <w:t>Kwestia RODO: Czy dane o lokalizacji przejazdu użytkownika powinny być anonimizowane po 30 dniach?</w:t>
+              <w:t xml:space="preserve">Kwestia RODO: Czy dane o lokalizacji przejazdu użytkownika powinny być </w:t>
+            </w:r>
+            <w:proofErr w:type="spellStart"/>
+            <w:r>
+              <w:rPr>
+                <w:sz w:val="20"/>
+                <w:szCs w:val="20"/>
+              </w:rPr>
+              <w:t>anonimizowane</w:t>
+            </w:r>
+            <w:proofErr w:type="spellEnd"/>
+            <w:r>
+              <w:rPr>
+                <w:sz w:val="20"/>
+                <w:szCs w:val="20"/>
+              </w:rPr>
+              <w:t xml:space="preserve"> po 30 dniach?</w:t>
             </w:r>
           </w:p>
         </w:tc>
@@ -11810,7 +11972,7 @@
           <w:noProof/>
         </w:rPr>
         <w:drawing>
-          <wp:anchor distT="0" distB="0" distL="114300" distR="114300" simplePos="0" relativeHeight="251668480" behindDoc="0" locked="0" layoutInCell="1" allowOverlap="1" wp14:anchorId="13C85C93" wp14:editId="3936BB61">
+          <wp:anchor distT="0" distB="0" distL="114300" distR="114300" simplePos="0" relativeHeight="251668480" behindDoc="0" locked="0" layoutInCell="1" allowOverlap="1" wp14:anchorId="13C85C93" wp14:editId="3C32EED9">
             <wp:simplePos x="0" y="0"/>
             <wp:positionH relativeFrom="margin">
               <wp:align>center</wp:align>
@@ -12951,7 +13113,23 @@
                 <w:sz w:val="20"/>
                 <w:szCs w:val="20"/>
               </w:rPr>
-              <w:t>4a. Błąd nakładania (Overlap): System wykrywa konflikt reguł w tym samym miejscu.</w:t>
+              <w:t>4a. Błąd nakładania (</w:t>
+            </w:r>
+            <w:proofErr w:type="spellStart"/>
+            <w:r>
+              <w:rPr>
+                <w:sz w:val="20"/>
+                <w:szCs w:val="20"/>
+              </w:rPr>
+              <w:t>Overlap</w:t>
+            </w:r>
+            <w:proofErr w:type="spellEnd"/>
+            <w:r>
+              <w:rPr>
+                <w:sz w:val="20"/>
+                <w:szCs w:val="20"/>
+              </w:rPr>
+              <w:t>): System wykrywa konflikt reguł w tym samym miejscu.</w:t>
             </w:r>
           </w:p>
         </w:tc>
@@ -14450,7 +14628,7 @@
           <w:noProof/>
         </w:rPr>
         <w:drawing>
-          <wp:anchor distT="0" distB="0" distL="114300" distR="114300" simplePos="0" relativeHeight="251670528" behindDoc="0" locked="0" layoutInCell="1" allowOverlap="1" wp14:anchorId="4306967F" wp14:editId="4FE2572A">
+          <wp:anchor distT="0" distB="0" distL="114300" distR="114300" simplePos="0" relativeHeight="251670528" behindDoc="0" locked="0" layoutInCell="1" allowOverlap="1" wp14:anchorId="4306967F" wp14:editId="29C66C3B">
             <wp:simplePos x="0" y="0"/>
             <wp:positionH relativeFrom="margin">
               <wp:align>center</wp:align>
@@ -14817,11 +14995,117 @@
     <w:p/>
     <w:p>
       <w:r>
-        <w:t>..</w:t>
+        <w:rPr>
+          <w:noProof/>
+        </w:rPr>
+        <w:drawing>
+          <wp:inline distT="0" distB="0" distL="0" distR="0" wp14:anchorId="4FD13472" wp14:editId="27D5D31B">
+            <wp:extent cx="5721350" cy="3854450"/>
+            <wp:effectExtent l="0" t="0" r="0" b="0"/>
+            <wp:docPr id="1604792556" name="Obraz 1"/>
+            <wp:cNvGraphicFramePr>
+              <a:graphicFrameLocks xmlns:a="http://schemas.openxmlformats.org/drawingml/2006/main" noChangeAspect="1"/>
+            </wp:cNvGraphicFramePr>
+            <a:graphic xmlns:a="http://schemas.openxmlformats.org/drawingml/2006/main">
+              <a:graphicData uri="http://schemas.openxmlformats.org/drawingml/2006/picture">
+                <pic:pic xmlns:pic="http://schemas.openxmlformats.org/drawingml/2006/picture">
+                  <pic:nvPicPr>
+                    <pic:cNvPr id="0" name="Picture 1"/>
+                    <pic:cNvPicPr>
+                      <a:picLocks noChangeAspect="1" noChangeArrowheads="1"/>
+                    </pic:cNvPicPr>
+                  </pic:nvPicPr>
+                  <pic:blipFill>
+                    <a:blip r:embed="rId23">
+                      <a:extLst>
+                        <a:ext uri="{28A0092B-C50C-407E-A947-70E740481C1C}">
+                          <a14:useLocalDpi xmlns:a14="http://schemas.microsoft.com/office/drawing/2010/main" val="0"/>
+                        </a:ext>
+                      </a:extLst>
+                    </a:blip>
+                    <a:srcRect/>
+                    <a:stretch>
+                      <a:fillRect/>
+                    </a:stretch>
+                  </pic:blipFill>
+                  <pic:spPr bwMode="auto">
+                    <a:xfrm>
+                      <a:off x="0" y="0"/>
+                      <a:ext cx="5721350" cy="3854450"/>
+                    </a:xfrm>
+                    <a:prstGeom prst="rect">
+                      <a:avLst/>
+                    </a:prstGeom>
+                    <a:noFill/>
+                    <a:ln>
+                      <a:noFill/>
+                    </a:ln>
+                  </pic:spPr>
+                </pic:pic>
+              </a:graphicData>
+            </a:graphic>
+          </wp:inline>
+        </w:drawing>
       </w:r>
     </w:p>
+    <w:p>
+      <w:r>
+        <w:rPr>
+          <w:noProof/>
+        </w:rPr>
+        <w:drawing>
+          <wp:inline distT="0" distB="0" distL="0" distR="0" wp14:anchorId="5110768B" wp14:editId="7FA09420">
+            <wp:extent cx="5727700" cy="3867150"/>
+            <wp:effectExtent l="0" t="0" r="6350" b="0"/>
+            <wp:docPr id="393272810" name="Obraz 2"/>
+            <wp:cNvGraphicFramePr>
+              <a:graphicFrameLocks xmlns:a="http://schemas.openxmlformats.org/drawingml/2006/main" noChangeAspect="1"/>
+            </wp:cNvGraphicFramePr>
+            <a:graphic xmlns:a="http://schemas.openxmlformats.org/drawingml/2006/main">
+              <a:graphicData uri="http://schemas.openxmlformats.org/drawingml/2006/picture">
+                <pic:pic xmlns:pic="http://schemas.openxmlformats.org/drawingml/2006/picture">
+                  <pic:nvPicPr>
+                    <pic:cNvPr id="0" name="Picture 2"/>
+                    <pic:cNvPicPr>
+                      <a:picLocks noChangeAspect="1" noChangeArrowheads="1"/>
+                    </pic:cNvPicPr>
+                  </pic:nvPicPr>
+                  <pic:blipFill>
+                    <a:blip r:embed="rId24">
+                      <a:extLst>
+                        <a:ext uri="{28A0092B-C50C-407E-A947-70E740481C1C}">
+                          <a14:useLocalDpi xmlns:a14="http://schemas.microsoft.com/office/drawing/2010/main" val="0"/>
+                        </a:ext>
+                      </a:extLst>
+                    </a:blip>
+                    <a:srcRect/>
+                    <a:stretch>
+                      <a:fillRect/>
+                    </a:stretch>
+                  </pic:blipFill>
+                  <pic:spPr bwMode="auto">
+                    <a:xfrm>
+                      <a:off x="0" y="0"/>
+                      <a:ext cx="5727700" cy="3867150"/>
+                    </a:xfrm>
+                    <a:prstGeom prst="rect">
+                      <a:avLst/>
+                    </a:prstGeom>
+                    <a:noFill/>
+                    <a:ln>
+                      <a:noFill/>
+                    </a:ln>
+                  </pic:spPr>
+                </pic:pic>
+              </a:graphicData>
+            </a:graphic>
+          </wp:inline>
+        </w:drawing>
+      </w:r>
+    </w:p>
+    <w:p/>
     <w:sectPr>
-      <w:footerReference w:type="default" r:id="rId23"/>
+      <w:footerReference w:type="default" r:id="rId25"/>
       <w:pgSz w:w="11906" w:h="16838"/>
       <w:pgMar w:top="1440" w:right="1440" w:bottom="1440" w:left="1440" w:header="708" w:footer="708" w:gutter="0"/>
       <w:cols w:space="708"/>

--- a/docs/ProjectDocumentation.docx
+++ b/docs/ProjectDocumentation.docx
@@ -38,7 +38,7 @@
                     </pic:cNvPicPr>
                   </pic:nvPicPr>
                   <pic:blipFill>
-                    <a:blip r:embed="rId7" cstate="print">
+                    <a:blip r:embed="rId8" cstate="print">
                       <a:extLst>
                         <a:ext uri="{28A0092B-C50C-407E-A947-70E740481C1C}">
                           <a14:useLocalDpi xmlns:a14="http://schemas.microsoft.com/office/drawing/2010/main" val="0"/>
@@ -628,7 +628,7 @@
           <w:bCs/>
         </w:rPr>
         <w:sectPr>
-          <w:footerReference w:type="default" r:id="rId8"/>
+          <w:footerReference w:type="default" r:id="rId9"/>
           <w:pgSz w:w="11906" w:h="16838"/>
           <w:pgMar w:top="1440" w:right="1440" w:bottom="1440" w:left="1440" w:header="708" w:footer="708" w:gutter="0"/>
           <w:cols w:space="708"/>
@@ -644,6 +644,3493 @@
         <w:t>Olsztyn 2026</w:t>
       </w:r>
     </w:p>
+    <w:sdt>
+      <w:sdtPr>
+        <w:rPr>
+          <w:color w:val="auto"/>
+        </w:rPr>
+        <w:id w:val="600608185"/>
+        <w:docPartObj>
+          <w:docPartGallery w:val="Table of Contents"/>
+          <w:docPartUnique/>
+        </w:docPartObj>
+      </w:sdtPr>
+      <w:sdtEndPr>
+        <w:rPr>
+          <w:rFonts w:ascii="Calibri" w:eastAsiaTheme="minorHAnsi" w:hAnsi="Calibri" w:cstheme="minorBidi"/>
+          <w:b/>
+          <w:bCs/>
+          <w:sz w:val="20"/>
+          <w:szCs w:val="24"/>
+          <w:lang w:eastAsia="en-US"/>
+        </w:rPr>
+      </w:sdtEndPr>
+      <w:sdtContent>
+        <w:p>
+          <w:pPr>
+            <w:pStyle w:val="Nagwekspisutreci"/>
+            <w:rPr>
+              <w:color w:val="auto"/>
+            </w:rPr>
+          </w:pPr>
+          <w:r>
+            <w:rPr>
+              <w:color w:val="auto"/>
+            </w:rPr>
+            <w:t>Spis treści</w:t>
+          </w:r>
+        </w:p>
+        <w:p>
+          <w:pPr>
+            <w:pStyle w:val="Spistreci1"/>
+            <w:tabs>
+              <w:tab w:val="right" w:leader="dot" w:pos="9016"/>
+            </w:tabs>
+            <w:rPr>
+              <w:rFonts w:asciiTheme="minorHAnsi" w:eastAsiaTheme="minorEastAsia" w:hAnsiTheme="minorHAnsi"/>
+              <w:noProof/>
+              <w:kern w:val="2"/>
+              <w:sz w:val="24"/>
+              <w:lang w:eastAsia="pl-PL"/>
+              <w14:ligatures w14:val="standardContextual"/>
+            </w:rPr>
+          </w:pPr>
+          <w:r>
+            <w:fldChar w:fldCharType="begin"/>
+          </w:r>
+          <w:r>
+            <w:instrText xml:space="preserve"> TOC \o "1-3" \h \z \u </w:instrText>
+          </w:r>
+          <w:r>
+            <w:fldChar w:fldCharType="separate"/>
+          </w:r>
+          <w:hyperlink w:anchor="_Toc230528203" w:history="1">
+            <w:r>
+              <w:rPr>
+                <w:rStyle w:val="Hipercze"/>
+                <w:noProof/>
+              </w:rPr>
+              <w:t>Rozdział 1. Analiza biznesowa</w:t>
+            </w:r>
+            <w:r>
+              <w:rPr>
+                <w:noProof/>
+                <w:webHidden/>
+              </w:rPr>
+              <w:tab/>
+            </w:r>
+            <w:r>
+              <w:rPr>
+                <w:noProof/>
+                <w:webHidden/>
+              </w:rPr>
+              <w:fldChar w:fldCharType="begin"/>
+            </w:r>
+            <w:r>
+              <w:rPr>
+                <w:noProof/>
+                <w:webHidden/>
+              </w:rPr>
+              <w:instrText xml:space="preserve"> PAGEREF _Toc230528203 \h </w:instrText>
+            </w:r>
+            <w:r>
+              <w:rPr>
+                <w:noProof/>
+                <w:webHidden/>
+              </w:rPr>
+            </w:r>
+            <w:r>
+              <w:rPr>
+                <w:noProof/>
+                <w:webHidden/>
+              </w:rPr>
+              <w:fldChar w:fldCharType="separate"/>
+            </w:r>
+            <w:r>
+              <w:rPr>
+                <w:noProof/>
+                <w:webHidden/>
+              </w:rPr>
+              <w:t>4</w:t>
+            </w:r>
+            <w:r>
+              <w:rPr>
+                <w:noProof/>
+                <w:webHidden/>
+              </w:rPr>
+              <w:fldChar w:fldCharType="end"/>
+            </w:r>
+          </w:hyperlink>
+        </w:p>
+        <w:p>
+          <w:pPr>
+            <w:pStyle w:val="Spistreci2"/>
+            <w:tabs>
+              <w:tab w:val="right" w:leader="dot" w:pos="9016"/>
+            </w:tabs>
+            <w:rPr>
+              <w:rFonts w:asciiTheme="minorHAnsi" w:eastAsiaTheme="minorEastAsia" w:hAnsiTheme="minorHAnsi"/>
+              <w:noProof/>
+              <w:kern w:val="2"/>
+              <w:sz w:val="24"/>
+              <w:lang w:eastAsia="pl-PL"/>
+              <w14:ligatures w14:val="standardContextual"/>
+            </w:rPr>
+          </w:pPr>
+          <w:hyperlink w:anchor="_Toc230528204" w:history="1">
+            <w:r>
+              <w:rPr>
+                <w:rStyle w:val="Hipercze"/>
+                <w:noProof/>
+              </w:rPr>
+              <w:t>1.1. Wstęp i opis organizacji</w:t>
+            </w:r>
+            <w:r>
+              <w:rPr>
+                <w:noProof/>
+                <w:webHidden/>
+              </w:rPr>
+              <w:tab/>
+            </w:r>
+            <w:r>
+              <w:rPr>
+                <w:noProof/>
+                <w:webHidden/>
+              </w:rPr>
+              <w:fldChar w:fldCharType="begin"/>
+            </w:r>
+            <w:r>
+              <w:rPr>
+                <w:noProof/>
+                <w:webHidden/>
+              </w:rPr>
+              <w:instrText xml:space="preserve"> PAGEREF _Toc230528204 \h </w:instrText>
+            </w:r>
+            <w:r>
+              <w:rPr>
+                <w:noProof/>
+                <w:webHidden/>
+              </w:rPr>
+            </w:r>
+            <w:r>
+              <w:rPr>
+                <w:noProof/>
+                <w:webHidden/>
+              </w:rPr>
+              <w:fldChar w:fldCharType="separate"/>
+            </w:r>
+            <w:r>
+              <w:rPr>
+                <w:noProof/>
+                <w:webHidden/>
+              </w:rPr>
+              <w:t>4</w:t>
+            </w:r>
+            <w:r>
+              <w:rPr>
+                <w:noProof/>
+                <w:webHidden/>
+              </w:rPr>
+              <w:fldChar w:fldCharType="end"/>
+            </w:r>
+          </w:hyperlink>
+        </w:p>
+        <w:p>
+          <w:pPr>
+            <w:pStyle w:val="Spistreci2"/>
+            <w:tabs>
+              <w:tab w:val="right" w:leader="dot" w:pos="9016"/>
+            </w:tabs>
+            <w:rPr>
+              <w:rFonts w:asciiTheme="minorHAnsi" w:eastAsiaTheme="minorEastAsia" w:hAnsiTheme="minorHAnsi"/>
+              <w:noProof/>
+              <w:kern w:val="2"/>
+              <w:sz w:val="24"/>
+              <w:lang w:eastAsia="pl-PL"/>
+              <w14:ligatures w14:val="standardContextual"/>
+            </w:rPr>
+          </w:pPr>
+          <w:hyperlink w:anchor="_Toc230528205" w:history="1">
+            <w:r>
+              <w:rPr>
+                <w:rStyle w:val="Hipercze"/>
+                <w:noProof/>
+              </w:rPr>
+              <w:t>1.2. Kontekst dziedziny problemowej</w:t>
+            </w:r>
+            <w:r>
+              <w:rPr>
+                <w:noProof/>
+                <w:webHidden/>
+              </w:rPr>
+              <w:tab/>
+            </w:r>
+            <w:r>
+              <w:rPr>
+                <w:noProof/>
+                <w:webHidden/>
+              </w:rPr>
+              <w:fldChar w:fldCharType="begin"/>
+            </w:r>
+            <w:r>
+              <w:rPr>
+                <w:noProof/>
+                <w:webHidden/>
+              </w:rPr>
+              <w:instrText xml:space="preserve"> PAGEREF _Toc230528205 \h </w:instrText>
+            </w:r>
+            <w:r>
+              <w:rPr>
+                <w:noProof/>
+                <w:webHidden/>
+              </w:rPr>
+            </w:r>
+            <w:r>
+              <w:rPr>
+                <w:noProof/>
+                <w:webHidden/>
+              </w:rPr>
+              <w:fldChar w:fldCharType="separate"/>
+            </w:r>
+            <w:r>
+              <w:rPr>
+                <w:noProof/>
+                <w:webHidden/>
+              </w:rPr>
+              <w:t>4</w:t>
+            </w:r>
+            <w:r>
+              <w:rPr>
+                <w:noProof/>
+                <w:webHidden/>
+              </w:rPr>
+              <w:fldChar w:fldCharType="end"/>
+            </w:r>
+          </w:hyperlink>
+        </w:p>
+        <w:p>
+          <w:pPr>
+            <w:pStyle w:val="Spistreci2"/>
+            <w:tabs>
+              <w:tab w:val="right" w:leader="dot" w:pos="9016"/>
+            </w:tabs>
+            <w:rPr>
+              <w:rFonts w:asciiTheme="minorHAnsi" w:eastAsiaTheme="minorEastAsia" w:hAnsiTheme="minorHAnsi"/>
+              <w:noProof/>
+              <w:kern w:val="2"/>
+              <w:sz w:val="24"/>
+              <w:lang w:eastAsia="pl-PL"/>
+              <w14:ligatures w14:val="standardContextual"/>
+            </w:rPr>
+          </w:pPr>
+          <w:hyperlink w:anchor="_Toc230528206" w:history="1">
+            <w:r>
+              <w:rPr>
+                <w:rStyle w:val="Hipercze"/>
+                <w:noProof/>
+              </w:rPr>
+              <w:t>1.3. Regulacje prawne</w:t>
+            </w:r>
+            <w:r>
+              <w:rPr>
+                <w:noProof/>
+                <w:webHidden/>
+              </w:rPr>
+              <w:tab/>
+            </w:r>
+            <w:r>
+              <w:rPr>
+                <w:noProof/>
+                <w:webHidden/>
+              </w:rPr>
+              <w:fldChar w:fldCharType="begin"/>
+            </w:r>
+            <w:r>
+              <w:rPr>
+                <w:noProof/>
+                <w:webHidden/>
+              </w:rPr>
+              <w:instrText xml:space="preserve"> PAGEREF _Toc230528206 \h </w:instrText>
+            </w:r>
+            <w:r>
+              <w:rPr>
+                <w:noProof/>
+                <w:webHidden/>
+              </w:rPr>
+            </w:r>
+            <w:r>
+              <w:rPr>
+                <w:noProof/>
+                <w:webHidden/>
+              </w:rPr>
+              <w:fldChar w:fldCharType="separate"/>
+            </w:r>
+            <w:r>
+              <w:rPr>
+                <w:noProof/>
+                <w:webHidden/>
+              </w:rPr>
+              <w:t>4</w:t>
+            </w:r>
+            <w:r>
+              <w:rPr>
+                <w:noProof/>
+                <w:webHidden/>
+              </w:rPr>
+              <w:fldChar w:fldCharType="end"/>
+            </w:r>
+          </w:hyperlink>
+        </w:p>
+        <w:p>
+          <w:pPr>
+            <w:pStyle w:val="Spistreci2"/>
+            <w:tabs>
+              <w:tab w:val="right" w:leader="dot" w:pos="9016"/>
+            </w:tabs>
+            <w:rPr>
+              <w:rFonts w:asciiTheme="minorHAnsi" w:eastAsiaTheme="minorEastAsia" w:hAnsiTheme="minorHAnsi"/>
+              <w:noProof/>
+              <w:kern w:val="2"/>
+              <w:sz w:val="24"/>
+              <w:lang w:eastAsia="pl-PL"/>
+              <w14:ligatures w14:val="standardContextual"/>
+            </w:rPr>
+          </w:pPr>
+          <w:hyperlink w:anchor="_Toc230528207" w:history="1">
+            <w:r>
+              <w:rPr>
+                <w:rStyle w:val="Hipercze"/>
+                <w:noProof/>
+              </w:rPr>
+              <w:t>1.4. Procesy i aktorzy biznesowi</w:t>
+            </w:r>
+            <w:r>
+              <w:rPr>
+                <w:noProof/>
+                <w:webHidden/>
+              </w:rPr>
+              <w:tab/>
+            </w:r>
+            <w:r>
+              <w:rPr>
+                <w:noProof/>
+                <w:webHidden/>
+              </w:rPr>
+              <w:fldChar w:fldCharType="begin"/>
+            </w:r>
+            <w:r>
+              <w:rPr>
+                <w:noProof/>
+                <w:webHidden/>
+              </w:rPr>
+              <w:instrText xml:space="preserve"> PAGEREF _Toc230528207 \h </w:instrText>
+            </w:r>
+            <w:r>
+              <w:rPr>
+                <w:noProof/>
+                <w:webHidden/>
+              </w:rPr>
+            </w:r>
+            <w:r>
+              <w:rPr>
+                <w:noProof/>
+                <w:webHidden/>
+              </w:rPr>
+              <w:fldChar w:fldCharType="separate"/>
+            </w:r>
+            <w:r>
+              <w:rPr>
+                <w:noProof/>
+                <w:webHidden/>
+              </w:rPr>
+              <w:t>4</w:t>
+            </w:r>
+            <w:r>
+              <w:rPr>
+                <w:noProof/>
+                <w:webHidden/>
+              </w:rPr>
+              <w:fldChar w:fldCharType="end"/>
+            </w:r>
+          </w:hyperlink>
+        </w:p>
+        <w:p>
+          <w:pPr>
+            <w:pStyle w:val="Spistreci2"/>
+            <w:tabs>
+              <w:tab w:val="right" w:leader="dot" w:pos="9016"/>
+            </w:tabs>
+            <w:rPr>
+              <w:rFonts w:asciiTheme="minorHAnsi" w:eastAsiaTheme="minorEastAsia" w:hAnsiTheme="minorHAnsi"/>
+              <w:noProof/>
+              <w:kern w:val="2"/>
+              <w:sz w:val="24"/>
+              <w:lang w:eastAsia="pl-PL"/>
+              <w14:ligatures w14:val="standardContextual"/>
+            </w:rPr>
+          </w:pPr>
+          <w:hyperlink w:anchor="_Toc230528208" w:history="1">
+            <w:r>
+              <w:rPr>
+                <w:rStyle w:val="Hipercze"/>
+                <w:noProof/>
+              </w:rPr>
+              <w:t>1.5. Słownik pojęć</w:t>
+            </w:r>
+            <w:r>
+              <w:rPr>
+                <w:noProof/>
+                <w:webHidden/>
+              </w:rPr>
+              <w:tab/>
+            </w:r>
+            <w:r>
+              <w:rPr>
+                <w:noProof/>
+                <w:webHidden/>
+              </w:rPr>
+              <w:fldChar w:fldCharType="begin"/>
+            </w:r>
+            <w:r>
+              <w:rPr>
+                <w:noProof/>
+                <w:webHidden/>
+              </w:rPr>
+              <w:instrText xml:space="preserve"> PAGEREF _Toc230528208 \h </w:instrText>
+            </w:r>
+            <w:r>
+              <w:rPr>
+                <w:noProof/>
+                <w:webHidden/>
+              </w:rPr>
+            </w:r>
+            <w:r>
+              <w:rPr>
+                <w:noProof/>
+                <w:webHidden/>
+              </w:rPr>
+              <w:fldChar w:fldCharType="separate"/>
+            </w:r>
+            <w:r>
+              <w:rPr>
+                <w:noProof/>
+                <w:webHidden/>
+              </w:rPr>
+              <w:t>5</w:t>
+            </w:r>
+            <w:r>
+              <w:rPr>
+                <w:noProof/>
+                <w:webHidden/>
+              </w:rPr>
+              <w:fldChar w:fldCharType="end"/>
+            </w:r>
+          </w:hyperlink>
+        </w:p>
+        <w:p>
+          <w:pPr>
+            <w:pStyle w:val="Spistreci2"/>
+            <w:tabs>
+              <w:tab w:val="right" w:leader="dot" w:pos="9016"/>
+            </w:tabs>
+            <w:rPr>
+              <w:rFonts w:asciiTheme="minorHAnsi" w:eastAsiaTheme="minorEastAsia" w:hAnsiTheme="minorHAnsi"/>
+              <w:noProof/>
+              <w:kern w:val="2"/>
+              <w:sz w:val="24"/>
+              <w:lang w:eastAsia="pl-PL"/>
+              <w14:ligatures w14:val="standardContextual"/>
+            </w:rPr>
+          </w:pPr>
+          <w:hyperlink w:anchor="_Toc230528209" w:history="1">
+            <w:r>
+              <w:rPr>
+                <w:rStyle w:val="Hipercze"/>
+                <w:noProof/>
+              </w:rPr>
+              <w:t>1.6. Biznesowy kontekst systemu</w:t>
+            </w:r>
+            <w:r>
+              <w:rPr>
+                <w:noProof/>
+                <w:webHidden/>
+              </w:rPr>
+              <w:tab/>
+            </w:r>
+            <w:r>
+              <w:rPr>
+                <w:noProof/>
+                <w:webHidden/>
+              </w:rPr>
+              <w:fldChar w:fldCharType="begin"/>
+            </w:r>
+            <w:r>
+              <w:rPr>
+                <w:noProof/>
+                <w:webHidden/>
+              </w:rPr>
+              <w:instrText xml:space="preserve"> PAGEREF _Toc230528209 \h </w:instrText>
+            </w:r>
+            <w:r>
+              <w:rPr>
+                <w:noProof/>
+                <w:webHidden/>
+              </w:rPr>
+            </w:r>
+            <w:r>
+              <w:rPr>
+                <w:noProof/>
+                <w:webHidden/>
+              </w:rPr>
+              <w:fldChar w:fldCharType="separate"/>
+            </w:r>
+            <w:r>
+              <w:rPr>
+                <w:noProof/>
+                <w:webHidden/>
+              </w:rPr>
+              <w:t>5</w:t>
+            </w:r>
+            <w:r>
+              <w:rPr>
+                <w:noProof/>
+                <w:webHidden/>
+              </w:rPr>
+              <w:fldChar w:fldCharType="end"/>
+            </w:r>
+          </w:hyperlink>
+        </w:p>
+        <w:p>
+          <w:pPr>
+            <w:pStyle w:val="Spistreci2"/>
+            <w:tabs>
+              <w:tab w:val="right" w:leader="dot" w:pos="9016"/>
+            </w:tabs>
+            <w:rPr>
+              <w:rFonts w:asciiTheme="minorHAnsi" w:eastAsiaTheme="minorEastAsia" w:hAnsiTheme="minorHAnsi"/>
+              <w:noProof/>
+              <w:kern w:val="2"/>
+              <w:sz w:val="24"/>
+              <w:lang w:eastAsia="pl-PL"/>
+              <w14:ligatures w14:val="standardContextual"/>
+            </w:rPr>
+          </w:pPr>
+          <w:hyperlink w:anchor="_Toc230528210" w:history="1">
+            <w:r>
+              <w:rPr>
+                <w:rStyle w:val="Hipercze"/>
+                <w:noProof/>
+              </w:rPr>
+              <w:t>1.7. Podsumowanie i wnioski</w:t>
+            </w:r>
+            <w:r>
+              <w:rPr>
+                <w:noProof/>
+                <w:webHidden/>
+              </w:rPr>
+              <w:tab/>
+            </w:r>
+            <w:r>
+              <w:rPr>
+                <w:noProof/>
+                <w:webHidden/>
+              </w:rPr>
+              <w:fldChar w:fldCharType="begin"/>
+            </w:r>
+            <w:r>
+              <w:rPr>
+                <w:noProof/>
+                <w:webHidden/>
+              </w:rPr>
+              <w:instrText xml:space="preserve"> PAGEREF _Toc230528210 \h </w:instrText>
+            </w:r>
+            <w:r>
+              <w:rPr>
+                <w:noProof/>
+                <w:webHidden/>
+              </w:rPr>
+            </w:r>
+            <w:r>
+              <w:rPr>
+                <w:noProof/>
+                <w:webHidden/>
+              </w:rPr>
+              <w:fldChar w:fldCharType="separate"/>
+            </w:r>
+            <w:r>
+              <w:rPr>
+                <w:noProof/>
+                <w:webHidden/>
+              </w:rPr>
+              <w:t>6</w:t>
+            </w:r>
+            <w:r>
+              <w:rPr>
+                <w:noProof/>
+                <w:webHidden/>
+              </w:rPr>
+              <w:fldChar w:fldCharType="end"/>
+            </w:r>
+          </w:hyperlink>
+        </w:p>
+        <w:p>
+          <w:pPr>
+            <w:pStyle w:val="Spistreci1"/>
+            <w:tabs>
+              <w:tab w:val="right" w:leader="dot" w:pos="9016"/>
+            </w:tabs>
+            <w:rPr>
+              <w:rFonts w:asciiTheme="minorHAnsi" w:eastAsiaTheme="minorEastAsia" w:hAnsiTheme="minorHAnsi"/>
+              <w:noProof/>
+              <w:kern w:val="2"/>
+              <w:sz w:val="24"/>
+              <w:lang w:eastAsia="pl-PL"/>
+              <w14:ligatures w14:val="standardContextual"/>
+            </w:rPr>
+          </w:pPr>
+          <w:hyperlink w:anchor="_Toc230528211" w:history="1">
+            <w:r>
+              <w:rPr>
+                <w:rStyle w:val="Hipercze"/>
+                <w:noProof/>
+              </w:rPr>
+              <w:t>Rozdział 2. Analiza wymagań na SI</w:t>
+            </w:r>
+            <w:r>
+              <w:rPr>
+                <w:noProof/>
+                <w:webHidden/>
+              </w:rPr>
+              <w:tab/>
+            </w:r>
+            <w:r>
+              <w:rPr>
+                <w:noProof/>
+                <w:webHidden/>
+              </w:rPr>
+              <w:fldChar w:fldCharType="begin"/>
+            </w:r>
+            <w:r>
+              <w:rPr>
+                <w:noProof/>
+                <w:webHidden/>
+              </w:rPr>
+              <w:instrText xml:space="preserve"> PAGEREF _Toc230528211 \h </w:instrText>
+            </w:r>
+            <w:r>
+              <w:rPr>
+                <w:noProof/>
+                <w:webHidden/>
+              </w:rPr>
+            </w:r>
+            <w:r>
+              <w:rPr>
+                <w:noProof/>
+                <w:webHidden/>
+              </w:rPr>
+              <w:fldChar w:fldCharType="separate"/>
+            </w:r>
+            <w:r>
+              <w:rPr>
+                <w:noProof/>
+                <w:webHidden/>
+              </w:rPr>
+              <w:t>6</w:t>
+            </w:r>
+            <w:r>
+              <w:rPr>
+                <w:noProof/>
+                <w:webHidden/>
+              </w:rPr>
+              <w:fldChar w:fldCharType="end"/>
+            </w:r>
+          </w:hyperlink>
+        </w:p>
+        <w:p>
+          <w:pPr>
+            <w:pStyle w:val="Spistreci2"/>
+            <w:tabs>
+              <w:tab w:val="right" w:leader="dot" w:pos="9016"/>
+            </w:tabs>
+            <w:rPr>
+              <w:rFonts w:asciiTheme="minorHAnsi" w:eastAsiaTheme="minorEastAsia" w:hAnsiTheme="minorHAnsi"/>
+              <w:noProof/>
+              <w:kern w:val="2"/>
+              <w:sz w:val="24"/>
+              <w:lang w:eastAsia="pl-PL"/>
+              <w14:ligatures w14:val="standardContextual"/>
+            </w:rPr>
+          </w:pPr>
+          <w:hyperlink w:anchor="_Toc230528212" w:history="1">
+            <w:r>
+              <w:rPr>
+                <w:rStyle w:val="Hipercze"/>
+                <w:noProof/>
+              </w:rPr>
+              <w:t>2.1. Wstęp i cel systemu</w:t>
+            </w:r>
+            <w:r>
+              <w:rPr>
+                <w:noProof/>
+                <w:webHidden/>
+              </w:rPr>
+              <w:tab/>
+            </w:r>
+            <w:r>
+              <w:rPr>
+                <w:noProof/>
+                <w:webHidden/>
+              </w:rPr>
+              <w:fldChar w:fldCharType="begin"/>
+            </w:r>
+            <w:r>
+              <w:rPr>
+                <w:noProof/>
+                <w:webHidden/>
+              </w:rPr>
+              <w:instrText xml:space="preserve"> PAGEREF _Toc230528212 \h </w:instrText>
+            </w:r>
+            <w:r>
+              <w:rPr>
+                <w:noProof/>
+                <w:webHidden/>
+              </w:rPr>
+            </w:r>
+            <w:r>
+              <w:rPr>
+                <w:noProof/>
+                <w:webHidden/>
+              </w:rPr>
+              <w:fldChar w:fldCharType="separate"/>
+            </w:r>
+            <w:r>
+              <w:rPr>
+                <w:noProof/>
+                <w:webHidden/>
+              </w:rPr>
+              <w:t>6</w:t>
+            </w:r>
+            <w:r>
+              <w:rPr>
+                <w:noProof/>
+                <w:webHidden/>
+              </w:rPr>
+              <w:fldChar w:fldCharType="end"/>
+            </w:r>
+          </w:hyperlink>
+        </w:p>
+        <w:p>
+          <w:pPr>
+            <w:pStyle w:val="Spistreci2"/>
+            <w:tabs>
+              <w:tab w:val="right" w:leader="dot" w:pos="9016"/>
+            </w:tabs>
+            <w:rPr>
+              <w:rFonts w:asciiTheme="minorHAnsi" w:eastAsiaTheme="minorEastAsia" w:hAnsiTheme="minorHAnsi"/>
+              <w:noProof/>
+              <w:kern w:val="2"/>
+              <w:sz w:val="24"/>
+              <w:lang w:eastAsia="pl-PL"/>
+              <w14:ligatures w14:val="standardContextual"/>
+            </w:rPr>
+          </w:pPr>
+          <w:hyperlink w:anchor="_Toc230528213" w:history="1">
+            <w:r>
+              <w:rPr>
+                <w:rStyle w:val="Hipercze"/>
+                <w:noProof/>
+              </w:rPr>
+              <w:t>2.2. Wymagania funkcjonalne</w:t>
+            </w:r>
+            <w:r>
+              <w:rPr>
+                <w:noProof/>
+                <w:webHidden/>
+              </w:rPr>
+              <w:tab/>
+            </w:r>
+            <w:r>
+              <w:rPr>
+                <w:noProof/>
+                <w:webHidden/>
+              </w:rPr>
+              <w:fldChar w:fldCharType="begin"/>
+            </w:r>
+            <w:r>
+              <w:rPr>
+                <w:noProof/>
+                <w:webHidden/>
+              </w:rPr>
+              <w:instrText xml:space="preserve"> PAGEREF _Toc230528213 \h </w:instrText>
+            </w:r>
+            <w:r>
+              <w:rPr>
+                <w:noProof/>
+                <w:webHidden/>
+              </w:rPr>
+            </w:r>
+            <w:r>
+              <w:rPr>
+                <w:noProof/>
+                <w:webHidden/>
+              </w:rPr>
+              <w:fldChar w:fldCharType="separate"/>
+            </w:r>
+            <w:r>
+              <w:rPr>
+                <w:noProof/>
+                <w:webHidden/>
+              </w:rPr>
+              <w:t>6</w:t>
+            </w:r>
+            <w:r>
+              <w:rPr>
+                <w:noProof/>
+                <w:webHidden/>
+              </w:rPr>
+              <w:fldChar w:fldCharType="end"/>
+            </w:r>
+          </w:hyperlink>
+        </w:p>
+        <w:p>
+          <w:pPr>
+            <w:pStyle w:val="Spistreci2"/>
+            <w:tabs>
+              <w:tab w:val="right" w:leader="dot" w:pos="9016"/>
+            </w:tabs>
+            <w:rPr>
+              <w:rFonts w:asciiTheme="minorHAnsi" w:eastAsiaTheme="minorEastAsia" w:hAnsiTheme="minorHAnsi"/>
+              <w:noProof/>
+              <w:kern w:val="2"/>
+              <w:sz w:val="24"/>
+              <w:lang w:eastAsia="pl-PL"/>
+              <w14:ligatures w14:val="standardContextual"/>
+            </w:rPr>
+          </w:pPr>
+          <w:hyperlink w:anchor="_Toc230528214" w:history="1">
+            <w:r>
+              <w:rPr>
+                <w:rStyle w:val="Hipercze"/>
+                <w:noProof/>
+              </w:rPr>
+              <w:t>2.3. Kontekstowy Diagram Przypadków Użycia</w:t>
+            </w:r>
+            <w:r>
+              <w:rPr>
+                <w:noProof/>
+                <w:webHidden/>
+              </w:rPr>
+              <w:tab/>
+            </w:r>
+            <w:r>
+              <w:rPr>
+                <w:noProof/>
+                <w:webHidden/>
+              </w:rPr>
+              <w:fldChar w:fldCharType="begin"/>
+            </w:r>
+            <w:r>
+              <w:rPr>
+                <w:noProof/>
+                <w:webHidden/>
+              </w:rPr>
+              <w:instrText xml:space="preserve"> PAGEREF _Toc230528214 \h </w:instrText>
+            </w:r>
+            <w:r>
+              <w:rPr>
+                <w:noProof/>
+                <w:webHidden/>
+              </w:rPr>
+            </w:r>
+            <w:r>
+              <w:rPr>
+                <w:noProof/>
+                <w:webHidden/>
+              </w:rPr>
+              <w:fldChar w:fldCharType="separate"/>
+            </w:r>
+            <w:r>
+              <w:rPr>
+                <w:noProof/>
+                <w:webHidden/>
+              </w:rPr>
+              <w:t>7</w:t>
+            </w:r>
+            <w:r>
+              <w:rPr>
+                <w:noProof/>
+                <w:webHidden/>
+              </w:rPr>
+              <w:fldChar w:fldCharType="end"/>
+            </w:r>
+          </w:hyperlink>
+        </w:p>
+        <w:p>
+          <w:pPr>
+            <w:pStyle w:val="Spistreci2"/>
+            <w:tabs>
+              <w:tab w:val="right" w:leader="dot" w:pos="9016"/>
+            </w:tabs>
+            <w:rPr>
+              <w:rFonts w:asciiTheme="minorHAnsi" w:eastAsiaTheme="minorEastAsia" w:hAnsiTheme="minorHAnsi"/>
+              <w:noProof/>
+              <w:kern w:val="2"/>
+              <w:sz w:val="24"/>
+              <w:lang w:eastAsia="pl-PL"/>
+              <w14:ligatures w14:val="standardContextual"/>
+            </w:rPr>
+          </w:pPr>
+          <w:hyperlink w:anchor="_Toc230528215" w:history="1">
+            <w:r>
+              <w:rPr>
+                <w:rStyle w:val="Hipercze"/>
+                <w:noProof/>
+              </w:rPr>
+              <w:t>2.4. Wymagania jakościowe:</w:t>
+            </w:r>
+            <w:r>
+              <w:rPr>
+                <w:noProof/>
+                <w:webHidden/>
+              </w:rPr>
+              <w:tab/>
+            </w:r>
+            <w:r>
+              <w:rPr>
+                <w:noProof/>
+                <w:webHidden/>
+              </w:rPr>
+              <w:fldChar w:fldCharType="begin"/>
+            </w:r>
+            <w:r>
+              <w:rPr>
+                <w:noProof/>
+                <w:webHidden/>
+              </w:rPr>
+              <w:instrText xml:space="preserve"> PAGEREF _Toc230528215 \h </w:instrText>
+            </w:r>
+            <w:r>
+              <w:rPr>
+                <w:noProof/>
+                <w:webHidden/>
+              </w:rPr>
+            </w:r>
+            <w:r>
+              <w:rPr>
+                <w:noProof/>
+                <w:webHidden/>
+              </w:rPr>
+              <w:fldChar w:fldCharType="separate"/>
+            </w:r>
+            <w:r>
+              <w:rPr>
+                <w:noProof/>
+                <w:webHidden/>
+              </w:rPr>
+              <w:t>7</w:t>
+            </w:r>
+            <w:r>
+              <w:rPr>
+                <w:noProof/>
+                <w:webHidden/>
+              </w:rPr>
+              <w:fldChar w:fldCharType="end"/>
+            </w:r>
+          </w:hyperlink>
+        </w:p>
+        <w:p>
+          <w:pPr>
+            <w:pStyle w:val="Spistreci2"/>
+            <w:tabs>
+              <w:tab w:val="right" w:leader="dot" w:pos="9016"/>
+            </w:tabs>
+            <w:rPr>
+              <w:rFonts w:asciiTheme="minorHAnsi" w:eastAsiaTheme="minorEastAsia" w:hAnsiTheme="minorHAnsi"/>
+              <w:noProof/>
+              <w:kern w:val="2"/>
+              <w:sz w:val="24"/>
+              <w:lang w:eastAsia="pl-PL"/>
+              <w14:ligatures w14:val="standardContextual"/>
+            </w:rPr>
+          </w:pPr>
+          <w:hyperlink w:anchor="_Toc230528216" w:history="1">
+            <w:r>
+              <w:rPr>
+                <w:rStyle w:val="Hipercze"/>
+                <w:noProof/>
+              </w:rPr>
+              <w:t>2.5. Ograniczenia systemowe:</w:t>
+            </w:r>
+            <w:r>
+              <w:rPr>
+                <w:noProof/>
+                <w:webHidden/>
+              </w:rPr>
+              <w:tab/>
+            </w:r>
+            <w:r>
+              <w:rPr>
+                <w:noProof/>
+                <w:webHidden/>
+              </w:rPr>
+              <w:fldChar w:fldCharType="begin"/>
+            </w:r>
+            <w:r>
+              <w:rPr>
+                <w:noProof/>
+                <w:webHidden/>
+              </w:rPr>
+              <w:instrText xml:space="preserve"> PAGEREF _Toc230528216 \h </w:instrText>
+            </w:r>
+            <w:r>
+              <w:rPr>
+                <w:noProof/>
+                <w:webHidden/>
+              </w:rPr>
+            </w:r>
+            <w:r>
+              <w:rPr>
+                <w:noProof/>
+                <w:webHidden/>
+              </w:rPr>
+              <w:fldChar w:fldCharType="separate"/>
+            </w:r>
+            <w:r>
+              <w:rPr>
+                <w:noProof/>
+                <w:webHidden/>
+              </w:rPr>
+              <w:t>7</w:t>
+            </w:r>
+            <w:r>
+              <w:rPr>
+                <w:noProof/>
+                <w:webHidden/>
+              </w:rPr>
+              <w:fldChar w:fldCharType="end"/>
+            </w:r>
+          </w:hyperlink>
+        </w:p>
+        <w:p>
+          <w:pPr>
+            <w:pStyle w:val="Spistreci2"/>
+            <w:tabs>
+              <w:tab w:val="right" w:leader="dot" w:pos="9016"/>
+            </w:tabs>
+            <w:rPr>
+              <w:rFonts w:asciiTheme="minorHAnsi" w:eastAsiaTheme="minorEastAsia" w:hAnsiTheme="minorHAnsi"/>
+              <w:noProof/>
+              <w:kern w:val="2"/>
+              <w:sz w:val="24"/>
+              <w:lang w:eastAsia="pl-PL"/>
+              <w14:ligatures w14:val="standardContextual"/>
+            </w:rPr>
+          </w:pPr>
+          <w:hyperlink w:anchor="_Toc230528217" w:history="1">
+            <w:r>
+              <w:rPr>
+                <w:rStyle w:val="Hipercze"/>
+                <w:noProof/>
+              </w:rPr>
+              <w:t>2.6. Systemowy słownik danych</w:t>
+            </w:r>
+            <w:r>
+              <w:rPr>
+                <w:noProof/>
+                <w:webHidden/>
+              </w:rPr>
+              <w:tab/>
+            </w:r>
+            <w:r>
+              <w:rPr>
+                <w:noProof/>
+                <w:webHidden/>
+              </w:rPr>
+              <w:fldChar w:fldCharType="begin"/>
+            </w:r>
+            <w:r>
+              <w:rPr>
+                <w:noProof/>
+                <w:webHidden/>
+              </w:rPr>
+              <w:instrText xml:space="preserve"> PAGEREF _Toc230528217 \h </w:instrText>
+            </w:r>
+            <w:r>
+              <w:rPr>
+                <w:noProof/>
+                <w:webHidden/>
+              </w:rPr>
+            </w:r>
+            <w:r>
+              <w:rPr>
+                <w:noProof/>
+                <w:webHidden/>
+              </w:rPr>
+              <w:fldChar w:fldCharType="separate"/>
+            </w:r>
+            <w:r>
+              <w:rPr>
+                <w:noProof/>
+                <w:webHidden/>
+              </w:rPr>
+              <w:t>7</w:t>
+            </w:r>
+            <w:r>
+              <w:rPr>
+                <w:noProof/>
+                <w:webHidden/>
+              </w:rPr>
+              <w:fldChar w:fldCharType="end"/>
+            </w:r>
+          </w:hyperlink>
+        </w:p>
+        <w:p>
+          <w:pPr>
+            <w:pStyle w:val="Spistreci2"/>
+            <w:tabs>
+              <w:tab w:val="right" w:leader="dot" w:pos="9016"/>
+            </w:tabs>
+            <w:rPr>
+              <w:rFonts w:asciiTheme="minorHAnsi" w:eastAsiaTheme="minorEastAsia" w:hAnsiTheme="minorHAnsi"/>
+              <w:noProof/>
+              <w:kern w:val="2"/>
+              <w:sz w:val="24"/>
+              <w:lang w:eastAsia="pl-PL"/>
+              <w14:ligatures w14:val="standardContextual"/>
+            </w:rPr>
+          </w:pPr>
+          <w:hyperlink w:anchor="_Toc230528218" w:history="1">
+            <w:r>
+              <w:rPr>
+                <w:rStyle w:val="Hipercze"/>
+                <w:noProof/>
+              </w:rPr>
+              <w:t>2.7. Podsumowanie rozdziału</w:t>
+            </w:r>
+            <w:r>
+              <w:rPr>
+                <w:noProof/>
+                <w:webHidden/>
+              </w:rPr>
+              <w:tab/>
+            </w:r>
+            <w:r>
+              <w:rPr>
+                <w:noProof/>
+                <w:webHidden/>
+              </w:rPr>
+              <w:fldChar w:fldCharType="begin"/>
+            </w:r>
+            <w:r>
+              <w:rPr>
+                <w:noProof/>
+                <w:webHidden/>
+              </w:rPr>
+              <w:instrText xml:space="preserve"> PAGEREF _Toc230528218 \h </w:instrText>
+            </w:r>
+            <w:r>
+              <w:rPr>
+                <w:noProof/>
+                <w:webHidden/>
+              </w:rPr>
+            </w:r>
+            <w:r>
+              <w:rPr>
+                <w:noProof/>
+                <w:webHidden/>
+              </w:rPr>
+              <w:fldChar w:fldCharType="separate"/>
+            </w:r>
+            <w:r>
+              <w:rPr>
+                <w:noProof/>
+                <w:webHidden/>
+              </w:rPr>
+              <w:t>8</w:t>
+            </w:r>
+            <w:r>
+              <w:rPr>
+                <w:noProof/>
+                <w:webHidden/>
+              </w:rPr>
+              <w:fldChar w:fldCharType="end"/>
+            </w:r>
+          </w:hyperlink>
+        </w:p>
+        <w:p>
+          <w:pPr>
+            <w:pStyle w:val="Spistreci1"/>
+            <w:tabs>
+              <w:tab w:val="right" w:leader="dot" w:pos="9016"/>
+            </w:tabs>
+            <w:rPr>
+              <w:rFonts w:asciiTheme="minorHAnsi" w:eastAsiaTheme="minorEastAsia" w:hAnsiTheme="minorHAnsi"/>
+              <w:noProof/>
+              <w:kern w:val="2"/>
+              <w:sz w:val="24"/>
+              <w:lang w:eastAsia="pl-PL"/>
+              <w14:ligatures w14:val="standardContextual"/>
+            </w:rPr>
+          </w:pPr>
+          <w:hyperlink w:anchor="_Toc230528219" w:history="1">
+            <w:r>
+              <w:rPr>
+                <w:rStyle w:val="Hipercze"/>
+                <w:noProof/>
+              </w:rPr>
+              <w:t>Rozdział 3. Analiza funkcjonalna i modelowanie analityczne SI</w:t>
+            </w:r>
+            <w:r>
+              <w:rPr>
+                <w:noProof/>
+                <w:webHidden/>
+              </w:rPr>
+              <w:tab/>
+            </w:r>
+            <w:r>
+              <w:rPr>
+                <w:noProof/>
+                <w:webHidden/>
+              </w:rPr>
+              <w:fldChar w:fldCharType="begin"/>
+            </w:r>
+            <w:r>
+              <w:rPr>
+                <w:noProof/>
+                <w:webHidden/>
+              </w:rPr>
+              <w:instrText xml:space="preserve"> PAGEREF _Toc230528219 \h </w:instrText>
+            </w:r>
+            <w:r>
+              <w:rPr>
+                <w:noProof/>
+                <w:webHidden/>
+              </w:rPr>
+            </w:r>
+            <w:r>
+              <w:rPr>
+                <w:noProof/>
+                <w:webHidden/>
+              </w:rPr>
+              <w:fldChar w:fldCharType="separate"/>
+            </w:r>
+            <w:r>
+              <w:rPr>
+                <w:noProof/>
+                <w:webHidden/>
+              </w:rPr>
+              <w:t>9</w:t>
+            </w:r>
+            <w:r>
+              <w:rPr>
+                <w:noProof/>
+                <w:webHidden/>
+              </w:rPr>
+              <w:fldChar w:fldCharType="end"/>
+            </w:r>
+          </w:hyperlink>
+        </w:p>
+        <w:p>
+          <w:pPr>
+            <w:pStyle w:val="Spistreci2"/>
+            <w:tabs>
+              <w:tab w:val="right" w:leader="dot" w:pos="9016"/>
+            </w:tabs>
+            <w:rPr>
+              <w:rFonts w:asciiTheme="minorHAnsi" w:eastAsiaTheme="minorEastAsia" w:hAnsiTheme="minorHAnsi"/>
+              <w:noProof/>
+              <w:kern w:val="2"/>
+              <w:sz w:val="24"/>
+              <w:lang w:eastAsia="pl-PL"/>
+              <w14:ligatures w14:val="standardContextual"/>
+            </w:rPr>
+          </w:pPr>
+          <w:hyperlink w:anchor="_Toc230528220" w:history="1">
+            <w:r>
+              <w:rPr>
+                <w:rStyle w:val="Hipercze"/>
+                <w:noProof/>
+              </w:rPr>
+              <w:t>3.1. Wstęp i Systemowy Diagram Przypadków Użycia</w:t>
+            </w:r>
+            <w:r>
+              <w:rPr>
+                <w:noProof/>
+                <w:webHidden/>
+              </w:rPr>
+              <w:tab/>
+            </w:r>
+            <w:r>
+              <w:rPr>
+                <w:noProof/>
+                <w:webHidden/>
+              </w:rPr>
+              <w:fldChar w:fldCharType="begin"/>
+            </w:r>
+            <w:r>
+              <w:rPr>
+                <w:noProof/>
+                <w:webHidden/>
+              </w:rPr>
+              <w:instrText xml:space="preserve"> PAGEREF _Toc230528220 \h </w:instrText>
+            </w:r>
+            <w:r>
+              <w:rPr>
+                <w:noProof/>
+                <w:webHidden/>
+              </w:rPr>
+            </w:r>
+            <w:r>
+              <w:rPr>
+                <w:noProof/>
+                <w:webHidden/>
+              </w:rPr>
+              <w:fldChar w:fldCharType="separate"/>
+            </w:r>
+            <w:r>
+              <w:rPr>
+                <w:noProof/>
+                <w:webHidden/>
+              </w:rPr>
+              <w:t>9</w:t>
+            </w:r>
+            <w:r>
+              <w:rPr>
+                <w:noProof/>
+                <w:webHidden/>
+              </w:rPr>
+              <w:fldChar w:fldCharType="end"/>
+            </w:r>
+          </w:hyperlink>
+        </w:p>
+        <w:p>
+          <w:pPr>
+            <w:pStyle w:val="Spistreci3"/>
+            <w:tabs>
+              <w:tab w:val="right" w:leader="dot" w:pos="9016"/>
+            </w:tabs>
+            <w:rPr>
+              <w:rFonts w:asciiTheme="minorHAnsi" w:eastAsiaTheme="minorEastAsia" w:hAnsiTheme="minorHAnsi"/>
+              <w:noProof/>
+              <w:kern w:val="2"/>
+              <w:sz w:val="24"/>
+              <w:lang w:eastAsia="pl-PL"/>
+              <w14:ligatures w14:val="standardContextual"/>
+            </w:rPr>
+          </w:pPr>
+          <w:hyperlink w:anchor="_Toc230528221" w:history="1">
+            <w:r>
+              <w:rPr>
+                <w:rStyle w:val="Hipercze"/>
+                <w:noProof/>
+              </w:rPr>
+              <w:t>3.1.1 Systemowy Diagram Przypadków Użycia</w:t>
+            </w:r>
+            <w:r>
+              <w:rPr>
+                <w:noProof/>
+                <w:webHidden/>
+              </w:rPr>
+              <w:tab/>
+            </w:r>
+            <w:r>
+              <w:rPr>
+                <w:noProof/>
+                <w:webHidden/>
+              </w:rPr>
+              <w:fldChar w:fldCharType="begin"/>
+            </w:r>
+            <w:r>
+              <w:rPr>
+                <w:noProof/>
+                <w:webHidden/>
+              </w:rPr>
+              <w:instrText xml:space="preserve"> PAGEREF _Toc230528221 \h </w:instrText>
+            </w:r>
+            <w:r>
+              <w:rPr>
+                <w:noProof/>
+                <w:webHidden/>
+              </w:rPr>
+            </w:r>
+            <w:r>
+              <w:rPr>
+                <w:noProof/>
+                <w:webHidden/>
+              </w:rPr>
+              <w:fldChar w:fldCharType="separate"/>
+            </w:r>
+            <w:r>
+              <w:rPr>
+                <w:noProof/>
+                <w:webHidden/>
+              </w:rPr>
+              <w:t>9</w:t>
+            </w:r>
+            <w:r>
+              <w:rPr>
+                <w:noProof/>
+                <w:webHidden/>
+              </w:rPr>
+              <w:fldChar w:fldCharType="end"/>
+            </w:r>
+          </w:hyperlink>
+        </w:p>
+        <w:p>
+          <w:pPr>
+            <w:pStyle w:val="Spistreci3"/>
+            <w:tabs>
+              <w:tab w:val="right" w:leader="dot" w:pos="9016"/>
+            </w:tabs>
+            <w:rPr>
+              <w:rFonts w:asciiTheme="minorHAnsi" w:eastAsiaTheme="minorEastAsia" w:hAnsiTheme="minorHAnsi"/>
+              <w:noProof/>
+              <w:kern w:val="2"/>
+              <w:sz w:val="24"/>
+              <w:lang w:eastAsia="pl-PL"/>
+              <w14:ligatures w14:val="standardContextual"/>
+            </w:rPr>
+          </w:pPr>
+          <w:hyperlink w:anchor="_Toc230528222" w:history="1">
+            <w:r>
+              <w:rPr>
+                <w:rStyle w:val="Hipercze"/>
+                <w:noProof/>
+              </w:rPr>
+              <w:t>3.1.2. Kluczowe funkcjonalności i relacje aktorów:</w:t>
+            </w:r>
+            <w:r>
+              <w:rPr>
+                <w:noProof/>
+                <w:webHidden/>
+              </w:rPr>
+              <w:tab/>
+            </w:r>
+            <w:r>
+              <w:rPr>
+                <w:noProof/>
+                <w:webHidden/>
+              </w:rPr>
+              <w:fldChar w:fldCharType="begin"/>
+            </w:r>
+            <w:r>
+              <w:rPr>
+                <w:noProof/>
+                <w:webHidden/>
+              </w:rPr>
+              <w:instrText xml:space="preserve"> PAGEREF _Toc230528222 \h </w:instrText>
+            </w:r>
+            <w:r>
+              <w:rPr>
+                <w:noProof/>
+                <w:webHidden/>
+              </w:rPr>
+            </w:r>
+            <w:r>
+              <w:rPr>
+                <w:noProof/>
+                <w:webHidden/>
+              </w:rPr>
+              <w:fldChar w:fldCharType="separate"/>
+            </w:r>
+            <w:r>
+              <w:rPr>
+                <w:noProof/>
+                <w:webHidden/>
+              </w:rPr>
+              <w:t>9</w:t>
+            </w:r>
+            <w:r>
+              <w:rPr>
+                <w:noProof/>
+                <w:webHidden/>
+              </w:rPr>
+              <w:fldChar w:fldCharType="end"/>
+            </w:r>
+          </w:hyperlink>
+        </w:p>
+        <w:p>
+          <w:pPr>
+            <w:pStyle w:val="Spistreci2"/>
+            <w:tabs>
+              <w:tab w:val="right" w:leader="dot" w:pos="9016"/>
+            </w:tabs>
+            <w:rPr>
+              <w:rFonts w:asciiTheme="minorHAnsi" w:eastAsiaTheme="minorEastAsia" w:hAnsiTheme="minorHAnsi"/>
+              <w:noProof/>
+              <w:kern w:val="2"/>
+              <w:sz w:val="24"/>
+              <w:lang w:eastAsia="pl-PL"/>
+              <w14:ligatures w14:val="standardContextual"/>
+            </w:rPr>
+          </w:pPr>
+          <w:hyperlink w:anchor="_Toc230528223" w:history="1">
+            <w:r>
+              <w:rPr>
+                <w:rStyle w:val="Hipercze"/>
+                <w:noProof/>
+              </w:rPr>
+              <w:t>3.2. Szczegółowe scenariusze przypadków użycia i diagramy poprawności</w:t>
+            </w:r>
+            <w:r>
+              <w:rPr>
+                <w:noProof/>
+                <w:webHidden/>
+              </w:rPr>
+              <w:tab/>
+            </w:r>
+            <w:r>
+              <w:rPr>
+                <w:noProof/>
+                <w:webHidden/>
+              </w:rPr>
+              <w:fldChar w:fldCharType="begin"/>
+            </w:r>
+            <w:r>
+              <w:rPr>
+                <w:noProof/>
+                <w:webHidden/>
+              </w:rPr>
+              <w:instrText xml:space="preserve"> PAGEREF _Toc230528223 \h </w:instrText>
+            </w:r>
+            <w:r>
+              <w:rPr>
+                <w:noProof/>
+                <w:webHidden/>
+              </w:rPr>
+            </w:r>
+            <w:r>
+              <w:rPr>
+                <w:noProof/>
+                <w:webHidden/>
+              </w:rPr>
+              <w:fldChar w:fldCharType="separate"/>
+            </w:r>
+            <w:r>
+              <w:rPr>
+                <w:noProof/>
+                <w:webHidden/>
+              </w:rPr>
+              <w:t>10</w:t>
+            </w:r>
+            <w:r>
+              <w:rPr>
+                <w:noProof/>
+                <w:webHidden/>
+              </w:rPr>
+              <w:fldChar w:fldCharType="end"/>
+            </w:r>
+          </w:hyperlink>
+        </w:p>
+        <w:p>
+          <w:pPr>
+            <w:pStyle w:val="Spistreci3"/>
+            <w:tabs>
+              <w:tab w:val="right" w:leader="dot" w:pos="9016"/>
+            </w:tabs>
+            <w:rPr>
+              <w:rFonts w:asciiTheme="minorHAnsi" w:eastAsiaTheme="minorEastAsia" w:hAnsiTheme="minorHAnsi"/>
+              <w:noProof/>
+              <w:kern w:val="2"/>
+              <w:sz w:val="24"/>
+              <w:lang w:eastAsia="pl-PL"/>
+              <w14:ligatures w14:val="standardContextual"/>
+            </w:rPr>
+          </w:pPr>
+          <w:hyperlink w:anchor="_Toc230528224" w:history="1">
+            <w:r>
+              <w:rPr>
+                <w:rStyle w:val="Hipercze"/>
+                <w:noProof/>
+              </w:rPr>
+              <w:t>3.2.1. UC-01: Logowanie / Autoryzacja</w:t>
+            </w:r>
+            <w:r>
+              <w:rPr>
+                <w:noProof/>
+                <w:webHidden/>
+              </w:rPr>
+              <w:tab/>
+            </w:r>
+            <w:r>
+              <w:rPr>
+                <w:noProof/>
+                <w:webHidden/>
+              </w:rPr>
+              <w:fldChar w:fldCharType="begin"/>
+            </w:r>
+            <w:r>
+              <w:rPr>
+                <w:noProof/>
+                <w:webHidden/>
+              </w:rPr>
+              <w:instrText xml:space="preserve"> PAGEREF _Toc230528224 \h </w:instrText>
+            </w:r>
+            <w:r>
+              <w:rPr>
+                <w:noProof/>
+                <w:webHidden/>
+              </w:rPr>
+            </w:r>
+            <w:r>
+              <w:rPr>
+                <w:noProof/>
+                <w:webHidden/>
+              </w:rPr>
+              <w:fldChar w:fldCharType="separate"/>
+            </w:r>
+            <w:r>
+              <w:rPr>
+                <w:noProof/>
+                <w:webHidden/>
+              </w:rPr>
+              <w:t>10</w:t>
+            </w:r>
+            <w:r>
+              <w:rPr>
+                <w:noProof/>
+                <w:webHidden/>
+              </w:rPr>
+              <w:fldChar w:fldCharType="end"/>
+            </w:r>
+          </w:hyperlink>
+        </w:p>
+        <w:p>
+          <w:pPr>
+            <w:pStyle w:val="Spistreci3"/>
+            <w:tabs>
+              <w:tab w:val="right" w:leader="dot" w:pos="9016"/>
+            </w:tabs>
+            <w:rPr>
+              <w:rFonts w:asciiTheme="minorHAnsi" w:eastAsiaTheme="minorEastAsia" w:hAnsiTheme="minorHAnsi"/>
+              <w:noProof/>
+              <w:kern w:val="2"/>
+              <w:sz w:val="24"/>
+              <w:lang w:eastAsia="pl-PL"/>
+              <w14:ligatures w14:val="standardContextual"/>
+            </w:rPr>
+          </w:pPr>
+          <w:hyperlink w:anchor="_Toc230528225" w:history="1">
+            <w:r>
+              <w:rPr>
+                <w:rStyle w:val="Hipercze"/>
+                <w:noProof/>
+              </w:rPr>
+              <w:t>3.2.2. UC-02: Rezerwacja pojazdu</w:t>
+            </w:r>
+            <w:r>
+              <w:rPr>
+                <w:noProof/>
+                <w:webHidden/>
+              </w:rPr>
+              <w:tab/>
+            </w:r>
+            <w:r>
+              <w:rPr>
+                <w:noProof/>
+                <w:webHidden/>
+              </w:rPr>
+              <w:fldChar w:fldCharType="begin"/>
+            </w:r>
+            <w:r>
+              <w:rPr>
+                <w:noProof/>
+                <w:webHidden/>
+              </w:rPr>
+              <w:instrText xml:space="preserve"> PAGEREF _Toc230528225 \h </w:instrText>
+            </w:r>
+            <w:r>
+              <w:rPr>
+                <w:noProof/>
+                <w:webHidden/>
+              </w:rPr>
+            </w:r>
+            <w:r>
+              <w:rPr>
+                <w:noProof/>
+                <w:webHidden/>
+              </w:rPr>
+              <w:fldChar w:fldCharType="separate"/>
+            </w:r>
+            <w:r>
+              <w:rPr>
+                <w:noProof/>
+                <w:webHidden/>
+              </w:rPr>
+              <w:t>12</w:t>
+            </w:r>
+            <w:r>
+              <w:rPr>
+                <w:noProof/>
+                <w:webHidden/>
+              </w:rPr>
+              <w:fldChar w:fldCharType="end"/>
+            </w:r>
+          </w:hyperlink>
+        </w:p>
+        <w:p>
+          <w:pPr>
+            <w:pStyle w:val="Spistreci3"/>
+            <w:tabs>
+              <w:tab w:val="right" w:leader="dot" w:pos="9016"/>
+            </w:tabs>
+            <w:rPr>
+              <w:rFonts w:asciiTheme="minorHAnsi" w:eastAsiaTheme="minorEastAsia" w:hAnsiTheme="minorHAnsi"/>
+              <w:noProof/>
+              <w:kern w:val="2"/>
+              <w:sz w:val="24"/>
+              <w:lang w:eastAsia="pl-PL"/>
+              <w14:ligatures w14:val="standardContextual"/>
+            </w:rPr>
+          </w:pPr>
+          <w:hyperlink w:anchor="_Toc230528226" w:history="1">
+            <w:r>
+              <w:rPr>
+                <w:rStyle w:val="Hipercze"/>
+                <w:noProof/>
+              </w:rPr>
+              <w:t>3.2.3. UC-03: Rozpoczęcie przejazdu</w:t>
+            </w:r>
+            <w:r>
+              <w:rPr>
+                <w:noProof/>
+                <w:webHidden/>
+              </w:rPr>
+              <w:tab/>
+            </w:r>
+            <w:r>
+              <w:rPr>
+                <w:noProof/>
+                <w:webHidden/>
+              </w:rPr>
+              <w:fldChar w:fldCharType="begin"/>
+            </w:r>
+            <w:r>
+              <w:rPr>
+                <w:noProof/>
+                <w:webHidden/>
+              </w:rPr>
+              <w:instrText xml:space="preserve"> PAGEREF _Toc230528226 \h </w:instrText>
+            </w:r>
+            <w:r>
+              <w:rPr>
+                <w:noProof/>
+                <w:webHidden/>
+              </w:rPr>
+            </w:r>
+            <w:r>
+              <w:rPr>
+                <w:noProof/>
+                <w:webHidden/>
+              </w:rPr>
+              <w:fldChar w:fldCharType="separate"/>
+            </w:r>
+            <w:r>
+              <w:rPr>
+                <w:noProof/>
+                <w:webHidden/>
+              </w:rPr>
+              <w:t>13</w:t>
+            </w:r>
+            <w:r>
+              <w:rPr>
+                <w:noProof/>
+                <w:webHidden/>
+              </w:rPr>
+              <w:fldChar w:fldCharType="end"/>
+            </w:r>
+          </w:hyperlink>
+        </w:p>
+        <w:p>
+          <w:pPr>
+            <w:pStyle w:val="Spistreci3"/>
+            <w:tabs>
+              <w:tab w:val="right" w:leader="dot" w:pos="9016"/>
+            </w:tabs>
+            <w:rPr>
+              <w:rFonts w:asciiTheme="minorHAnsi" w:eastAsiaTheme="minorEastAsia" w:hAnsiTheme="minorHAnsi"/>
+              <w:noProof/>
+              <w:kern w:val="2"/>
+              <w:sz w:val="24"/>
+              <w:lang w:eastAsia="pl-PL"/>
+              <w14:ligatures w14:val="standardContextual"/>
+            </w:rPr>
+          </w:pPr>
+          <w:hyperlink w:anchor="_Toc230528227" w:history="1">
+            <w:r>
+              <w:rPr>
+                <w:rStyle w:val="Hipercze"/>
+                <w:noProof/>
+              </w:rPr>
+              <w:t>3.2.4. UC-04: Zgłoś usterkę</w:t>
+            </w:r>
+            <w:r>
+              <w:rPr>
+                <w:noProof/>
+                <w:webHidden/>
+              </w:rPr>
+              <w:tab/>
+            </w:r>
+            <w:r>
+              <w:rPr>
+                <w:noProof/>
+                <w:webHidden/>
+              </w:rPr>
+              <w:fldChar w:fldCharType="begin"/>
+            </w:r>
+            <w:r>
+              <w:rPr>
+                <w:noProof/>
+                <w:webHidden/>
+              </w:rPr>
+              <w:instrText xml:space="preserve"> PAGEREF _Toc230528227 \h </w:instrText>
+            </w:r>
+            <w:r>
+              <w:rPr>
+                <w:noProof/>
+                <w:webHidden/>
+              </w:rPr>
+            </w:r>
+            <w:r>
+              <w:rPr>
+                <w:noProof/>
+                <w:webHidden/>
+              </w:rPr>
+              <w:fldChar w:fldCharType="separate"/>
+            </w:r>
+            <w:r>
+              <w:rPr>
+                <w:noProof/>
+                <w:webHidden/>
+              </w:rPr>
+              <w:t>15</w:t>
+            </w:r>
+            <w:r>
+              <w:rPr>
+                <w:noProof/>
+                <w:webHidden/>
+              </w:rPr>
+              <w:fldChar w:fldCharType="end"/>
+            </w:r>
+          </w:hyperlink>
+        </w:p>
+        <w:p>
+          <w:pPr>
+            <w:pStyle w:val="Spistreci3"/>
+            <w:tabs>
+              <w:tab w:val="right" w:leader="dot" w:pos="9016"/>
+            </w:tabs>
+            <w:rPr>
+              <w:rFonts w:asciiTheme="minorHAnsi" w:eastAsiaTheme="minorEastAsia" w:hAnsiTheme="minorHAnsi"/>
+              <w:noProof/>
+              <w:kern w:val="2"/>
+              <w:sz w:val="24"/>
+              <w:lang w:eastAsia="pl-PL"/>
+              <w14:ligatures w14:val="standardContextual"/>
+            </w:rPr>
+          </w:pPr>
+          <w:hyperlink w:anchor="_Toc230528228" w:history="1">
+            <w:r>
+              <w:rPr>
+                <w:rStyle w:val="Hipercze"/>
+                <w:noProof/>
+              </w:rPr>
+              <w:t>3.2.5. UC-05: Monitorowanie floty</w:t>
+            </w:r>
+            <w:r>
+              <w:rPr>
+                <w:noProof/>
+                <w:webHidden/>
+              </w:rPr>
+              <w:tab/>
+            </w:r>
+            <w:r>
+              <w:rPr>
+                <w:noProof/>
+                <w:webHidden/>
+              </w:rPr>
+              <w:fldChar w:fldCharType="begin"/>
+            </w:r>
+            <w:r>
+              <w:rPr>
+                <w:noProof/>
+                <w:webHidden/>
+              </w:rPr>
+              <w:instrText xml:space="preserve"> PAGEREF _Toc230528228 \h </w:instrText>
+            </w:r>
+            <w:r>
+              <w:rPr>
+                <w:noProof/>
+                <w:webHidden/>
+              </w:rPr>
+            </w:r>
+            <w:r>
+              <w:rPr>
+                <w:noProof/>
+                <w:webHidden/>
+              </w:rPr>
+              <w:fldChar w:fldCharType="separate"/>
+            </w:r>
+            <w:r>
+              <w:rPr>
+                <w:noProof/>
+                <w:webHidden/>
+              </w:rPr>
+              <w:t>17</w:t>
+            </w:r>
+            <w:r>
+              <w:rPr>
+                <w:noProof/>
+                <w:webHidden/>
+              </w:rPr>
+              <w:fldChar w:fldCharType="end"/>
+            </w:r>
+          </w:hyperlink>
+        </w:p>
+        <w:p>
+          <w:pPr>
+            <w:pStyle w:val="Spistreci3"/>
+            <w:tabs>
+              <w:tab w:val="right" w:leader="dot" w:pos="9016"/>
+            </w:tabs>
+            <w:rPr>
+              <w:rFonts w:asciiTheme="minorHAnsi" w:eastAsiaTheme="minorEastAsia" w:hAnsiTheme="minorHAnsi"/>
+              <w:noProof/>
+              <w:kern w:val="2"/>
+              <w:sz w:val="24"/>
+              <w:lang w:eastAsia="pl-PL"/>
+              <w14:ligatures w14:val="standardContextual"/>
+            </w:rPr>
+          </w:pPr>
+          <w:hyperlink w:anchor="_Toc230528229" w:history="1">
+            <w:r>
+              <w:rPr>
+                <w:rStyle w:val="Hipercze"/>
+                <w:noProof/>
+              </w:rPr>
+              <w:t>3.2.6. UC-06: Rozliczenie transakcji</w:t>
+            </w:r>
+            <w:r>
+              <w:rPr>
+                <w:noProof/>
+                <w:webHidden/>
+              </w:rPr>
+              <w:tab/>
+            </w:r>
+            <w:r>
+              <w:rPr>
+                <w:noProof/>
+                <w:webHidden/>
+              </w:rPr>
+              <w:fldChar w:fldCharType="begin"/>
+            </w:r>
+            <w:r>
+              <w:rPr>
+                <w:noProof/>
+                <w:webHidden/>
+              </w:rPr>
+              <w:instrText xml:space="preserve"> PAGEREF _Toc230528229 \h </w:instrText>
+            </w:r>
+            <w:r>
+              <w:rPr>
+                <w:noProof/>
+                <w:webHidden/>
+              </w:rPr>
+            </w:r>
+            <w:r>
+              <w:rPr>
+                <w:noProof/>
+                <w:webHidden/>
+              </w:rPr>
+              <w:fldChar w:fldCharType="separate"/>
+            </w:r>
+            <w:r>
+              <w:rPr>
+                <w:noProof/>
+                <w:webHidden/>
+              </w:rPr>
+              <w:t>18</w:t>
+            </w:r>
+            <w:r>
+              <w:rPr>
+                <w:noProof/>
+                <w:webHidden/>
+              </w:rPr>
+              <w:fldChar w:fldCharType="end"/>
+            </w:r>
+          </w:hyperlink>
+        </w:p>
+        <w:p>
+          <w:pPr>
+            <w:pStyle w:val="Spistreci3"/>
+            <w:tabs>
+              <w:tab w:val="right" w:leader="dot" w:pos="9016"/>
+            </w:tabs>
+            <w:rPr>
+              <w:rFonts w:asciiTheme="minorHAnsi" w:eastAsiaTheme="minorEastAsia" w:hAnsiTheme="minorHAnsi"/>
+              <w:noProof/>
+              <w:kern w:val="2"/>
+              <w:sz w:val="24"/>
+              <w:lang w:eastAsia="pl-PL"/>
+              <w14:ligatures w14:val="standardContextual"/>
+            </w:rPr>
+          </w:pPr>
+          <w:hyperlink w:anchor="_Toc230528230" w:history="1">
+            <w:r>
+              <w:rPr>
+                <w:rStyle w:val="Hipercze"/>
+                <w:noProof/>
+              </w:rPr>
+              <w:t>3.2.7. UC-07: Definiowanie stref</w:t>
+            </w:r>
+            <w:r>
+              <w:rPr>
+                <w:noProof/>
+                <w:webHidden/>
+              </w:rPr>
+              <w:tab/>
+            </w:r>
+            <w:r>
+              <w:rPr>
+                <w:noProof/>
+                <w:webHidden/>
+              </w:rPr>
+              <w:fldChar w:fldCharType="begin"/>
+            </w:r>
+            <w:r>
+              <w:rPr>
+                <w:noProof/>
+                <w:webHidden/>
+              </w:rPr>
+              <w:instrText xml:space="preserve"> PAGEREF _Toc230528230 \h </w:instrText>
+            </w:r>
+            <w:r>
+              <w:rPr>
+                <w:noProof/>
+                <w:webHidden/>
+              </w:rPr>
+            </w:r>
+            <w:r>
+              <w:rPr>
+                <w:noProof/>
+                <w:webHidden/>
+              </w:rPr>
+              <w:fldChar w:fldCharType="separate"/>
+            </w:r>
+            <w:r>
+              <w:rPr>
+                <w:noProof/>
+                <w:webHidden/>
+              </w:rPr>
+              <w:t>20</w:t>
+            </w:r>
+            <w:r>
+              <w:rPr>
+                <w:noProof/>
+                <w:webHidden/>
+              </w:rPr>
+              <w:fldChar w:fldCharType="end"/>
+            </w:r>
+          </w:hyperlink>
+        </w:p>
+        <w:p>
+          <w:pPr>
+            <w:pStyle w:val="Spistreci3"/>
+            <w:tabs>
+              <w:tab w:val="right" w:leader="dot" w:pos="9016"/>
+            </w:tabs>
+            <w:rPr>
+              <w:rFonts w:asciiTheme="minorHAnsi" w:eastAsiaTheme="minorEastAsia" w:hAnsiTheme="minorHAnsi"/>
+              <w:noProof/>
+              <w:kern w:val="2"/>
+              <w:sz w:val="24"/>
+              <w:lang w:eastAsia="pl-PL"/>
+              <w14:ligatures w14:val="standardContextual"/>
+            </w:rPr>
+          </w:pPr>
+          <w:hyperlink w:anchor="_Toc230528231" w:history="1">
+            <w:r>
+              <w:rPr>
+                <w:rStyle w:val="Hipercze"/>
+                <w:noProof/>
+              </w:rPr>
+              <w:t>3.2.8. UC-08: Obsługa zgłoszenia usterki</w:t>
+            </w:r>
+            <w:r>
+              <w:rPr>
+                <w:noProof/>
+                <w:webHidden/>
+              </w:rPr>
+              <w:tab/>
+            </w:r>
+            <w:r>
+              <w:rPr>
+                <w:noProof/>
+                <w:webHidden/>
+              </w:rPr>
+              <w:fldChar w:fldCharType="begin"/>
+            </w:r>
+            <w:r>
+              <w:rPr>
+                <w:noProof/>
+                <w:webHidden/>
+              </w:rPr>
+              <w:instrText xml:space="preserve"> PAGEREF _Toc230528231 \h </w:instrText>
+            </w:r>
+            <w:r>
+              <w:rPr>
+                <w:noProof/>
+                <w:webHidden/>
+              </w:rPr>
+            </w:r>
+            <w:r>
+              <w:rPr>
+                <w:noProof/>
+                <w:webHidden/>
+              </w:rPr>
+              <w:fldChar w:fldCharType="separate"/>
+            </w:r>
+            <w:r>
+              <w:rPr>
+                <w:noProof/>
+                <w:webHidden/>
+              </w:rPr>
+              <w:t>21</w:t>
+            </w:r>
+            <w:r>
+              <w:rPr>
+                <w:noProof/>
+                <w:webHidden/>
+              </w:rPr>
+              <w:fldChar w:fldCharType="end"/>
+            </w:r>
+          </w:hyperlink>
+        </w:p>
+        <w:p>
+          <w:pPr>
+            <w:pStyle w:val="Spistreci2"/>
+            <w:tabs>
+              <w:tab w:val="right" w:leader="dot" w:pos="9016"/>
+            </w:tabs>
+            <w:rPr>
+              <w:rFonts w:asciiTheme="minorHAnsi" w:eastAsiaTheme="minorEastAsia" w:hAnsiTheme="minorHAnsi"/>
+              <w:noProof/>
+              <w:kern w:val="2"/>
+              <w:sz w:val="24"/>
+              <w:lang w:eastAsia="pl-PL"/>
+              <w14:ligatures w14:val="standardContextual"/>
+            </w:rPr>
+          </w:pPr>
+          <w:hyperlink w:anchor="_Toc230528232" w:history="1">
+            <w:r>
+              <w:rPr>
+                <w:rStyle w:val="Hipercze"/>
+                <w:noProof/>
+              </w:rPr>
+              <w:t>3.3. Podsumowanie i wnioski</w:t>
+            </w:r>
+            <w:r>
+              <w:rPr>
+                <w:noProof/>
+                <w:webHidden/>
+              </w:rPr>
+              <w:tab/>
+            </w:r>
+            <w:r>
+              <w:rPr>
+                <w:noProof/>
+                <w:webHidden/>
+              </w:rPr>
+              <w:fldChar w:fldCharType="begin"/>
+            </w:r>
+            <w:r>
+              <w:rPr>
+                <w:noProof/>
+                <w:webHidden/>
+              </w:rPr>
+              <w:instrText xml:space="preserve"> PAGEREF _Toc230528232 \h </w:instrText>
+            </w:r>
+            <w:r>
+              <w:rPr>
+                <w:noProof/>
+                <w:webHidden/>
+              </w:rPr>
+            </w:r>
+            <w:r>
+              <w:rPr>
+                <w:noProof/>
+                <w:webHidden/>
+              </w:rPr>
+              <w:fldChar w:fldCharType="separate"/>
+            </w:r>
+            <w:r>
+              <w:rPr>
+                <w:noProof/>
+                <w:webHidden/>
+              </w:rPr>
+              <w:t>23</w:t>
+            </w:r>
+            <w:r>
+              <w:rPr>
+                <w:noProof/>
+                <w:webHidden/>
+              </w:rPr>
+              <w:fldChar w:fldCharType="end"/>
+            </w:r>
+          </w:hyperlink>
+        </w:p>
+        <w:p>
+          <w:pPr>
+            <w:pStyle w:val="Spistreci1"/>
+            <w:tabs>
+              <w:tab w:val="right" w:leader="dot" w:pos="9016"/>
+            </w:tabs>
+            <w:rPr>
+              <w:rFonts w:asciiTheme="minorHAnsi" w:eastAsiaTheme="minorEastAsia" w:hAnsiTheme="minorHAnsi"/>
+              <w:noProof/>
+              <w:kern w:val="2"/>
+              <w:sz w:val="24"/>
+              <w:lang w:eastAsia="pl-PL"/>
+              <w14:ligatures w14:val="standardContextual"/>
+            </w:rPr>
+          </w:pPr>
+          <w:hyperlink w:anchor="_Toc230528233" w:history="1">
+            <w:r>
+              <w:rPr>
+                <w:rStyle w:val="Hipercze"/>
+                <w:noProof/>
+              </w:rPr>
+              <w:t>Rozdział 4. Modelowanie danych</w:t>
+            </w:r>
+            <w:r>
+              <w:rPr>
+                <w:noProof/>
+                <w:webHidden/>
+              </w:rPr>
+              <w:tab/>
+            </w:r>
+            <w:r>
+              <w:rPr>
+                <w:noProof/>
+                <w:webHidden/>
+              </w:rPr>
+              <w:fldChar w:fldCharType="begin"/>
+            </w:r>
+            <w:r>
+              <w:rPr>
+                <w:noProof/>
+                <w:webHidden/>
+              </w:rPr>
+              <w:instrText xml:space="preserve"> PAGEREF _Toc230528233 \h </w:instrText>
+            </w:r>
+            <w:r>
+              <w:rPr>
+                <w:noProof/>
+                <w:webHidden/>
+              </w:rPr>
+            </w:r>
+            <w:r>
+              <w:rPr>
+                <w:noProof/>
+                <w:webHidden/>
+              </w:rPr>
+              <w:fldChar w:fldCharType="separate"/>
+            </w:r>
+            <w:r>
+              <w:rPr>
+                <w:noProof/>
+                <w:webHidden/>
+              </w:rPr>
+              <w:t>23</w:t>
+            </w:r>
+            <w:r>
+              <w:rPr>
+                <w:noProof/>
+                <w:webHidden/>
+              </w:rPr>
+              <w:fldChar w:fldCharType="end"/>
+            </w:r>
+          </w:hyperlink>
+        </w:p>
+        <w:p>
+          <w:pPr>
+            <w:pStyle w:val="Spistreci2"/>
+            <w:tabs>
+              <w:tab w:val="right" w:leader="dot" w:pos="9016"/>
+            </w:tabs>
+            <w:rPr>
+              <w:rFonts w:asciiTheme="minorHAnsi" w:eastAsiaTheme="minorEastAsia" w:hAnsiTheme="minorHAnsi"/>
+              <w:noProof/>
+              <w:kern w:val="2"/>
+              <w:sz w:val="24"/>
+              <w:lang w:eastAsia="pl-PL"/>
+              <w14:ligatures w14:val="standardContextual"/>
+            </w:rPr>
+          </w:pPr>
+          <w:hyperlink w:anchor="_Toc230528234" w:history="1">
+            <w:r>
+              <w:rPr>
+                <w:rStyle w:val="Hipercze"/>
+                <w:noProof/>
+              </w:rPr>
+              <w:t>4.1. Wstęp do struktury danych</w:t>
+            </w:r>
+            <w:r>
+              <w:rPr>
+                <w:noProof/>
+                <w:webHidden/>
+              </w:rPr>
+              <w:tab/>
+            </w:r>
+            <w:r>
+              <w:rPr>
+                <w:noProof/>
+                <w:webHidden/>
+              </w:rPr>
+              <w:fldChar w:fldCharType="begin"/>
+            </w:r>
+            <w:r>
+              <w:rPr>
+                <w:noProof/>
+                <w:webHidden/>
+              </w:rPr>
+              <w:instrText xml:space="preserve"> PAGEREF _Toc230528234 \h </w:instrText>
+            </w:r>
+            <w:r>
+              <w:rPr>
+                <w:noProof/>
+                <w:webHidden/>
+              </w:rPr>
+            </w:r>
+            <w:r>
+              <w:rPr>
+                <w:noProof/>
+                <w:webHidden/>
+              </w:rPr>
+              <w:fldChar w:fldCharType="separate"/>
+            </w:r>
+            <w:r>
+              <w:rPr>
+                <w:noProof/>
+                <w:webHidden/>
+              </w:rPr>
+              <w:t>23</w:t>
+            </w:r>
+            <w:r>
+              <w:rPr>
+                <w:noProof/>
+                <w:webHidden/>
+              </w:rPr>
+              <w:fldChar w:fldCharType="end"/>
+            </w:r>
+          </w:hyperlink>
+        </w:p>
+        <w:p>
+          <w:pPr>
+            <w:pStyle w:val="Spistreci2"/>
+            <w:tabs>
+              <w:tab w:val="right" w:leader="dot" w:pos="9016"/>
+            </w:tabs>
+            <w:rPr>
+              <w:rFonts w:asciiTheme="minorHAnsi" w:eastAsiaTheme="minorEastAsia" w:hAnsiTheme="minorHAnsi"/>
+              <w:noProof/>
+              <w:kern w:val="2"/>
+              <w:sz w:val="24"/>
+              <w:lang w:eastAsia="pl-PL"/>
+              <w14:ligatures w14:val="standardContextual"/>
+            </w:rPr>
+          </w:pPr>
+          <w:hyperlink w:anchor="_Toc230528235" w:history="1">
+            <w:r>
+              <w:rPr>
+                <w:rStyle w:val="Hipercze"/>
+                <w:noProof/>
+              </w:rPr>
+              <w:t>4.2. Konceptualny diagram klas</w:t>
+            </w:r>
+            <w:r>
+              <w:rPr>
+                <w:noProof/>
+                <w:webHidden/>
+              </w:rPr>
+              <w:tab/>
+            </w:r>
+            <w:r>
+              <w:rPr>
+                <w:noProof/>
+                <w:webHidden/>
+              </w:rPr>
+              <w:fldChar w:fldCharType="begin"/>
+            </w:r>
+            <w:r>
+              <w:rPr>
+                <w:noProof/>
+                <w:webHidden/>
+              </w:rPr>
+              <w:instrText xml:space="preserve"> PAGEREF _Toc230528235 \h </w:instrText>
+            </w:r>
+            <w:r>
+              <w:rPr>
+                <w:noProof/>
+                <w:webHidden/>
+              </w:rPr>
+            </w:r>
+            <w:r>
+              <w:rPr>
+                <w:noProof/>
+                <w:webHidden/>
+              </w:rPr>
+              <w:fldChar w:fldCharType="separate"/>
+            </w:r>
+            <w:r>
+              <w:rPr>
+                <w:noProof/>
+                <w:webHidden/>
+              </w:rPr>
+              <w:t>23</w:t>
+            </w:r>
+            <w:r>
+              <w:rPr>
+                <w:noProof/>
+                <w:webHidden/>
+              </w:rPr>
+              <w:fldChar w:fldCharType="end"/>
+            </w:r>
+          </w:hyperlink>
+        </w:p>
+        <w:p>
+          <w:pPr>
+            <w:pStyle w:val="Spistreci2"/>
+            <w:tabs>
+              <w:tab w:val="right" w:leader="dot" w:pos="9016"/>
+            </w:tabs>
+            <w:rPr>
+              <w:rFonts w:asciiTheme="minorHAnsi" w:eastAsiaTheme="minorEastAsia" w:hAnsiTheme="minorHAnsi"/>
+              <w:noProof/>
+              <w:kern w:val="2"/>
+              <w:sz w:val="24"/>
+              <w:lang w:eastAsia="pl-PL"/>
+              <w14:ligatures w14:val="standardContextual"/>
+            </w:rPr>
+          </w:pPr>
+          <w:hyperlink w:anchor="_Toc230528236" w:history="1">
+            <w:r>
+              <w:rPr>
+                <w:rStyle w:val="Hipercze"/>
+                <w:noProof/>
+              </w:rPr>
+              <w:t>4.3. Diagram obiektów</w:t>
+            </w:r>
+            <w:r>
+              <w:rPr>
+                <w:noProof/>
+                <w:webHidden/>
+              </w:rPr>
+              <w:tab/>
+            </w:r>
+            <w:r>
+              <w:rPr>
+                <w:noProof/>
+                <w:webHidden/>
+              </w:rPr>
+              <w:fldChar w:fldCharType="begin"/>
+            </w:r>
+            <w:r>
+              <w:rPr>
+                <w:noProof/>
+                <w:webHidden/>
+              </w:rPr>
+              <w:instrText xml:space="preserve"> PAGEREF _Toc230528236 \h </w:instrText>
+            </w:r>
+            <w:r>
+              <w:rPr>
+                <w:noProof/>
+                <w:webHidden/>
+              </w:rPr>
+            </w:r>
+            <w:r>
+              <w:rPr>
+                <w:noProof/>
+                <w:webHidden/>
+              </w:rPr>
+              <w:fldChar w:fldCharType="separate"/>
+            </w:r>
+            <w:r>
+              <w:rPr>
+                <w:noProof/>
+                <w:webHidden/>
+              </w:rPr>
+              <w:t>24</w:t>
+            </w:r>
+            <w:r>
+              <w:rPr>
+                <w:noProof/>
+                <w:webHidden/>
+              </w:rPr>
+              <w:fldChar w:fldCharType="end"/>
+            </w:r>
+          </w:hyperlink>
+        </w:p>
+        <w:p>
+          <w:pPr>
+            <w:pStyle w:val="Spistreci1"/>
+            <w:tabs>
+              <w:tab w:val="right" w:leader="dot" w:pos="9016"/>
+            </w:tabs>
+            <w:rPr>
+              <w:rFonts w:asciiTheme="minorHAnsi" w:eastAsiaTheme="minorEastAsia" w:hAnsiTheme="minorHAnsi"/>
+              <w:noProof/>
+              <w:kern w:val="2"/>
+              <w:sz w:val="24"/>
+              <w:lang w:eastAsia="pl-PL"/>
+              <w14:ligatures w14:val="standardContextual"/>
+            </w:rPr>
+          </w:pPr>
+          <w:hyperlink w:anchor="_Toc230528237" w:history="1">
+            <w:r>
+              <w:rPr>
+                <w:rStyle w:val="Hipercze"/>
+                <w:noProof/>
+              </w:rPr>
+              <w:t>Rozdział 5. Projektowanie danych</w:t>
+            </w:r>
+            <w:r>
+              <w:rPr>
+                <w:noProof/>
+                <w:webHidden/>
+              </w:rPr>
+              <w:tab/>
+            </w:r>
+            <w:r>
+              <w:rPr>
+                <w:noProof/>
+                <w:webHidden/>
+              </w:rPr>
+              <w:fldChar w:fldCharType="begin"/>
+            </w:r>
+            <w:r>
+              <w:rPr>
+                <w:noProof/>
+                <w:webHidden/>
+              </w:rPr>
+              <w:instrText xml:space="preserve"> PAGEREF _Toc230528237 \h </w:instrText>
+            </w:r>
+            <w:r>
+              <w:rPr>
+                <w:noProof/>
+                <w:webHidden/>
+              </w:rPr>
+            </w:r>
+            <w:r>
+              <w:rPr>
+                <w:noProof/>
+                <w:webHidden/>
+              </w:rPr>
+              <w:fldChar w:fldCharType="separate"/>
+            </w:r>
+            <w:r>
+              <w:rPr>
+                <w:noProof/>
+                <w:webHidden/>
+              </w:rPr>
+              <w:t>24</w:t>
+            </w:r>
+            <w:r>
+              <w:rPr>
+                <w:noProof/>
+                <w:webHidden/>
+              </w:rPr>
+              <w:fldChar w:fldCharType="end"/>
+            </w:r>
+          </w:hyperlink>
+        </w:p>
+        <w:p>
+          <w:pPr>
+            <w:pStyle w:val="Spistreci2"/>
+            <w:tabs>
+              <w:tab w:val="right" w:leader="dot" w:pos="9016"/>
+            </w:tabs>
+            <w:rPr>
+              <w:rFonts w:asciiTheme="minorHAnsi" w:eastAsiaTheme="minorEastAsia" w:hAnsiTheme="minorHAnsi"/>
+              <w:noProof/>
+              <w:kern w:val="2"/>
+              <w:sz w:val="24"/>
+              <w:lang w:eastAsia="pl-PL"/>
+              <w14:ligatures w14:val="standardContextual"/>
+            </w:rPr>
+          </w:pPr>
+          <w:hyperlink w:anchor="_Toc230528238" w:history="1">
+            <w:r>
+              <w:rPr>
+                <w:rStyle w:val="Hipercze"/>
+                <w:noProof/>
+              </w:rPr>
+              <w:t>5.1. Wstęp do projektowania implementacyjnego</w:t>
+            </w:r>
+            <w:r>
+              <w:rPr>
+                <w:noProof/>
+                <w:webHidden/>
+              </w:rPr>
+              <w:tab/>
+            </w:r>
+            <w:r>
+              <w:rPr>
+                <w:noProof/>
+                <w:webHidden/>
+              </w:rPr>
+              <w:fldChar w:fldCharType="begin"/>
+            </w:r>
+            <w:r>
+              <w:rPr>
+                <w:noProof/>
+                <w:webHidden/>
+              </w:rPr>
+              <w:instrText xml:space="preserve"> PAGEREF _Toc230528238 \h </w:instrText>
+            </w:r>
+            <w:r>
+              <w:rPr>
+                <w:noProof/>
+                <w:webHidden/>
+              </w:rPr>
+            </w:r>
+            <w:r>
+              <w:rPr>
+                <w:noProof/>
+                <w:webHidden/>
+              </w:rPr>
+              <w:fldChar w:fldCharType="separate"/>
+            </w:r>
+            <w:r>
+              <w:rPr>
+                <w:noProof/>
+                <w:webHidden/>
+              </w:rPr>
+              <w:t>24</w:t>
+            </w:r>
+            <w:r>
+              <w:rPr>
+                <w:noProof/>
+                <w:webHidden/>
+              </w:rPr>
+              <w:fldChar w:fldCharType="end"/>
+            </w:r>
+          </w:hyperlink>
+        </w:p>
+        <w:p>
+          <w:pPr>
+            <w:pStyle w:val="Spistreci2"/>
+            <w:tabs>
+              <w:tab w:val="right" w:leader="dot" w:pos="9016"/>
+            </w:tabs>
+            <w:rPr>
+              <w:rFonts w:asciiTheme="minorHAnsi" w:eastAsiaTheme="minorEastAsia" w:hAnsiTheme="minorHAnsi"/>
+              <w:noProof/>
+              <w:kern w:val="2"/>
+              <w:sz w:val="24"/>
+              <w:lang w:eastAsia="pl-PL"/>
+              <w14:ligatures w14:val="standardContextual"/>
+            </w:rPr>
+          </w:pPr>
+          <w:hyperlink w:anchor="_Toc230528239" w:history="1">
+            <w:r>
+              <w:rPr>
+                <w:rStyle w:val="Hipercze"/>
+                <w:noProof/>
+              </w:rPr>
+              <w:t>5.2. Implementacyjny diagram klas</w:t>
+            </w:r>
+            <w:r>
+              <w:rPr>
+                <w:noProof/>
+                <w:webHidden/>
+              </w:rPr>
+              <w:tab/>
+            </w:r>
+            <w:r>
+              <w:rPr>
+                <w:noProof/>
+                <w:webHidden/>
+              </w:rPr>
+              <w:fldChar w:fldCharType="begin"/>
+            </w:r>
+            <w:r>
+              <w:rPr>
+                <w:noProof/>
+                <w:webHidden/>
+              </w:rPr>
+              <w:instrText xml:space="preserve"> PAGEREF _Toc230528239 \h </w:instrText>
+            </w:r>
+            <w:r>
+              <w:rPr>
+                <w:noProof/>
+                <w:webHidden/>
+              </w:rPr>
+            </w:r>
+            <w:r>
+              <w:rPr>
+                <w:noProof/>
+                <w:webHidden/>
+              </w:rPr>
+              <w:fldChar w:fldCharType="separate"/>
+            </w:r>
+            <w:r>
+              <w:rPr>
+                <w:noProof/>
+                <w:webHidden/>
+              </w:rPr>
+              <w:t>24</w:t>
+            </w:r>
+            <w:r>
+              <w:rPr>
+                <w:noProof/>
+                <w:webHidden/>
+              </w:rPr>
+              <w:fldChar w:fldCharType="end"/>
+            </w:r>
+          </w:hyperlink>
+        </w:p>
+        <w:p>
+          <w:pPr>
+            <w:pStyle w:val="Spistreci2"/>
+            <w:tabs>
+              <w:tab w:val="right" w:leader="dot" w:pos="9016"/>
+            </w:tabs>
+            <w:rPr>
+              <w:rFonts w:asciiTheme="minorHAnsi" w:eastAsiaTheme="minorEastAsia" w:hAnsiTheme="minorHAnsi"/>
+              <w:noProof/>
+              <w:kern w:val="2"/>
+              <w:sz w:val="24"/>
+              <w:lang w:eastAsia="pl-PL"/>
+              <w14:ligatures w14:val="standardContextual"/>
+            </w:rPr>
+          </w:pPr>
+          <w:hyperlink w:anchor="_Toc230528240" w:history="1">
+            <w:r>
+              <w:rPr>
+                <w:rStyle w:val="Hipercze"/>
+                <w:noProof/>
+              </w:rPr>
+              <w:t>5.3. Projekt relacyjnej bazy danych</w:t>
+            </w:r>
+            <w:r>
+              <w:rPr>
+                <w:noProof/>
+                <w:webHidden/>
+              </w:rPr>
+              <w:tab/>
+            </w:r>
+            <w:r>
+              <w:rPr>
+                <w:noProof/>
+                <w:webHidden/>
+              </w:rPr>
+              <w:fldChar w:fldCharType="begin"/>
+            </w:r>
+            <w:r>
+              <w:rPr>
+                <w:noProof/>
+                <w:webHidden/>
+              </w:rPr>
+              <w:instrText xml:space="preserve"> PAGEREF _Toc230528240 \h </w:instrText>
+            </w:r>
+            <w:r>
+              <w:rPr>
+                <w:noProof/>
+                <w:webHidden/>
+              </w:rPr>
+            </w:r>
+            <w:r>
+              <w:rPr>
+                <w:noProof/>
+                <w:webHidden/>
+              </w:rPr>
+              <w:fldChar w:fldCharType="separate"/>
+            </w:r>
+            <w:r>
+              <w:rPr>
+                <w:noProof/>
+                <w:webHidden/>
+              </w:rPr>
+              <w:t>25</w:t>
+            </w:r>
+            <w:r>
+              <w:rPr>
+                <w:noProof/>
+                <w:webHidden/>
+              </w:rPr>
+              <w:fldChar w:fldCharType="end"/>
+            </w:r>
+          </w:hyperlink>
+        </w:p>
+        <w:p>
+          <w:pPr>
+            <w:pStyle w:val="Spistreci2"/>
+            <w:tabs>
+              <w:tab w:val="right" w:leader="dot" w:pos="9016"/>
+            </w:tabs>
+            <w:rPr>
+              <w:rFonts w:asciiTheme="minorHAnsi" w:eastAsiaTheme="minorEastAsia" w:hAnsiTheme="minorHAnsi"/>
+              <w:noProof/>
+              <w:kern w:val="2"/>
+              <w:sz w:val="24"/>
+              <w:lang w:eastAsia="pl-PL"/>
+              <w14:ligatures w14:val="standardContextual"/>
+            </w:rPr>
+          </w:pPr>
+          <w:hyperlink w:anchor="_Toc230528241" w:history="1">
+            <w:r>
+              <w:rPr>
+                <w:rStyle w:val="Hipercze"/>
+                <w:noProof/>
+              </w:rPr>
+              <w:t>5.4. Podsumowanie rozdziału</w:t>
+            </w:r>
+            <w:r>
+              <w:rPr>
+                <w:noProof/>
+                <w:webHidden/>
+              </w:rPr>
+              <w:tab/>
+            </w:r>
+            <w:r>
+              <w:rPr>
+                <w:noProof/>
+                <w:webHidden/>
+              </w:rPr>
+              <w:fldChar w:fldCharType="begin"/>
+            </w:r>
+            <w:r>
+              <w:rPr>
+                <w:noProof/>
+                <w:webHidden/>
+              </w:rPr>
+              <w:instrText xml:space="preserve"> PAGEREF _Toc230528241 \h </w:instrText>
+            </w:r>
+            <w:r>
+              <w:rPr>
+                <w:noProof/>
+                <w:webHidden/>
+              </w:rPr>
+            </w:r>
+            <w:r>
+              <w:rPr>
+                <w:noProof/>
+                <w:webHidden/>
+              </w:rPr>
+              <w:fldChar w:fldCharType="separate"/>
+            </w:r>
+            <w:r>
+              <w:rPr>
+                <w:noProof/>
+                <w:webHidden/>
+              </w:rPr>
+              <w:t>26</w:t>
+            </w:r>
+            <w:r>
+              <w:rPr>
+                <w:noProof/>
+                <w:webHidden/>
+              </w:rPr>
+              <w:fldChar w:fldCharType="end"/>
+            </w:r>
+          </w:hyperlink>
+        </w:p>
+        <w:p>
+          <w:pPr>
+            <w:pStyle w:val="Spistreci1"/>
+            <w:tabs>
+              <w:tab w:val="right" w:leader="dot" w:pos="9016"/>
+            </w:tabs>
+            <w:rPr>
+              <w:rFonts w:asciiTheme="minorHAnsi" w:eastAsiaTheme="minorEastAsia" w:hAnsiTheme="minorHAnsi"/>
+              <w:noProof/>
+              <w:kern w:val="2"/>
+              <w:sz w:val="24"/>
+              <w:lang w:eastAsia="pl-PL"/>
+              <w14:ligatures w14:val="standardContextual"/>
+            </w:rPr>
+          </w:pPr>
+          <w:hyperlink w:anchor="_Toc230528242" w:history="1">
+            <w:r>
+              <w:rPr>
+                <w:rStyle w:val="Hipercze"/>
+                <w:noProof/>
+              </w:rPr>
+              <w:t>Rozdział 6. Projektowanie interfejsu użytkownika</w:t>
+            </w:r>
+            <w:r>
+              <w:rPr>
+                <w:noProof/>
+                <w:webHidden/>
+              </w:rPr>
+              <w:tab/>
+            </w:r>
+            <w:r>
+              <w:rPr>
+                <w:noProof/>
+                <w:webHidden/>
+              </w:rPr>
+              <w:fldChar w:fldCharType="begin"/>
+            </w:r>
+            <w:r>
+              <w:rPr>
+                <w:noProof/>
+                <w:webHidden/>
+              </w:rPr>
+              <w:instrText xml:space="preserve"> PAGEREF _Toc230528242 \h </w:instrText>
+            </w:r>
+            <w:r>
+              <w:rPr>
+                <w:noProof/>
+                <w:webHidden/>
+              </w:rPr>
+            </w:r>
+            <w:r>
+              <w:rPr>
+                <w:noProof/>
+                <w:webHidden/>
+              </w:rPr>
+              <w:fldChar w:fldCharType="separate"/>
+            </w:r>
+            <w:r>
+              <w:rPr>
+                <w:noProof/>
+                <w:webHidden/>
+              </w:rPr>
+              <w:t>26</w:t>
+            </w:r>
+            <w:r>
+              <w:rPr>
+                <w:noProof/>
+                <w:webHidden/>
+              </w:rPr>
+              <w:fldChar w:fldCharType="end"/>
+            </w:r>
+          </w:hyperlink>
+        </w:p>
+        <w:p>
+          <w:pPr>
+            <w:pStyle w:val="Spistreci2"/>
+            <w:tabs>
+              <w:tab w:val="right" w:leader="dot" w:pos="9016"/>
+            </w:tabs>
+            <w:rPr>
+              <w:rFonts w:asciiTheme="minorHAnsi" w:eastAsiaTheme="minorEastAsia" w:hAnsiTheme="minorHAnsi"/>
+              <w:noProof/>
+              <w:kern w:val="2"/>
+              <w:sz w:val="24"/>
+              <w:lang w:eastAsia="pl-PL"/>
+              <w14:ligatures w14:val="standardContextual"/>
+            </w:rPr>
+          </w:pPr>
+          <w:hyperlink w:anchor="_Toc230528243" w:history="1">
+            <w:r>
+              <w:rPr>
+                <w:rStyle w:val="Hipercze"/>
+                <w:noProof/>
+              </w:rPr>
+              <w:t>6.1. Charakterystyka interfejsu i nawigacja</w:t>
+            </w:r>
+            <w:r>
+              <w:rPr>
+                <w:noProof/>
+                <w:webHidden/>
+              </w:rPr>
+              <w:tab/>
+            </w:r>
+            <w:r>
+              <w:rPr>
+                <w:noProof/>
+                <w:webHidden/>
+              </w:rPr>
+              <w:fldChar w:fldCharType="begin"/>
+            </w:r>
+            <w:r>
+              <w:rPr>
+                <w:noProof/>
+                <w:webHidden/>
+              </w:rPr>
+              <w:instrText xml:space="preserve"> PAGEREF _Toc230528243 \h </w:instrText>
+            </w:r>
+            <w:r>
+              <w:rPr>
+                <w:noProof/>
+                <w:webHidden/>
+              </w:rPr>
+            </w:r>
+            <w:r>
+              <w:rPr>
+                <w:noProof/>
+                <w:webHidden/>
+              </w:rPr>
+              <w:fldChar w:fldCharType="separate"/>
+            </w:r>
+            <w:r>
+              <w:rPr>
+                <w:noProof/>
+                <w:webHidden/>
+              </w:rPr>
+              <w:t>26</w:t>
+            </w:r>
+            <w:r>
+              <w:rPr>
+                <w:noProof/>
+                <w:webHidden/>
+              </w:rPr>
+              <w:fldChar w:fldCharType="end"/>
+            </w:r>
+          </w:hyperlink>
+        </w:p>
+        <w:p>
+          <w:pPr>
+            <w:pStyle w:val="Spistreci2"/>
+            <w:tabs>
+              <w:tab w:val="right" w:leader="dot" w:pos="9016"/>
+            </w:tabs>
+            <w:rPr>
+              <w:rFonts w:asciiTheme="minorHAnsi" w:eastAsiaTheme="minorEastAsia" w:hAnsiTheme="minorHAnsi"/>
+              <w:noProof/>
+              <w:kern w:val="2"/>
+              <w:sz w:val="24"/>
+              <w:lang w:eastAsia="pl-PL"/>
+              <w14:ligatures w14:val="standardContextual"/>
+            </w:rPr>
+          </w:pPr>
+          <w:hyperlink w:anchor="_Toc230528244" w:history="1">
+            <w:r>
+              <w:rPr>
+                <w:rStyle w:val="Hipercze"/>
+                <w:noProof/>
+              </w:rPr>
+              <w:t>6.2. Projekty wybranych interfejsów i formularzy procesowych</w:t>
+            </w:r>
+            <w:r>
+              <w:rPr>
+                <w:noProof/>
+                <w:webHidden/>
+              </w:rPr>
+              <w:tab/>
+            </w:r>
+            <w:r>
+              <w:rPr>
+                <w:noProof/>
+                <w:webHidden/>
+              </w:rPr>
+              <w:fldChar w:fldCharType="begin"/>
+            </w:r>
+            <w:r>
+              <w:rPr>
+                <w:noProof/>
+                <w:webHidden/>
+              </w:rPr>
+              <w:instrText xml:space="preserve"> PAGEREF _Toc230528244 \h </w:instrText>
+            </w:r>
+            <w:r>
+              <w:rPr>
+                <w:noProof/>
+                <w:webHidden/>
+              </w:rPr>
+            </w:r>
+            <w:r>
+              <w:rPr>
+                <w:noProof/>
+                <w:webHidden/>
+              </w:rPr>
+              <w:fldChar w:fldCharType="separate"/>
+            </w:r>
+            <w:r>
+              <w:rPr>
+                <w:noProof/>
+                <w:webHidden/>
+              </w:rPr>
+              <w:t>27</w:t>
+            </w:r>
+            <w:r>
+              <w:rPr>
+                <w:noProof/>
+                <w:webHidden/>
+              </w:rPr>
+              <w:fldChar w:fldCharType="end"/>
+            </w:r>
+          </w:hyperlink>
+        </w:p>
+        <w:p>
+          <w:pPr>
+            <w:pStyle w:val="Spistreci2"/>
+            <w:tabs>
+              <w:tab w:val="right" w:leader="dot" w:pos="9016"/>
+            </w:tabs>
+            <w:rPr>
+              <w:rFonts w:asciiTheme="minorHAnsi" w:eastAsiaTheme="minorEastAsia" w:hAnsiTheme="minorHAnsi"/>
+              <w:noProof/>
+              <w:kern w:val="2"/>
+              <w:sz w:val="24"/>
+              <w:lang w:eastAsia="pl-PL"/>
+              <w14:ligatures w14:val="standardContextual"/>
+            </w:rPr>
+          </w:pPr>
+          <w:hyperlink w:anchor="_Toc230528245" w:history="1">
+            <w:r>
+              <w:rPr>
+                <w:rStyle w:val="Hipercze"/>
+                <w:noProof/>
+              </w:rPr>
+              <w:t>6.3. Podsumowanie rozdziału</w:t>
+            </w:r>
+            <w:r>
+              <w:rPr>
+                <w:noProof/>
+                <w:webHidden/>
+              </w:rPr>
+              <w:tab/>
+            </w:r>
+            <w:r>
+              <w:rPr>
+                <w:noProof/>
+                <w:webHidden/>
+              </w:rPr>
+              <w:fldChar w:fldCharType="begin"/>
+            </w:r>
+            <w:r>
+              <w:rPr>
+                <w:noProof/>
+                <w:webHidden/>
+              </w:rPr>
+              <w:instrText xml:space="preserve"> PAGEREF _Toc230528245 \h </w:instrText>
+            </w:r>
+            <w:r>
+              <w:rPr>
+                <w:noProof/>
+                <w:webHidden/>
+              </w:rPr>
+            </w:r>
+            <w:r>
+              <w:rPr>
+                <w:noProof/>
+                <w:webHidden/>
+              </w:rPr>
+              <w:fldChar w:fldCharType="separate"/>
+            </w:r>
+            <w:r>
+              <w:rPr>
+                <w:noProof/>
+                <w:webHidden/>
+              </w:rPr>
+              <w:t>27</w:t>
+            </w:r>
+            <w:r>
+              <w:rPr>
+                <w:noProof/>
+                <w:webHidden/>
+              </w:rPr>
+              <w:fldChar w:fldCharType="end"/>
+            </w:r>
+          </w:hyperlink>
+        </w:p>
+        <w:p>
+          <w:pPr>
+            <w:pStyle w:val="Spistreci1"/>
+            <w:tabs>
+              <w:tab w:val="right" w:leader="dot" w:pos="9016"/>
+            </w:tabs>
+            <w:rPr>
+              <w:rFonts w:asciiTheme="minorHAnsi" w:eastAsiaTheme="minorEastAsia" w:hAnsiTheme="minorHAnsi"/>
+              <w:noProof/>
+              <w:kern w:val="2"/>
+              <w:sz w:val="24"/>
+              <w:lang w:eastAsia="pl-PL"/>
+              <w14:ligatures w14:val="standardContextual"/>
+            </w:rPr>
+          </w:pPr>
+          <w:hyperlink w:anchor="_Toc230528246" w:history="1">
+            <w:r>
+              <w:rPr>
+                <w:rStyle w:val="Hipercze"/>
+                <w:noProof/>
+              </w:rPr>
+              <w:t>Rozdział 7. Praca zespołowa</w:t>
+            </w:r>
+            <w:r>
+              <w:rPr>
+                <w:noProof/>
+                <w:webHidden/>
+              </w:rPr>
+              <w:tab/>
+            </w:r>
+            <w:r>
+              <w:rPr>
+                <w:noProof/>
+                <w:webHidden/>
+              </w:rPr>
+              <w:fldChar w:fldCharType="begin"/>
+            </w:r>
+            <w:r>
+              <w:rPr>
+                <w:noProof/>
+                <w:webHidden/>
+              </w:rPr>
+              <w:instrText xml:space="preserve"> PAGEREF _Toc230528246 \h </w:instrText>
+            </w:r>
+            <w:r>
+              <w:rPr>
+                <w:noProof/>
+                <w:webHidden/>
+              </w:rPr>
+            </w:r>
+            <w:r>
+              <w:rPr>
+                <w:noProof/>
+                <w:webHidden/>
+              </w:rPr>
+              <w:fldChar w:fldCharType="separate"/>
+            </w:r>
+            <w:r>
+              <w:rPr>
+                <w:noProof/>
+                <w:webHidden/>
+              </w:rPr>
+              <w:t>28</w:t>
+            </w:r>
+            <w:r>
+              <w:rPr>
+                <w:noProof/>
+                <w:webHidden/>
+              </w:rPr>
+              <w:fldChar w:fldCharType="end"/>
+            </w:r>
+          </w:hyperlink>
+        </w:p>
+        <w:p>
+          <w:pPr>
+            <w:pStyle w:val="Spistreci2"/>
+            <w:tabs>
+              <w:tab w:val="right" w:leader="dot" w:pos="9016"/>
+            </w:tabs>
+            <w:rPr>
+              <w:rFonts w:asciiTheme="minorHAnsi" w:eastAsiaTheme="minorEastAsia" w:hAnsiTheme="minorHAnsi"/>
+              <w:noProof/>
+              <w:kern w:val="2"/>
+              <w:sz w:val="24"/>
+              <w:lang w:eastAsia="pl-PL"/>
+              <w14:ligatures w14:val="standardContextual"/>
+            </w:rPr>
+          </w:pPr>
+          <w:hyperlink w:anchor="_Toc230528247" w:history="1">
+            <w:r>
+              <w:rPr>
+                <w:rStyle w:val="Hipercze"/>
+                <w:noProof/>
+              </w:rPr>
+              <w:t>7.1. Wykaz podziału prac</w:t>
+            </w:r>
+            <w:r>
+              <w:rPr>
+                <w:noProof/>
+                <w:webHidden/>
+              </w:rPr>
+              <w:tab/>
+            </w:r>
+            <w:r>
+              <w:rPr>
+                <w:noProof/>
+                <w:webHidden/>
+              </w:rPr>
+              <w:fldChar w:fldCharType="begin"/>
+            </w:r>
+            <w:r>
+              <w:rPr>
+                <w:noProof/>
+                <w:webHidden/>
+              </w:rPr>
+              <w:instrText xml:space="preserve"> PAGEREF _Toc230528247 \h </w:instrText>
+            </w:r>
+            <w:r>
+              <w:rPr>
+                <w:noProof/>
+                <w:webHidden/>
+              </w:rPr>
+            </w:r>
+            <w:r>
+              <w:rPr>
+                <w:noProof/>
+                <w:webHidden/>
+              </w:rPr>
+              <w:fldChar w:fldCharType="separate"/>
+            </w:r>
+            <w:r>
+              <w:rPr>
+                <w:noProof/>
+                <w:webHidden/>
+              </w:rPr>
+              <w:t>28</w:t>
+            </w:r>
+            <w:r>
+              <w:rPr>
+                <w:noProof/>
+                <w:webHidden/>
+              </w:rPr>
+              <w:fldChar w:fldCharType="end"/>
+            </w:r>
+          </w:hyperlink>
+        </w:p>
+        <w:p>
+          <w:pPr>
+            <w:pStyle w:val="Spistreci2"/>
+            <w:tabs>
+              <w:tab w:val="right" w:leader="dot" w:pos="9016"/>
+            </w:tabs>
+            <w:rPr>
+              <w:rFonts w:asciiTheme="minorHAnsi" w:eastAsiaTheme="minorEastAsia" w:hAnsiTheme="minorHAnsi"/>
+              <w:noProof/>
+              <w:kern w:val="2"/>
+              <w:sz w:val="24"/>
+              <w:lang w:eastAsia="pl-PL"/>
+              <w14:ligatures w14:val="standardContextual"/>
+            </w:rPr>
+          </w:pPr>
+          <w:hyperlink w:anchor="_Toc230528248" w:history="1">
+            <w:r>
+              <w:rPr>
+                <w:rStyle w:val="Hipercze"/>
+                <w:noProof/>
+              </w:rPr>
+              <w:t>7.2. Stosowane narzędzia i środowiska pracy</w:t>
+            </w:r>
+            <w:r>
+              <w:rPr>
+                <w:noProof/>
+                <w:webHidden/>
+              </w:rPr>
+              <w:tab/>
+            </w:r>
+            <w:r>
+              <w:rPr>
+                <w:noProof/>
+                <w:webHidden/>
+              </w:rPr>
+              <w:fldChar w:fldCharType="begin"/>
+            </w:r>
+            <w:r>
+              <w:rPr>
+                <w:noProof/>
+                <w:webHidden/>
+              </w:rPr>
+              <w:instrText xml:space="preserve"> PAGEREF _Toc230528248 \h </w:instrText>
+            </w:r>
+            <w:r>
+              <w:rPr>
+                <w:noProof/>
+                <w:webHidden/>
+              </w:rPr>
+            </w:r>
+            <w:r>
+              <w:rPr>
+                <w:noProof/>
+                <w:webHidden/>
+              </w:rPr>
+              <w:fldChar w:fldCharType="separate"/>
+            </w:r>
+            <w:r>
+              <w:rPr>
+                <w:noProof/>
+                <w:webHidden/>
+              </w:rPr>
+              <w:t>28</w:t>
+            </w:r>
+            <w:r>
+              <w:rPr>
+                <w:noProof/>
+                <w:webHidden/>
+              </w:rPr>
+              <w:fldChar w:fldCharType="end"/>
+            </w:r>
+          </w:hyperlink>
+        </w:p>
+        <w:p>
+          <w:pPr>
+            <w:pStyle w:val="Spistreci2"/>
+            <w:tabs>
+              <w:tab w:val="right" w:leader="dot" w:pos="9016"/>
+            </w:tabs>
+            <w:rPr>
+              <w:rFonts w:asciiTheme="minorHAnsi" w:eastAsiaTheme="minorEastAsia" w:hAnsiTheme="minorHAnsi"/>
+              <w:noProof/>
+              <w:kern w:val="2"/>
+              <w:sz w:val="24"/>
+              <w:lang w:eastAsia="pl-PL"/>
+              <w14:ligatures w14:val="standardContextual"/>
+            </w:rPr>
+          </w:pPr>
+          <w:hyperlink w:anchor="_Toc230528249" w:history="1">
+            <w:r>
+              <w:rPr>
+                <w:rStyle w:val="Hipercze"/>
+                <w:noProof/>
+              </w:rPr>
+              <w:t>7.3. Uwagi i wnioski z realizacji projektu</w:t>
+            </w:r>
+            <w:r>
+              <w:rPr>
+                <w:noProof/>
+                <w:webHidden/>
+              </w:rPr>
+              <w:tab/>
+            </w:r>
+            <w:r>
+              <w:rPr>
+                <w:noProof/>
+                <w:webHidden/>
+              </w:rPr>
+              <w:fldChar w:fldCharType="begin"/>
+            </w:r>
+            <w:r>
+              <w:rPr>
+                <w:noProof/>
+                <w:webHidden/>
+              </w:rPr>
+              <w:instrText xml:space="preserve"> PAGEREF _Toc230528249 \h </w:instrText>
+            </w:r>
+            <w:r>
+              <w:rPr>
+                <w:noProof/>
+                <w:webHidden/>
+              </w:rPr>
+            </w:r>
+            <w:r>
+              <w:rPr>
+                <w:noProof/>
+                <w:webHidden/>
+              </w:rPr>
+              <w:fldChar w:fldCharType="separate"/>
+            </w:r>
+            <w:r>
+              <w:rPr>
+                <w:noProof/>
+                <w:webHidden/>
+              </w:rPr>
+              <w:t>29</w:t>
+            </w:r>
+            <w:r>
+              <w:rPr>
+                <w:noProof/>
+                <w:webHidden/>
+              </w:rPr>
+              <w:fldChar w:fldCharType="end"/>
+            </w:r>
+          </w:hyperlink>
+        </w:p>
+        <w:p>
+          <w:r>
+            <w:rPr>
+              <w:b/>
+              <w:bCs/>
+            </w:rPr>
+            <w:fldChar w:fldCharType="end"/>
+          </w:r>
+        </w:p>
+      </w:sdtContent>
+    </w:sdt>
     <w:p>
       <w:pPr>
         <w:rPr>
@@ -656,23 +4143,18 @@
           <w:docGrid w:linePitch="360"/>
         </w:sectPr>
       </w:pPr>
-      <w:r>
-        <w:rPr>
-          <w:rFonts w:eastAsiaTheme="minorEastAsia"/>
-        </w:rPr>
-        <w:lastRenderedPageBreak/>
-        <w:t>Tu będzie spis treści ….</w:t>
-      </w:r>
     </w:p>
     <w:p>
       <w:pPr>
         <w:pStyle w:val="Nagwek1"/>
         <w:jc w:val="center"/>
       </w:pPr>
+      <w:bookmarkStart w:id="0" w:name="_Toc230528203"/>
       <w:r>
         <w:lastRenderedPageBreak/>
         <w:t>Rozdział 1. Analiza biznesowa</w:t>
       </w:r>
+      <w:bookmarkEnd w:id="0"/>
     </w:p>
     <w:p>
       <w:pPr>
@@ -681,12 +4163,14 @@
           <w:szCs w:val="24"/>
         </w:rPr>
       </w:pPr>
+      <w:bookmarkStart w:id="1" w:name="_Toc230528204"/>
       <w:r>
         <w:rPr>
           <w:szCs w:val="24"/>
         </w:rPr>
         <w:t>1.1. Wstęp i opis organizacji</w:t>
       </w:r>
+      <w:bookmarkEnd w:id="1"/>
     </w:p>
     <w:p>
       <w:r>
@@ -721,12 +4205,14 @@
       <w:pPr>
         <w:pStyle w:val="Nagwek2"/>
       </w:pPr>
+      <w:bookmarkStart w:id="2" w:name="_Toc230528205"/>
       <w:r>
         <w:t xml:space="preserve">1.2. </w:t>
       </w:r>
       <w:r>
         <w:t>Kontekst dziedziny problemowej</w:t>
       </w:r>
+      <w:bookmarkEnd w:id="2"/>
     </w:p>
     <w:p>
       <w:pPr>
@@ -745,12 +4231,14 @@
       <w:pPr>
         <w:pStyle w:val="Nagwek2"/>
       </w:pPr>
+      <w:bookmarkStart w:id="3" w:name="_Toc230528206"/>
       <w:r>
         <w:t xml:space="preserve">1.3. </w:t>
       </w:r>
       <w:r>
         <w:t>Regulacje prawne</w:t>
       </w:r>
+      <w:bookmarkEnd w:id="3"/>
     </w:p>
     <w:p>
       <w:pPr>
@@ -862,12 +4350,14 @@
       <w:pPr>
         <w:pStyle w:val="Nagwek2"/>
       </w:pPr>
+      <w:bookmarkStart w:id="4" w:name="_Toc230528207"/>
       <w:r>
         <w:t xml:space="preserve">1.4. </w:t>
       </w:r>
       <w:r>
         <w:t>Procesy i aktorzy biznesowi</w:t>
       </w:r>
+      <w:bookmarkEnd w:id="4"/>
     </w:p>
     <w:tbl>
       <w:tblPr>
@@ -1516,6 +5006,7 @@
       <w:pPr>
         <w:pStyle w:val="Nagwek2"/>
       </w:pPr>
+      <w:bookmarkStart w:id="5" w:name="_Toc230528208"/>
       <w:r>
         <w:t xml:space="preserve">1.5. </w:t>
       </w:r>
@@ -1525,6 +5016,7 @@
       <w:r>
         <w:t xml:space="preserve"> pojęć</w:t>
       </w:r>
+      <w:bookmarkEnd w:id="5"/>
       <w:r>
         <w:t xml:space="preserve"> </w:t>
       </w:r>
@@ -1721,9 +5213,11 @@
       <w:pPr>
         <w:pStyle w:val="Nagwek2"/>
       </w:pPr>
+      <w:bookmarkStart w:id="6" w:name="_Toc230528209"/>
       <w:r>
         <w:t>1.6. Biznesowy kontekst systemu</w:t>
       </w:r>
+      <w:bookmarkEnd w:id="6"/>
     </w:p>
     <w:p>
       <w:pPr>
@@ -1763,7 +5257,7 @@
                     </pic:cNvPicPr>
                   </pic:nvPicPr>
                   <pic:blipFill>
-                    <a:blip r:embed="rId9">
+                    <a:blip r:embed="rId10">
                       <a:extLst>
                         <a:ext uri="{28A0092B-C50C-407E-A947-70E740481C1C}">
                           <a14:useLocalDpi xmlns:a14="http://schemas.microsoft.com/office/drawing/2010/main" val="0"/>
@@ -2003,10 +5497,12 @@
       <w:pPr>
         <w:pStyle w:val="Nagwek2"/>
       </w:pPr>
+      <w:bookmarkStart w:id="7" w:name="_Toc230528210"/>
       <w:r>
         <w:lastRenderedPageBreak/>
         <w:t>1.7. Podsumowanie i wnioski</w:t>
       </w:r>
+      <w:bookmarkEnd w:id="7"/>
     </w:p>
     <w:p>
       <w:r>
@@ -2019,18 +5515,22 @@
         <w:pStyle w:val="Styl1"/>
         <w:jc w:val="center"/>
       </w:pPr>
+      <w:bookmarkStart w:id="8" w:name="_Toc230528211"/>
       <w:r>
         <w:t>Rozdział 2. Analiza wymagań na SI</w:t>
       </w:r>
+      <w:bookmarkEnd w:id="8"/>
     </w:p>
     <w:p/>
     <w:p>
       <w:pPr>
         <w:pStyle w:val="Nagwek2"/>
       </w:pPr>
+      <w:bookmarkStart w:id="9" w:name="_Toc230528212"/>
       <w:r>
         <w:t>2.1. Wstęp i cel systemu</w:t>
       </w:r>
+      <w:bookmarkEnd w:id="9"/>
     </w:p>
     <w:p>
       <w:r>
@@ -2220,27 +5720,13 @@
         </w:rPr>
         <w:t xml:space="preserve">Strona domowa projektu: </w:t>
       </w:r>
-      <w:hyperlink r:id="rId10" w:history="1">
+      <w:hyperlink r:id="rId11" w:history="1">
         <w:r>
           <w:rPr>
             <w:rStyle w:val="Hipercze"/>
             <w:rFonts w:eastAsiaTheme="minorEastAsia"/>
           </w:rPr>
-          <w:t>https://github.com/r0j3vskyy/turboro</w:t>
-        </w:r>
-        <w:r>
-          <w:rPr>
-            <w:rStyle w:val="Hipercze"/>
-            <w:rFonts w:eastAsiaTheme="minorEastAsia"/>
-          </w:rPr>
-          <w:t>w</w:t>
-        </w:r>
-        <w:r>
-          <w:rPr>
-            <w:rStyle w:val="Hipercze"/>
-            <w:rFonts w:eastAsiaTheme="minorEastAsia"/>
-          </w:rPr>
-          <w:t>er-project</w:t>
+          <w:t>https://github.com/r0j3vskyy/turborower-project</w:t>
         </w:r>
       </w:hyperlink>
     </w:p>
@@ -2248,6 +5734,7 @@
       <w:pPr>
         <w:pStyle w:val="Nagwek2"/>
       </w:pPr>
+      <w:bookmarkStart w:id="10" w:name="_Toc230528213"/>
       <w:r>
         <w:t>2.2</w:t>
       </w:r>
@@ -2257,6 +5744,7 @@
       <w:r>
         <w:t xml:space="preserve"> Wymagania funkcjonalne</w:t>
       </w:r>
+      <w:bookmarkEnd w:id="10"/>
     </w:p>
     <w:p>
       <w:r>
@@ -2391,6 +5879,7 @@
       <w:pPr>
         <w:pStyle w:val="Nagwek2"/>
       </w:pPr>
+      <w:bookmarkStart w:id="11" w:name="_Toc230528214"/>
       <w:r>
         <w:lastRenderedPageBreak/>
         <w:t>2.</w:t>
@@ -2404,6 +5893,7 @@
       <w:r>
         <w:t>Kontekstowy Diagram Przypadków Użycia</w:t>
       </w:r>
+      <w:bookmarkEnd w:id="11"/>
     </w:p>
     <w:p>
       <w:pPr>
@@ -2685,24 +6175,14 @@
                             <w:r>
                               <w:t xml:space="preserve">Diagram </w:t>
                             </w:r>
-                            <w:r>
-                              <w:fldChar w:fldCharType="begin"/>
-                            </w:r>
-                            <w:r>
-                              <w:instrText xml:space="preserve"> SEQ Diagram \* ARABIC </w:instrText>
-                            </w:r>
-                            <w:r>
-                              <w:fldChar w:fldCharType="separate"/>
-                            </w:r>
-                            <w:r>
-                              <w:rPr>
-                                <w:noProof/>
-                              </w:rPr>
-                              <w:t>2</w:t>
-                            </w:r>
-                            <w:r>
-                              <w:fldChar w:fldCharType="end"/>
-                            </w:r>
+                            <w:fldSimple w:instr=" SEQ Diagram \* ARABIC ">
+                              <w:r>
+                                <w:rPr>
+                                  <w:noProof/>
+                                </w:rPr>
+                                <w:t>2</w:t>
+                              </w:r>
+                            </w:fldSimple>
                             <w:r>
                               <w:t>. Kontekstowy diagram przypadków użycia systemu TurboRower</w:t>
                             </w:r>
@@ -2745,24 +6225,14 @@
                       <w:r>
                         <w:t xml:space="preserve">Diagram </w:t>
                       </w:r>
-                      <w:r>
-                        <w:fldChar w:fldCharType="begin"/>
-                      </w:r>
-                      <w:r>
-                        <w:instrText xml:space="preserve"> SEQ Diagram \* ARABIC </w:instrText>
-                      </w:r>
-                      <w:r>
-                        <w:fldChar w:fldCharType="separate"/>
-                      </w:r>
-                      <w:r>
-                        <w:rPr>
-                          <w:noProof/>
-                        </w:rPr>
-                        <w:t>2</w:t>
-                      </w:r>
-                      <w:r>
-                        <w:fldChar w:fldCharType="end"/>
-                      </w:r>
+                      <w:fldSimple w:instr=" SEQ Diagram \* ARABIC ">
+                        <w:r>
+                          <w:rPr>
+                            <w:noProof/>
+                          </w:rPr>
+                          <w:t>2</w:t>
+                        </w:r>
+                      </w:fldSimple>
                       <w:r>
                         <w:t>. Kontekstowy diagram przypadków użycia systemu TurboRower</w:t>
                       </w:r>
@@ -2808,7 +6278,7 @@
                     </pic:cNvPicPr>
                   </pic:nvPicPr>
                   <pic:blipFill>
-                    <a:blip r:embed="rId11">
+                    <a:blip r:embed="rId12">
                       <a:extLst>
                         <a:ext uri="{28A0092B-C50C-407E-A947-70E740481C1C}">
                           <a14:useLocalDpi xmlns:a14="http://schemas.microsoft.com/office/drawing/2010/main" val="0"/>
@@ -2873,18 +6343,14 @@
       <w:pPr>
         <w:pStyle w:val="Nagwek2"/>
       </w:pPr>
-      <w:r>
-        <w:t>2.</w:t>
-      </w:r>
-      <w:r>
-        <w:t>4</w:t>
-      </w:r>
-      <w:r>
-        <w:t xml:space="preserve">. </w:t>
+      <w:bookmarkStart w:id="12" w:name="_Toc230528215"/>
+      <w:r>
+        <w:t xml:space="preserve">2.4. </w:t>
       </w:r>
       <w:r>
         <w:t>Wymagania jakościowe:</w:t>
       </w:r>
+      <w:bookmarkEnd w:id="12"/>
     </w:p>
     <w:p>
       <w:pPr>
@@ -3118,6 +6584,7 @@
       <w:pPr>
         <w:pStyle w:val="Nagwek2"/>
       </w:pPr>
+      <w:bookmarkStart w:id="13" w:name="_Toc230528216"/>
       <w:r>
         <w:t>2.</w:t>
       </w:r>
@@ -3133,6 +6600,7 @@
       <w:r>
         <w:t>:</w:t>
       </w:r>
+      <w:bookmarkEnd w:id="13"/>
     </w:p>
     <w:p>
       <w:pPr>
@@ -3252,6 +6720,7 @@
       <w:pPr>
         <w:pStyle w:val="Nagwek2"/>
       </w:pPr>
+      <w:bookmarkStart w:id="14" w:name="_Toc230528217"/>
       <w:r>
         <w:t>2.</w:t>
       </w:r>
@@ -3261,6 +6730,7 @@
       <w:r>
         <w:t>. Systemowy słownik danych</w:t>
       </w:r>
+      <w:bookmarkEnd w:id="14"/>
     </w:p>
     <w:p>
       <w:pPr>
@@ -3804,9 +7274,11 @@
       <w:pPr>
         <w:pStyle w:val="Nagwek2"/>
       </w:pPr>
+      <w:bookmarkStart w:id="15" w:name="_Toc230528218"/>
       <w:r>
         <w:t>2.7. Podsumowanie rozdziału</w:t>
       </w:r>
+      <w:bookmarkEnd w:id="15"/>
     </w:p>
     <w:p>
       <w:pPr>
@@ -3869,6 +7341,7 @@
         <w:pStyle w:val="Nagwek1"/>
         <w:jc w:val="center"/>
       </w:pPr>
+      <w:bookmarkStart w:id="16" w:name="_Toc230528219"/>
       <w:r>
         <w:lastRenderedPageBreak/>
         <w:t xml:space="preserve">Rozdział 3. Analiza funkcjonalna </w:t>
@@ -3876,11 +7349,13 @@
       <w:r>
         <w:t>i modelowanie analityczne SI</w:t>
       </w:r>
+      <w:bookmarkEnd w:id="16"/>
     </w:p>
     <w:p>
       <w:pPr>
         <w:pStyle w:val="Nagwek2"/>
       </w:pPr>
+      <w:bookmarkStart w:id="17" w:name="_Toc230528220"/>
       <w:r>
         <w:t xml:space="preserve">3.1. </w:t>
       </w:r>
@@ -3890,6 +7365,7 @@
       <w:r>
         <w:t>Systemowy Diagram Przypadków Użycia</w:t>
       </w:r>
+      <w:bookmarkEnd w:id="17"/>
     </w:p>
     <w:p>
       <w:pPr>
@@ -3939,6 +7415,7 @@
       <w:pPr>
         <w:pStyle w:val="Nagwek3"/>
       </w:pPr>
+      <w:bookmarkStart w:id="18" w:name="_Toc230528221"/>
       <w:r>
         <w:rPr>
           <w:noProof/>
@@ -3969,7 +7446,7 @@
                     </pic:cNvPicPr>
                   </pic:nvPicPr>
                   <pic:blipFill>
-                    <a:blip r:embed="rId12">
+                    <a:blip r:embed="rId13">
                       <a:extLst>
                         <a:ext uri="{28A0092B-C50C-407E-A947-70E740481C1C}">
                           <a14:useLocalDpi xmlns:a14="http://schemas.microsoft.com/office/drawing/2010/main" val="0"/>
@@ -4009,6 +7486,7 @@
       <w:r>
         <w:t>3.1.1 Systemowy Diagram Przypadków Użycia</w:t>
       </w:r>
+      <w:bookmarkEnd w:id="18"/>
     </w:p>
     <w:p>
       <w:r>
@@ -4066,24 +7544,14 @@
                             <w:r>
                               <w:t xml:space="preserve">Diagram </w:t>
                             </w:r>
-                            <w:r>
-                              <w:fldChar w:fldCharType="begin"/>
-                            </w:r>
-                            <w:r>
-                              <w:instrText xml:space="preserve"> SEQ Diagram \* ARABIC </w:instrText>
-                            </w:r>
-                            <w:r>
-                              <w:fldChar w:fldCharType="separate"/>
-                            </w:r>
-                            <w:r>
-                              <w:rPr>
-                                <w:noProof/>
-                              </w:rPr>
-                              <w:t>3</w:t>
-                            </w:r>
-                            <w:r>
-                              <w:fldChar w:fldCharType="end"/>
-                            </w:r>
+                            <w:fldSimple w:instr=" SEQ Diagram \* ARABIC ">
+                              <w:r>
+                                <w:rPr>
+                                  <w:noProof/>
+                                </w:rPr>
+                                <w:t>3</w:t>
+                              </w:r>
+                            </w:fldSimple>
                             <w:r>
                               <w:t>.1. Systemowy diagram przypadków użycia systemu TurboRower</w:t>
                             </w:r>
@@ -4127,24 +7595,14 @@
                       <w:r>
                         <w:t xml:space="preserve">Diagram </w:t>
                       </w:r>
-                      <w:r>
-                        <w:fldChar w:fldCharType="begin"/>
-                      </w:r>
-                      <w:r>
-                        <w:instrText xml:space="preserve"> SEQ Diagram \* ARABIC </w:instrText>
-                      </w:r>
-                      <w:r>
-                        <w:fldChar w:fldCharType="separate"/>
-                      </w:r>
-                      <w:r>
-                        <w:rPr>
-                          <w:noProof/>
-                        </w:rPr>
-                        <w:t>3</w:t>
-                      </w:r>
-                      <w:r>
-                        <w:fldChar w:fldCharType="end"/>
-                      </w:r>
+                      <w:fldSimple w:instr=" SEQ Diagram \* ARABIC ">
+                        <w:r>
+                          <w:rPr>
+                            <w:noProof/>
+                          </w:rPr>
+                          <w:t>3</w:t>
+                        </w:r>
+                      </w:fldSimple>
                       <w:r>
                         <w:t>.1. Systemowy diagram przypadków użycia systemu TurboRower</w:t>
                       </w:r>
@@ -4162,6 +7620,7 @@
       <w:pPr>
         <w:pStyle w:val="Nagwek3"/>
       </w:pPr>
+      <w:bookmarkStart w:id="19" w:name="_Toc230528222"/>
       <w:r>
         <w:t xml:space="preserve">3.1.2. </w:t>
       </w:r>
@@ -4174,6 +7633,7 @@
       <w:r>
         <w:t>:</w:t>
       </w:r>
+      <w:bookmarkEnd w:id="19"/>
     </w:p>
     <w:p>
       <w:pPr>
@@ -4621,14 +8081,17 @@
     </w:p>
     <w:p>
       <w:pPr>
-        <w:pStyle w:val="Nagwek1"/>
+        <w:pStyle w:val="Nagwek2"/>
         <w:rPr>
           <w:rStyle w:val="Nagwek1Znak"/>
-        </w:rPr>
-      </w:pPr>
+          <w:sz w:val="24"/>
+        </w:rPr>
+      </w:pPr>
+      <w:bookmarkStart w:id="20" w:name="_Toc230528223"/>
       <w:r>
         <w:rPr>
           <w:rStyle w:val="Nagwek1Znak"/>
+          <w:sz w:val="24"/>
         </w:rPr>
         <w:lastRenderedPageBreak/>
         <w:t>3.2</w:t>
@@ -4636,21 +8099,25 @@
       <w:r>
         <w:rPr>
           <w:rStyle w:val="Nagwek1Znak"/>
+          <w:sz w:val="24"/>
         </w:rPr>
         <w:t xml:space="preserve">. </w:t>
       </w:r>
       <w:r>
         <w:rPr>
           <w:rStyle w:val="Nagwek1Znak"/>
+          <w:sz w:val="24"/>
         </w:rPr>
         <w:t>Szczegółowe scenariusze przypadków użycia i diagramy</w:t>
       </w:r>
       <w:r>
         <w:rPr>
           <w:rStyle w:val="Nagwek1Znak"/>
+          <w:sz w:val="24"/>
         </w:rPr>
         <w:t xml:space="preserve"> poprawności</w:t>
       </w:r>
+      <w:bookmarkEnd w:id="20"/>
     </w:p>
     <w:p>
       <w:pPr>
@@ -4663,8 +8130,6 @@
       </w:pPr>
       <w:r>
         <w:rPr>
-          <w:rStyle w:val="Nagwek1Znak"/>
-          <w:rFonts w:ascii="Calibri" w:hAnsi="Calibri" w:cs="Calibri"/>
           <w:sz w:val="22"/>
           <w:szCs w:val="22"/>
         </w:rPr>
@@ -4676,13 +8141,19 @@
           <w:szCs w:val="20"/>
         </w:rPr>
         <w:br/>
-        <w:t>S(n).1. Nazwa</w:t>
       </w:r>
       <w:r>
         <w:rPr>
           <w:rFonts w:eastAsiaTheme="minorEastAsia" w:cs="Calibri"/>
           <w:szCs w:val="20"/>
         </w:rPr>
+        <w:t>S(n).1. Nazwa</w:t>
+      </w:r>
+      <w:r>
+        <w:rPr>
+          <w:rFonts w:eastAsiaTheme="minorEastAsia" w:cs="Calibri"/>
+          <w:szCs w:val="20"/>
+        </w:rPr>
         <w:br/>
         <w:t>S(n).2. Numer</w:t>
       </w:r>
@@ -4795,12 +8266,14 @@
       <w:pPr>
         <w:pStyle w:val="Nagwek3"/>
       </w:pPr>
+      <w:bookmarkStart w:id="21" w:name="_Toc230528224"/>
       <w:r>
         <w:t xml:space="preserve">3.2.1. </w:t>
       </w:r>
       <w:r>
         <w:t>UC-01: Logowanie / Autoryzacja</w:t>
       </w:r>
+      <w:bookmarkEnd w:id="21"/>
     </w:p>
     <w:tbl>
       <w:tblPr>
@@ -6105,7 +9578,7 @@
           <w:noProof/>
         </w:rPr>
         <w:drawing>
-          <wp:inline distT="0" distB="0" distL="0" distR="0" wp14:anchorId="751F6ADB" wp14:editId="0901C564">
+          <wp:inline distT="0" distB="0" distL="0" distR="0" wp14:anchorId="751F6ADB" wp14:editId="1E08A6C0">
             <wp:extent cx="5721350" cy="2984500"/>
             <wp:effectExtent l="0" t="0" r="0" b="6350"/>
             <wp:docPr id="1442175989" name="Obraz 1"/>
@@ -6122,7 +9595,7 @@
                     </pic:cNvPicPr>
                   </pic:nvPicPr>
                   <pic:blipFill>
-                    <a:blip r:embed="rId13" cstate="print">
+                    <a:blip r:embed="rId14" cstate="print">
                       <a:extLst>
                         <a:ext uri="{28A0092B-C50C-407E-A947-70E740481C1C}">
                           <a14:useLocalDpi xmlns:a14="http://schemas.microsoft.com/office/drawing/2010/main" val="0"/>
@@ -6210,35 +9683,16 @@
                             <w:r>
                               <w:t xml:space="preserve">Diagram </w:t>
                             </w:r>
+                            <w:fldSimple w:instr=" SEQ Diagram \* ARABIC ">
+                              <w:r>
+                                <w:rPr>
+                                  <w:noProof/>
+                                </w:rPr>
+                                <w:t>3</w:t>
+                              </w:r>
+                            </w:fldSimple>
                             <w:r>
-                              <w:fldChar w:fldCharType="begin"/>
-                            </w:r>
-                            <w:r>
-                              <w:instrText xml:space="preserve"> SEQ Diagram \* ARABIC </w:instrText>
-                            </w:r>
-                            <w:r>
-                              <w:fldChar w:fldCharType="separate"/>
-                            </w:r>
-                            <w:r>
-                              <w:rPr>
-                                <w:noProof/>
-                              </w:rPr>
-                              <w:t>3</w:t>
-                            </w:r>
-                            <w:r>
-                              <w:fldChar w:fldCharType="end"/>
-                            </w:r>
-                            <w:r>
-                              <w:t>.</w:t>
-                            </w:r>
-                            <w:r>
-                              <w:t>2</w:t>
-                            </w:r>
-                            <w:r>
-                              <w:t xml:space="preserve">. </w:t>
-                            </w:r>
-                            <w:r>
-                              <w:t>Diagram dla przypadku użycia UC-01 (Logowanie / Autoryzacja).</w:t>
+                              <w:t>.2. Diagram dla przypadku użycia UC-01 (Logowanie / Autoryzacja).</w:t>
                             </w:r>
                           </w:p>
                         </w:txbxContent>
@@ -6280,35 +9734,16 @@
                       <w:r>
                         <w:t xml:space="preserve">Diagram </w:t>
                       </w:r>
+                      <w:fldSimple w:instr=" SEQ Diagram \* ARABIC ">
+                        <w:r>
+                          <w:rPr>
+                            <w:noProof/>
+                          </w:rPr>
+                          <w:t>3</w:t>
+                        </w:r>
+                      </w:fldSimple>
                       <w:r>
-                        <w:fldChar w:fldCharType="begin"/>
-                      </w:r>
-                      <w:r>
-                        <w:instrText xml:space="preserve"> SEQ Diagram \* ARABIC </w:instrText>
-                      </w:r>
-                      <w:r>
-                        <w:fldChar w:fldCharType="separate"/>
-                      </w:r>
-                      <w:r>
-                        <w:rPr>
-                          <w:noProof/>
-                        </w:rPr>
-                        <w:t>3</w:t>
-                      </w:r>
-                      <w:r>
-                        <w:fldChar w:fldCharType="end"/>
-                      </w:r>
-                      <w:r>
-                        <w:t>.</w:t>
-                      </w:r>
-                      <w:r>
-                        <w:t>2</w:t>
-                      </w:r>
-                      <w:r>
-                        <w:t xml:space="preserve">. </w:t>
-                      </w:r>
-                      <w:r>
-                        <w:t>Diagram dla przypadku użycia UC-01 (Logowanie / Autoryzacja).</w:t>
+                        <w:t>.2. Diagram dla przypadku użycia UC-01 (Logowanie / Autoryzacja).</w:t>
                       </w:r>
                     </w:p>
                   </w:txbxContent>
@@ -6324,6 +9759,7 @@
       <w:pPr>
         <w:pStyle w:val="Nagwek3"/>
       </w:pPr>
+      <w:bookmarkStart w:id="22" w:name="_Toc230528225"/>
       <w:r>
         <w:lastRenderedPageBreak/>
         <w:t xml:space="preserve">3.2.2. </w:t>
@@ -6331,6 +9767,7 @@
       <w:r>
         <w:t>UC-02: Rezerwacja pojazdu</w:t>
       </w:r>
+      <w:bookmarkEnd w:id="22"/>
     </w:p>
     <w:tbl>
       <w:tblPr>
@@ -7558,7 +10995,7 @@
                     </pic:cNvPicPr>
                   </pic:nvPicPr>
                   <pic:blipFill>
-                    <a:blip r:embed="rId14">
+                    <a:blip r:embed="rId15">
                       <a:extLst>
                         <a:ext uri="{28A0092B-C50C-407E-A947-70E740481C1C}">
                           <a14:useLocalDpi xmlns:a14="http://schemas.microsoft.com/office/drawing/2010/main" val="0"/>
@@ -7646,35 +11083,16 @@
                             <w:r>
                               <w:t xml:space="preserve">Diagram </w:t>
                             </w:r>
+                            <w:fldSimple w:instr=" SEQ Diagram \* ARABIC ">
+                              <w:r>
+                                <w:rPr>
+                                  <w:noProof/>
+                                </w:rPr>
+                                <w:t>3</w:t>
+                              </w:r>
+                            </w:fldSimple>
                             <w:r>
-                              <w:fldChar w:fldCharType="begin"/>
-                            </w:r>
-                            <w:r>
-                              <w:instrText xml:space="preserve"> SEQ Diagram \* ARABIC </w:instrText>
-                            </w:r>
-                            <w:r>
-                              <w:fldChar w:fldCharType="separate"/>
-                            </w:r>
-                            <w:r>
-                              <w:rPr>
-                                <w:noProof/>
-                              </w:rPr>
-                              <w:t>3</w:t>
-                            </w:r>
-                            <w:r>
-                              <w:fldChar w:fldCharType="end"/>
-                            </w:r>
-                            <w:r>
-                              <w:t>.</w:t>
-                            </w:r>
-                            <w:r>
-                              <w:t>3</w:t>
-                            </w:r>
-                            <w:r>
-                              <w:t xml:space="preserve">. </w:t>
-                            </w:r>
-                            <w:r>
-                              <w:t>Diagram dla przypadku użycia UC-02 (Rezerwacja pojazdu)</w:t>
+                              <w:t>.3. Diagram dla przypadku użycia UC-02 (Rezerwacja pojazdu)</w:t>
                             </w:r>
                           </w:p>
                         </w:txbxContent>
@@ -7716,35 +11134,16 @@
                       <w:r>
                         <w:t xml:space="preserve">Diagram </w:t>
                       </w:r>
+                      <w:fldSimple w:instr=" SEQ Diagram \* ARABIC ">
+                        <w:r>
+                          <w:rPr>
+                            <w:noProof/>
+                          </w:rPr>
+                          <w:t>3</w:t>
+                        </w:r>
+                      </w:fldSimple>
                       <w:r>
-                        <w:fldChar w:fldCharType="begin"/>
-                      </w:r>
-                      <w:r>
-                        <w:instrText xml:space="preserve"> SEQ Diagram \* ARABIC </w:instrText>
-                      </w:r>
-                      <w:r>
-                        <w:fldChar w:fldCharType="separate"/>
-                      </w:r>
-                      <w:r>
-                        <w:rPr>
-                          <w:noProof/>
-                        </w:rPr>
-                        <w:t>3</w:t>
-                      </w:r>
-                      <w:r>
-                        <w:fldChar w:fldCharType="end"/>
-                      </w:r>
-                      <w:r>
-                        <w:t>.</w:t>
-                      </w:r>
-                      <w:r>
-                        <w:t>3</w:t>
-                      </w:r>
-                      <w:r>
-                        <w:t xml:space="preserve">. </w:t>
-                      </w:r>
-                      <w:r>
-                        <w:t>Diagram dla przypadku użycia UC-02 (Rezerwacja pojazdu)</w:t>
+                        <w:t>.3. Diagram dla przypadku użycia UC-02 (Rezerwacja pojazdu)</w:t>
                       </w:r>
                     </w:p>
                   </w:txbxContent>
@@ -7760,12 +11159,14 @@
       <w:pPr>
         <w:pStyle w:val="Nagwek3"/>
       </w:pPr>
+      <w:bookmarkStart w:id="23" w:name="_Toc230528226"/>
       <w:r>
         <w:t xml:space="preserve">3.2.3. </w:t>
       </w:r>
       <w:r>
         <w:t>UC-03: Rozpoczęcie przejazdu</w:t>
       </w:r>
+      <w:bookmarkEnd w:id="23"/>
     </w:p>
     <w:tbl>
       <w:tblPr>
@@ -9024,12 +12425,6 @@
       </w:pPr>
     </w:p>
     <w:p>
-      <w:pPr>
-        <w:rPr>
-          <w:b/>
-          <w:bCs/>
-        </w:rPr>
-      </w:pPr>
       <w:r>
         <w:rPr>
           <w:noProof/>
@@ -9061,7 +12456,7 @@
                     </pic:cNvPicPr>
                   </pic:nvPicPr>
                   <pic:blipFill>
-                    <a:blip r:embed="rId15" cstate="print">
+                    <a:blip r:embed="rId16" cstate="print">
                       <a:extLst>
                         <a:ext uri="{28A0092B-C50C-407E-A947-70E740481C1C}">
                           <a14:useLocalDpi xmlns:a14="http://schemas.microsoft.com/office/drawing/2010/main" val="0"/>
@@ -9099,93 +12494,18 @@
         </w:drawing>
       </w:r>
     </w:p>
-    <w:p>
-      <w:pPr>
-        <w:rPr>
-          <w:b/>
-          <w:bCs/>
-        </w:rPr>
-      </w:pPr>
-    </w:p>
-    <w:p>
-      <w:pPr>
-        <w:rPr>
-          <w:b/>
-          <w:bCs/>
-        </w:rPr>
-      </w:pPr>
-    </w:p>
-    <w:p>
-      <w:pPr>
-        <w:rPr>
-          <w:b/>
-          <w:bCs/>
-        </w:rPr>
-      </w:pPr>
-    </w:p>
+    <w:p/>
+    <w:p/>
+    <w:p/>
+    <w:p/>
+    <w:p/>
+    <w:p/>
+    <w:p/>
+    <w:p/>
+    <w:p/>
+    <w:p/>
     <w:p/>
     <w:p>
-      <w:pPr>
-        <w:pStyle w:val="Nagwek2"/>
-        <w:rPr>
-          <w:b/>
-          <w:bCs/>
-        </w:rPr>
-      </w:pPr>
-    </w:p>
-    <w:p>
-      <w:pPr>
-        <w:pStyle w:val="Nagwek2"/>
-        <w:rPr>
-          <w:b/>
-          <w:bCs/>
-        </w:rPr>
-      </w:pPr>
-    </w:p>
-    <w:p>
-      <w:pPr>
-        <w:pStyle w:val="Nagwek2"/>
-        <w:rPr>
-          <w:b/>
-          <w:bCs/>
-        </w:rPr>
-      </w:pPr>
-    </w:p>
-    <w:p>
-      <w:pPr>
-        <w:pStyle w:val="Nagwek2"/>
-        <w:rPr>
-          <w:b/>
-          <w:bCs/>
-        </w:rPr>
-      </w:pPr>
-    </w:p>
-    <w:p>
-      <w:pPr>
-        <w:pStyle w:val="Nagwek2"/>
-        <w:rPr>
-          <w:b/>
-          <w:bCs/>
-        </w:rPr>
-      </w:pPr>
-    </w:p>
-    <w:p>
-      <w:pPr>
-        <w:pStyle w:val="Nagwek2"/>
-        <w:rPr>
-          <w:b/>
-          <w:bCs/>
-        </w:rPr>
-      </w:pPr>
-    </w:p>
-    <w:p>
-      <w:pPr>
-        <w:pStyle w:val="Nagwek2"/>
-        <w:rPr>
-          <w:b/>
-          <w:bCs/>
-        </w:rPr>
-      </w:pPr>
       <w:r>
         <w:rPr>
           <w:noProof/>
@@ -9241,35 +12561,16 @@
                             <w:r>
                               <w:t xml:space="preserve">Diagram </w:t>
                             </w:r>
+                            <w:fldSimple w:instr=" SEQ Diagram \* ARABIC ">
+                              <w:r>
+                                <w:rPr>
+                                  <w:noProof/>
+                                </w:rPr>
+                                <w:t>3</w:t>
+                              </w:r>
+                            </w:fldSimple>
                             <w:r>
-                              <w:fldChar w:fldCharType="begin"/>
-                            </w:r>
-                            <w:r>
-                              <w:instrText xml:space="preserve"> SEQ Diagram \* ARABIC </w:instrText>
-                            </w:r>
-                            <w:r>
-                              <w:fldChar w:fldCharType="separate"/>
-                            </w:r>
-                            <w:r>
-                              <w:rPr>
-                                <w:noProof/>
-                              </w:rPr>
-                              <w:t>3</w:t>
-                            </w:r>
-                            <w:r>
-                              <w:fldChar w:fldCharType="end"/>
-                            </w:r>
-                            <w:r>
-                              <w:t>.</w:t>
-                            </w:r>
-                            <w:r>
-                              <w:t>4</w:t>
-                            </w:r>
-                            <w:r>
-                              <w:t xml:space="preserve">. </w:t>
-                            </w:r>
-                            <w:r>
-                              <w:t>Diagram dla przypadku użycia UC-03 (Rozpoczęcie przejazdu)</w:t>
+                              <w:t>.4. Diagram dla przypadku użycia UC-03 (Rozpoczęcie przejazdu)</w:t>
                             </w:r>
                           </w:p>
                         </w:txbxContent>
@@ -9294,7 +12595,7 @@
           </mc:Choice>
           <mc:Fallback>
             <w:pict>
-              <v:shape w14:anchorId="7F194D52" id="_x0000_s1031" type="#_x0000_t202" style="position:absolute;margin-left:46.5pt;margin-top:4.65pt;width:285pt;height:13pt;z-index:251682816;visibility:visible;mso-wrap-style:square;mso-width-percent:0;mso-height-percent:0;mso-wrap-distance-left:9pt;mso-wrap-distance-top:0;mso-wrap-distance-right:9pt;mso-wrap-distance-bottom:0;mso-position-horizontal:absolute;mso-position-horizontal-relative:text;mso-position-vertical:absolute;mso-position-vertical-relative:text;mso-width-percent:0;mso-height-percent:0;mso-width-relative:margin;mso-height-relative:margin;v-text-anchor:top" o:gfxdata="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" stroked="f">
+              <v:shape w14:anchorId="7F194D52" id="_x0000_s1031" type="#_x0000_t202" style="position:absolute;left:0;text-align:left;margin-left:46.5pt;margin-top:4.65pt;width:285pt;height:13pt;z-index:251682816;visibility:visible;mso-wrap-style:square;mso-width-percent:0;mso-height-percent:0;mso-wrap-distance-left:9pt;mso-wrap-distance-top:0;mso-wrap-distance-right:9pt;mso-wrap-distance-bottom:0;mso-position-horizontal:absolute;mso-position-horizontal-relative:text;mso-position-vertical:absolute;mso-position-vertical-relative:text;mso-width-percent:0;mso-height-percent:0;mso-width-relative:margin;mso-height-relative:margin;v-text-anchor:top" o:gfxdata="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" stroked="f">
                 <v:textbox inset="0,0,0,0">
                   <w:txbxContent>
                     <w:p>
@@ -9311,35 +12612,16 @@
                       <w:r>
                         <w:t xml:space="preserve">Diagram </w:t>
                       </w:r>
+                      <w:fldSimple w:instr=" SEQ Diagram \* ARABIC ">
+                        <w:r>
+                          <w:rPr>
+                            <w:noProof/>
+                          </w:rPr>
+                          <w:t>3</w:t>
+                        </w:r>
+                      </w:fldSimple>
                       <w:r>
-                        <w:fldChar w:fldCharType="begin"/>
-                      </w:r>
-                      <w:r>
-                        <w:instrText xml:space="preserve"> SEQ Diagram \* ARABIC </w:instrText>
-                      </w:r>
-                      <w:r>
-                        <w:fldChar w:fldCharType="separate"/>
-                      </w:r>
-                      <w:r>
-                        <w:rPr>
-                          <w:noProof/>
-                        </w:rPr>
-                        <w:t>3</w:t>
-                      </w:r>
-                      <w:r>
-                        <w:fldChar w:fldCharType="end"/>
-                      </w:r>
-                      <w:r>
-                        <w:t>.</w:t>
-                      </w:r>
-                      <w:r>
-                        <w:t>4</w:t>
-                      </w:r>
-                      <w:r>
-                        <w:t xml:space="preserve">. </w:t>
-                      </w:r>
-                      <w:r>
-                        <w:t>Diagram dla przypadku użycia UC-03 (Rozpoczęcie przejazdu)</w:t>
+                        <w:t>.4. Diagram dla przypadku użycia UC-03 (Rozpoczęcie przejazdu)</w:t>
                       </w:r>
                     </w:p>
                   </w:txbxContent>
@@ -9355,12 +12637,14 @@
       <w:pPr>
         <w:pStyle w:val="Nagwek3"/>
       </w:pPr>
+      <w:bookmarkStart w:id="24" w:name="_Toc230528227"/>
       <w:r>
         <w:t xml:space="preserve">3.2.4. </w:t>
       </w:r>
       <w:r>
         <w:t>UC-04: Zgłoś usterkę</w:t>
       </w:r>
+      <w:bookmarkEnd w:id="24"/>
     </w:p>
     <w:tbl>
       <w:tblPr>
@@ -10573,7 +13857,7 @@
                     </pic:cNvPicPr>
                   </pic:nvPicPr>
                   <pic:blipFill>
-                    <a:blip r:embed="rId16">
+                    <a:blip r:embed="rId17">
                       <a:extLst>
                         <a:ext uri="{28A0092B-C50C-407E-A947-70E740481C1C}">
                           <a14:useLocalDpi xmlns:a14="http://schemas.microsoft.com/office/drawing/2010/main" val="0"/>
@@ -10661,32 +13945,16 @@
                             <w:r>
                               <w:t xml:space="preserve">Diagram </w:t>
                             </w:r>
+                            <w:fldSimple w:instr=" SEQ Diagram \* ARABIC ">
+                              <w:r>
+                                <w:rPr>
+                                  <w:noProof/>
+                                </w:rPr>
+                                <w:t>3</w:t>
+                              </w:r>
+                            </w:fldSimple>
                             <w:r>
-                              <w:fldChar w:fldCharType="begin"/>
-                            </w:r>
-                            <w:r>
-                              <w:instrText xml:space="preserve"> SEQ Diagram \* ARABIC </w:instrText>
-                            </w:r>
-                            <w:r>
-                              <w:fldChar w:fldCharType="separate"/>
-                            </w:r>
-                            <w:r>
-                              <w:rPr>
-                                <w:noProof/>
-                              </w:rPr>
-                              <w:t>3</w:t>
-                            </w:r>
-                            <w:r>
-                              <w:fldChar w:fldCharType="end"/>
-                            </w:r>
-                            <w:r>
-                              <w:t>.5</w:t>
-                            </w:r>
-                            <w:r>
-                              <w:t xml:space="preserve">. </w:t>
-                            </w:r>
-                            <w:r>
-                              <w:t>Diagram dla przypadku użycia UC-04 (Zgłoś usterkę)</w:t>
+                              <w:t>.5. Diagram dla przypadku użycia UC-04 (Zgłoś usterkę)</w:t>
                             </w:r>
                           </w:p>
                         </w:txbxContent>
@@ -10728,32 +13996,16 @@
                       <w:r>
                         <w:t xml:space="preserve">Diagram </w:t>
                       </w:r>
+                      <w:fldSimple w:instr=" SEQ Diagram \* ARABIC ">
+                        <w:r>
+                          <w:rPr>
+                            <w:noProof/>
+                          </w:rPr>
+                          <w:t>3</w:t>
+                        </w:r>
+                      </w:fldSimple>
                       <w:r>
-                        <w:fldChar w:fldCharType="begin"/>
-                      </w:r>
-                      <w:r>
-                        <w:instrText xml:space="preserve"> SEQ Diagram \* ARABIC </w:instrText>
-                      </w:r>
-                      <w:r>
-                        <w:fldChar w:fldCharType="separate"/>
-                      </w:r>
-                      <w:r>
-                        <w:rPr>
-                          <w:noProof/>
-                        </w:rPr>
-                        <w:t>3</w:t>
-                      </w:r>
-                      <w:r>
-                        <w:fldChar w:fldCharType="end"/>
-                      </w:r>
-                      <w:r>
-                        <w:t>.5</w:t>
-                      </w:r>
-                      <w:r>
-                        <w:t xml:space="preserve">. </w:t>
-                      </w:r>
-                      <w:r>
-                        <w:t>Diagram dla przypadku użycia UC-04 (Zgłoś usterkę)</w:t>
+                        <w:t>.5. Diagram dla przypadku użycia UC-04 (Zgłoś usterkę)</w:t>
                       </w:r>
                     </w:p>
                   </w:txbxContent>
@@ -10769,6 +14021,7 @@
       <w:pPr>
         <w:pStyle w:val="Nagwek3"/>
       </w:pPr>
+      <w:bookmarkStart w:id="25" w:name="_Toc230528228"/>
       <w:r>
         <w:lastRenderedPageBreak/>
         <w:t xml:space="preserve">3.2.5. </w:t>
@@ -10779,6 +14032,7 @@
       <w:r>
         <w:t>Monitorowanie floty</w:t>
       </w:r>
+      <w:bookmarkEnd w:id="25"/>
     </w:p>
     <w:tbl>
       <w:tblPr>
@@ -11969,7 +15223,7 @@
                     </pic:cNvPicPr>
                   </pic:nvPicPr>
                   <pic:blipFill>
-                    <a:blip r:embed="rId17">
+                    <a:blip r:embed="rId18">
                       <a:extLst>
                         <a:ext uri="{28A0092B-C50C-407E-A947-70E740481C1C}">
                           <a14:useLocalDpi xmlns:a14="http://schemas.microsoft.com/office/drawing/2010/main" val="0"/>
@@ -12057,35 +15311,16 @@
                             <w:r>
                               <w:t xml:space="preserve">Diagram </w:t>
                             </w:r>
+                            <w:fldSimple w:instr=" SEQ Diagram \* ARABIC ">
+                              <w:r>
+                                <w:rPr>
+                                  <w:noProof/>
+                                </w:rPr>
+                                <w:t>3</w:t>
+                              </w:r>
+                            </w:fldSimple>
                             <w:r>
-                              <w:fldChar w:fldCharType="begin"/>
-                            </w:r>
-                            <w:r>
-                              <w:instrText xml:space="preserve"> SEQ Diagram \* ARABIC </w:instrText>
-                            </w:r>
-                            <w:r>
-                              <w:fldChar w:fldCharType="separate"/>
-                            </w:r>
-                            <w:r>
-                              <w:rPr>
-                                <w:noProof/>
-                              </w:rPr>
-                              <w:t>3</w:t>
-                            </w:r>
-                            <w:r>
-                              <w:fldChar w:fldCharType="end"/>
-                            </w:r>
-                            <w:r>
-                              <w:t>.</w:t>
-                            </w:r>
-                            <w:r>
-                              <w:t>6</w:t>
-                            </w:r>
-                            <w:r>
-                              <w:t xml:space="preserve">. </w:t>
-                            </w:r>
-                            <w:r>
-                              <w:t>Diagram dla przypadku użycia UC-05 (Monitorowanie floty)</w:t>
+                              <w:t>.6. Diagram dla przypadku użycia UC-05 (Monitorowanie floty)</w:t>
                             </w:r>
                           </w:p>
                         </w:txbxContent>
@@ -12127,35 +15362,16 @@
                       <w:r>
                         <w:t xml:space="preserve">Diagram </w:t>
                       </w:r>
+                      <w:fldSimple w:instr=" SEQ Diagram \* ARABIC ">
+                        <w:r>
+                          <w:rPr>
+                            <w:noProof/>
+                          </w:rPr>
+                          <w:t>3</w:t>
+                        </w:r>
+                      </w:fldSimple>
                       <w:r>
-                        <w:fldChar w:fldCharType="begin"/>
-                      </w:r>
-                      <w:r>
-                        <w:instrText xml:space="preserve"> SEQ Diagram \* ARABIC </w:instrText>
-                      </w:r>
-                      <w:r>
-                        <w:fldChar w:fldCharType="separate"/>
-                      </w:r>
-                      <w:r>
-                        <w:rPr>
-                          <w:noProof/>
-                        </w:rPr>
-                        <w:t>3</w:t>
-                      </w:r>
-                      <w:r>
-                        <w:fldChar w:fldCharType="end"/>
-                      </w:r>
-                      <w:r>
-                        <w:t>.</w:t>
-                      </w:r>
-                      <w:r>
-                        <w:t>6</w:t>
-                      </w:r>
-                      <w:r>
-                        <w:t xml:space="preserve">. </w:t>
-                      </w:r>
-                      <w:r>
-                        <w:t>Diagram dla przypadku użycia UC-05 (Monitorowanie floty)</w:t>
+                        <w:t>.6. Diagram dla przypadku użycia UC-05 (Monitorowanie floty)</w:t>
                       </w:r>
                     </w:p>
                   </w:txbxContent>
@@ -12171,12 +15387,14 @@
       <w:pPr>
         <w:pStyle w:val="Nagwek3"/>
       </w:pPr>
+      <w:bookmarkStart w:id="26" w:name="_Toc230528229"/>
       <w:r>
         <w:t xml:space="preserve">3.2.6. </w:t>
       </w:r>
       <w:r>
         <w:t>UC-06: Rozliczenie transakcji</w:t>
       </w:r>
+      <w:bookmarkEnd w:id="26"/>
     </w:p>
     <w:tbl>
       <w:tblPr>
@@ -13436,29 +16654,16 @@
                             <w:r>
                               <w:t xml:space="preserve">Diagram </w:t>
                             </w:r>
+                            <w:fldSimple w:instr=" SEQ Diagram \* ARABIC ">
+                              <w:r>
+                                <w:rPr>
+                                  <w:noProof/>
+                                </w:rPr>
+                                <w:t>3</w:t>
+                              </w:r>
+                            </w:fldSimple>
                             <w:r>
-                              <w:fldChar w:fldCharType="begin"/>
-                            </w:r>
-                            <w:r>
-                              <w:instrText xml:space="preserve"> SEQ Diagram \* ARABIC </w:instrText>
-                            </w:r>
-                            <w:r>
-                              <w:fldChar w:fldCharType="separate"/>
-                            </w:r>
-                            <w:r>
-                              <w:rPr>
-                                <w:noProof/>
-                              </w:rPr>
-                              <w:t>3</w:t>
-                            </w:r>
-                            <w:r>
-                              <w:fldChar w:fldCharType="end"/>
-                            </w:r>
-                            <w:r>
-                              <w:t>.</w:t>
-                            </w:r>
-                            <w:r>
-                              <w:t>7. Diagram dla przypadku użycia UC-06 (Rozliczenie transakcji)</w:t>
+                              <w:t>.7. Diagram dla przypadku użycia UC-06 (Rozliczenie transakcji)</w:t>
                             </w:r>
                           </w:p>
                         </w:txbxContent>
@@ -13500,29 +16705,16 @@
                       <w:r>
                         <w:t xml:space="preserve">Diagram </w:t>
                       </w:r>
+                      <w:fldSimple w:instr=" SEQ Diagram \* ARABIC ">
+                        <w:r>
+                          <w:rPr>
+                            <w:noProof/>
+                          </w:rPr>
+                          <w:t>3</w:t>
+                        </w:r>
+                      </w:fldSimple>
                       <w:r>
-                        <w:fldChar w:fldCharType="begin"/>
-                      </w:r>
-                      <w:r>
-                        <w:instrText xml:space="preserve"> SEQ Diagram \* ARABIC </w:instrText>
-                      </w:r>
-                      <w:r>
-                        <w:fldChar w:fldCharType="separate"/>
-                      </w:r>
-                      <w:r>
-                        <w:rPr>
-                          <w:noProof/>
-                        </w:rPr>
-                        <w:t>3</w:t>
-                      </w:r>
-                      <w:r>
-                        <w:fldChar w:fldCharType="end"/>
-                      </w:r>
-                      <w:r>
-                        <w:t>.</w:t>
-                      </w:r>
-                      <w:r>
-                        <w:t>7. Diagram dla przypadku użycia UC-06 (Rozliczenie transakcji)</w:t>
+                        <w:t>.7. Diagram dla przypadku użycia UC-06 (Rozliczenie transakcji)</w:t>
                       </w:r>
                     </w:p>
                   </w:txbxContent>
@@ -13538,7 +16730,7 @@
           <w:noProof/>
         </w:rPr>
         <w:drawing>
-          <wp:anchor distT="0" distB="0" distL="114300" distR="114300" simplePos="0" relativeHeight="251668480" behindDoc="0" locked="0" layoutInCell="1" allowOverlap="1" wp14:anchorId="13C85C93" wp14:editId="3C32EED9">
+          <wp:anchor distT="0" distB="0" distL="114300" distR="114300" simplePos="0" relativeHeight="251668480" behindDoc="0" locked="0" layoutInCell="1" allowOverlap="1" wp14:anchorId="13C85C93" wp14:editId="3EC17094">
             <wp:simplePos x="0" y="0"/>
             <wp:positionH relativeFrom="margin">
               <wp:align>center</wp:align>
@@ -13563,7 +16755,7 @@
                     </pic:cNvPicPr>
                   </pic:nvPicPr>
                   <pic:blipFill>
-                    <a:blip r:embed="rId18" cstate="print">
+                    <a:blip r:embed="rId19" cstate="print">
                       <a:extLst>
                         <a:ext uri="{28A0092B-C50C-407E-A947-70E740481C1C}">
                           <a14:useLocalDpi xmlns:a14="http://schemas.microsoft.com/office/drawing/2010/main" val="0"/>
@@ -13605,6 +16797,7 @@
       <w:pPr>
         <w:pStyle w:val="Nagwek3"/>
       </w:pPr>
+      <w:bookmarkStart w:id="27" w:name="_Toc230528230"/>
       <w:r>
         <w:lastRenderedPageBreak/>
         <w:t xml:space="preserve">3.2.7. </w:t>
@@ -13612,6 +16805,7 @@
       <w:r>
         <w:t>UC-07: Definiowanie stref</w:t>
       </w:r>
+      <w:bookmarkEnd w:id="27"/>
     </w:p>
     <w:tbl>
       <w:tblPr>
@@ -14824,35 +18018,16 @@
                             <w:r>
                               <w:t xml:space="preserve">Diagram </w:t>
                             </w:r>
+                            <w:fldSimple w:instr=" SEQ Diagram \* ARABIC ">
+                              <w:r>
+                                <w:rPr>
+                                  <w:noProof/>
+                                </w:rPr>
+                                <w:t>3</w:t>
+                              </w:r>
+                            </w:fldSimple>
                             <w:r>
-                              <w:fldChar w:fldCharType="begin"/>
-                            </w:r>
-                            <w:r>
-                              <w:instrText xml:space="preserve"> SEQ Diagram \* ARABIC </w:instrText>
-                            </w:r>
-                            <w:r>
-                              <w:fldChar w:fldCharType="separate"/>
-                            </w:r>
-                            <w:r>
-                              <w:rPr>
-                                <w:noProof/>
-                              </w:rPr>
-                              <w:t>3</w:t>
-                            </w:r>
-                            <w:r>
-                              <w:fldChar w:fldCharType="end"/>
-                            </w:r>
-                            <w:r>
-                              <w:t>.</w:t>
-                            </w:r>
-                            <w:r>
-                              <w:t>7</w:t>
-                            </w:r>
-                            <w:r>
-                              <w:t xml:space="preserve">. </w:t>
-                            </w:r>
-                            <w:r>
-                              <w:t>Diagram dla przypadku użycia UC-07 (Definiowanie stref)</w:t>
+                              <w:t>.7. Diagram dla przypadku użycia UC-07 (Definiowanie stref)</w:t>
                             </w:r>
                           </w:p>
                         </w:txbxContent>
@@ -14894,35 +18069,16 @@
                       <w:r>
                         <w:t xml:space="preserve">Diagram </w:t>
                       </w:r>
+                      <w:fldSimple w:instr=" SEQ Diagram \* ARABIC ">
+                        <w:r>
+                          <w:rPr>
+                            <w:noProof/>
+                          </w:rPr>
+                          <w:t>3</w:t>
+                        </w:r>
+                      </w:fldSimple>
                       <w:r>
-                        <w:fldChar w:fldCharType="begin"/>
-                      </w:r>
-                      <w:r>
-                        <w:instrText xml:space="preserve"> SEQ Diagram \* ARABIC </w:instrText>
-                      </w:r>
-                      <w:r>
-                        <w:fldChar w:fldCharType="separate"/>
-                      </w:r>
-                      <w:r>
-                        <w:rPr>
-                          <w:noProof/>
-                        </w:rPr>
-                        <w:t>3</w:t>
-                      </w:r>
-                      <w:r>
-                        <w:fldChar w:fldCharType="end"/>
-                      </w:r>
-                      <w:r>
-                        <w:t>.</w:t>
-                      </w:r>
-                      <w:r>
-                        <w:t>7</w:t>
-                      </w:r>
-                      <w:r>
-                        <w:t xml:space="preserve">. </w:t>
-                      </w:r>
-                      <w:r>
-                        <w:t>Diagram dla przypadku użycia UC-07 (Definiowanie stref)</w:t>
+                        <w:t>.7. Diagram dla przypadku użycia UC-07 (Definiowanie stref)</w:t>
                       </w:r>
                     </w:p>
                   </w:txbxContent>
@@ -14963,7 +18119,7 @@
                     </pic:cNvPicPr>
                   </pic:nvPicPr>
                   <pic:blipFill>
-                    <a:blip r:embed="rId19">
+                    <a:blip r:embed="rId20">
                       <a:extLst>
                         <a:ext uri="{28A0092B-C50C-407E-A947-70E740481C1C}">
                           <a14:useLocalDpi xmlns:a14="http://schemas.microsoft.com/office/drawing/2010/main" val="0"/>
@@ -14999,6 +18155,7 @@
       <w:pPr>
         <w:pStyle w:val="Nagwek3"/>
       </w:pPr>
+      <w:bookmarkStart w:id="28" w:name="_Toc230528231"/>
       <w:r>
         <w:t xml:space="preserve">3.2.8. </w:t>
       </w:r>
@@ -15008,6 +18165,7 @@
       <w:r>
         <w:t>zgłoszenia usterki</w:t>
       </w:r>
+      <w:bookmarkEnd w:id="28"/>
     </w:p>
     <w:tbl>
       <w:tblPr>
@@ -16195,7 +19353,7 @@
           <w:noProof/>
         </w:rPr>
         <w:drawing>
-          <wp:anchor distT="0" distB="0" distL="114300" distR="114300" simplePos="0" relativeHeight="251670528" behindDoc="0" locked="0" layoutInCell="1" allowOverlap="1" wp14:anchorId="4306967F" wp14:editId="5B6B24D9">
+          <wp:anchor distT="0" distB="0" distL="114300" distR="114300" simplePos="0" relativeHeight="251670528" behindDoc="0" locked="0" layoutInCell="1" allowOverlap="1" wp14:anchorId="4306967F" wp14:editId="66113F97">
             <wp:simplePos x="0" y="0"/>
             <wp:positionH relativeFrom="margin">
               <wp:align>center</wp:align>
@@ -16220,7 +19378,7 @@
                     </pic:cNvPicPr>
                   </pic:nvPicPr>
                   <pic:blipFill>
-                    <a:blip r:embed="rId20" cstate="print">
+                    <a:blip r:embed="rId21" cstate="print">
                       <a:extLst>
                         <a:ext uri="{28A0092B-C50C-407E-A947-70E740481C1C}">
                           <a14:useLocalDpi xmlns:a14="http://schemas.microsoft.com/office/drawing/2010/main" val="0"/>
@@ -16308,35 +19466,16 @@
                             <w:r>
                               <w:t xml:space="preserve">Diagram </w:t>
                             </w:r>
+                            <w:fldSimple w:instr=" SEQ Diagram \* ARABIC ">
+                              <w:r>
+                                <w:rPr>
+                                  <w:noProof/>
+                                </w:rPr>
+                                <w:t>3</w:t>
+                              </w:r>
+                            </w:fldSimple>
                             <w:r>
-                              <w:fldChar w:fldCharType="begin"/>
-                            </w:r>
-                            <w:r>
-                              <w:instrText xml:space="preserve"> SEQ Diagram \* ARABIC </w:instrText>
-                            </w:r>
-                            <w:r>
-                              <w:fldChar w:fldCharType="separate"/>
-                            </w:r>
-                            <w:r>
-                              <w:rPr>
-                                <w:noProof/>
-                              </w:rPr>
-                              <w:t>3</w:t>
-                            </w:r>
-                            <w:r>
-                              <w:fldChar w:fldCharType="end"/>
-                            </w:r>
-                            <w:r>
-                              <w:t>.</w:t>
-                            </w:r>
-                            <w:r>
-                              <w:t>7</w:t>
-                            </w:r>
-                            <w:r>
-                              <w:t xml:space="preserve">. </w:t>
-                            </w:r>
-                            <w:r>
-                              <w:t>Diagram dla przypadku użycia UC-08 (Obsługa zgłoszenia usterki)</w:t>
+                              <w:t>.7. Diagram dla przypadku użycia UC-08 (Obsługa zgłoszenia usterki)</w:t>
                             </w:r>
                           </w:p>
                         </w:txbxContent>
@@ -16378,35 +19517,16 @@
                       <w:r>
                         <w:t xml:space="preserve">Diagram </w:t>
                       </w:r>
+                      <w:fldSimple w:instr=" SEQ Diagram \* ARABIC ">
+                        <w:r>
+                          <w:rPr>
+                            <w:noProof/>
+                          </w:rPr>
+                          <w:t>3</w:t>
+                        </w:r>
+                      </w:fldSimple>
                       <w:r>
-                        <w:fldChar w:fldCharType="begin"/>
-                      </w:r>
-                      <w:r>
-                        <w:instrText xml:space="preserve"> SEQ Diagram \* ARABIC </w:instrText>
-                      </w:r>
-                      <w:r>
-                        <w:fldChar w:fldCharType="separate"/>
-                      </w:r>
-                      <w:r>
-                        <w:rPr>
-                          <w:noProof/>
-                        </w:rPr>
-                        <w:t>3</w:t>
-                      </w:r>
-                      <w:r>
-                        <w:fldChar w:fldCharType="end"/>
-                      </w:r>
-                      <w:r>
-                        <w:t>.</w:t>
-                      </w:r>
-                      <w:r>
-                        <w:t>7</w:t>
-                      </w:r>
-                      <w:r>
-                        <w:t xml:space="preserve">. </w:t>
-                      </w:r>
-                      <w:r>
-                        <w:t>Diagram dla przypadku użycia UC-08 (Obsługa zgłoszenia usterki)</w:t>
+                        <w:t>.7. Diagram dla przypadku użycia UC-08 (Obsługa zgłoszenia usterki)</w:t>
                       </w:r>
                     </w:p>
                   </w:txbxContent>
@@ -16423,10 +19543,12 @@
       <w:pPr>
         <w:pStyle w:val="Nagwek2"/>
       </w:pPr>
+      <w:bookmarkStart w:id="29" w:name="_Toc230528232"/>
       <w:r>
         <w:lastRenderedPageBreak/>
         <w:t>3.3. Podsumowanie i wnioski</w:t>
       </w:r>
+      <w:bookmarkEnd w:id="29"/>
     </w:p>
     <w:p>
       <w:r>
@@ -16439,17 +19561,21 @@
         <w:pStyle w:val="Nagwek1"/>
         <w:jc w:val="center"/>
       </w:pPr>
+      <w:bookmarkStart w:id="30" w:name="_Toc230528233"/>
       <w:r>
         <w:t>Rozdział 4. Modelowanie danych</w:t>
       </w:r>
+      <w:bookmarkEnd w:id="30"/>
     </w:p>
     <w:p>
       <w:pPr>
         <w:pStyle w:val="Nagwek2"/>
       </w:pPr>
+      <w:bookmarkStart w:id="31" w:name="_Toc230528234"/>
       <w:r>
         <w:t>4.1. Wstęp do struktury danych</w:t>
       </w:r>
+      <w:bookmarkEnd w:id="31"/>
     </w:p>
     <w:p>
       <w:r>
@@ -16460,6 +19586,7 @@
       <w:pPr>
         <w:pStyle w:val="Nagwek2"/>
       </w:pPr>
+      <w:bookmarkStart w:id="32" w:name="_Toc230528235"/>
       <w:r>
         <w:t>4.</w:t>
       </w:r>
@@ -16475,6 +19602,7 @@
       <w:r>
         <w:t xml:space="preserve"> diagram klas</w:t>
       </w:r>
+      <w:bookmarkEnd w:id="32"/>
     </w:p>
     <w:p>
       <w:r>
@@ -16541,16 +19669,7 @@
                               </w:rPr>
                             </w:pPr>
                             <w:r>
-                              <w:t xml:space="preserve">Diagram </w:t>
-                            </w:r>
-                            <w:r>
-                              <w:t>4.1</w:t>
-                            </w:r>
-                            <w:r>
-                              <w:t>.</w:t>
-                            </w:r>
-                            <w:r>
-                              <w:t>Konceptualny diagram klas systemu TurboRower.</w:t>
+                              <w:t>Diagram 4.1.Konceptualny diagram klas systemu TurboRower.</w:t>
                             </w:r>
                           </w:p>
                         </w:txbxContent>
@@ -16590,16 +19709,7 @@
                         </w:rPr>
                       </w:pPr>
                       <w:r>
-                        <w:t xml:space="preserve">Diagram </w:t>
-                      </w:r>
-                      <w:r>
-                        <w:t>4.1</w:t>
-                      </w:r>
-                      <w:r>
-                        <w:t>.</w:t>
-                      </w:r>
-                      <w:r>
-                        <w:t>Konceptualny diagram klas systemu TurboRower.</w:t>
+                        <w:t>Diagram 4.1.Konceptualny diagram klas systemu TurboRower.</w:t>
                       </w:r>
                     </w:p>
                   </w:txbxContent>
@@ -16633,7 +19743,7 @@
                     </pic:cNvPicPr>
                   </pic:nvPicPr>
                   <pic:blipFill>
-                    <a:blip r:embed="rId21">
+                    <a:blip r:embed="rId22">
                       <a:extLst>
                         <a:ext uri="{28A0092B-C50C-407E-A947-70E740481C1C}">
                           <a14:useLocalDpi xmlns:a14="http://schemas.microsoft.com/office/drawing/2010/main" val="0"/>
@@ -16696,9 +19806,14 @@
           <w:rFonts w:eastAsiaTheme="minorEastAsia"/>
         </w:rPr>
       </w:pPr>
+      <w:bookmarkStart w:id="33" w:name="_Toc230528236"/>
       <w:r>
         <w:lastRenderedPageBreak/>
-        <w:t xml:space="preserve">4.3. Diagram obiektów </w:t>
+        <w:t>4.3. Diagram obiektów</w:t>
+      </w:r>
+      <w:bookmarkEnd w:id="33"/>
+      <w:r>
+        <w:t xml:space="preserve"> </w:t>
       </w:r>
     </w:p>
     <w:p>
@@ -16761,16 +19876,7 @@
                               </w:rPr>
                             </w:pPr>
                             <w:r>
-                              <w:t xml:space="preserve">Diagram </w:t>
-                            </w:r>
-                            <w:r>
-                              <w:t>4.2</w:t>
-                            </w:r>
-                            <w:r>
-                              <w:t xml:space="preserve">. </w:t>
-                            </w:r>
-                            <w:r>
-                              <w:t>Diagram obiektów.</w:t>
+                              <w:t>Diagram 4.2. Diagram obiektów.</w:t>
                             </w:r>
                           </w:p>
                         </w:txbxContent>
@@ -16810,16 +19916,7 @@
                         </w:rPr>
                       </w:pPr>
                       <w:r>
-                        <w:t xml:space="preserve">Diagram </w:t>
-                      </w:r>
-                      <w:r>
-                        <w:t>4.2</w:t>
-                      </w:r>
-                      <w:r>
-                        <w:t xml:space="preserve">. </w:t>
-                      </w:r>
-                      <w:r>
-                        <w:t>Diagram obiektów.</w:t>
+                        <w:t>Diagram 4.2. Diagram obiektów.</w:t>
                       </w:r>
                     </w:p>
                   </w:txbxContent>
@@ -16835,7 +19932,7 @@
           <w:noProof/>
         </w:rPr>
         <w:drawing>
-          <wp:inline distT="0" distB="0" distL="0" distR="0" wp14:anchorId="53C2F5CF" wp14:editId="06EA68A5">
+          <wp:inline distT="0" distB="0" distL="0" distR="0" wp14:anchorId="53C2F5CF" wp14:editId="5AF0E1BF">
             <wp:extent cx="5489036" cy="3702050"/>
             <wp:effectExtent l="0" t="0" r="0" b="0"/>
             <wp:docPr id="863517967" name="Obraz 6"/>
@@ -16852,7 +19949,7 @@
                     </pic:cNvPicPr>
                   </pic:nvPicPr>
                   <pic:blipFill>
-                    <a:blip r:embed="rId22" cstate="print">
+                    <a:blip r:embed="rId23" cstate="print">
                       <a:extLst>
                         <a:ext uri="{28A0092B-C50C-407E-A947-70E740481C1C}">
                           <a14:useLocalDpi xmlns:a14="http://schemas.microsoft.com/office/drawing/2010/main" val="0"/>
@@ -16897,17 +19994,21 @@
         <w:pStyle w:val="Nagwek1"/>
         <w:jc w:val="center"/>
       </w:pPr>
+      <w:bookmarkStart w:id="34" w:name="_Toc230528237"/>
       <w:r>
         <w:t>Rozdział 5. Projektowanie danych</w:t>
       </w:r>
+      <w:bookmarkEnd w:id="34"/>
     </w:p>
     <w:p>
       <w:pPr>
         <w:pStyle w:val="Nagwek2"/>
       </w:pPr>
+      <w:bookmarkStart w:id="35" w:name="_Toc230528238"/>
       <w:r>
         <w:t>5.1. Wstęp do projektowania implementacyjnego</w:t>
       </w:r>
+      <w:bookmarkEnd w:id="35"/>
     </w:p>
     <w:p>
       <w:pPr>
@@ -16927,12 +20028,14 @@
       <w:pPr>
         <w:pStyle w:val="Nagwek2"/>
       </w:pPr>
+      <w:bookmarkStart w:id="36" w:name="_Toc230528239"/>
       <w:r>
         <w:t xml:space="preserve">5.2. </w:t>
       </w:r>
       <w:r>
         <w:t>Implementacyjny diagram klas</w:t>
       </w:r>
+      <w:bookmarkEnd w:id="36"/>
     </w:p>
     <w:p>
       <w:pPr>
@@ -17008,10 +20111,7 @@
                               <w:pStyle w:val="Legenda"/>
                             </w:pPr>
                             <w:r>
-                              <w:t xml:space="preserve">Diagram </w:t>
-                            </w:r>
-                            <w:r>
-                              <w:t>5.1. Implementacyjny diagram klas systemu TurboRower.</w:t>
+                              <w:t>Diagram 5.1. Implementacyjny diagram klas systemu TurboRower.</w:t>
                             </w:r>
                           </w:p>
                           <w:p/>
@@ -17045,10 +20145,7 @@
                         <w:pStyle w:val="Legenda"/>
                       </w:pPr>
                       <w:r>
-                        <w:t xml:space="preserve">Diagram </w:t>
-                      </w:r>
-                      <w:r>
-                        <w:t>5.1. Implementacyjny diagram klas systemu TurboRower.</w:t>
+                        <w:t>Diagram 5.1. Implementacyjny diagram klas systemu TurboRower.</w:t>
                       </w:r>
                     </w:p>
                     <w:p/>
@@ -17083,7 +20180,7 @@
                     </pic:cNvPicPr>
                   </pic:nvPicPr>
                   <pic:blipFill>
-                    <a:blip r:embed="rId23">
+                    <a:blip r:embed="rId24">
                       <a:extLst>
                         <a:ext uri="{28A0092B-C50C-407E-A947-70E740481C1C}">
                           <a14:useLocalDpi xmlns:a14="http://schemas.microsoft.com/office/drawing/2010/main" val="0"/>
@@ -17119,6 +20216,7 @@
       <w:pPr>
         <w:pStyle w:val="Nagwek2"/>
       </w:pPr>
+      <w:bookmarkStart w:id="37" w:name="_Toc230528240"/>
       <w:r>
         <w:t>5.3. Projekt r</w:t>
       </w:r>
@@ -17134,6 +20232,7 @@
       <w:r>
         <w:t>bazy danych</w:t>
       </w:r>
+      <w:bookmarkEnd w:id="37"/>
     </w:p>
     <w:p>
       <w:r>
@@ -17250,7 +20349,7 @@
           <w:noProof/>
         </w:rPr>
         <w:drawing>
-          <wp:inline distT="0" distB="0" distL="0" distR="0" wp14:anchorId="075DE4CE" wp14:editId="01B1E11F">
+          <wp:inline distT="0" distB="0" distL="0" distR="0" wp14:anchorId="075DE4CE" wp14:editId="4F4D1379">
             <wp:extent cx="4902200" cy="3998015"/>
             <wp:effectExtent l="0" t="0" r="0" b="2540"/>
             <wp:docPr id="823773891" name="Obraz 7"/>
@@ -17267,7 +20366,7 @@
                     </pic:cNvPicPr>
                   </pic:nvPicPr>
                   <pic:blipFill>
-                    <a:blip r:embed="rId24" cstate="print">
+                    <a:blip r:embed="rId25" cstate="print">
                       <a:extLst>
                         <a:ext uri="{28A0092B-C50C-407E-A947-70E740481C1C}">
                           <a14:useLocalDpi xmlns:a14="http://schemas.microsoft.com/office/drawing/2010/main" val="0"/>
@@ -17303,10 +20402,12 @@
       <w:pPr>
         <w:pStyle w:val="Nagwek2"/>
       </w:pPr>
+      <w:bookmarkStart w:id="38" w:name="_Toc230528241"/>
       <w:r>
         <w:lastRenderedPageBreak/>
         <w:t>5.4. Podsumowanie rozdziału</w:t>
       </w:r>
+      <w:bookmarkEnd w:id="38"/>
     </w:p>
     <w:p>
       <w:r>
@@ -17316,19 +20417,69 @@
     <w:p>
       <w:pPr>
         <w:pStyle w:val="Nagwek1"/>
-      </w:pPr>
-      <w:r>
-        <w:t>Interfejs Użytkownika</w:t>
-      </w:r>
+        <w:jc w:val="center"/>
+      </w:pPr>
+      <w:bookmarkStart w:id="39" w:name="_Toc230528242"/>
+      <w:r>
+        <w:t>Rozdział 6. Projektowanie i</w:t>
+      </w:r>
+      <w:r>
+        <w:t>nterfejs</w:t>
+      </w:r>
+      <w:r>
+        <w:t>u</w:t>
+      </w:r>
+      <w:r>
+        <w:t xml:space="preserve"> </w:t>
+      </w:r>
+      <w:r>
+        <w:t>u</w:t>
+      </w:r>
+      <w:r>
+        <w:t>żytkownika</w:t>
+      </w:r>
+      <w:bookmarkEnd w:id="39"/>
     </w:p>
-    <w:p/>
     <w:p>
       <w:r>
+        <w:t>W niniejszym rozdziale przedstawiono projekt interfejsu użytkownika (UI) aplikacji mobilnej systemu TurboRower. Projekt został zrealizowany z uwzględnieniem trybu ciemnego, co zapewnia wysoką czytelność interfejsu w różnych warunkach oświetleniowych oraz minimalizuje zużycie energii w urządzeniach z ekranami OLED.</w:t>
+      </w:r>
+    </w:p>
+    <w:p>
+      <w:pPr>
+        <w:pStyle w:val="Nagwek2"/>
+      </w:pPr>
+      <w:bookmarkStart w:id="40" w:name="_Toc230528243"/>
+      <w:r>
+        <w:t>6.1. Charakterystyka interfejsu i nawigacja</w:t>
+      </w:r>
+      <w:bookmarkEnd w:id="40"/>
+    </w:p>
+    <w:p>
+      <w:pPr>
         <w:rPr>
           <w:noProof/>
         </w:rPr>
+      </w:pPr>
+      <w:r>
+        <w:t xml:space="preserve">Interfejs </w:t>
+      </w:r>
+      <w:r>
+        <w:t>aplikacji charakteryzuje się nowoczesnym minimalizmem, wysokim kontrastem oraz intuicyjnością obsługi. Główna oś nawigacyjna opiera się na dolnym panelu, który zapewnia natychmiastowy dostęp do kluczowych modułów systemu – profilu, historii oraz ustawień bez konieczności opuszczania widoku mapy operacyjnej. Wszystkie elementy interaktywne zostały zaprojektowane z myślą o wygodnej obsłudze jedną ręką.</w:t>
+      </w:r>
+    </w:p>
+    <w:p>
+      <w:pPr>
+        <w:rPr>
+          <w:noProof/>
+        </w:rPr>
+      </w:pPr>
+      <w:r>
+        <w:rPr>
+          <w:noProof/>
+        </w:rPr>
         <w:drawing>
-          <wp:inline distT="0" distB="0" distL="0" distR="0" wp14:anchorId="4FD13472" wp14:editId="27D5D31B">
+          <wp:inline distT="0" distB="0" distL="0" distR="0" wp14:anchorId="4C5A92AF" wp14:editId="371BC1A4">
             <wp:extent cx="5721350" cy="3854450"/>
             <wp:effectExtent l="0" t="0" r="0" b="0"/>
             <wp:docPr id="1604792556" name="Obraz 1"/>
@@ -17345,7 +20496,7 @@
                     </pic:cNvPicPr>
                   </pic:nvPicPr>
                   <pic:blipFill>
-                    <a:blip r:embed="rId25">
+                    <a:blip r:embed="rId26">
                       <a:extLst>
                         <a:ext uri="{28A0092B-C50C-407E-A947-70E740481C1C}">
                           <a14:useLocalDpi xmlns:a14="http://schemas.microsoft.com/office/drawing/2010/main" val="0"/>
@@ -17382,9 +20533,303 @@
         <w:rPr>
           <w:noProof/>
         </w:rPr>
+        <mc:AlternateContent>
+          <mc:Choice Requires="wps">
+            <w:drawing>
+              <wp:anchor distT="0" distB="0" distL="114300" distR="114300" simplePos="0" relativeHeight="251707392" behindDoc="0" locked="0" layoutInCell="1" allowOverlap="1" wp14:anchorId="117F2209" wp14:editId="24D7C742">
+                <wp:simplePos x="0" y="0"/>
+                <wp:positionH relativeFrom="margin">
+                  <wp:posOffset>6350</wp:posOffset>
+                </wp:positionH>
+                <wp:positionV relativeFrom="paragraph">
+                  <wp:posOffset>10160</wp:posOffset>
+                </wp:positionV>
+                <wp:extent cx="3619500" cy="165100"/>
+                <wp:effectExtent l="0" t="0" r="0" b="6350"/>
+                <wp:wrapSquare wrapText="bothSides"/>
+                <wp:docPr id="660961693" name="Pole tekstowe 1"/>
+                <wp:cNvGraphicFramePr/>
+                <a:graphic xmlns:a="http://schemas.openxmlformats.org/drawingml/2006/main">
+                  <a:graphicData uri="http://schemas.microsoft.com/office/word/2010/wordprocessingShape">
+                    <wps:wsp>
+                      <wps:cNvSpPr txBox="1"/>
+                      <wps:spPr>
+                        <a:xfrm>
+                          <a:off x="0" y="0"/>
+                          <a:ext cx="3619500" cy="165100"/>
+                        </a:xfrm>
+                        <a:prstGeom prst="rect">
+                          <a:avLst/>
+                        </a:prstGeom>
+                        <a:solidFill>
+                          <a:prstClr val="white"/>
+                        </a:solidFill>
+                        <a:ln>
+                          <a:noFill/>
+                        </a:ln>
+                      </wps:spPr>
+                      <wps:txbx>
+                        <w:txbxContent>
+                          <w:p>
+                            <w:pPr>
+                              <w:pStyle w:val="Legenda"/>
+                              <w:rPr>
+                                <w:rFonts w:asciiTheme="majorHAnsi" w:hAnsiTheme="majorHAnsi"/>
+                                <w:noProof/>
+                                <w:color w:val="auto"/>
+                                <w:sz w:val="22"/>
+                                <w:szCs w:val="24"/>
+                              </w:rPr>
+                            </w:pPr>
+                            <w:r>
+                              <w:t>Rysunek 6.1. Projekt logowania, strony głównej oraz rezerwacji pojazdu.</w:t>
+                            </w:r>
+                          </w:p>
+                        </w:txbxContent>
+                      </wps:txbx>
+                      <wps:bodyPr rot="0" spcFirstLastPara="0" vertOverflow="overflow" horzOverflow="overflow" vert="horz" wrap="square" lIns="0" tIns="0" rIns="0" bIns="0" numCol="1" spcCol="0" rtlCol="0" fromWordArt="0" anchor="t" anchorCtr="0" forceAA="0" compatLnSpc="1">
+                        <a:prstTxWarp prst="textNoShape">
+                          <a:avLst/>
+                        </a:prstTxWarp>
+                        <a:noAutofit/>
+                      </wps:bodyPr>
+                    </wps:wsp>
+                  </a:graphicData>
+                </a:graphic>
+                <wp14:sizeRelH relativeFrom="margin">
+                  <wp14:pctWidth>0</wp14:pctWidth>
+                </wp14:sizeRelH>
+                <wp14:sizeRelV relativeFrom="margin">
+                  <wp14:pctHeight>0</wp14:pctHeight>
+                </wp14:sizeRelV>
+              </wp:anchor>
+            </w:drawing>
+          </mc:Choice>
+          <mc:Fallback>
+            <w:pict>
+              <v:shape w14:anchorId="117F2209" id="_x0000_s1041" type="#_x0000_t202" style="position:absolute;left:0;text-align:left;margin-left:.5pt;margin-top:.8pt;width:285pt;height:13pt;z-index:251707392;visibility:visible;mso-wrap-style:square;mso-width-percent:0;mso-height-percent:0;mso-wrap-distance-left:9pt;mso-wrap-distance-top:0;mso-wrap-distance-right:9pt;mso-wrap-distance-bottom:0;mso-position-horizontal:absolute;mso-position-horizontal-relative:margin;mso-position-vertical:absolute;mso-position-vertical-relative:text;mso-width-percent:0;mso-height-percent:0;mso-width-relative:margin;mso-height-relative:margin;v-text-anchor:top" o:gfxdata="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" stroked="f">
+                <v:textbox inset="0,0,0,0">
+                  <w:txbxContent>
+                    <w:p>
+                      <w:pPr>
+                        <w:pStyle w:val="Legenda"/>
+                        <w:rPr>
+                          <w:rFonts w:asciiTheme="majorHAnsi" w:hAnsiTheme="majorHAnsi"/>
+                          <w:noProof/>
+                          <w:color w:val="auto"/>
+                          <w:sz w:val="22"/>
+                          <w:szCs w:val="24"/>
+                        </w:rPr>
+                      </w:pPr>
+                      <w:r>
+                        <w:t>Rysunek 6.1. Projekt logowania, strony głównej oraz rezerwacji pojazdu.</w:t>
+                      </w:r>
+                    </w:p>
+                  </w:txbxContent>
+                </v:textbox>
+                <w10:wrap type="square" anchorx="margin"/>
+              </v:shape>
+            </w:pict>
+          </mc:Fallback>
+        </mc:AlternateContent>
+      </w:r>
+    </w:p>
+    <w:p>
+      <w:r>
+        <w:t xml:space="preserve">a) </w:t>
+      </w:r>
+      <w:r>
+        <w:rPr>
+          <w:b/>
+          <w:bCs/>
+        </w:rPr>
+        <w:t>Ekran rejestracji i logowania:</w:t>
+      </w:r>
+      <w:r>
+        <w:t xml:space="preserve"> Służy do autoryzacji użytkownika w systemie. Umożliwia szybkie założenie konta za pomocą adresu e-mail lub integrację z zewnętrznymi dostawcami tożsamości, takimi jak Google oraz Apple, co minimalizuje czas potrzebny na rozpoczęcie korzystania z aplikacji.</w:t>
+      </w:r>
+    </w:p>
+    <w:p>
+      <w:r>
+        <w:t xml:space="preserve">b) </w:t>
+      </w:r>
+      <w:r>
+        <w:rPr>
+          <w:b/>
+          <w:bCs/>
+        </w:rPr>
+        <w:t>Ekran główny i nawigacja:</w:t>
+      </w:r>
+      <w:r>
+        <w:t xml:space="preserve"> Centralną część interfejsu zajmuje interaktywna mapa z dynamicznymi pinezkami prezentującymi lokalizację wolnych pojazdów w czasie rzeczywistym oraz poziom ich naładowania. Widok ten bezpośrednio integruje się z systemem GPS smartfona, centrując obraz na aktualnej pozycji klienta i prezentując stan jego wirtualnego salda.</w:t>
+      </w:r>
+    </w:p>
+    <w:p>
+      <w:r>
         <w:lastRenderedPageBreak/>
+        <w:t xml:space="preserve">c) </w:t>
+      </w:r>
+      <w:r>
+        <w:rPr>
+          <w:b/>
+          <w:bCs/>
+        </w:rPr>
+        <w:t>Skaner kodu QR (Rezerwacja):</w:t>
+      </w:r>
+      <w:r>
+        <w:t xml:space="preserve"> Moduł wykorzystujący aparat fotograficzny urządzenia do natychmiastowego odczytania identyfikatora pojazdu. Graficzna ramka naprowadza użytkownika na kod QR, co pozwala na automatyczne rozpoczęcie procesu wypożyczenia bez konieczności ręcznego wpisywania numeru seryjnego.</w:t>
+      </w:r>
+    </w:p>
+    <w:p>
+      <w:pPr>
+        <w:pStyle w:val="Nagwek2"/>
+      </w:pPr>
+      <w:bookmarkStart w:id="41" w:name="_Toc230528244"/>
+      <w:r>
+        <w:t>6.2.</w:t>
+      </w:r>
+      <w:r>
+        <w:t xml:space="preserve"> Projekty wybranych interfejsów i formularzy procesowych</w:t>
+      </w:r>
+      <w:bookmarkEnd w:id="41"/>
+      <w:r>
+        <w:t xml:space="preserve"> </w:t>
+      </w:r>
+    </w:p>
+    <w:p>
+      <w:r>
+        <w:t>W celu zapewnienia maksymalnej ergonomii, kluczowe ekrany odzwierciedlające procesy biznesowe zostały zintegrowane w spójną graficznie sekwencję operacyjną.</w:t>
+      </w:r>
+    </w:p>
+    <w:p>
+      <w:r>
+        <w:rPr>
+          <w:noProof/>
+        </w:rPr>
+        <mc:AlternateContent>
+          <mc:Choice Requires="wps">
+            <w:drawing>
+              <wp:anchor distT="0" distB="0" distL="114300" distR="114300" simplePos="0" relativeHeight="251709440" behindDoc="0" locked="0" layoutInCell="1" allowOverlap="1" wp14:anchorId="56EDFC6F" wp14:editId="4512D88F">
+                <wp:simplePos x="0" y="0"/>
+                <wp:positionH relativeFrom="margin">
+                  <wp:posOffset>12700</wp:posOffset>
+                </wp:positionH>
+                <wp:positionV relativeFrom="paragraph">
+                  <wp:posOffset>3903980</wp:posOffset>
+                </wp:positionV>
+                <wp:extent cx="3873500" cy="190500"/>
+                <wp:effectExtent l="0" t="0" r="0" b="0"/>
+                <wp:wrapSquare wrapText="bothSides"/>
+                <wp:docPr id="544714741" name="Pole tekstowe 1"/>
+                <wp:cNvGraphicFramePr/>
+                <a:graphic xmlns:a="http://schemas.openxmlformats.org/drawingml/2006/main">
+                  <a:graphicData uri="http://schemas.microsoft.com/office/word/2010/wordprocessingShape">
+                    <wps:wsp>
+                      <wps:cNvSpPr txBox="1"/>
+                      <wps:spPr>
+                        <a:xfrm>
+                          <a:off x="0" y="0"/>
+                          <a:ext cx="3873500" cy="190500"/>
+                        </a:xfrm>
+                        <a:prstGeom prst="rect">
+                          <a:avLst/>
+                        </a:prstGeom>
+                        <a:solidFill>
+                          <a:prstClr val="white"/>
+                        </a:solidFill>
+                        <a:ln>
+                          <a:noFill/>
+                        </a:ln>
+                      </wps:spPr>
+                      <wps:txbx>
+                        <w:txbxContent>
+                          <w:p>
+                            <w:pPr>
+                              <w:pStyle w:val="Legenda"/>
+                              <w:rPr>
+                                <w:rFonts w:asciiTheme="majorHAnsi" w:hAnsiTheme="majorHAnsi"/>
+                                <w:noProof/>
+                                <w:color w:val="auto"/>
+                                <w:sz w:val="22"/>
+                                <w:szCs w:val="24"/>
+                              </w:rPr>
+                            </w:pPr>
+                            <w:r>
+                              <w:t>Rysunek 6.</w:t>
+                            </w:r>
+                            <w:r>
+                              <w:t>2</w:t>
+                            </w:r>
+                            <w:r>
+                              <w:t xml:space="preserve">. Projekt </w:t>
+                            </w:r>
+                            <w:r>
+                              <w:t>rozpoczęcia i zakończenia przejazdu oraz zgłaszania usterki</w:t>
+                            </w:r>
+                          </w:p>
+                        </w:txbxContent>
+                      </wps:txbx>
+                      <wps:bodyPr rot="0" spcFirstLastPara="0" vertOverflow="overflow" horzOverflow="overflow" vert="horz" wrap="square" lIns="0" tIns="0" rIns="0" bIns="0" numCol="1" spcCol="0" rtlCol="0" fromWordArt="0" anchor="t" anchorCtr="0" forceAA="0" compatLnSpc="1">
+                        <a:prstTxWarp prst="textNoShape">
+                          <a:avLst/>
+                        </a:prstTxWarp>
+                        <a:noAutofit/>
+                      </wps:bodyPr>
+                    </wps:wsp>
+                  </a:graphicData>
+                </a:graphic>
+                <wp14:sizeRelH relativeFrom="margin">
+                  <wp14:pctWidth>0</wp14:pctWidth>
+                </wp14:sizeRelH>
+                <wp14:sizeRelV relativeFrom="margin">
+                  <wp14:pctHeight>0</wp14:pctHeight>
+                </wp14:sizeRelV>
+              </wp:anchor>
+            </w:drawing>
+          </mc:Choice>
+          <mc:Fallback>
+            <w:pict>
+              <v:shape w14:anchorId="56EDFC6F" id="_x0000_s1042" type="#_x0000_t202" style="position:absolute;left:0;text-align:left;margin-left:1pt;margin-top:307.4pt;width:305pt;height:15pt;z-index:251709440;visibility:visible;mso-wrap-style:square;mso-width-percent:0;mso-height-percent:0;mso-wrap-distance-left:9pt;mso-wrap-distance-top:0;mso-wrap-distance-right:9pt;mso-wrap-distance-bottom:0;mso-position-horizontal:absolute;mso-position-horizontal-relative:margin;mso-position-vertical:absolute;mso-position-vertical-relative:text;mso-width-percent:0;mso-height-percent:0;mso-width-relative:margin;mso-height-relative:margin;v-text-anchor:top" o:gfxdata="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" stroked="f">
+                <v:textbox inset="0,0,0,0">
+                  <w:txbxContent>
+                    <w:p>
+                      <w:pPr>
+                        <w:pStyle w:val="Legenda"/>
+                        <w:rPr>
+                          <w:rFonts w:asciiTheme="majorHAnsi" w:hAnsiTheme="majorHAnsi"/>
+                          <w:noProof/>
+                          <w:color w:val="auto"/>
+                          <w:sz w:val="22"/>
+                          <w:szCs w:val="24"/>
+                        </w:rPr>
+                      </w:pPr>
+                      <w:r>
+                        <w:t>Rysunek 6.</w:t>
+                      </w:r>
+                      <w:r>
+                        <w:t>2</w:t>
+                      </w:r>
+                      <w:r>
+                        <w:t xml:space="preserve">. Projekt </w:t>
+                      </w:r>
+                      <w:r>
+                        <w:t>rozpoczęcia i zakończenia przejazdu oraz zgłaszania usterki</w:t>
+                      </w:r>
+                    </w:p>
+                  </w:txbxContent>
+                </v:textbox>
+                <w10:wrap type="square" anchorx="margin"/>
+              </v:shape>
+            </w:pict>
+          </mc:Fallback>
+        </mc:AlternateContent>
+      </w:r>
+      <w:r>
+        <w:rPr>
+          <w:noProof/>
+        </w:rPr>
         <w:drawing>
-          <wp:inline distT="0" distB="0" distL="0" distR="0" wp14:anchorId="5110768B" wp14:editId="7FA09420">
+          <wp:inline distT="0" distB="0" distL="0" distR="0" wp14:anchorId="5110768B" wp14:editId="1A33ABC6">
             <wp:extent cx="5727700" cy="3867150"/>
             <wp:effectExtent l="0" t="0" r="6350" b="0"/>
             <wp:docPr id="393272810" name="Obraz 2"/>
@@ -17401,7 +20846,7 @@
                     </pic:cNvPicPr>
                   </pic:nvPicPr>
                   <pic:blipFill>
-                    <a:blip r:embed="rId26">
+                    <a:blip r:embed="rId27">
                       <a:extLst>
                         <a:ext uri="{28A0092B-C50C-407E-A947-70E740481C1C}">
                           <a14:useLocalDpi xmlns:a14="http://schemas.microsoft.com/office/drawing/2010/main" val="0"/>
@@ -17434,9 +20879,429 @@
       </w:r>
     </w:p>
     <w:p/>
+    <w:p>
+      <w:r>
+        <w:t xml:space="preserve">a) </w:t>
+      </w:r>
+      <w:r>
+        <w:rPr>
+          <w:b/>
+          <w:bCs/>
+        </w:rPr>
+        <w:t>Potwierdzenie rozpoczęcia przejazdu:</w:t>
+      </w:r>
+      <w:r>
+        <w:t xml:space="preserve"> Formularz ten pojawia się natychmiast po poprawnym zeskanowaniu kodu QR i autoryzacji sesji przez zewnętrzny moduł IoT. Wyświetla czytelny komunikat o udanym odblokowaniu zamka pojazdu, dokładną godzinę startu oraz aktualny poziom naładowania baterii przypisanej jednostki, co eliminuje niepewność użytkownika przed ruszeniem w trasę.</w:t>
+      </w:r>
+    </w:p>
+    <w:p>
+      <w:r>
+        <w:t xml:space="preserve">b) </w:t>
+      </w:r>
+      <w:r>
+        <w:rPr>
+          <w:b/>
+          <w:bCs/>
+        </w:rPr>
+        <w:t>Zakończenie przejazdu:</w:t>
+      </w:r>
+      <w:r>
+        <w:t xml:space="preserve"> </w:t>
+      </w:r>
+      <w:r>
+        <w:t>Ekran generowany automatycznie po poprawnym zablokowaniu pojazdu w dozwolonej strefie, pełniący funkcję raportu dla użytkownika. Prezentuje zwizualizowany na mapie ślad pokonanej trasy oraz kluczowe metryki agregowane przez system: czas trwania, przebyty dystans, godziny graniczne oraz ostateczny koszt wypożyczenia wraz z aktualnym stanem konta po pobraniu opłaty.</w:t>
+      </w:r>
+    </w:p>
+    <w:p>
+      <w:r>
+        <w:t>c) Formularz zgłaszania usterki: Intuicyjny interfejs serwisowy w całości oparty na ikonografii. Użytkownik może zgłosić awarię poprzez kliknięcie w grafikę symbolizującą uszkodzony podzespół (np. kierownica, koło, hamulec), co maksymalnie skraca czas wysłania zgłoszenia do bazy danych i całkowicie eliminuje potrzebę manualnego wpisywania tekstu na klawiaturze.</w:t>
+      </w:r>
+    </w:p>
+    <w:p>
+      <w:pPr>
+        <w:pStyle w:val="Nagwek2"/>
+      </w:pPr>
+      <w:bookmarkStart w:id="42" w:name="_Toc230528245"/>
+      <w:r>
+        <w:t>6.</w:t>
+      </w:r>
+      <w:r>
+        <w:t>3</w:t>
+      </w:r>
+      <w:r>
+        <w:t>. Podsumowanie rozdziału</w:t>
+      </w:r>
+      <w:bookmarkEnd w:id="42"/>
+    </w:p>
+    <w:p>
+      <w:r>
+        <w:t xml:space="preserve">Zaprojektowany interfejs użytkownika systemu TurboRower w pełni realizuje założenia nowoczesnej inżynierii oprogramowania w obszarze UX/UI. Zastosowanie spójnej palety barw o wysokim kontraście, dużych elementów dotykowych oraz eliminacja zbędnych pól tekstowych na rzecz ikonografii i automatyzacji (skaner QR, graficzny </w:t>
+      </w:r>
+      <w:r>
+        <w:lastRenderedPageBreak/>
+        <w:t>formularz usterek) bezpośrednio przekłada się na ergonomię i szybkość obsługi aplikacji w warunkach miejskich. Separacja poszczególnych widoków i powiązanie ich z konkretnymi klasami granicznymi pozwa</w:t>
+      </w:r>
+      <w:r>
+        <w:t>l</w:t>
+      </w:r>
+      <w:r>
+        <w:t>a na bezproblemową implementację frontendową oraz zapewnia pełną skalowalność przy ewentualnym rozszerzaniu systemu o nowe funkcjonalności lub typy pojazdów w przyszłości.</w:t>
+      </w:r>
+    </w:p>
+    <w:p>
+      <w:pPr>
+        <w:pStyle w:val="Nagwek1"/>
+        <w:jc w:val="center"/>
+      </w:pPr>
+      <w:bookmarkStart w:id="43" w:name="_Toc230528246"/>
+      <w:r>
+        <w:t xml:space="preserve">Rozdział </w:t>
+      </w:r>
+      <w:r>
+        <w:t>7</w:t>
+      </w:r>
+      <w:r>
+        <w:t>. Praca zespołowa</w:t>
+      </w:r>
+      <w:bookmarkEnd w:id="43"/>
+    </w:p>
+    <w:p>
+      <w:r>
+        <w:t>W niniejszym rozdziale opisano strukturę organizacji zespołu projektowego, podział obowiązków pomiędzy poszczególnych członków oraz zestaw narzędzi wspomagających zarządzanie projektowe, kontrolę wersji i komunikację.</w:t>
+      </w:r>
+    </w:p>
+    <w:p>
+      <w:pPr>
+        <w:pStyle w:val="Nagwek2"/>
+      </w:pPr>
+      <w:bookmarkStart w:id="44" w:name="_Toc230528247"/>
+      <w:r>
+        <w:t>7</w:t>
+      </w:r>
+      <w:r>
+        <w:t>.1. Wykaz podziału prac</w:t>
+      </w:r>
+      <w:bookmarkEnd w:id="44"/>
+    </w:p>
+    <w:p>
+      <w:r>
+        <w:t>Projekt systemu „TurboRower” został zrealizowany w modelu iteracyjnym. Ze względu na interdyscyplinarny charakter systemu kompetencje w zespole zostały podzielone zgodnie z poniższym zestawieniem:</w:t>
+      </w:r>
+    </w:p>
+    <w:p>
+      <w:pPr>
+        <w:rPr>
+          <w:b/>
+          <w:bCs/>
+        </w:rPr>
+      </w:pPr>
+      <w:r>
+        <w:rPr>
+          <w:b/>
+          <w:bCs/>
+        </w:rPr>
+        <w:t>- Damian Elsner (Rola: Kierownik Projektu</w:t>
+      </w:r>
+      <w:r>
+        <w:rPr>
+          <w:b/>
+          <w:bCs/>
+        </w:rPr>
+        <w:t xml:space="preserve"> / Integrator Dokumentacji / Git Master):</w:t>
+      </w:r>
+    </w:p>
+    <w:p>
+      <w:r>
+        <w:tab/>
+        <w:t xml:space="preserve">- </w:t>
+      </w:r>
+      <w:r>
+        <w:rPr>
+          <w:b/>
+          <w:bCs/>
+        </w:rPr>
+        <w:t>Zarządzanie i organizacja:</w:t>
+      </w:r>
+      <w:r>
+        <w:t xml:space="preserve"> Definiowanie harmonogramu prac, wyznaczanie kamieni milowych, podział zadań w zespole oraz bieżąca kontrola terminowości i rozliczanie efektów</w:t>
+      </w:r>
+    </w:p>
+    <w:p>
+      <w:r>
+        <w:tab/>
+        <w:t xml:space="preserve">- </w:t>
+      </w:r>
+      <w:r>
+        <w:rPr>
+          <w:b/>
+          <w:bCs/>
+        </w:rPr>
+        <w:t>Zarządzanie konfiguracją i wersjami:</w:t>
+      </w:r>
+      <w:r>
+        <w:t xml:space="preserve"> Nadzór nad centralnym repozytorium systemowym na platformie GitHub, weryfikacja i scalanie zmian, prowadzenie oficjalnego dziennika modyfikacji (changelog).</w:t>
+      </w:r>
+    </w:p>
+    <w:p>
+      <w:r>
+        <w:tab/>
+        <w:t xml:space="preserve">- </w:t>
+      </w:r>
+      <w:r>
+        <w:rPr>
+          <w:b/>
+          <w:bCs/>
+        </w:rPr>
+        <w:t>Redakcja i inżynieria dokumentu:</w:t>
+      </w:r>
+      <w:r>
+        <w:t xml:space="preserve"> Skład, formatowanie i ostateczna redakcja techniczna całego dokumentu projektowego. Odpowiedzialność za spójność stylistyczną, korektę merytoryczną materiałów wejściowych, optymalizację układu graficznego oraz finalne opracowanie rozdziałów.</w:t>
+      </w:r>
+    </w:p>
+    <w:p>
+      <w:r>
+        <w:t xml:space="preserve">- </w:t>
+      </w:r>
+      <w:r>
+        <w:rPr>
+          <w:b/>
+          <w:bCs/>
+        </w:rPr>
+        <w:t>Adrian Dunal (Rola: Analityk Danych / Wsparcie Dokumentacyjne):</w:t>
+      </w:r>
+    </w:p>
+    <w:p>
+      <w:r>
+        <w:tab/>
+        <w:t xml:space="preserve">- </w:t>
+      </w:r>
+      <w:r>
+        <w:rPr>
+          <w:b/>
+          <w:bCs/>
+        </w:rPr>
+        <w:t>Analiza wymagań i struktur danych</w:t>
+      </w:r>
+      <w:r>
+        <w:rPr>
+          <w:b/>
+          <w:bCs/>
+        </w:rPr>
+        <w:t>:</w:t>
+      </w:r>
+      <w:r>
+        <w:t xml:space="preserve"> </w:t>
+      </w:r>
+      <w:r>
+        <w:t>Przetwarzanie specyfikacji technicznych oraz wyciąganie kluczowych wymagań funkcjonalnych systemu w celu ustrukturyzowania ich w formę tekstową i tabelaryczną.</w:t>
+      </w:r>
+    </w:p>
+    <w:p>
+      <w:r>
+        <w:tab/>
+        <w:t xml:space="preserve">- </w:t>
+      </w:r>
+      <w:r>
+        <w:rPr>
+          <w:b/>
+          <w:bCs/>
+        </w:rPr>
+        <w:t>Zasilanie merytoryczne</w:t>
+      </w:r>
+      <w:r>
+        <w:rPr>
+          <w:b/>
+          <w:bCs/>
+        </w:rPr>
+        <w:t xml:space="preserve"> dokumentacji</w:t>
+      </w:r>
+      <w:r>
+        <w:rPr>
+          <w:b/>
+          <w:bCs/>
+        </w:rPr>
+        <w:t>:</w:t>
+      </w:r>
+      <w:r>
+        <w:t xml:space="preserve"> Przygotowanie</w:t>
+      </w:r>
+      <w:r>
+        <w:t>, weryfikacja</w:t>
+      </w:r>
+      <w:r>
+        <w:t xml:space="preserve"> i dostarczenie surowych danych analitycznych oraz propozycji tabel</w:t>
+      </w:r>
+      <w:r>
+        <w:t xml:space="preserve"> dla</w:t>
+      </w:r>
+      <w:r>
+        <w:t xml:space="preserve"> scenariuszy przypadków użycia, przekazanych następnie do ostatecznej integracji w dokumencie głównym.</w:t>
+      </w:r>
+    </w:p>
+    <w:p>
+      <w:r>
+        <w:t xml:space="preserve">- </w:t>
+      </w:r>
+      <w:r>
+        <w:rPr>
+          <w:b/>
+          <w:bCs/>
+        </w:rPr>
+        <w:t>Maria Radzka (Rola: Główny Analityk Systemowy / Projektant UI/UX):</w:t>
+      </w:r>
+    </w:p>
+    <w:p>
+      <w:r>
+        <w:tab/>
+        <w:t xml:space="preserve">- </w:t>
+      </w:r>
+      <w:r>
+        <w:rPr>
+          <w:b/>
+          <w:bCs/>
+        </w:rPr>
+        <w:t>Modelowanie strukturalne i dynamiczne:</w:t>
+      </w:r>
+      <w:r>
+        <w:t xml:space="preserve"> Opracowanie i wygenerowanie pełnego zestawu diagramów w notacji UML (m.in. diagramy przypadków użycia, diagramy klas konceptualnych i implementacyjnych, diagramy obiektów dla sytuacji awaryjnych oraz diagramy analityczne)</w:t>
+      </w:r>
+    </w:p>
+    <w:p>
+      <w:r>
+        <w:tab/>
+        <w:t xml:space="preserve">- </w:t>
+      </w:r>
+      <w:r>
+        <w:rPr>
+          <w:b/>
+          <w:bCs/>
+        </w:rPr>
+        <w:t>Inżynieria interfejsów:</w:t>
+      </w:r>
+      <w:r>
+        <w:t xml:space="preserve"> Zaprojektowanie i przygotowanie kompletnego zestawu makiet oraz prototypów wysokiej wierności dla aplikacji mobilnej użytkownika</w:t>
+      </w:r>
+    </w:p>
+    <w:p>
+      <w:pPr>
+        <w:pStyle w:val="Nagwek2"/>
+      </w:pPr>
+      <w:bookmarkStart w:id="45" w:name="_Toc230528248"/>
+      <w:r>
+        <w:t>7</w:t>
+      </w:r>
+      <w:r>
+        <w:t>.2. Stosowane narzędzia i środowiska pracy</w:t>
+      </w:r>
+      <w:bookmarkEnd w:id="45"/>
+    </w:p>
+    <w:p>
+      <w:r>
+        <w:t>W celu zapewnienia płynnej współpracy i eliminacji konfliktów technologicznych, w projekcie wdrożono następujący ekosystem narzędziowy:</w:t>
+      </w:r>
+    </w:p>
+    <w:p>
+      <w:r>
+        <w:t xml:space="preserve">- </w:t>
+      </w:r>
+      <w:r>
+        <w:rPr>
+          <w:b/>
+          <w:bCs/>
+        </w:rPr>
+        <w:t>GitHub</w:t>
+      </w:r>
+      <w:r>
+        <w:rPr>
+          <w:b/>
+          <w:bCs/>
+        </w:rPr>
+        <w:t>:</w:t>
+      </w:r>
+      <w:r>
+        <w:t xml:space="preserve"> Centralne repozytorium</w:t>
+      </w:r>
+      <w:r>
+        <w:t xml:space="preserve"> dokumentacji projektowej systemu. Narzędzie wykorzystywane do wersjonowania kolejnych wydań dokumentu, prowadzenia historii zmian oraz publikacji oficjalnych sprawozdań przez Kierownika Projektu.</w:t>
+      </w:r>
+      <w:r>
+        <w:t xml:space="preserve"> </w:t>
+      </w:r>
+    </w:p>
+    <w:p>
+      <w:r>
+        <w:t xml:space="preserve">- </w:t>
+      </w:r>
+      <w:r>
+        <w:rPr>
+          <w:b/>
+          <w:bCs/>
+        </w:rPr>
+        <w:t>draw.io</w:t>
+      </w:r>
+      <w:r>
+        <w:rPr>
+          <w:b/>
+          <w:bCs/>
+        </w:rPr>
+        <w:t>:</w:t>
+      </w:r>
+      <w:r>
+        <w:t xml:space="preserve"> Główne środowisko graficzne wykorzystywane do zamodelowania i wygenerowania pełnej struktury diagramów w notacji UML</w:t>
+      </w:r>
+    </w:p>
+    <w:p>
+      <w:r>
+        <w:t xml:space="preserve">- </w:t>
+      </w:r>
+      <w:r>
+        <w:rPr>
+          <w:b/>
+          <w:bCs/>
+        </w:rPr>
+        <w:t>Figma:</w:t>
+      </w:r>
+      <w:r>
+        <w:t xml:space="preserve"> Środowisko projektowe, w którym przygotowano wysokiej jakości makiety interfejsu użytkownika</w:t>
+      </w:r>
+    </w:p>
+    <w:p>
+      <w:r>
+        <w:lastRenderedPageBreak/>
+        <w:t xml:space="preserve">- </w:t>
+      </w:r>
+      <w:r>
+        <w:rPr>
+          <w:b/>
+          <w:bCs/>
+        </w:rPr>
+        <w:t>Discord:</w:t>
+      </w:r>
+      <w:r>
+        <w:t xml:space="preserve"> Kanały komunikacji bieżącej do monitorowania statusu zadań.</w:t>
+      </w:r>
+    </w:p>
+    <w:p>
+      <w:pPr>
+        <w:pStyle w:val="Nagwek2"/>
+      </w:pPr>
+      <w:bookmarkStart w:id="46" w:name="_Toc230528249"/>
+      <w:r>
+        <w:t>7.3. Uwagi i wnioski z realizacji projektu</w:t>
+      </w:r>
+      <w:bookmarkEnd w:id="46"/>
+    </w:p>
+    <w:p>
+      <w:r>
+        <w:t xml:space="preserve">Praca w zespole trzyosobowym pozwoliła na równoległe prowadzenie procesów analitycznych oraz projektowych. Największym wyzwaniem inżynierskim była prawidłowa dekompozycja systemu na klasy graniczne, sterujące i encyjne, tak aby zachować </w:t>
+      </w:r>
+      <w:r>
+        <w:t>pełną spójność między diagramami a makietami interfejsu. Zastosowanie scentralizowanego przepływu pracy – gdzie członkowie zespołu przekazywali wypracowane materiały za pośrednictwem platformy komunikacyjnej Discord, a Kierownik Projektu dokonywał ich ostatecznej redakcji, weryfikacji i publikacji w repozytorium GitHub – pozwoliło na zachowanie idealnej integralności strukturalnej i wizualnej całego projektu dokumentacji.</w:t>
+      </w:r>
+    </w:p>
     <w:sectPr>
-      <w:headerReference w:type="default" r:id="rId27"/>
-      <w:footerReference w:type="default" r:id="rId28"/>
+      <w:headerReference w:type="default" r:id="rId28"/>
+      <w:footerReference w:type="default" r:id="rId29"/>
       <w:pgSz w:w="11906" w:h="16838"/>
       <w:pgMar w:top="1440" w:right="1440" w:bottom="1440" w:left="1440" w:header="708" w:footer="708" w:gutter="0"/>
       <w:cols w:space="708"/>
@@ -22326,6 +26191,62 @@
       <w:u w:val="single"/>
     </w:rPr>
   </w:style>
+  <w:style w:type="paragraph" w:styleId="Nagwekspisutreci">
+    <w:name w:val="TOC Heading"/>
+    <w:basedOn w:val="Nagwek1"/>
+    <w:next w:val="Normalny"/>
+    <w:uiPriority w:val="39"/>
+    <w:unhideWhenUsed/>
+    <w:qFormat/>
+    <w:rsid w:val="00904531"/>
+    <w:pPr>
+      <w:spacing w:line="259" w:lineRule="auto"/>
+      <w:jc w:val="left"/>
+      <w:outlineLvl w:val="9"/>
+    </w:pPr>
+    <w:rPr>
+      <w:color w:val="0F4761" w:themeColor="accent1" w:themeShade="BF"/>
+      <w:lang w:eastAsia="pl-PL"/>
+    </w:rPr>
+  </w:style>
+  <w:style w:type="paragraph" w:styleId="Spistreci1">
+    <w:name w:val="toc 1"/>
+    <w:basedOn w:val="Normalny"/>
+    <w:next w:val="Normalny"/>
+    <w:autoRedefine/>
+    <w:uiPriority w:val="39"/>
+    <w:unhideWhenUsed/>
+    <w:rsid w:val="00904531"/>
+    <w:pPr>
+      <w:spacing w:after="100"/>
+    </w:pPr>
+  </w:style>
+  <w:style w:type="paragraph" w:styleId="Spistreci2">
+    <w:name w:val="toc 2"/>
+    <w:basedOn w:val="Normalny"/>
+    <w:next w:val="Normalny"/>
+    <w:autoRedefine/>
+    <w:uiPriority w:val="39"/>
+    <w:unhideWhenUsed/>
+    <w:rsid w:val="00904531"/>
+    <w:pPr>
+      <w:spacing w:after="100"/>
+      <w:ind w:left="200"/>
+    </w:pPr>
+  </w:style>
+  <w:style w:type="paragraph" w:styleId="Spistreci3">
+    <w:name w:val="toc 3"/>
+    <w:basedOn w:val="Normalny"/>
+    <w:next w:val="Normalny"/>
+    <w:autoRedefine/>
+    <w:uiPriority w:val="39"/>
+    <w:unhideWhenUsed/>
+    <w:rsid w:val="00904531"/>
+    <w:pPr>
+      <w:spacing w:after="100"/>
+      <w:ind w:left="400"/>
+    </w:pPr>
+  </w:style>
 </w:styles>
 </file>
 
@@ -22588,4 +26509,16 @@
     </a:ext>
   </a:extLst>
 </a:theme>
+</file>
+
+<file path=customXml/item1.xml><?xml version="1.0" encoding="utf-8"?>
+<b:Sources xmlns:b="http://schemas.openxmlformats.org/officeDocument/2006/bibliography" xmlns="http://schemas.openxmlformats.org/officeDocument/2006/bibliography" SelectedStyle="\APASixthEditionOfficeOnline.xsl" StyleName="APA" Version="6"/>
+</file>
+
+<file path=customXml/itemProps1.xml><?xml version="1.0" encoding="utf-8"?>
+<ds:datastoreItem xmlns:ds="http://schemas.openxmlformats.org/officeDocument/2006/customXml" ds:itemID="{5D51641B-70CD-41C6-B2F6-198FBCE2EC53}">
+  <ds:schemaRefs>
+    <ds:schemaRef ds:uri="http://schemas.openxmlformats.org/officeDocument/2006/bibliography"/>
+  </ds:schemaRefs>
+</ds:datastoreItem>
 </file>
--- a/docs/ProjectDocumentation.docx
+++ b/docs/ProjectDocumentation.docx
@@ -20914,7 +20914,17 @@
     </w:p>
     <w:p>
       <w:r>
-        <w:t>c) Formularz zgłaszania usterki: Intuicyjny interfejs serwisowy w całości oparty na ikonografii. Użytkownik może zgłosić awarię poprzez kliknięcie w grafikę symbolizującą uszkodzony podzespół (np. kierownica, koło, hamulec), co maksymalnie skraca czas wysłania zgłoszenia do bazy danych i całkowicie eliminuje potrzebę manualnego wpisywania tekstu na klawiaturze.</w:t>
+        <w:t xml:space="preserve">c) </w:t>
+      </w:r>
+      <w:r>
+        <w:rPr>
+          <w:b/>
+          <w:bCs/>
+        </w:rPr>
+        <w:t>Formularz zgłaszania usterki:</w:t>
+      </w:r>
+      <w:r>
+        <w:t xml:space="preserve"> Intuicyjny interfejs serwisowy w całości oparty na ikonografii. Użytkownik może zgłosić awarię poprzez kliknięcie w grafikę symbolizującą uszkodzony podzespół (np. kierownica, koło, hamulec), co maksymalnie skraca czas wysłania zgłoszenia do bazy danych i całkowicie eliminuje potrzebę manualnego wpisywania tekstu na klawiaturze.</w:t>
       </w:r>
     </w:p>
     <w:p>
